--- a/cv/Sangay Wangchuk CV (complete).docx
+++ b/cv/Sangay Wangchuk CV (complete).docx
@@ -345,7 +345,7 @@
               </wp:anchor>
             </w:drawing>
           </mc:Choice>
-          <mc:Fallback xmlns:w16du="http://schemas.microsoft.com/office/word/2023/wordml/word16du" xmlns:w16sdtfl="http://schemas.microsoft.com/office/word/2024/wordml/sdtformatlock">
+          <mc:Fallback xmlns:w16sdtfl="http://schemas.microsoft.com/office/word/2024/wordml/sdtformatlock" xmlns:w16du="http://schemas.microsoft.com/office/word/2023/wordml/word16du">
             <w:pict>
               <v:oval w14:anchorId="79F97086" id="Oval 2" o:spid="_x0000_s1026" style="position:absolute;margin-left:-48.6pt;margin-top:-47.4pt;width:108pt;height:108pt;z-index:251762688;visibility:visible;mso-wrap-style:square;mso-width-percent:0;mso-height-percent:0;mso-wrap-distance-left:9pt;mso-wrap-distance-top:0;mso-wrap-distance-right:9pt;mso-wrap-distance-bottom:0;mso-position-horizontal:absolute;mso-position-horizontal-relative:text;mso-position-vertical:absolute;mso-position-vertical-relative:text;mso-width-percent:0;mso-height-percent:0;mso-width-relative:margin;mso-height-relative:margin;v-text-anchor:middle" o:gfxdata="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" stroked="f" strokeweight="1pt">
                 <v:fill r:id="rId6" o:title="" recolor="t" rotate="t" type="frame"/>
@@ -431,7 +431,7 @@
               </wp:anchor>
             </w:drawing>
           </mc:Choice>
-          <mc:Fallback xmlns:w16du="http://schemas.microsoft.com/office/word/2023/wordml/word16du" xmlns:w16sdtfl="http://schemas.microsoft.com/office/word/2024/wordml/sdtformatlock">
+          <mc:Fallback xmlns:w16sdtfl="http://schemas.microsoft.com/office/word/2024/wordml/sdtformatlock" xmlns:w16du="http://schemas.microsoft.com/office/word/2023/wordml/word16du">
             <w:pict>
               <v:roundrect w14:anchorId="45C747B7" id="Rectangle: Rounded Corners 1" o:spid="_x0000_s1026" style="position:absolute;margin-left:-75pt;margin-top:-97.8pt;width:153.6pt;height:900pt;z-index:251652096;visibility:visible;mso-wrap-style:square;mso-width-percent:0;mso-height-percent:0;mso-wrap-distance-left:9pt;mso-wrap-distance-top:0;mso-wrap-distance-right:9pt;mso-wrap-distance-bottom:0;mso-position-horizontal:absolute;mso-position-horizontal-relative:text;mso-position-vertical:absolute;mso-position-vertical-relative:text;mso-width-percent:0;mso-height-percent:0;mso-width-relative:margin;mso-height-relative:margin;v-text-anchor:middle" arcsize="10923f" o:gfxdata="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" fillcolor="#006" stroked="f" strokeweight="1pt">
                 <v:fill opacity="59110f"/>
@@ -509,7 +509,7 @@
               </wp:anchor>
             </w:drawing>
           </mc:Choice>
-          <mc:Fallback xmlns:w16du="http://schemas.microsoft.com/office/word/2023/wordml/word16du" xmlns:w16sdtfl="http://schemas.microsoft.com/office/word/2024/wordml/sdtformatlock">
+          <mc:Fallback xmlns:w16sdtfl="http://schemas.microsoft.com/office/word/2024/wordml/sdtformatlock" xmlns:w16du="http://schemas.microsoft.com/office/word/2023/wordml/word16du">
             <w:pict>
               <v:line w14:anchorId="402AB667" id="Straight Connector 4" o:spid="_x0000_s1026" style="position:absolute;z-index:251701248;visibility:visible;mso-wrap-style:square;mso-width-percent:0;mso-height-percent:0;mso-wrap-distance-left:9pt;mso-wrap-distance-top:0;mso-wrap-distance-right:9pt;mso-wrap-distance-bottom:0;mso-position-horizontal:absolute;mso-position-horizontal-relative:text;mso-position-vertical:absolute;mso-position-vertical-relative:text;mso-width-percent:0;mso-height-percent:0;mso-width-relative:margin;mso-height-relative:margin" from="233.35pt,157.55pt" to="233.35pt,236.75pt" o:gfxdata="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" strokecolor="#f93" strokeweight="1.5pt">
                 <v:stroke joinstyle="miter"/>
@@ -586,7 +586,7 @@
               </wp:anchor>
             </w:drawing>
           </mc:Choice>
-          <mc:Fallback xmlns:w16du="http://schemas.microsoft.com/office/word/2023/wordml/word16du" xmlns:w16sdtfl="http://schemas.microsoft.com/office/word/2024/wordml/sdtformatlock">
+          <mc:Fallback xmlns:w16sdtfl="http://schemas.microsoft.com/office/word/2024/wordml/sdtformatlock" xmlns:w16du="http://schemas.microsoft.com/office/word/2023/wordml/word16du">
             <w:pict>
               <v:line w14:anchorId="7F1B2F06" id="Straight Connector 4" o:spid="_x0000_s1026" style="position:absolute;z-index:251699200;visibility:visible;mso-wrap-style:square;mso-width-percent:0;mso-height-percent:0;mso-wrap-distance-left:9pt;mso-wrap-distance-top:0;mso-wrap-distance-right:9pt;mso-wrap-distance-bottom:0;mso-position-horizontal:absolute;mso-position-horizontal-relative:text;mso-position-vertical:absolute;mso-position-vertical-relative:text;mso-width-percent:0;mso-height-percent:0;mso-width-relative:margin;mso-height-relative:margin" from="233.4pt,77.4pt" to="233.4pt,156.6pt" o:gfxdata="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" strokecolor="#f93" strokeweight="1.5pt">
                 <v:stroke startarrow="oval" endarrow="oval" joinstyle="miter"/>
@@ -661,7 +661,7 @@
               </wp:anchor>
             </w:drawing>
           </mc:Choice>
-          <mc:Fallback xmlns:w16du="http://schemas.microsoft.com/office/word/2023/wordml/word16du" xmlns:w16sdtfl="http://schemas.microsoft.com/office/word/2024/wordml/sdtformatlock">
+          <mc:Fallback xmlns:w16sdtfl="http://schemas.microsoft.com/office/word/2024/wordml/sdtformatlock" xmlns:w16du="http://schemas.microsoft.com/office/word/2023/wordml/word16du">
             <w:pict>
               <v:line w14:anchorId="307587CA" id="Straight Connector 4" o:spid="_x0000_s1026" style="position:absolute;z-index:251666432;visibility:visible;mso-wrap-style:square;mso-width-percent:0;mso-wrap-distance-left:9pt;mso-wrap-distance-top:0;mso-wrap-distance-right:9pt;mso-wrap-distance-bottom:0;mso-position-horizontal:absolute;mso-position-horizontal-relative:text;mso-position-vertical:absolute;mso-position-vertical-relative:text;mso-width-percent:0;mso-width-relative:margin" from="98.05pt,66.35pt" to="494.05pt,66.35pt" o:gfxdata="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" strokecolor="#0d0d0d [3069]" strokeweight="1.5pt">
                 <v:stroke joinstyle="miter"/>
@@ -1458,7 +1458,7 @@
               </wp:anchor>
             </w:drawing>
           </mc:Choice>
-          <mc:Fallback xmlns:w16du="http://schemas.microsoft.com/office/word/2023/wordml/word16du" xmlns:w16sdtfl="http://schemas.microsoft.com/office/word/2024/wordml/sdtformatlock">
+          <mc:Fallback xmlns:w16sdtfl="http://schemas.microsoft.com/office/word/2024/wordml/sdtformatlock" xmlns:w16du="http://schemas.microsoft.com/office/word/2023/wordml/word16du">
             <w:pict>
               <v:group w14:anchorId="59414E58" id="Group 9" o:spid="_x0000_s1026" style="position:absolute;margin-left:301.1pt;margin-top:-32.9pt;width:21.6pt;height:21.6pt;z-index:251680768" coordsize="274320,274320" o:gfxdata="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">
                 <v:oval id="Oval 2" o:spid="_x0000_s1027" style="position:absolute;width:274320;height:274320;visibility:visible;mso-wrap-style:square;v-text-anchor:middle" o:gfxdata="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" stroked="f" strokeweight="1pt">
@@ -1618,7 +1618,7 @@
               </wp:anchor>
             </w:drawing>
           </mc:Choice>
-          <mc:Fallback xmlns:w16du="http://schemas.microsoft.com/office/word/2023/wordml/word16du" xmlns:w16sdtfl="http://schemas.microsoft.com/office/word/2024/wordml/sdtformatlock">
+          <mc:Fallback xmlns:w16sdtfl="http://schemas.microsoft.com/office/word/2024/wordml/sdtformatlock" xmlns:w16du="http://schemas.microsoft.com/office/word/2023/wordml/word16du">
             <w:pict>
               <v:group w14:anchorId="6C0D6C8F" id="Group 7" o:spid="_x0000_s1026" style="position:absolute;margin-left:302.05pt;margin-top:23.7pt;width:21.6pt;height:21.6pt;z-index:251686912" coordsize="274320,274320" o:gfxdata="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">
                 <v:oval id="Oval 2" o:spid="_x0000_s1027" style="position:absolute;width:274320;height:274320;visibility:visible;mso-wrap-style:square;v-text-anchor:middle" o:gfxdata="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" stroked="f" strokeweight="1pt">
@@ -1778,7 +1778,7 @@
               </wp:anchor>
             </w:drawing>
           </mc:Choice>
-          <mc:Fallback xmlns:w16du="http://schemas.microsoft.com/office/word/2023/wordml/word16du" xmlns:w16sdtfl="http://schemas.microsoft.com/office/word/2024/wordml/sdtformatlock">
+          <mc:Fallback xmlns:w16sdtfl="http://schemas.microsoft.com/office/word/2024/wordml/sdtformatlock" xmlns:w16du="http://schemas.microsoft.com/office/word/2023/wordml/word16du">
             <w:pict>
               <v:group w14:anchorId="6600D969" id="Group 8" o:spid="_x0000_s1026" style="position:absolute;margin-left:301.85pt;margin-top:-3.25pt;width:21.6pt;height:21.6pt;z-index:251683840" coordsize="274320,274320" o:gfxdata="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">
                 <v:oval id="Oval 2" o:spid="_x0000_s1027" style="position:absolute;width:274320;height:274320;visibility:visible;mso-wrap-style:square;v-text-anchor:middle" o:gfxdata="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" stroked="f" strokeweight="1pt">
@@ -5906,7 +5906,7 @@
               </wp:anchor>
             </w:drawing>
           </mc:Choice>
-          <mc:Fallback xmlns:w16du="http://schemas.microsoft.com/office/word/2023/wordml/word16du" xmlns:w16sdtfl="http://schemas.microsoft.com/office/word/2024/wordml/sdtformatlock">
+          <mc:Fallback xmlns:w16sdtfl="http://schemas.microsoft.com/office/word/2024/wordml/sdtformatlock" xmlns:w16du="http://schemas.microsoft.com/office/word/2023/wordml/word16du">
             <w:pict>
               <v:line w14:anchorId="16B56CD4" id="Straight Connector 4" o:spid="_x0000_s1026" style="position:absolute;z-index:251740160;visibility:visible;mso-wrap-style:square;mso-width-percent:0;mso-wrap-distance-left:9pt;mso-wrap-distance-top:0;mso-wrap-distance-right:9pt;mso-wrap-distance-bottom:0;mso-position-horizontal:absolute;mso-position-horizontal-relative:text;mso-position-vertical:absolute;mso-position-vertical-relative:text;mso-width-percent:0;mso-width-relative:margin" from="98pt,655.95pt" to="270.8pt,655.95pt" o:gfxdata="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" strokecolor="#d8d8d8 [2732]" strokeweight="2.25pt">
                 <v:stroke joinstyle="miter"/>
@@ -5978,7 +5978,7 @@
               </wp:anchor>
             </w:drawing>
           </mc:Choice>
-          <mc:Fallback xmlns:w16du="http://schemas.microsoft.com/office/word/2023/wordml/word16du" xmlns:w16sdtfl="http://schemas.microsoft.com/office/word/2024/wordml/sdtformatlock">
+          <mc:Fallback xmlns:w16sdtfl="http://schemas.microsoft.com/office/word/2024/wordml/sdtformatlock" xmlns:w16du="http://schemas.microsoft.com/office/word/2023/wordml/word16du">
             <w:pict>
               <v:line w14:anchorId="0F3C9DB1" id="Straight Connector 4" o:spid="_x0000_s1026" style="position:absolute;z-index:251754496;visibility:visible;mso-wrap-style:square;mso-width-percent:0;mso-wrap-distance-left:9pt;mso-wrap-distance-top:0;mso-wrap-distance-right:9pt;mso-wrap-distance-bottom:0;mso-position-horizontal:absolute;mso-position-horizontal-relative:text;mso-position-vertical:absolute;mso-position-vertical-relative:text;mso-width-percent:0;mso-width-relative:margin" from="305.95pt,616pt" to="428.35pt,616pt" o:gfxdata="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" strokecolor="#60c" strokeweight="2.25pt">
                 <v:stroke joinstyle="miter"/>
@@ -6050,7 +6050,7 @@
               </wp:anchor>
             </w:drawing>
           </mc:Choice>
-          <mc:Fallback xmlns:w16du="http://schemas.microsoft.com/office/word/2023/wordml/word16du" xmlns:w16sdtfl="http://schemas.microsoft.com/office/word/2024/wordml/sdtformatlock">
+          <mc:Fallback xmlns:w16sdtfl="http://schemas.microsoft.com/office/word/2024/wordml/sdtformatlock" xmlns:w16du="http://schemas.microsoft.com/office/word/2023/wordml/word16du">
             <w:pict>
               <v:line w14:anchorId="1711B098" id="Straight Connector 4" o:spid="_x0000_s1026" style="position:absolute;z-index:251748352;visibility:visible;mso-wrap-style:square;mso-width-percent:0;mso-wrap-distance-left:9pt;mso-wrap-distance-top:0;mso-wrap-distance-right:9pt;mso-wrap-distance-bottom:0;mso-position-horizontal:absolute;mso-position-horizontal-relative:text;mso-position-vertical:absolute;mso-position-vertical-relative:text;mso-width-percent:0;mso-width-relative:margin" from="98.1pt,616.15pt" to="242.1pt,616.15pt" o:gfxdata="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" strokecolor="#60c" strokeweight="2.25pt">
                 <v:stroke joinstyle="miter"/>
@@ -6124,7 +6124,7 @@
               </wp:anchor>
             </w:drawing>
           </mc:Choice>
-          <mc:Fallback xmlns:w16du="http://schemas.microsoft.com/office/word/2023/wordml/word16du" xmlns:w16sdtfl="http://schemas.microsoft.com/office/word/2024/wordml/sdtformatlock">
+          <mc:Fallback xmlns:w16sdtfl="http://schemas.microsoft.com/office/word/2024/wordml/sdtformatlock" xmlns:w16du="http://schemas.microsoft.com/office/word/2023/wordml/word16du">
             <w:pict>
               <v:line w14:anchorId="4126A5A5" id="Straight Connector 4" o:spid="_x0000_s1026" style="position:absolute;z-index:251744256;visibility:visible;mso-wrap-style:square;mso-width-percent:0;mso-wrap-distance-left:9pt;mso-wrap-distance-top:0;mso-wrap-distance-right:9pt;mso-wrap-distance-bottom:0;mso-position-horizontal:absolute;mso-position-horizontal-relative:text;mso-position-vertical:absolute;mso-position-vertical-relative:text;mso-width-percent:0;mso-width-relative:margin" from="306.7pt,645.45pt" to="479.5pt,645.45pt" o:gfxdata="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" strokecolor="#d8d8d8 [2732]" strokeweight="2.25pt">
                 <v:stroke joinstyle="miter"/>
@@ -6198,7 +6198,7 @@
               </wp:anchor>
             </w:drawing>
           </mc:Choice>
-          <mc:Fallback xmlns:w16du="http://schemas.microsoft.com/office/word/2023/wordml/word16du" xmlns:w16sdtfl="http://schemas.microsoft.com/office/word/2024/wordml/sdtformatlock">
+          <mc:Fallback xmlns:w16sdtfl="http://schemas.microsoft.com/office/word/2024/wordml/sdtformatlock" xmlns:w16du="http://schemas.microsoft.com/office/word/2023/wordml/word16du">
             <w:pict>
               <v:line w14:anchorId="1FBCB040" id="Straight Connector 4" o:spid="_x0000_s1026" style="position:absolute;z-index:251743232;visibility:visible;mso-wrap-style:square;mso-width-percent:0;mso-wrap-distance-left:9pt;mso-wrap-distance-top:0;mso-wrap-distance-right:9pt;mso-wrap-distance-bottom:0;mso-position-horizontal:absolute;mso-position-horizontal-relative:text;mso-position-vertical:absolute;mso-position-vertical-relative:text;mso-width-percent:0;mso-width-relative:margin" from="306.75pt,616.15pt" to="479.55pt,616.15pt" o:gfxdata="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" strokecolor="#d8d8d8 [2732]" strokeweight="2.25pt">
                 <v:stroke joinstyle="miter"/>
@@ -6272,7 +6272,7 @@
               </wp:anchor>
             </w:drawing>
           </mc:Choice>
-          <mc:Fallback xmlns:w16du="http://schemas.microsoft.com/office/word/2023/wordml/word16du" xmlns:w16sdtfl="http://schemas.microsoft.com/office/word/2024/wordml/sdtformatlock">
+          <mc:Fallback xmlns:w16sdtfl="http://schemas.microsoft.com/office/word/2024/wordml/sdtformatlock" xmlns:w16du="http://schemas.microsoft.com/office/word/2023/wordml/word16du">
             <w:pict>
               <v:line w14:anchorId="2219FFA3" id="Straight Connector 4" o:spid="_x0000_s1026" style="position:absolute;z-index:251742208;visibility:visible;mso-wrap-style:square;mso-width-percent:0;mso-wrap-distance-left:9pt;mso-wrap-distance-top:0;mso-wrap-distance-right:9pt;mso-wrap-distance-bottom:0;mso-position-horizontal:absolute;mso-position-horizontal-relative:text;mso-position-vertical:absolute;mso-position-vertical-relative:text;mso-width-percent:0;mso-width-relative:margin" from="306.45pt,587.4pt" to="479.25pt,587.4pt" o:gfxdata="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" strokecolor="#d8d8d8 [2732]" strokeweight="2.25pt">
                 <v:stroke joinstyle="miter"/>
@@ -6470,7 +6470,7 @@
               </wp:anchor>
             </w:drawing>
           </mc:Choice>
-          <mc:Fallback xmlns:w16du="http://schemas.microsoft.com/office/word/2023/wordml/word16du" xmlns:w16sdtfl="http://schemas.microsoft.com/office/word/2024/wordml/sdtformatlock">
+          <mc:Fallback xmlns:w16sdtfl="http://schemas.microsoft.com/office/word/2024/wordml/sdtformatlock" xmlns:w16du="http://schemas.microsoft.com/office/word/2023/wordml/word16du">
             <w:pict>
               <v:line w14:anchorId="5CC8A576" id="Straight Connector 4" o:spid="_x0000_s1026" style="position:absolute;z-index:251736064;visibility:visible;mso-wrap-style:square;mso-width-percent:0;mso-wrap-distance-left:9pt;mso-wrap-distance-top:0;mso-wrap-distance-right:9pt;mso-wrap-distance-bottom:0;mso-position-horizontal:absolute;mso-position-horizontal-relative:text;mso-position-vertical:absolute;mso-position-vertical-relative:text;mso-width-percent:0;mso-width-relative:margin" from="97.75pt,586.8pt" to="270.55pt,586.8pt" o:gfxdata="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" strokecolor="#d8d8d8 [2732]" strokeweight="2.25pt">
                 <v:stroke joinstyle="miter"/>
@@ -6544,7 +6544,7 @@
               </wp:anchor>
             </w:drawing>
           </mc:Choice>
-          <mc:Fallback xmlns:w16du="http://schemas.microsoft.com/office/word/2023/wordml/word16du" xmlns:w16sdtfl="http://schemas.microsoft.com/office/word/2024/wordml/sdtformatlock">
+          <mc:Fallback xmlns:w16sdtfl="http://schemas.microsoft.com/office/word/2024/wordml/sdtformatlock" xmlns:w16du="http://schemas.microsoft.com/office/word/2023/wordml/word16du">
             <w:pict>
               <v:line w14:anchorId="58FA8C51" id="Straight Connector 4" o:spid="_x0000_s1026" style="position:absolute;z-index:251738112;visibility:visible;mso-wrap-style:square;mso-width-percent:0;mso-wrap-distance-left:9pt;mso-wrap-distance-top:0;mso-wrap-distance-right:9pt;mso-wrap-distance-bottom:0;mso-position-horizontal:absolute;mso-position-horizontal-relative:text;mso-position-vertical:absolute;mso-position-vertical-relative:text;mso-width-percent:0;mso-width-relative:margin" from="98.05pt,616.4pt" to="270.85pt,616.4pt" o:gfxdata="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" strokecolor="#d8d8d8 [2732]" strokeweight="2.25pt">
                 <v:stroke joinstyle="miter"/>
@@ -7149,7 +7149,7 @@
               </wp:anchor>
             </w:drawing>
           </mc:Choice>
-          <mc:Fallback xmlns:w16du="http://schemas.microsoft.com/office/word/2023/wordml/word16du" xmlns:w16sdtfl="http://schemas.microsoft.com/office/word/2024/wordml/sdtformatlock">
+          <mc:Fallback xmlns:w16sdtfl="http://schemas.microsoft.com/office/word/2024/wordml/sdtformatlock" xmlns:w16du="http://schemas.microsoft.com/office/word/2023/wordml/word16du">
             <w:pict>
               <v:line w14:anchorId="328AB695" id="Straight Connector 4" o:spid="_x0000_s1026" style="position:absolute;z-index:251721728;visibility:visible;mso-wrap-style:square;mso-width-percent:0;mso-wrap-distance-left:9pt;mso-wrap-distance-top:0;mso-wrap-distance-right:9pt;mso-wrap-distance-bottom:0;mso-position-horizontal:absolute;mso-position-horizontal-relative:text;mso-position-vertical:absolute;mso-position-vertical-relative:text;mso-width-percent:0;mso-width-relative:margin" from="100.3pt,561.25pt" to="496.3pt,561.25pt" o:gfxdata="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" strokecolor="#0d0d0d [3069]" strokeweight="1.5pt">
                 <v:stroke joinstyle="miter"/>
@@ -7329,7 +7329,7 @@
               </wp:anchor>
             </w:drawing>
           </mc:Choice>
-          <mc:Fallback xmlns:w16du="http://schemas.microsoft.com/office/word/2023/wordml/word16du" xmlns:w16sdtfl="http://schemas.microsoft.com/office/word/2024/wordml/sdtformatlock">
+          <mc:Fallback xmlns:w16sdtfl="http://schemas.microsoft.com/office/word/2024/wordml/sdtformatlock" xmlns:w16du="http://schemas.microsoft.com/office/word/2023/wordml/word16du">
             <w:pict>
               <v:line w14:anchorId="25738D82" id="Straight Connector 4" o:spid="_x0000_s1026" style="position:absolute;z-index:251752448;visibility:visible;mso-wrap-style:square;mso-width-percent:0;mso-wrap-distance-left:9pt;mso-wrap-distance-top:0;mso-wrap-distance-right:9pt;mso-wrap-distance-bottom:0;mso-position-horizontal:absolute;mso-position-horizontal-relative:text;mso-position-vertical:absolute;mso-position-vertical-relative:text;mso-width-percent:0;mso-width-relative:margin" from="306.15pt,587.7pt" to="450.15pt,587.7pt" o:gfxdata="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" strokecolor="#60c" strokeweight="2.25pt">
                 <v:stroke joinstyle="miter"/>
@@ -7401,7 +7401,7 @@
               </wp:anchor>
             </w:drawing>
           </mc:Choice>
-          <mc:Fallback xmlns:w16du="http://schemas.microsoft.com/office/word/2023/wordml/word16du" xmlns:w16sdtfl="http://schemas.microsoft.com/office/word/2024/wordml/sdtformatlock">
+          <mc:Fallback xmlns:w16sdtfl="http://schemas.microsoft.com/office/word/2024/wordml/sdtformatlock" xmlns:w16du="http://schemas.microsoft.com/office/word/2023/wordml/word16du">
             <w:pict>
               <v:line w14:anchorId="45B2D826" id="Straight Connector 4" o:spid="_x0000_s1026" style="position:absolute;z-index:251756544;visibility:visible;mso-wrap-style:square;mso-width-percent:0;mso-wrap-distance-left:9pt;mso-wrap-distance-top:0;mso-wrap-distance-right:9pt;mso-wrap-distance-bottom:0;mso-position-horizontal:absolute;mso-position-horizontal-relative:text;mso-position-vertical:absolute;mso-position-vertical-relative:text;mso-width-percent:0;mso-width-relative:margin" from="306.7pt,645.1pt" to="450.7pt,645.1pt" o:gfxdata="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" strokecolor="#60c" strokeweight="2.25pt">
                 <v:stroke joinstyle="miter"/>
@@ -7473,7 +7473,7 @@
               </wp:anchor>
             </w:drawing>
           </mc:Choice>
-          <mc:Fallback xmlns:w16du="http://schemas.microsoft.com/office/word/2023/wordml/word16du" xmlns:w16sdtfl="http://schemas.microsoft.com/office/word/2024/wordml/sdtformatlock">
+          <mc:Fallback xmlns:w16sdtfl="http://schemas.microsoft.com/office/word/2024/wordml/sdtformatlock" xmlns:w16du="http://schemas.microsoft.com/office/word/2023/wordml/word16du">
             <w:pict>
               <v:line w14:anchorId="5BAC34AD" id="Straight Connector 4" o:spid="_x0000_s1026" style="position:absolute;z-index:251746304;visibility:visible;mso-wrap-style:square;mso-width-percent:0;mso-wrap-distance-left:9pt;mso-wrap-distance-top:0;mso-wrap-distance-right:9pt;mso-wrap-distance-bottom:0;mso-position-horizontal:absolute;mso-position-horizontal-relative:text;mso-position-vertical:absolute;mso-position-vertical-relative:text;mso-width-percent:0;mso-width-relative:margin" from="97.7pt,586.75pt" to="241.7pt,586.75pt" o:gfxdata="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" strokecolor="#60c" strokeweight="2.25pt">
                 <v:stroke joinstyle="miter"/>
@@ -7550,7 +7550,7 @@
               </wp:anchor>
             </w:drawing>
           </mc:Choice>
-          <mc:Fallback xmlns:w16du="http://schemas.microsoft.com/office/word/2023/wordml/word16du" xmlns:w16sdtfl="http://schemas.microsoft.com/office/word/2024/wordml/sdtformatlock">
+          <mc:Fallback xmlns:w16sdtfl="http://schemas.microsoft.com/office/word/2024/wordml/sdtformatlock" xmlns:w16du="http://schemas.microsoft.com/office/word/2023/wordml/word16du">
             <w:pict>
               <v:line w14:anchorId="2FBD1DF8" id="Straight Connector 4" o:spid="_x0000_s1026" style="position:absolute;z-index:251710464;visibility:visible;mso-wrap-style:square;mso-width-percent:0;mso-height-percent:0;mso-wrap-distance-left:9pt;mso-wrap-distance-top:0;mso-wrap-distance-right:9pt;mso-wrap-distance-bottom:0;mso-position-horizontal:absolute;mso-position-horizontal-relative:text;mso-position-vertical:absolute;mso-position-vertical-relative:text;mso-width-percent:0;mso-height-percent:0;mso-width-relative:margin;mso-height-relative:margin" from="233.25pt,471.3pt" to="233.25pt,528.9pt" o:gfxdata="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" strokecolor="#f93" strokeweight="1.5pt">
                 <v:stroke joinstyle="miter"/>
@@ -8901,7 +8901,7 @@
               </wp:anchor>
             </w:drawing>
           </mc:Choice>
-          <mc:Fallback xmlns:w16du="http://schemas.microsoft.com/office/word/2023/wordml/word16du" xmlns:w16sdtfl="http://schemas.microsoft.com/office/word/2024/wordml/sdtformatlock">
+          <mc:Fallback xmlns:w16sdtfl="http://schemas.microsoft.com/office/word/2024/wordml/sdtformatlock" xmlns:w16du="http://schemas.microsoft.com/office/word/2023/wordml/word16du">
             <w:pict>
               <v:line w14:anchorId="5C93A3C6" id="Straight Connector 4" o:spid="_x0000_s1026" style="position:absolute;z-index:251717632;visibility:visible;mso-wrap-style:square;mso-width-percent:0;mso-height-percent:0;mso-wrap-distance-left:9pt;mso-wrap-distance-top:0;mso-wrap-distance-right:9pt;mso-wrap-distance-bottom:0;mso-position-horizontal:absolute;mso-position-horizontal-relative:text;mso-position-vertical:absolute;mso-position-vertical-relative:text;mso-width-percent:0;mso-height-percent:0;mso-width-relative:margin;mso-height-relative:margin" from="233.25pt,316.25pt" to="233.25pt,395.45pt" o:gfxdata="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" strokecolor="#f93" strokeweight="1.5pt">
                 <v:stroke startarrow="oval" endarrow="oval" joinstyle="miter"/>
@@ -8978,7 +8978,7 @@
               </wp:anchor>
             </w:drawing>
           </mc:Choice>
-          <mc:Fallback xmlns:w16du="http://schemas.microsoft.com/office/word/2023/wordml/word16du" xmlns:w16sdtfl="http://schemas.microsoft.com/office/word/2024/wordml/sdtformatlock">
+          <mc:Fallback xmlns:w16sdtfl="http://schemas.microsoft.com/office/word/2024/wordml/sdtformatlock" xmlns:w16du="http://schemas.microsoft.com/office/word/2023/wordml/word16du">
             <w:pict>
               <v:line w14:anchorId="1CDFBA4C" id="Straight Connector 4" o:spid="_x0000_s1026" style="position:absolute;z-index:251709440;visibility:visible;mso-wrap-style:square;mso-width-percent:0;mso-height-percent:0;mso-wrap-distance-left:9pt;mso-wrap-distance-top:0;mso-wrap-distance-right:9pt;mso-wrap-distance-bottom:0;mso-position-horizontal:absolute;mso-position-horizontal-relative:text;mso-position-vertical:absolute;mso-position-vertical-relative:text;mso-width-percent:0;mso-height-percent:0;mso-width-relative:margin;mso-height-relative:margin" from="233.1pt,216.15pt" to="233.1pt,316.95pt" o:gfxdata="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" strokecolor="#f93" strokeweight="1.5pt">
                 <v:stroke startarrow="oval" endarrow="oval" joinstyle="miter"/>
@@ -9055,7 +9055,7 @@
               </wp:anchor>
             </w:drawing>
           </mc:Choice>
-          <mc:Fallback xmlns:w16du="http://schemas.microsoft.com/office/word/2023/wordml/word16du" xmlns:w16sdtfl="http://schemas.microsoft.com/office/word/2024/wordml/sdtformatlock">
+          <mc:Fallback xmlns:w16sdtfl="http://schemas.microsoft.com/office/word/2024/wordml/sdtformatlock" xmlns:w16du="http://schemas.microsoft.com/office/word/2023/wordml/word16du">
             <w:pict>
               <v:line w14:anchorId="5FC6C4C9" id="Straight Connector 4" o:spid="_x0000_s1026" style="position:absolute;z-index:251719680;visibility:visible;mso-wrap-style:square;mso-width-percent:0;mso-height-percent:0;mso-wrap-distance-left:9pt;mso-wrap-distance-top:0;mso-wrap-distance-right:9pt;mso-wrap-distance-bottom:0;mso-position-horizontal:absolute;mso-position-horizontal-relative:text;mso-position-vertical:absolute;mso-position-vertical-relative:text;mso-width-percent:0;mso-height-percent:0;mso-width-relative:margin;mso-height-relative:margin" from="233.25pt,394.45pt" to="233.25pt,473.65pt" o:gfxdata="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" strokecolor="#f93" strokeweight="1.5pt">
                 <v:stroke startarrow="oval" endarrow="oval" joinstyle="miter"/>
@@ -9238,7 +9238,7 @@
               </wp:anchor>
             </w:drawing>
           </mc:Choice>
-          <mc:Fallback xmlns:w16du="http://schemas.microsoft.com/office/word/2023/wordml/word16du" xmlns:w16sdtfl="http://schemas.microsoft.com/office/word/2024/wordml/sdtformatlock">
+          <mc:Fallback xmlns:w16sdtfl="http://schemas.microsoft.com/office/word/2024/wordml/sdtformatlock" xmlns:w16du="http://schemas.microsoft.com/office/word/2023/wordml/word16du">
             <w:pict>
               <v:line w14:anchorId="74B3887C" id="Straight Connector 4" o:spid="_x0000_s1026" style="position:absolute;z-index:251697152;visibility:visible;mso-wrap-style:square;mso-width-percent:0;mso-wrap-distance-left:9pt;mso-wrap-distance-top:0;mso-wrap-distance-right:9pt;mso-wrap-distance-bottom:0;mso-position-horizontal:absolute;mso-position-horizontal-relative:text;mso-position-vertical:absolute;mso-position-vertical-relative:text;mso-width-percent:0;mso-width-relative:margin" from="98pt,201.75pt" to="494pt,201.75pt" o:gfxdata="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" strokecolor="#0d0d0d [3069]" strokeweight="1.5pt">
                 <v:stroke joinstyle="miter"/>
@@ -9439,12 +9439,14 @@
           </mc:Fallback>
         </mc:AlternateContent>
       </w:r>
+      <w:proofErr w:type="spellStart"/>
       <w:r>
         <w:rPr>
           <w:rFonts w:ascii="Arial" w:hAnsi="Arial" w:cs="Arial"/>
         </w:rPr>
         <w:t>qq</w:t>
       </w:r>
+      <w:proofErr w:type="spellEnd"/>
       <w:r>
         <w:rPr>
           <w:rFonts w:ascii="Arial" w:hAnsi="Arial" w:cs="Arial"/>
@@ -9623,7 +9625,25 @@
           <w:color w:val="000000" w:themeColor="text1"/>
           <w:szCs w:val="22"/>
         </w:rPr>
-        <w:t>Water Source Sampling and Water Quality Testing for Dorjilung Hydropower Project Limited</w:t>
+        <w:t xml:space="preserve">Water Source Sampling and Water Quality Testing for </w:t>
+      </w:r>
+      <w:proofErr w:type="spellStart"/>
+      <w:r>
+        <w:rPr>
+          <w:rFonts w:ascii="Quicksand" w:hAnsi="Quicksand" w:cs="Arial"/>
+          <w:color w:val="000000" w:themeColor="text1"/>
+          <w:szCs w:val="22"/>
+        </w:rPr>
+        <w:t>Dorjilung</w:t>
+      </w:r>
+      <w:proofErr w:type="spellEnd"/>
+      <w:r>
+        <w:rPr>
+          <w:rFonts w:ascii="Quicksand" w:hAnsi="Quicksand" w:cs="Arial"/>
+          <w:color w:val="000000" w:themeColor="text1"/>
+          <w:szCs w:val="22"/>
+        </w:rPr>
+        <w:t xml:space="preserve"> Hydropower Project Limited</w:t>
       </w:r>
       <w:r>
         <w:rPr>
@@ -9825,7 +9845,25 @@
           <w:color w:val="000000" w:themeColor="text1"/>
           <w:szCs w:val="22"/>
         </w:rPr>
-        <w:t xml:space="preserve">kV D/C Gamri I &amp; II Transmission Line projects, funded by </w:t>
+        <w:t xml:space="preserve">kV D/C </w:t>
+      </w:r>
+      <w:proofErr w:type="spellStart"/>
+      <w:r>
+        <w:rPr>
+          <w:rFonts w:ascii="Quicksand" w:hAnsi="Quicksand" w:cs="Arial"/>
+          <w:color w:val="000000" w:themeColor="text1"/>
+          <w:szCs w:val="22"/>
+        </w:rPr>
+        <w:t>Gamri</w:t>
+      </w:r>
+      <w:proofErr w:type="spellEnd"/>
+      <w:r>
+        <w:rPr>
+          <w:rFonts w:ascii="Quicksand" w:hAnsi="Quicksand" w:cs="Arial"/>
+          <w:color w:val="000000" w:themeColor="text1"/>
+          <w:szCs w:val="22"/>
+        </w:rPr>
+        <w:t xml:space="preserve"> I &amp; II Transmission Line projects, funded by </w:t>
       </w:r>
       <w:r>
         <w:rPr>
@@ -10036,20 +10074,30 @@
         </w:rPr>
         <w:t xml:space="preserve"> </w:t>
       </w:r>
+      <w:proofErr w:type="spellStart"/>
       <w:r>
         <w:rPr>
           <w:rFonts w:ascii="Quicksand" w:hAnsi="Quicksand"/>
           <w:szCs w:val="22"/>
         </w:rPr>
-        <w:t>Jampelyang Hotel</w:t>
-      </w:r>
+        <w:t>Jampelyang</w:t>
+      </w:r>
+      <w:proofErr w:type="spellEnd"/>
       <w:r>
         <w:rPr>
           <w:rFonts w:ascii="Quicksand" w:hAnsi="Quicksand"/>
           <w:szCs w:val="22"/>
         </w:rPr>
+        <w:t xml:space="preserve"> Hotel</w:t>
+      </w:r>
+      <w:r>
+        <w:rPr>
+          <w:rFonts w:ascii="Quicksand" w:hAnsi="Quicksand"/>
+          <w:szCs w:val="22"/>
+        </w:rPr>
         <w:t xml:space="preserve">, </w:t>
       </w:r>
+      <w:proofErr w:type="spellStart"/>
       <w:r>
         <w:rPr>
           <w:rFonts w:ascii="Quicksand" w:hAnsi="Quicksand"/>
@@ -10057,6 +10105,7 @@
         </w:rPr>
         <w:t>Haa</w:t>
       </w:r>
+      <w:proofErr w:type="spellEnd"/>
       <w:r>
         <w:rPr>
           <w:rFonts w:ascii="Quicksand" w:hAnsi="Quicksand"/>
@@ -10189,7 +10238,23 @@
           <w:rFonts w:ascii="Quicksand" w:hAnsi="Quicksand"/>
           <w:szCs w:val="22"/>
         </w:rPr>
-        <w:t xml:space="preserve"> Sherabgatshel Primary School, Thimphu (</w:t>
+        <w:t xml:space="preserve"> </w:t>
+      </w:r>
+      <w:proofErr w:type="spellStart"/>
+      <w:r>
+        <w:rPr>
+          <w:rFonts w:ascii="Quicksand" w:hAnsi="Quicksand"/>
+          <w:szCs w:val="22"/>
+        </w:rPr>
+        <w:t>Sherabgatshel</w:t>
+      </w:r>
+      <w:proofErr w:type="spellEnd"/>
+      <w:r>
+        <w:rPr>
+          <w:rFonts w:ascii="Quicksand" w:hAnsi="Quicksand"/>
+          <w:szCs w:val="22"/>
+        </w:rPr>
+        <w:t xml:space="preserve"> Primary School, Thimphu (</w:t>
       </w:r>
       <w:r>
         <w:rPr>
@@ -10401,7 +10466,23 @@
           <w:rFonts w:ascii="Quicksand" w:hAnsi="Quicksand"/>
           <w:szCs w:val="22"/>
         </w:rPr>
-        <w:t>, guiding the integration of feedback into the revised STEM curriculum during a strategic retreat at Lingkhar Resort (June 6, 2025).</w:t>
+        <w:t xml:space="preserve">, guiding the integration of feedback into the revised STEM curriculum during a strategic retreat at </w:t>
+      </w:r>
+      <w:proofErr w:type="spellStart"/>
+      <w:r>
+        <w:rPr>
+          <w:rFonts w:ascii="Quicksand" w:hAnsi="Quicksand"/>
+          <w:szCs w:val="22"/>
+        </w:rPr>
+        <w:t>Lingkhar</w:t>
+      </w:r>
+      <w:proofErr w:type="spellEnd"/>
+      <w:r>
+        <w:rPr>
+          <w:rFonts w:ascii="Quicksand" w:hAnsi="Quicksand"/>
+          <w:szCs w:val="22"/>
+        </w:rPr>
+        <w:t xml:space="preserve"> Resort (June 6, 2025).</w:t>
       </w:r>
     </w:p>
     <w:p>
@@ -10441,7 +10522,23 @@
           <w:rFonts w:ascii="Quicksand" w:hAnsi="Quicksand"/>
           <w:szCs w:val="22"/>
         </w:rPr>
-        <w:t>Spearheaded a 6-day faculty workshop at Lingkhar Resort (June 6-11, 2025) to redesign the BSc in Chemistry program, ensuring alignment with international academic and industrial standards.</w:t>
+        <w:t xml:space="preserve">Spearheaded a 6-day faculty workshop at </w:t>
+      </w:r>
+      <w:proofErr w:type="spellStart"/>
+      <w:r>
+        <w:rPr>
+          <w:rFonts w:ascii="Quicksand" w:hAnsi="Quicksand"/>
+          <w:szCs w:val="22"/>
+        </w:rPr>
+        <w:t>Lingkhar</w:t>
+      </w:r>
+      <w:proofErr w:type="spellEnd"/>
+      <w:r>
+        <w:rPr>
+          <w:rFonts w:ascii="Quicksand" w:hAnsi="Quicksand"/>
+          <w:szCs w:val="22"/>
+        </w:rPr>
+        <w:t xml:space="preserve"> Resort (June 6-11, 2025) to redesign the BSc in Chemistry program, ensuring alignment with international academic and industrial standards.</w:t>
       </w:r>
     </w:p>
     <w:p>
@@ -10486,7 +10583,23 @@
           <w:rFonts w:ascii="Quicksand" w:hAnsi="Quicksand"/>
           <w:szCs w:val="22"/>
         </w:rPr>
-        <w:t>Bhutan’s Class IX Chemistry FlexBook®, CK-12 Foundation (USA), HM Secretariat</w:t>
+        <w:t xml:space="preserve">Bhutan’s Class IX Chemistry </w:t>
+      </w:r>
+      <w:proofErr w:type="spellStart"/>
+      <w:r>
+        <w:rPr>
+          <w:rFonts w:ascii="Quicksand" w:hAnsi="Quicksand"/>
+          <w:szCs w:val="22"/>
+        </w:rPr>
+        <w:t>FlexBook</w:t>
+      </w:r>
+      <w:proofErr w:type="spellEnd"/>
+      <w:r>
+        <w:rPr>
+          <w:rFonts w:ascii="Quicksand" w:hAnsi="Quicksand"/>
+          <w:szCs w:val="22"/>
+        </w:rPr>
+        <w:t>®, CK-12 Foundation (USA), HM Secretariat</w:t>
       </w:r>
       <w:r>
         <w:rPr>
@@ -11330,7 +11443,25 @@
           <w:sz w:val="22"/>
           <w:szCs w:val="22"/>
         </w:rPr>
-        <w:t xml:space="preserve"> for the 20 MW Yungichhu Hydropower Project, funded by DGPC (2021)</w:t>
+        <w:t xml:space="preserve"> for the 20 MW </w:t>
+      </w:r>
+      <w:proofErr w:type="spellStart"/>
+      <w:r>
+        <w:rPr>
+          <w:rFonts w:ascii="Quicksand" w:hAnsi="Quicksand" w:cs="Arial"/>
+          <w:sz w:val="22"/>
+          <w:szCs w:val="22"/>
+        </w:rPr>
+        <w:t>Yungichhu</w:t>
+      </w:r>
+      <w:proofErr w:type="spellEnd"/>
+      <w:r>
+        <w:rPr>
+          <w:rFonts w:ascii="Quicksand" w:hAnsi="Quicksand" w:cs="Arial"/>
+          <w:sz w:val="22"/>
+          <w:szCs w:val="22"/>
+        </w:rPr>
+        <w:t xml:space="preserve"> Hydropower Project, funded by DGPC (2021)</w:t>
       </w:r>
     </w:p>
     <w:p>
@@ -11391,7 +11522,25 @@
           <w:sz w:val="22"/>
           <w:szCs w:val="22"/>
         </w:rPr>
-        <w:t xml:space="preserve"> for the 8 MW Thungdiri Hydropower Project, funded by DGPC (2021)</w:t>
+        <w:t xml:space="preserve"> for the 8 MW </w:t>
+      </w:r>
+      <w:proofErr w:type="spellStart"/>
+      <w:r>
+        <w:rPr>
+          <w:rFonts w:ascii="Quicksand" w:hAnsi="Quicksand" w:cs="Arial"/>
+          <w:sz w:val="22"/>
+          <w:szCs w:val="22"/>
+        </w:rPr>
+        <w:t>Thungdiri</w:t>
+      </w:r>
+      <w:proofErr w:type="spellEnd"/>
+      <w:r>
+        <w:rPr>
+          <w:rFonts w:ascii="Quicksand" w:hAnsi="Quicksand" w:cs="Arial"/>
+          <w:sz w:val="22"/>
+          <w:szCs w:val="22"/>
+        </w:rPr>
+        <w:t xml:space="preserve"> Hydropower Project, funded by DGPC (2021)</w:t>
       </w:r>
     </w:p>
     <w:p>
@@ -11546,7 +11695,31 @@
           <w:sz w:val="22"/>
           <w:szCs w:val="22"/>
         </w:rPr>
-        <w:t>Hydrograph Separation of Streamflow Using Geochemical Tracers in Paa Chu Basin</w:t>
+        <w:t xml:space="preserve">Hydrograph Separation of Streamflow Using Geochemical Tracers in </w:t>
+      </w:r>
+      <w:proofErr w:type="spellStart"/>
+      <w:r>
+        <w:rPr>
+          <w:rStyle w:val="Emphasis"/>
+          <w:rFonts w:ascii="Quicksand" w:hAnsi="Quicksand" w:cs="Arial"/>
+          <w:i w:val="0"/>
+          <w:iCs w:val="0"/>
+          <w:sz w:val="22"/>
+          <w:szCs w:val="22"/>
+        </w:rPr>
+        <w:t>Paa</w:t>
+      </w:r>
+      <w:proofErr w:type="spellEnd"/>
+      <w:r>
+        <w:rPr>
+          <w:rStyle w:val="Emphasis"/>
+          <w:rFonts w:ascii="Quicksand" w:hAnsi="Quicksand" w:cs="Arial"/>
+          <w:i w:val="0"/>
+          <w:iCs w:val="0"/>
+          <w:sz w:val="22"/>
+          <w:szCs w:val="22"/>
+        </w:rPr>
+        <w:t xml:space="preserve"> Chu Basin</w:t>
       </w:r>
       <w:r>
         <w:rPr>
@@ -11788,7 +11961,29 @@
           <w:szCs w:val="22"/>
           <w:lang w:val="en-GB"/>
         </w:rPr>
-        <w:t xml:space="preserve"> from Dorjilung Hydropower Project Limited (DHPL)</w:t>
+        <w:t xml:space="preserve"> from </w:t>
+      </w:r>
+      <w:proofErr w:type="spellStart"/>
+      <w:r>
+        <w:rPr>
+          <w:rFonts w:ascii="Quicksand" w:hAnsi="Quicksand"/>
+          <w:color w:val="000000" w:themeColor="text1"/>
+          <w:sz w:val="22"/>
+          <w:szCs w:val="22"/>
+          <w:lang w:val="en-GB"/>
+        </w:rPr>
+        <w:t>Dorjilung</w:t>
+      </w:r>
+      <w:proofErr w:type="spellEnd"/>
+      <w:r>
+        <w:rPr>
+          <w:rFonts w:ascii="Quicksand" w:hAnsi="Quicksand"/>
+          <w:color w:val="000000" w:themeColor="text1"/>
+          <w:sz w:val="22"/>
+          <w:szCs w:val="22"/>
+          <w:lang w:val="en-GB"/>
+        </w:rPr>
+        <w:t xml:space="preserve"> Hydropower Project Limited (DHPL)</w:t>
       </w:r>
       <w:r>
         <w:rPr>
@@ -12026,7 +12221,27 @@
           <w:sz w:val="22"/>
           <w:szCs w:val="22"/>
         </w:rPr>
-        <w:t>kV D/C Gamri I &amp; II Transmission Line projects.</w:t>
+        <w:t xml:space="preserve">kV D/C </w:t>
+      </w:r>
+      <w:proofErr w:type="spellStart"/>
+      <w:r>
+        <w:rPr>
+          <w:rFonts w:ascii="Quicksand" w:hAnsi="Quicksand"/>
+          <w:color w:val="000000" w:themeColor="text1"/>
+          <w:sz w:val="22"/>
+          <w:szCs w:val="22"/>
+        </w:rPr>
+        <w:t>Gamri</w:t>
+      </w:r>
+      <w:proofErr w:type="spellEnd"/>
+      <w:r>
+        <w:rPr>
+          <w:rFonts w:ascii="Quicksand" w:hAnsi="Quicksand"/>
+          <w:color w:val="000000" w:themeColor="text1"/>
+          <w:sz w:val="22"/>
+          <w:szCs w:val="22"/>
+        </w:rPr>
+        <w:t xml:space="preserve"> I &amp; II Transmission Line projects.</w:t>
       </w:r>
     </w:p>
     <w:p>
@@ -12091,7 +12306,43 @@
           <w:sz w:val="22"/>
           <w:szCs w:val="22"/>
         </w:rPr>
-        <w:t>Sherubtse Thorim Lobdra Research Grant</w:t>
+        <w:t xml:space="preserve">Sherubtse </w:t>
+      </w:r>
+      <w:proofErr w:type="spellStart"/>
+      <w:r>
+        <w:rPr>
+          <w:rFonts w:ascii="Quicksand" w:hAnsi="Quicksand"/>
+          <w:sz w:val="22"/>
+          <w:szCs w:val="22"/>
+        </w:rPr>
+        <w:t>Thorim</w:t>
+      </w:r>
+      <w:proofErr w:type="spellEnd"/>
+      <w:r>
+        <w:rPr>
+          <w:rFonts w:ascii="Quicksand" w:hAnsi="Quicksand"/>
+          <w:sz w:val="22"/>
+          <w:szCs w:val="22"/>
+        </w:rPr>
+        <w:t xml:space="preserve"> </w:t>
+      </w:r>
+      <w:proofErr w:type="spellStart"/>
+      <w:r>
+        <w:rPr>
+          <w:rFonts w:ascii="Quicksand" w:hAnsi="Quicksand"/>
+          <w:sz w:val="22"/>
+          <w:szCs w:val="22"/>
+        </w:rPr>
+        <w:t>Lobdra</w:t>
+      </w:r>
+      <w:proofErr w:type="spellEnd"/>
+      <w:r>
+        <w:rPr>
+          <w:rFonts w:ascii="Quicksand" w:hAnsi="Quicksand"/>
+          <w:sz w:val="22"/>
+          <w:szCs w:val="22"/>
+        </w:rPr>
+        <w:t xml:space="preserve"> Research Grant</w:t>
       </w:r>
       <w:r>
         <w:rPr>
@@ -13415,7 +13666,29 @@
           <w:szCs w:val="22"/>
           <w14:ligatures w14:val="none"/>
         </w:rPr>
-        <w:t xml:space="preserve">, and UV-Vis </w:t>
+        <w:t>, and UV-</w:t>
+      </w:r>
+      <w:proofErr w:type="gramStart"/>
+      <w:r>
+        <w:rPr>
+          <w:rFonts w:ascii="Quicksand" w:eastAsia="Times New Roman" w:hAnsi="Quicksand" w:cs="Arial"/>
+          <w:color w:val="000000"/>
+          <w:kern w:val="0"/>
+          <w:szCs w:val="22"/>
+          <w14:ligatures w14:val="none"/>
+        </w:rPr>
+        <w:t>Vis</w:t>
+      </w:r>
+      <w:proofErr w:type="gramEnd"/>
+      <w:r>
+        <w:rPr>
+          <w:rFonts w:ascii="Quicksand" w:eastAsia="Times New Roman" w:hAnsi="Quicksand" w:cs="Arial"/>
+          <w:color w:val="000000"/>
+          <w:kern w:val="0"/>
+          <w:szCs w:val="22"/>
+          <w14:ligatures w14:val="none"/>
+        </w:rPr>
+        <w:t xml:space="preserve"> </w:t>
       </w:r>
       <w:r>
         <w:rPr>
@@ -13925,6 +14198,7 @@
         </w:rPr>
         <w:t>-</w:t>
       </w:r>
+      <w:proofErr w:type="gramStart"/>
       <w:r>
         <w:rPr>
           <w:rFonts w:ascii="Quicksand" w:eastAsia="Times New Roman" w:hAnsi="Quicksand" w:cs="Arial"/>
@@ -13932,7 +14206,17 @@
           <w:szCs w:val="22"/>
           <w14:ligatures w14:val="none"/>
         </w:rPr>
-        <w:t>Vis spectrophotomet</w:t>
+        <w:t>Vis</w:t>
+      </w:r>
+      <w:proofErr w:type="gramEnd"/>
+      <w:r>
+        <w:rPr>
+          <w:rFonts w:ascii="Quicksand" w:eastAsia="Times New Roman" w:hAnsi="Quicksand" w:cs="Arial"/>
+          <w:kern w:val="0"/>
+          <w:szCs w:val="22"/>
+          <w14:ligatures w14:val="none"/>
+        </w:rPr>
+        <w:t xml:space="preserve"> spectrophotomet</w:t>
       </w:r>
       <w:r>
         <w:rPr>
@@ -13967,8 +14251,9 @@
           <w:szCs w:val="22"/>
           <w14:ligatures w14:val="none"/>
         </w:rPr>
-        <w:t>Preparation of reagents and standards, sample preparation, calibration, operation, and data processing using analytical instruments such as P</w:t>
-      </w:r>
+        <w:t xml:space="preserve">Preparation of reagents and standards, sample preparation, calibration, operation, and data processing using analytical instruments such as </w:t>
+      </w:r>
+      <w:proofErr w:type="spellStart"/>
       <w:r>
         <w:rPr>
           <w:rFonts w:ascii="Quicksand" w:eastAsia="Times New Roman" w:hAnsi="Quicksand" w:cs="Arial"/>
@@ -13976,7 +14261,7 @@
           <w:szCs w:val="22"/>
           <w14:ligatures w14:val="none"/>
         </w:rPr>
-        <w:t>almsens p</w:t>
+        <w:t>P</w:t>
       </w:r>
       <w:r>
         <w:rPr>
@@ -13985,8 +14270,9 @@
           <w:szCs w:val="22"/>
           <w14:ligatures w14:val="none"/>
         </w:rPr>
-        <w:t xml:space="preserve">otentiostat, </w:t>
-      </w:r>
+        <w:t>almsens</w:t>
+      </w:r>
+      <w:proofErr w:type="spellEnd"/>
       <w:r>
         <w:rPr>
           <w:rFonts w:ascii="Quicksand" w:eastAsia="Times New Roman" w:hAnsi="Quicksand" w:cs="Arial"/>
@@ -13994,7 +14280,7 @@
           <w:szCs w:val="22"/>
           <w14:ligatures w14:val="none"/>
         </w:rPr>
-        <w:t xml:space="preserve">DO meter, </w:t>
+        <w:t xml:space="preserve"> p</w:t>
       </w:r>
       <w:r>
         <w:rPr>
@@ -14003,7 +14289,7 @@
           <w:szCs w:val="22"/>
           <w14:ligatures w14:val="none"/>
         </w:rPr>
-        <w:t xml:space="preserve">pH meter, </w:t>
+        <w:t xml:space="preserve">otentiostat, </w:t>
       </w:r>
       <w:r>
         <w:rPr>
@@ -14012,7 +14298,7 @@
           <w:szCs w:val="22"/>
           <w14:ligatures w14:val="none"/>
         </w:rPr>
-        <w:t xml:space="preserve">electrical conductivity meter, turbidity meter, </w:t>
+        <w:t xml:space="preserve">DO meter, </w:t>
       </w:r>
       <w:r>
         <w:rPr>
@@ -14021,7 +14307,7 @@
           <w:szCs w:val="22"/>
           <w14:ligatures w14:val="none"/>
         </w:rPr>
-        <w:t xml:space="preserve">COD, </w:t>
+        <w:t xml:space="preserve">pH meter, </w:t>
       </w:r>
       <w:r>
         <w:rPr>
@@ -14030,7 +14316,7 @@
           <w:szCs w:val="22"/>
           <w14:ligatures w14:val="none"/>
         </w:rPr>
-        <w:t>and UV</w:t>
+        <w:t xml:space="preserve">electrical conductivity meter, turbidity meter, </w:t>
       </w:r>
       <w:r>
         <w:rPr>
@@ -14039,7 +14325,7 @@
           <w:szCs w:val="22"/>
           <w14:ligatures w14:val="none"/>
         </w:rPr>
-        <w:t>-</w:t>
+        <w:t xml:space="preserve">COD, </w:t>
       </w:r>
       <w:r>
         <w:rPr>
@@ -14048,7 +14334,36 @@
           <w:szCs w:val="22"/>
           <w14:ligatures w14:val="none"/>
         </w:rPr>
-        <w:t>Vis spectrophotometer</w:t>
+        <w:t>and UV</w:t>
+      </w:r>
+      <w:r>
+        <w:rPr>
+          <w:rFonts w:ascii="Quicksand" w:eastAsia="Times New Roman" w:hAnsi="Quicksand" w:cs="Arial"/>
+          <w:kern w:val="0"/>
+          <w:szCs w:val="22"/>
+          <w14:ligatures w14:val="none"/>
+        </w:rPr>
+        <w:t>-</w:t>
+      </w:r>
+      <w:proofErr w:type="gramStart"/>
+      <w:r>
+        <w:rPr>
+          <w:rFonts w:ascii="Quicksand" w:eastAsia="Times New Roman" w:hAnsi="Quicksand" w:cs="Arial"/>
+          <w:kern w:val="0"/>
+          <w:szCs w:val="22"/>
+          <w14:ligatures w14:val="none"/>
+        </w:rPr>
+        <w:t>Vis</w:t>
+      </w:r>
+      <w:proofErr w:type="gramEnd"/>
+      <w:r>
+        <w:rPr>
+          <w:rFonts w:ascii="Quicksand" w:eastAsia="Times New Roman" w:hAnsi="Quicksand" w:cs="Arial"/>
+          <w:kern w:val="0"/>
+          <w:szCs w:val="22"/>
+          <w14:ligatures w14:val="none"/>
+        </w:rPr>
+        <w:t xml:space="preserve"> spectrophotometer</w:t>
       </w:r>
     </w:p>
     <w:p>
@@ -14164,13 +14479,23 @@
         </w:rPr>
         <w:t xml:space="preserve"> and </w:t>
       </w:r>
+      <w:proofErr w:type="spellStart"/>
       <w:r>
         <w:rPr>
           <w:rFonts w:ascii="Quicksand" w:hAnsi="Quicksand" w:cs="Arial"/>
           <w:szCs w:val="22"/>
           <w:lang w:val="en-GB"/>
         </w:rPr>
-        <w:t>ChemDraw Professional 19</w:t>
+        <w:t>ChemDraw</w:t>
+      </w:r>
+      <w:proofErr w:type="spellEnd"/>
+      <w:r>
+        <w:rPr>
+          <w:rFonts w:ascii="Quicksand" w:hAnsi="Quicksand" w:cs="Arial"/>
+          <w:szCs w:val="22"/>
+          <w:lang w:val="en-GB"/>
+        </w:rPr>
+        <w:t xml:space="preserve"> Professional 19</w:t>
       </w:r>
     </w:p>
     <w:p>
@@ -16232,6 +16557,7 @@
           <w:lang w:val="en-GB"/>
         </w:rPr>
       </w:pPr>
+      <w:proofErr w:type="spellStart"/>
       <w:r>
         <w:rPr>
           <w:rFonts w:ascii="Quicksand" w:hAnsi="Quicksand" w:cs="Arial"/>
@@ -16241,7 +16567,139 @@
           <w:szCs w:val="22"/>
           <w:lang w:val="en-GB"/>
         </w:rPr>
-        <w:t xml:space="preserve">Promsuwan, K., Chuenjitt, S., Kongsuwan, A., Saichanapan, J., Soleh, A., Saisahas, K., Samoson, K., </w:t>
+        <w:t>Promsuwan</w:t>
+      </w:r>
+      <w:proofErr w:type="spellEnd"/>
+      <w:r>
+        <w:rPr>
+          <w:rFonts w:ascii="Quicksand" w:hAnsi="Quicksand" w:cs="Arial"/>
+          <w:bCs/>
+          <w:color w:val="000000" w:themeColor="text1"/>
+          <w:sz w:val="22"/>
+          <w:szCs w:val="22"/>
+          <w:lang w:val="en-GB"/>
+        </w:rPr>
+        <w:t xml:space="preserve">, K., </w:t>
+      </w:r>
+      <w:proofErr w:type="spellStart"/>
+      <w:r>
+        <w:rPr>
+          <w:rFonts w:ascii="Quicksand" w:hAnsi="Quicksand" w:cs="Arial"/>
+          <w:bCs/>
+          <w:color w:val="000000" w:themeColor="text1"/>
+          <w:sz w:val="22"/>
+          <w:szCs w:val="22"/>
+          <w:lang w:val="en-GB"/>
+        </w:rPr>
+        <w:t>Chuenjitt</w:t>
+      </w:r>
+      <w:proofErr w:type="spellEnd"/>
+      <w:r>
+        <w:rPr>
+          <w:rFonts w:ascii="Quicksand" w:hAnsi="Quicksand" w:cs="Arial"/>
+          <w:bCs/>
+          <w:color w:val="000000" w:themeColor="text1"/>
+          <w:sz w:val="22"/>
+          <w:szCs w:val="22"/>
+          <w:lang w:val="en-GB"/>
+        </w:rPr>
+        <w:t xml:space="preserve">, S., </w:t>
+      </w:r>
+      <w:proofErr w:type="spellStart"/>
+      <w:r>
+        <w:rPr>
+          <w:rFonts w:ascii="Quicksand" w:hAnsi="Quicksand" w:cs="Arial"/>
+          <w:bCs/>
+          <w:color w:val="000000" w:themeColor="text1"/>
+          <w:sz w:val="22"/>
+          <w:szCs w:val="22"/>
+          <w:lang w:val="en-GB"/>
+        </w:rPr>
+        <w:t>Kongsuwan</w:t>
+      </w:r>
+      <w:proofErr w:type="spellEnd"/>
+      <w:r>
+        <w:rPr>
+          <w:rFonts w:ascii="Quicksand" w:hAnsi="Quicksand" w:cs="Arial"/>
+          <w:bCs/>
+          <w:color w:val="000000" w:themeColor="text1"/>
+          <w:sz w:val="22"/>
+          <w:szCs w:val="22"/>
+          <w:lang w:val="en-GB"/>
+        </w:rPr>
+        <w:t xml:space="preserve">, A., </w:t>
+      </w:r>
+      <w:proofErr w:type="spellStart"/>
+      <w:r>
+        <w:rPr>
+          <w:rFonts w:ascii="Quicksand" w:hAnsi="Quicksand" w:cs="Arial"/>
+          <w:bCs/>
+          <w:color w:val="000000" w:themeColor="text1"/>
+          <w:sz w:val="22"/>
+          <w:szCs w:val="22"/>
+          <w:lang w:val="en-GB"/>
+        </w:rPr>
+        <w:t>Saichanapan</w:t>
+      </w:r>
+      <w:proofErr w:type="spellEnd"/>
+      <w:r>
+        <w:rPr>
+          <w:rFonts w:ascii="Quicksand" w:hAnsi="Quicksand" w:cs="Arial"/>
+          <w:bCs/>
+          <w:color w:val="000000" w:themeColor="text1"/>
+          <w:sz w:val="22"/>
+          <w:szCs w:val="22"/>
+          <w:lang w:val="en-GB"/>
+        </w:rPr>
+        <w:t xml:space="preserve">, J., Soleh, A., </w:t>
+      </w:r>
+      <w:proofErr w:type="spellStart"/>
+      <w:r>
+        <w:rPr>
+          <w:rFonts w:ascii="Quicksand" w:hAnsi="Quicksand" w:cs="Arial"/>
+          <w:bCs/>
+          <w:color w:val="000000" w:themeColor="text1"/>
+          <w:sz w:val="22"/>
+          <w:szCs w:val="22"/>
+          <w:lang w:val="en-GB"/>
+        </w:rPr>
+        <w:t>Saisahas</w:t>
+      </w:r>
+      <w:proofErr w:type="spellEnd"/>
+      <w:r>
+        <w:rPr>
+          <w:rFonts w:ascii="Quicksand" w:hAnsi="Quicksand" w:cs="Arial"/>
+          <w:bCs/>
+          <w:color w:val="000000" w:themeColor="text1"/>
+          <w:sz w:val="22"/>
+          <w:szCs w:val="22"/>
+          <w:lang w:val="en-GB"/>
+        </w:rPr>
+        <w:t xml:space="preserve">, K., </w:t>
+      </w:r>
+      <w:proofErr w:type="spellStart"/>
+      <w:r>
+        <w:rPr>
+          <w:rFonts w:ascii="Quicksand" w:hAnsi="Quicksand" w:cs="Arial"/>
+          <w:bCs/>
+          <w:color w:val="000000" w:themeColor="text1"/>
+          <w:sz w:val="22"/>
+          <w:szCs w:val="22"/>
+          <w:lang w:val="en-GB"/>
+        </w:rPr>
+        <w:t>Samoson</w:t>
+      </w:r>
+      <w:proofErr w:type="spellEnd"/>
+      <w:r>
+        <w:rPr>
+          <w:rFonts w:ascii="Quicksand" w:hAnsi="Quicksand" w:cs="Arial"/>
+          <w:bCs/>
+          <w:color w:val="000000" w:themeColor="text1"/>
+          <w:sz w:val="22"/>
+          <w:szCs w:val="22"/>
+          <w:lang w:val="en-GB"/>
+        </w:rPr>
+        <w:t xml:space="preserve">, K., </w:t>
       </w:r>
       <w:r>
         <w:rPr>
@@ -16263,7 +16721,31 @@
           <w:szCs w:val="22"/>
           <w:lang w:val="en-GB"/>
         </w:rPr>
-        <w:t>, &amp; Limbut, W. (2025).</w:t>
+        <w:t xml:space="preserve">, &amp; </w:t>
+      </w:r>
+      <w:proofErr w:type="spellStart"/>
+      <w:r>
+        <w:rPr>
+          <w:rFonts w:ascii="Quicksand" w:hAnsi="Quicksand" w:cs="Arial"/>
+          <w:bCs/>
+          <w:color w:val="000000" w:themeColor="text1"/>
+          <w:sz w:val="22"/>
+          <w:szCs w:val="22"/>
+          <w:lang w:val="en-GB"/>
+        </w:rPr>
+        <w:t>Limbut</w:t>
+      </w:r>
+      <w:proofErr w:type="spellEnd"/>
+      <w:r>
+        <w:rPr>
+          <w:rFonts w:ascii="Quicksand" w:hAnsi="Quicksand" w:cs="Arial"/>
+          <w:bCs/>
+          <w:color w:val="000000" w:themeColor="text1"/>
+          <w:sz w:val="22"/>
+          <w:szCs w:val="22"/>
+          <w:lang w:val="en-GB"/>
+        </w:rPr>
+        <w:t>, W. (2025).</w:t>
       </w:r>
       <w:r>
         <w:rPr>
@@ -20584,11 +21066,35 @@
           <w:sz w:val="22"/>
           <w:szCs w:val="22"/>
         </w:rPr>
-        <w:t>Water Source Sampling and Water Quality Testing for Dorjilung Hydropower Project Limited</w:t>
-      </w:r>
+        <w:t xml:space="preserve">Water Source Sampling and Water Quality Testing for </w:t>
+      </w:r>
+      <w:proofErr w:type="spellStart"/>
       <w:r>
         <w:rPr>
           <w:rFonts w:ascii="Quicksand" w:hAnsi="Quicksand"/>
+          <w:i/>
+          <w:iCs/>
+          <w:color w:val="000000" w:themeColor="text1"/>
+          <w:sz w:val="22"/>
+          <w:szCs w:val="22"/>
+        </w:rPr>
+        <w:t>Dorjilung</w:t>
+      </w:r>
+      <w:proofErr w:type="spellEnd"/>
+      <w:r>
+        <w:rPr>
+          <w:rFonts w:ascii="Quicksand" w:hAnsi="Quicksand"/>
+          <w:i/>
+          <w:iCs/>
+          <w:color w:val="000000" w:themeColor="text1"/>
+          <w:sz w:val="22"/>
+          <w:szCs w:val="22"/>
+        </w:rPr>
+        <w:t xml:space="preserve"> Hydropower Project Limited</w:t>
+      </w:r>
+      <w:r>
+        <w:rPr>
+          <w:rFonts w:ascii="Quicksand" w:hAnsi="Quicksand"/>
           <w:color w:val="000000" w:themeColor="text1"/>
           <w:sz w:val="22"/>
           <w:szCs w:val="22"/>
@@ -20685,14 +21191,25 @@
         </w:rPr>
         <w:t xml:space="preserve">the </w:t>
       </w:r>
-      <w:r>
-        <w:rPr>
-          <w:rFonts w:ascii="Quicksand" w:hAnsi="Quicksand" w:cs="Arial"/>
-          <w:color w:val="000000" w:themeColor="text1"/>
-          <w:sz w:val="22"/>
-          <w:szCs w:val="22"/>
-        </w:rPr>
-        <w:t>Dorjilung Hydropower Project Limited</w:t>
+      <w:proofErr w:type="spellStart"/>
+      <w:r>
+        <w:rPr>
+          <w:rFonts w:ascii="Quicksand" w:hAnsi="Quicksand" w:cs="Arial"/>
+          <w:color w:val="000000" w:themeColor="text1"/>
+          <w:sz w:val="22"/>
+          <w:szCs w:val="22"/>
+        </w:rPr>
+        <w:t>Dorjilung</w:t>
+      </w:r>
+      <w:proofErr w:type="spellEnd"/>
+      <w:r>
+        <w:rPr>
+          <w:rFonts w:ascii="Quicksand" w:hAnsi="Quicksand" w:cs="Arial"/>
+          <w:color w:val="000000" w:themeColor="text1"/>
+          <w:sz w:val="22"/>
+          <w:szCs w:val="22"/>
+        </w:rPr>
+        <w:t xml:space="preserve"> Hydropower Project Limited</w:t>
       </w:r>
       <w:r>
         <w:rPr>
@@ -20782,15 +21299,27 @@
         </w:rPr>
         <w:t xml:space="preserve"> Tobgay, S., &amp; </w:t>
       </w:r>
-      <w:r>
-        <w:rPr>
-          <w:rFonts w:ascii="Quicksand" w:hAnsi="Quicksand" w:cs="Arial"/>
-          <w:color w:val="000000" w:themeColor="text1"/>
-          <w:sz w:val="22"/>
-          <w:szCs w:val="22"/>
-          <w:shd w:val="clear" w:color="auto" w:fill="FFFFFF"/>
-        </w:rPr>
-        <w:t xml:space="preserve">Subba, J. R. </w:t>
+      <w:proofErr w:type="spellStart"/>
+      <w:r>
+        <w:rPr>
+          <w:rFonts w:ascii="Quicksand" w:hAnsi="Quicksand" w:cs="Arial"/>
+          <w:color w:val="000000" w:themeColor="text1"/>
+          <w:sz w:val="22"/>
+          <w:szCs w:val="22"/>
+          <w:shd w:val="clear" w:color="auto" w:fill="FFFFFF"/>
+        </w:rPr>
+        <w:t>Subba</w:t>
+      </w:r>
+      <w:proofErr w:type="spellEnd"/>
+      <w:r>
+        <w:rPr>
+          <w:rFonts w:ascii="Quicksand" w:hAnsi="Quicksand" w:cs="Arial"/>
+          <w:color w:val="000000" w:themeColor="text1"/>
+          <w:sz w:val="22"/>
+          <w:szCs w:val="22"/>
+          <w:shd w:val="clear" w:color="auto" w:fill="FFFFFF"/>
+        </w:rPr>
+        <w:t xml:space="preserve">, J. R. </w:t>
       </w:r>
       <w:r>
         <w:rPr>
@@ -21004,15 +21533,27 @@
         </w:rPr>
         <w:t xml:space="preserve"> Tobgay, S., &amp; </w:t>
       </w:r>
-      <w:r>
-        <w:rPr>
-          <w:rFonts w:ascii="Quicksand" w:hAnsi="Quicksand" w:cs="Arial"/>
-          <w:color w:val="000000" w:themeColor="text1"/>
-          <w:sz w:val="22"/>
-          <w:szCs w:val="22"/>
-          <w:shd w:val="clear" w:color="auto" w:fill="FFFFFF"/>
-        </w:rPr>
-        <w:t xml:space="preserve">Subba, J. R. </w:t>
+      <w:proofErr w:type="spellStart"/>
+      <w:r>
+        <w:rPr>
+          <w:rFonts w:ascii="Quicksand" w:hAnsi="Quicksand" w:cs="Arial"/>
+          <w:color w:val="000000" w:themeColor="text1"/>
+          <w:sz w:val="22"/>
+          <w:szCs w:val="22"/>
+          <w:shd w:val="clear" w:color="auto" w:fill="FFFFFF"/>
+        </w:rPr>
+        <w:t>Subba</w:t>
+      </w:r>
+      <w:proofErr w:type="spellEnd"/>
+      <w:r>
+        <w:rPr>
+          <w:rFonts w:ascii="Quicksand" w:hAnsi="Quicksand" w:cs="Arial"/>
+          <w:color w:val="000000" w:themeColor="text1"/>
+          <w:sz w:val="22"/>
+          <w:szCs w:val="22"/>
+          <w:shd w:val="clear" w:color="auto" w:fill="FFFFFF"/>
+        </w:rPr>
+        <w:t xml:space="preserve">, J. R. </w:t>
       </w:r>
       <w:r>
         <w:rPr>
@@ -21249,15 +21790,27 @@
         </w:rPr>
         <w:t xml:space="preserve"> Tobgay, S., &amp; </w:t>
       </w:r>
-      <w:r>
-        <w:rPr>
-          <w:rFonts w:ascii="Quicksand" w:hAnsi="Quicksand" w:cs="Arial"/>
-          <w:color w:val="000000" w:themeColor="text1"/>
-          <w:sz w:val="22"/>
-          <w:szCs w:val="22"/>
-          <w:shd w:val="clear" w:color="auto" w:fill="FFFFFF"/>
-        </w:rPr>
-        <w:t xml:space="preserve">Subba, J. R. </w:t>
+      <w:proofErr w:type="spellStart"/>
+      <w:r>
+        <w:rPr>
+          <w:rFonts w:ascii="Quicksand" w:hAnsi="Quicksand" w:cs="Arial"/>
+          <w:color w:val="000000" w:themeColor="text1"/>
+          <w:sz w:val="22"/>
+          <w:szCs w:val="22"/>
+          <w:shd w:val="clear" w:color="auto" w:fill="FFFFFF"/>
+        </w:rPr>
+        <w:t>Subba</w:t>
+      </w:r>
+      <w:proofErr w:type="spellEnd"/>
+      <w:r>
+        <w:rPr>
+          <w:rFonts w:ascii="Quicksand" w:hAnsi="Quicksand" w:cs="Arial"/>
+          <w:color w:val="000000" w:themeColor="text1"/>
+          <w:sz w:val="22"/>
+          <w:szCs w:val="22"/>
+          <w:shd w:val="clear" w:color="auto" w:fill="FFFFFF"/>
+        </w:rPr>
+        <w:t xml:space="preserve">, J. R. </w:t>
       </w:r>
       <w:r>
         <w:rPr>
@@ -21466,15 +22019,27 @@
         </w:rPr>
         <w:t xml:space="preserve"> Tobgay, S., &amp; </w:t>
       </w:r>
-      <w:r>
-        <w:rPr>
-          <w:rFonts w:ascii="Quicksand" w:hAnsi="Quicksand" w:cs="Arial"/>
-          <w:color w:val="000000" w:themeColor="text1"/>
-          <w:sz w:val="22"/>
-          <w:szCs w:val="22"/>
-          <w:shd w:val="clear" w:color="auto" w:fill="FFFFFF"/>
-        </w:rPr>
-        <w:t>Subba, J. R.</w:t>
+      <w:proofErr w:type="spellStart"/>
+      <w:r>
+        <w:rPr>
+          <w:rFonts w:ascii="Quicksand" w:hAnsi="Quicksand" w:cs="Arial"/>
+          <w:color w:val="000000" w:themeColor="text1"/>
+          <w:sz w:val="22"/>
+          <w:szCs w:val="22"/>
+          <w:shd w:val="clear" w:color="auto" w:fill="FFFFFF"/>
+        </w:rPr>
+        <w:t>Subba</w:t>
+      </w:r>
+      <w:proofErr w:type="spellEnd"/>
+      <w:r>
+        <w:rPr>
+          <w:rFonts w:ascii="Quicksand" w:hAnsi="Quicksand" w:cs="Arial"/>
+          <w:color w:val="000000" w:themeColor="text1"/>
+          <w:sz w:val="22"/>
+          <w:szCs w:val="22"/>
+          <w:shd w:val="clear" w:color="auto" w:fill="FFFFFF"/>
+        </w:rPr>
+        <w:t>, J. R.</w:t>
       </w:r>
       <w:r>
         <w:rPr>
@@ -21517,7 +22082,31 @@
           <w:sz w:val="22"/>
           <w:szCs w:val="22"/>
         </w:rPr>
-        <w:t xml:space="preserve">services for the 132 kV D/C Gamri I &amp; II </w:t>
+        <w:t xml:space="preserve">services for the 132 kV D/C </w:t>
+      </w:r>
+      <w:proofErr w:type="spellStart"/>
+      <w:r>
+        <w:rPr>
+          <w:rFonts w:ascii="Quicksand" w:hAnsi="Quicksand"/>
+          <w:i/>
+          <w:iCs/>
+          <w:color w:val="000000" w:themeColor="text1"/>
+          <w:sz w:val="22"/>
+          <w:szCs w:val="22"/>
+        </w:rPr>
+        <w:t>Gamri</w:t>
+      </w:r>
+      <w:proofErr w:type="spellEnd"/>
+      <w:r>
+        <w:rPr>
+          <w:rFonts w:ascii="Quicksand" w:hAnsi="Quicksand"/>
+          <w:i/>
+          <w:iCs/>
+          <w:color w:val="000000" w:themeColor="text1"/>
+          <w:sz w:val="22"/>
+          <w:szCs w:val="22"/>
+        </w:rPr>
+        <w:t xml:space="preserve"> I &amp; II </w:t>
       </w:r>
       <w:r>
         <w:rPr>
@@ -21706,6 +22295,7 @@
           <w:szCs w:val="22"/>
         </w:rPr>
       </w:pPr>
+      <w:proofErr w:type="spellStart"/>
       <w:r>
         <w:rPr>
           <w:rStyle w:val="Strong"/>
@@ -21715,7 +22305,43 @@
           <w:sz w:val="22"/>
           <w:szCs w:val="22"/>
         </w:rPr>
-        <w:t>Dendup T., Nidup, T., &amp;</w:t>
+        <w:t>Dendup</w:t>
+      </w:r>
+      <w:proofErr w:type="spellEnd"/>
+      <w:r>
+        <w:rPr>
+          <w:rStyle w:val="Strong"/>
+          <w:rFonts w:ascii="Quicksand" w:hAnsi="Quicksand" w:cs="Arial"/>
+          <w:b w:val="0"/>
+          <w:bCs w:val="0"/>
+          <w:sz w:val="22"/>
+          <w:szCs w:val="22"/>
+        </w:rPr>
+        <w:t xml:space="preserve"> T., </w:t>
+      </w:r>
+      <w:proofErr w:type="spellStart"/>
+      <w:r>
+        <w:rPr>
+          <w:rStyle w:val="Strong"/>
+          <w:rFonts w:ascii="Quicksand" w:hAnsi="Quicksand" w:cs="Arial"/>
+          <w:b w:val="0"/>
+          <w:bCs w:val="0"/>
+          <w:sz w:val="22"/>
+          <w:szCs w:val="22"/>
+        </w:rPr>
+        <w:t>Nidup</w:t>
+      </w:r>
+      <w:proofErr w:type="spellEnd"/>
+      <w:r>
+        <w:rPr>
+          <w:rStyle w:val="Strong"/>
+          <w:rFonts w:ascii="Quicksand" w:hAnsi="Quicksand" w:cs="Arial"/>
+          <w:b w:val="0"/>
+          <w:bCs w:val="0"/>
+          <w:sz w:val="22"/>
+          <w:szCs w:val="22"/>
+        </w:rPr>
+        <w:t>, T., &amp;</w:t>
       </w:r>
       <w:r>
         <w:rPr>
@@ -21758,7 +22384,25 @@
           <w:sz w:val="22"/>
           <w:szCs w:val="22"/>
         </w:rPr>
-        <w:t xml:space="preserve"> for the 20 MW Yungichhu Hydropower Project</w:t>
+        <w:t xml:space="preserve"> for the 20 MW </w:t>
+      </w:r>
+      <w:proofErr w:type="spellStart"/>
+      <w:r>
+        <w:rPr>
+          <w:rFonts w:ascii="Quicksand" w:hAnsi="Quicksand" w:cs="Arial"/>
+          <w:sz w:val="22"/>
+          <w:szCs w:val="22"/>
+        </w:rPr>
+        <w:t>Yungichhu</w:t>
+      </w:r>
+      <w:proofErr w:type="spellEnd"/>
+      <w:r>
+        <w:rPr>
+          <w:rFonts w:ascii="Quicksand" w:hAnsi="Quicksand" w:cs="Arial"/>
+          <w:sz w:val="22"/>
+          <w:szCs w:val="22"/>
+        </w:rPr>
+        <w:t xml:space="preserve"> Hydropower Project</w:t>
       </w:r>
       <w:r>
         <w:rPr>
@@ -21863,6 +22507,7 @@
           <w:szCs w:val="22"/>
         </w:rPr>
       </w:pPr>
+      <w:proofErr w:type="spellStart"/>
       <w:r>
         <w:rPr>
           <w:rStyle w:val="Strong"/>
@@ -21872,8 +22517,9 @@
           <w:sz w:val="22"/>
           <w:szCs w:val="22"/>
         </w:rPr>
-        <w:t>Nidup, T., Dendup</w:t>
-      </w:r>
+        <w:t>Nidup</w:t>
+      </w:r>
+      <w:proofErr w:type="spellEnd"/>
       <w:r>
         <w:rPr>
           <w:rStyle w:val="Strong"/>
@@ -21883,8 +22529,9 @@
           <w:sz w:val="22"/>
           <w:szCs w:val="22"/>
         </w:rPr>
-        <w:t>,</w:t>
-      </w:r>
+        <w:t xml:space="preserve">, T., </w:t>
+      </w:r>
+      <w:proofErr w:type="spellStart"/>
       <w:r>
         <w:rPr>
           <w:rStyle w:val="Strong"/>
@@ -21894,6 +22541,29 @@
           <w:sz w:val="22"/>
           <w:szCs w:val="22"/>
         </w:rPr>
+        <w:t>Dendup</w:t>
+      </w:r>
+      <w:proofErr w:type="spellEnd"/>
+      <w:r>
+        <w:rPr>
+          <w:rStyle w:val="Strong"/>
+          <w:rFonts w:ascii="Quicksand" w:hAnsi="Quicksand" w:cs="Arial"/>
+          <w:b w:val="0"/>
+          <w:bCs w:val="0"/>
+          <w:sz w:val="22"/>
+          <w:szCs w:val="22"/>
+        </w:rPr>
+        <w:t>,</w:t>
+      </w:r>
+      <w:r>
+        <w:rPr>
+          <w:rStyle w:val="Strong"/>
+          <w:rFonts w:ascii="Quicksand" w:hAnsi="Quicksand" w:cs="Arial"/>
+          <w:b w:val="0"/>
+          <w:bCs w:val="0"/>
+          <w:sz w:val="22"/>
+          <w:szCs w:val="22"/>
+        </w:rPr>
         <w:t xml:space="preserve"> T., &amp;</w:t>
       </w:r>
       <w:r>
@@ -21937,7 +22607,25 @@
           <w:sz w:val="22"/>
           <w:szCs w:val="22"/>
         </w:rPr>
-        <w:t xml:space="preserve"> for the 8 MW Thungdiri Hydropower Project</w:t>
+        <w:t xml:space="preserve"> for the 8 MW </w:t>
+      </w:r>
+      <w:proofErr w:type="spellStart"/>
+      <w:r>
+        <w:rPr>
+          <w:rFonts w:ascii="Quicksand" w:hAnsi="Quicksand" w:cs="Arial"/>
+          <w:sz w:val="22"/>
+          <w:szCs w:val="22"/>
+        </w:rPr>
+        <w:t>Thungdiri</w:t>
+      </w:r>
+      <w:proofErr w:type="spellEnd"/>
+      <w:r>
+        <w:rPr>
+          <w:rFonts w:ascii="Quicksand" w:hAnsi="Quicksand" w:cs="Arial"/>
+          <w:sz w:val="22"/>
+          <w:szCs w:val="22"/>
+        </w:rPr>
+        <w:t xml:space="preserve"> Hydropower Project</w:t>
       </w:r>
       <w:r>
         <w:rPr>
@@ -22209,7 +22897,27 @@
                 <w:szCs w:val="19"/>
                 <w:lang w:val="en-GB"/>
               </w:rPr>
-              <w:t xml:space="preserve">(mm/yyyy) </w:t>
+              <w:t>(mm/</w:t>
+            </w:r>
+            <w:proofErr w:type="spellStart"/>
+            <w:r>
+              <w:rPr>
+                <w:rFonts w:ascii="Arial" w:hAnsi="Arial" w:cs="Arial"/>
+                <w:sz w:val="19"/>
+                <w:szCs w:val="19"/>
+                <w:lang w:val="en-GB"/>
+              </w:rPr>
+              <w:t>yyyy</w:t>
+            </w:r>
+            <w:proofErr w:type="spellEnd"/>
+            <w:r>
+              <w:rPr>
+                <w:rFonts w:ascii="Arial" w:hAnsi="Arial" w:cs="Arial"/>
+                <w:sz w:val="19"/>
+                <w:szCs w:val="19"/>
+                <w:lang w:val="en-GB"/>
+              </w:rPr>
+              <w:t xml:space="preserve">) </w:t>
             </w:r>
             <w:r>
               <w:rPr>
@@ -22229,7 +22937,27 @@
                 <w:szCs w:val="19"/>
                 <w:lang w:val="en-GB"/>
               </w:rPr>
-              <w:t xml:space="preserve"> (mm/yyyy)</w:t>
+              <w:t xml:space="preserve"> (mm/</w:t>
+            </w:r>
+            <w:proofErr w:type="spellStart"/>
+            <w:r>
+              <w:rPr>
+                <w:rFonts w:ascii="Arial" w:hAnsi="Arial" w:cs="Arial"/>
+                <w:sz w:val="19"/>
+                <w:szCs w:val="19"/>
+                <w:lang w:val="en-GB"/>
+              </w:rPr>
+              <w:t>yyyy</w:t>
+            </w:r>
+            <w:proofErr w:type="spellEnd"/>
+            <w:r>
+              <w:rPr>
+                <w:rFonts w:ascii="Arial" w:hAnsi="Arial" w:cs="Arial"/>
+                <w:sz w:val="19"/>
+                <w:szCs w:val="19"/>
+                <w:lang w:val="en-GB"/>
+              </w:rPr>
+              <w:t>)</w:t>
             </w:r>
           </w:p>
         </w:tc>
@@ -22300,6 +23028,7 @@
                 <w:lang w:val="en-GB"/>
               </w:rPr>
             </w:pPr>
+            <w:proofErr w:type="spellStart"/>
             <w:r>
               <w:rPr>
                 <w:rFonts w:ascii="Quicksand" w:hAnsi="Quicksand" w:cs="Arial"/>
@@ -22308,6 +23037,7 @@
               </w:rPr>
               <w:t>Editage</w:t>
             </w:r>
+            <w:proofErr w:type="spellEnd"/>
           </w:p>
         </w:tc>
         <w:tc>
@@ -23276,6 +24006,7 @@
                 <w:lang w:val="en-GB"/>
               </w:rPr>
             </w:pPr>
+            <w:proofErr w:type="spellStart"/>
             <w:r>
               <w:rPr>
                 <w:rFonts w:ascii="Quicksand" w:hAnsi="Quicksand" w:cs="Arial"/>
@@ -23285,7 +24016,19 @@
                 <w:szCs w:val="19"/>
                 <w:lang w:val="en-GB"/>
               </w:rPr>
-              <w:t xml:space="preserve">Editage </w:t>
+              <w:t>Editage</w:t>
+            </w:r>
+            <w:proofErr w:type="spellEnd"/>
+            <w:r>
+              <w:rPr>
+                <w:rFonts w:ascii="Quicksand" w:hAnsi="Quicksand" w:cs="Arial"/>
+                <w:bCs/>
+                <w:color w:val="000000" w:themeColor="text1"/>
+                <w:sz w:val="19"/>
+                <w:szCs w:val="19"/>
+                <w:lang w:val="en-GB"/>
+              </w:rPr>
+              <w:t xml:space="preserve"> </w:t>
             </w:r>
             <w:r>
               <w:rPr>
@@ -23510,6 +24253,7 @@
                 <w:lang w:val="en-GB"/>
               </w:rPr>
             </w:pPr>
+            <w:proofErr w:type="spellStart"/>
             <w:r>
               <w:rPr>
                 <w:rFonts w:ascii="Quicksand" w:eastAsiaTheme="minorHAnsi" w:hAnsi="Quicksand"/>
@@ -23518,7 +24262,18 @@
                 <w:lang w:val="en-GB" w:bidi="th-TH"/>
                 <w14:ligatures w14:val="standardContextual"/>
               </w:rPr>
-              <w:t xml:space="preserve">IMRaD Power! Writing Your Manuscript Section-by-Section </w:t>
+              <w:t>IMRaD</w:t>
+            </w:r>
+            <w:proofErr w:type="spellEnd"/>
+            <w:r>
+              <w:rPr>
+                <w:rFonts w:ascii="Quicksand" w:eastAsiaTheme="minorHAnsi" w:hAnsi="Quicksand"/>
+                <w:sz w:val="19"/>
+                <w:szCs w:val="19"/>
+                <w:lang w:val="en-GB" w:bidi="th-TH"/>
+                <w14:ligatures w14:val="standardContextual"/>
+              </w:rPr>
+              <w:t xml:space="preserve"> Power! Writing Your Manuscript Section-by-Section </w:t>
             </w:r>
           </w:p>
         </w:tc>
@@ -24067,8 +24822,19 @@
                 <w:szCs w:val="19"/>
                 <w:lang w:val="en-GB"/>
               </w:rPr>
-              <w:t>Capacity Building Training on Air Pollution by Dr. Jas Raj Subba</w:t>
+              <w:t xml:space="preserve">Capacity Building Training on Air Pollution by Dr. Jas Raj </w:t>
             </w:r>
+            <w:proofErr w:type="spellStart"/>
+            <w:r>
+              <w:rPr>
+                <w:rFonts w:ascii="Quicksand" w:hAnsi="Quicksand" w:cs="ArialMT"/>
+                <w:sz w:val="19"/>
+                <w:szCs w:val="19"/>
+                <w:lang w:val="en-GB"/>
+              </w:rPr>
+              <w:t>Subba</w:t>
+            </w:r>
+            <w:proofErr w:type="spellEnd"/>
           </w:p>
         </w:tc>
         <w:tc>
@@ -25113,6 +25879,7 @@
                 <w:lang w:val="en-GB"/>
               </w:rPr>
             </w:pPr>
+            <w:proofErr w:type="spellStart"/>
             <w:r>
               <w:rPr>
                 <w:rFonts w:ascii="Quicksand" w:hAnsi="Quicksand" w:cs="Arial"/>
@@ -25122,7 +25889,19 @@
                 <w:szCs w:val="19"/>
                 <w:lang w:val="en-GB"/>
               </w:rPr>
-              <w:t>KnE Learn</w:t>
+              <w:t>KnE</w:t>
+            </w:r>
+            <w:proofErr w:type="spellEnd"/>
+            <w:r>
+              <w:rPr>
+                <w:rFonts w:ascii="Quicksand" w:hAnsi="Quicksand" w:cs="Arial"/>
+                <w:bCs/>
+                <w:color w:val="000000" w:themeColor="text1"/>
+                <w:sz w:val="19"/>
+                <w:szCs w:val="19"/>
+                <w:lang w:val="en-GB"/>
+              </w:rPr>
+              <w:t xml:space="preserve"> Learn</w:t>
             </w:r>
           </w:p>
         </w:tc>
@@ -25367,6 +26146,7 @@
                 <w:lang w:val="en-GB"/>
               </w:rPr>
             </w:pPr>
+            <w:proofErr w:type="spellStart"/>
             <w:r>
               <w:rPr>
                 <w:rFonts w:ascii="Quicksand" w:hAnsi="Quicksand" w:cs="Arial"/>
@@ -25376,7 +26156,19 @@
                 <w:szCs w:val="19"/>
                 <w:lang w:val="en-GB"/>
               </w:rPr>
-              <w:t xml:space="preserve">Editage Insights </w:t>
+              <w:t>Editage</w:t>
+            </w:r>
+            <w:proofErr w:type="spellEnd"/>
+            <w:r>
+              <w:rPr>
+                <w:rFonts w:ascii="Quicksand" w:hAnsi="Quicksand" w:cs="Arial"/>
+                <w:bCs/>
+                <w:color w:val="000000" w:themeColor="text1"/>
+                <w:sz w:val="19"/>
+                <w:szCs w:val="19"/>
+                <w:lang w:val="en-GB"/>
+              </w:rPr>
+              <w:t xml:space="preserve"> Insights </w:t>
             </w:r>
           </w:p>
         </w:tc>
@@ -27796,8 +28588,39 @@
                 <w:bCs/>
                 <w:lang w:val="en-GB"/>
               </w:rPr>
-              <w:t>Prof. Dr. Warakorn Limbut</w:t>
+              <w:t xml:space="preserve">Prof. Dr. </w:t>
             </w:r>
+            <w:proofErr w:type="spellStart"/>
+            <w:r>
+              <w:rPr>
+                <w:rFonts w:ascii="Quicksand" w:hAnsi="Quicksand" w:cs="Arial"/>
+                <w:b/>
+                <w:bCs/>
+                <w:lang w:val="en-GB"/>
+              </w:rPr>
+              <w:t>Warakorn</w:t>
+            </w:r>
+            <w:proofErr w:type="spellEnd"/>
+            <w:r>
+              <w:rPr>
+                <w:rFonts w:ascii="Quicksand" w:hAnsi="Quicksand" w:cs="Arial"/>
+                <w:b/>
+                <w:bCs/>
+                <w:lang w:val="en-GB"/>
+              </w:rPr>
+              <w:t xml:space="preserve"> </w:t>
+            </w:r>
+            <w:proofErr w:type="spellStart"/>
+            <w:r>
+              <w:rPr>
+                <w:rFonts w:ascii="Quicksand" w:hAnsi="Quicksand" w:cs="Arial"/>
+                <w:b/>
+                <w:bCs/>
+                <w:lang w:val="en-GB"/>
+              </w:rPr>
+              <w:t>Limbut</w:t>
+            </w:r>
+            <w:proofErr w:type="spellEnd"/>
           </w:p>
           <w:p>
             <w:pPr>
@@ -27872,7 +28695,23 @@
                 <w:rFonts w:ascii="Quicksand" w:hAnsi="Quicksand" w:cs="Arial"/>
                 <w:lang w:val="en-GB"/>
               </w:rPr>
-              <w:t>Prince of Songkla University, Hat Yai, Songkhla</w:t>
+              <w:t xml:space="preserve">Prince of Songkla University, Hat </w:t>
+            </w:r>
+            <w:proofErr w:type="spellStart"/>
+            <w:r>
+              <w:rPr>
+                <w:rFonts w:ascii="Quicksand" w:hAnsi="Quicksand" w:cs="Arial"/>
+                <w:lang w:val="en-GB"/>
+              </w:rPr>
+              <w:t>Yai</w:t>
+            </w:r>
+            <w:proofErr w:type="spellEnd"/>
+            <w:r>
+              <w:rPr>
+                <w:rFonts w:ascii="Quicksand" w:hAnsi="Quicksand" w:cs="Arial"/>
+                <w:lang w:val="en-GB"/>
+              </w:rPr>
+              <w:t>, Songkhla</w:t>
             </w:r>
           </w:p>
           <w:p>
@@ -27979,8 +28818,33 @@
                   <w:rStyle w:val="Strong"/>
                   <w:rFonts w:ascii="Quicksand" w:hAnsi="Quicksand" w:cs="Arial"/>
                 </w:rPr>
-                <w:t>Assoc. Prof. Dr. Chongdee Buranachai</w:t>
+                <w:t xml:space="preserve">Assoc. Prof. Dr. </w:t>
               </w:r>
+              <w:proofErr w:type="spellStart"/>
+              <w:r>
+                <w:rPr>
+                  <w:rStyle w:val="Strong"/>
+                  <w:rFonts w:ascii="Quicksand" w:hAnsi="Quicksand" w:cs="Arial"/>
+                </w:rPr>
+                <w:t>Chongdee</w:t>
+              </w:r>
+              <w:proofErr w:type="spellEnd"/>
+              <w:r>
+                <w:rPr>
+                  <w:rStyle w:val="Strong"/>
+                  <w:rFonts w:ascii="Quicksand" w:hAnsi="Quicksand" w:cs="Arial"/>
+                </w:rPr>
+                <w:t xml:space="preserve"> </w:t>
+              </w:r>
+              <w:proofErr w:type="spellStart"/>
+              <w:r>
+                <w:rPr>
+                  <w:rStyle w:val="Strong"/>
+                  <w:rFonts w:ascii="Quicksand" w:hAnsi="Quicksand" w:cs="Arial"/>
+                </w:rPr>
+                <w:t>Buranachai</w:t>
+              </w:r>
+              <w:proofErr w:type="spellEnd"/>
             </w:hyperlink>
             <w:r>
               <w:rPr>
@@ -28046,7 +28910,25 @@
                 <w:szCs w:val="22"/>
               </w:rPr>
               <w:br/>
-              <w:t>Prince of Songkla University, Hat Yai, Songkhla</w:t>
+              <w:t xml:space="preserve">Prince of Songkla University, Hat </w:t>
+            </w:r>
+            <w:proofErr w:type="spellStart"/>
+            <w:r>
+              <w:rPr>
+                <w:rFonts w:ascii="Quicksand" w:hAnsi="Quicksand" w:cs="Arial"/>
+                <w:sz w:val="22"/>
+                <w:szCs w:val="22"/>
+              </w:rPr>
+              <w:t>Yai</w:t>
+            </w:r>
+            <w:proofErr w:type="spellEnd"/>
+            <w:r>
+              <w:rPr>
+                <w:rFonts w:ascii="Quicksand" w:hAnsi="Quicksand" w:cs="Arial"/>
+                <w:sz w:val="22"/>
+                <w:szCs w:val="22"/>
+              </w:rPr>
+              <w:t>, Songkhla</w:t>
             </w:r>
           </w:p>
           <w:p>
@@ -28188,8 +29070,33 @@
                   <w:rStyle w:val="Strong"/>
                   <w:rFonts w:ascii="Quicksand" w:hAnsi="Quicksand" w:cs="Arial"/>
                 </w:rPr>
-                <w:t>Assoc. Prof. Dr. Apon Numnuam</w:t>
+                <w:t xml:space="preserve">Assoc. Prof. Dr. </w:t>
               </w:r>
+              <w:proofErr w:type="spellStart"/>
+              <w:r>
+                <w:rPr>
+                  <w:rStyle w:val="Strong"/>
+                  <w:rFonts w:ascii="Quicksand" w:hAnsi="Quicksand" w:cs="Arial"/>
+                </w:rPr>
+                <w:t>Apon</w:t>
+              </w:r>
+              <w:proofErr w:type="spellEnd"/>
+              <w:r>
+                <w:rPr>
+                  <w:rStyle w:val="Strong"/>
+                  <w:rFonts w:ascii="Quicksand" w:hAnsi="Quicksand" w:cs="Arial"/>
+                </w:rPr>
+                <w:t xml:space="preserve"> </w:t>
+              </w:r>
+              <w:proofErr w:type="spellStart"/>
+              <w:r>
+                <w:rPr>
+                  <w:rStyle w:val="Strong"/>
+                  <w:rFonts w:ascii="Quicksand" w:hAnsi="Quicksand" w:cs="Arial"/>
+                </w:rPr>
+                <w:t>Numnuam</w:t>
+              </w:r>
+              <w:proofErr w:type="spellEnd"/>
             </w:hyperlink>
             <w:r>
               <w:rPr>
@@ -28242,7 +29149,25 @@
                 <w:szCs w:val="22"/>
               </w:rPr>
               <w:br/>
-              <w:t>Prince of Songkla University, Hat Yai, Songkhla</w:t>
+              <w:t xml:space="preserve">Prince of Songkla University, Hat </w:t>
+            </w:r>
+            <w:proofErr w:type="spellStart"/>
+            <w:r>
+              <w:rPr>
+                <w:rFonts w:ascii="Quicksand" w:hAnsi="Quicksand" w:cs="Arial"/>
+                <w:sz w:val="22"/>
+                <w:szCs w:val="22"/>
+              </w:rPr>
+              <w:t>Yai</w:t>
+            </w:r>
+            <w:proofErr w:type="spellEnd"/>
+            <w:r>
+              <w:rPr>
+                <w:rFonts w:ascii="Quicksand" w:hAnsi="Quicksand" w:cs="Arial"/>
+                <w:sz w:val="22"/>
+                <w:szCs w:val="22"/>
+              </w:rPr>
+              <w:t>, Songkhla</w:t>
             </w:r>
           </w:p>
           <w:p>
@@ -28388,8 +29313,19 @@
                 <w:bCs/>
                 <w:lang w:val="en-GB"/>
               </w:rPr>
-              <w:t>Dr. Jas Raj Subba</w:t>
+              <w:t xml:space="preserve">Dr. Jas Raj </w:t>
             </w:r>
+            <w:proofErr w:type="spellStart"/>
+            <w:r>
+              <w:rPr>
+                <w:rFonts w:ascii="Quicksand" w:hAnsi="Quicksand" w:cs="Arial"/>
+                <w:b/>
+                <w:bCs/>
+                <w:lang w:val="en-GB"/>
+              </w:rPr>
+              <w:t>Subba</w:t>
+            </w:r>
+            <w:proofErr w:type="spellEnd"/>
           </w:p>
           <w:p>
             <w:pPr>
@@ -28542,6 +29478,26 @@
           <w:szCs w:val="22"/>
         </w:rPr>
       </w:pPr>
+    </w:p>
+    <w:p>
+      <w:pPr>
+        <w:pStyle w:val="BodyText"/>
+        <w:spacing w:after="0" w:line="240" w:lineRule="auto"/>
+        <w:jc w:val="both"/>
+        <w:rPr>
+          <w:rFonts w:ascii="Arial" w:hAnsi="Arial" w:cs="Arial"/>
+          <w:b/>
+          <w:bCs/>
+          <w:szCs w:val="22"/>
+        </w:rPr>
+      </w:pPr>
+      <w:r>
+        <w:rPr>
+          <w:b/>
+          <w:bCs/>
+        </w:rPr>
+        <w:t>Automation test</w:t>
+      </w:r>
     </w:p>
     <w:sectPr>
       <w:pgSz w:w="11906" w:h="16838" w:code="9"/>

--- a/cv/Sangay Wangchuk CV (complete).docx
+++ b/cv/Sangay Wangchuk CV (complete).docx
@@ -345,7 +345,7 @@
               </wp:anchor>
             </w:drawing>
           </mc:Choice>
-          <mc:Fallback xmlns:w16sdtfl="http://schemas.microsoft.com/office/word/2024/wordml/sdtformatlock" xmlns:w16du="http://schemas.microsoft.com/office/word/2023/wordml/word16du">
+          <mc:Fallback xmlns:w16du="http://schemas.microsoft.com/office/word/2023/wordml/word16du" xmlns:w16sdtfl="http://schemas.microsoft.com/office/word/2024/wordml/sdtformatlock">
             <w:pict>
               <v:oval w14:anchorId="79F97086" id="Oval 2" o:spid="_x0000_s1026" style="position:absolute;margin-left:-48.6pt;margin-top:-47.4pt;width:108pt;height:108pt;z-index:251762688;visibility:visible;mso-wrap-style:square;mso-width-percent:0;mso-height-percent:0;mso-wrap-distance-left:9pt;mso-wrap-distance-top:0;mso-wrap-distance-right:9pt;mso-wrap-distance-bottom:0;mso-position-horizontal:absolute;mso-position-horizontal-relative:text;mso-position-vertical:absolute;mso-position-vertical-relative:text;mso-width-percent:0;mso-height-percent:0;mso-width-relative:margin;mso-height-relative:margin;v-text-anchor:middle" o:gfxdata="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" stroked="f" strokeweight="1pt">
                 <v:fill r:id="rId6" o:title="" recolor="t" rotate="t" type="frame"/>
@@ -431,7 +431,7 @@
               </wp:anchor>
             </w:drawing>
           </mc:Choice>
-          <mc:Fallback xmlns:w16sdtfl="http://schemas.microsoft.com/office/word/2024/wordml/sdtformatlock" xmlns:w16du="http://schemas.microsoft.com/office/word/2023/wordml/word16du">
+          <mc:Fallback xmlns:w16du="http://schemas.microsoft.com/office/word/2023/wordml/word16du" xmlns:w16sdtfl="http://schemas.microsoft.com/office/word/2024/wordml/sdtformatlock">
             <w:pict>
               <v:roundrect w14:anchorId="45C747B7" id="Rectangle: Rounded Corners 1" o:spid="_x0000_s1026" style="position:absolute;margin-left:-75pt;margin-top:-97.8pt;width:153.6pt;height:900pt;z-index:251652096;visibility:visible;mso-wrap-style:square;mso-width-percent:0;mso-height-percent:0;mso-wrap-distance-left:9pt;mso-wrap-distance-top:0;mso-wrap-distance-right:9pt;mso-wrap-distance-bottom:0;mso-position-horizontal:absolute;mso-position-horizontal-relative:text;mso-position-vertical:absolute;mso-position-vertical-relative:text;mso-width-percent:0;mso-height-percent:0;mso-width-relative:margin;mso-height-relative:margin;v-text-anchor:middle" arcsize="10923f" o:gfxdata="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" fillcolor="#006" stroked="f" strokeweight="1pt">
                 <v:fill opacity="59110f"/>
@@ -509,7 +509,7 @@
               </wp:anchor>
             </w:drawing>
           </mc:Choice>
-          <mc:Fallback xmlns:w16sdtfl="http://schemas.microsoft.com/office/word/2024/wordml/sdtformatlock" xmlns:w16du="http://schemas.microsoft.com/office/word/2023/wordml/word16du">
+          <mc:Fallback xmlns:w16du="http://schemas.microsoft.com/office/word/2023/wordml/word16du" xmlns:w16sdtfl="http://schemas.microsoft.com/office/word/2024/wordml/sdtformatlock">
             <w:pict>
               <v:line w14:anchorId="402AB667" id="Straight Connector 4" o:spid="_x0000_s1026" style="position:absolute;z-index:251701248;visibility:visible;mso-wrap-style:square;mso-width-percent:0;mso-height-percent:0;mso-wrap-distance-left:9pt;mso-wrap-distance-top:0;mso-wrap-distance-right:9pt;mso-wrap-distance-bottom:0;mso-position-horizontal:absolute;mso-position-horizontal-relative:text;mso-position-vertical:absolute;mso-position-vertical-relative:text;mso-width-percent:0;mso-height-percent:0;mso-width-relative:margin;mso-height-relative:margin" from="233.35pt,157.55pt" to="233.35pt,236.75pt" o:gfxdata="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" strokecolor="#f93" strokeweight="1.5pt">
                 <v:stroke joinstyle="miter"/>
@@ -586,7 +586,7 @@
               </wp:anchor>
             </w:drawing>
           </mc:Choice>
-          <mc:Fallback xmlns:w16sdtfl="http://schemas.microsoft.com/office/word/2024/wordml/sdtformatlock" xmlns:w16du="http://schemas.microsoft.com/office/word/2023/wordml/word16du">
+          <mc:Fallback xmlns:w16du="http://schemas.microsoft.com/office/word/2023/wordml/word16du" xmlns:w16sdtfl="http://schemas.microsoft.com/office/word/2024/wordml/sdtformatlock">
             <w:pict>
               <v:line w14:anchorId="7F1B2F06" id="Straight Connector 4" o:spid="_x0000_s1026" style="position:absolute;z-index:251699200;visibility:visible;mso-wrap-style:square;mso-width-percent:0;mso-height-percent:0;mso-wrap-distance-left:9pt;mso-wrap-distance-top:0;mso-wrap-distance-right:9pt;mso-wrap-distance-bottom:0;mso-position-horizontal:absolute;mso-position-horizontal-relative:text;mso-position-vertical:absolute;mso-position-vertical-relative:text;mso-width-percent:0;mso-height-percent:0;mso-width-relative:margin;mso-height-relative:margin" from="233.4pt,77.4pt" to="233.4pt,156.6pt" o:gfxdata="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" strokecolor="#f93" strokeweight="1.5pt">
                 <v:stroke startarrow="oval" endarrow="oval" joinstyle="miter"/>
@@ -661,7 +661,7 @@
               </wp:anchor>
             </w:drawing>
           </mc:Choice>
-          <mc:Fallback xmlns:w16sdtfl="http://schemas.microsoft.com/office/word/2024/wordml/sdtformatlock" xmlns:w16du="http://schemas.microsoft.com/office/word/2023/wordml/word16du">
+          <mc:Fallback xmlns:w16du="http://schemas.microsoft.com/office/word/2023/wordml/word16du" xmlns:w16sdtfl="http://schemas.microsoft.com/office/word/2024/wordml/sdtformatlock">
             <w:pict>
               <v:line w14:anchorId="307587CA" id="Straight Connector 4" o:spid="_x0000_s1026" style="position:absolute;z-index:251666432;visibility:visible;mso-wrap-style:square;mso-width-percent:0;mso-wrap-distance-left:9pt;mso-wrap-distance-top:0;mso-wrap-distance-right:9pt;mso-wrap-distance-bottom:0;mso-position-horizontal:absolute;mso-position-horizontal-relative:text;mso-position-vertical:absolute;mso-position-vertical-relative:text;mso-width-percent:0;mso-width-relative:margin" from="98.05pt,66.35pt" to="494.05pt,66.35pt" o:gfxdata="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" strokecolor="#0d0d0d [3069]" strokeweight="1.5pt">
                 <v:stroke joinstyle="miter"/>
@@ -1458,7 +1458,7 @@
               </wp:anchor>
             </w:drawing>
           </mc:Choice>
-          <mc:Fallback xmlns:w16sdtfl="http://schemas.microsoft.com/office/word/2024/wordml/sdtformatlock" xmlns:w16du="http://schemas.microsoft.com/office/word/2023/wordml/word16du">
+          <mc:Fallback xmlns:w16du="http://schemas.microsoft.com/office/word/2023/wordml/word16du" xmlns:w16sdtfl="http://schemas.microsoft.com/office/word/2024/wordml/sdtformatlock">
             <w:pict>
               <v:group w14:anchorId="59414E58" id="Group 9" o:spid="_x0000_s1026" style="position:absolute;margin-left:301.1pt;margin-top:-32.9pt;width:21.6pt;height:21.6pt;z-index:251680768" coordsize="274320,274320" o:gfxdata="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">
                 <v:oval id="Oval 2" o:spid="_x0000_s1027" style="position:absolute;width:274320;height:274320;visibility:visible;mso-wrap-style:square;v-text-anchor:middle" o:gfxdata="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" stroked="f" strokeweight="1pt">
@@ -1618,7 +1618,7 @@
               </wp:anchor>
             </w:drawing>
           </mc:Choice>
-          <mc:Fallback xmlns:w16sdtfl="http://schemas.microsoft.com/office/word/2024/wordml/sdtformatlock" xmlns:w16du="http://schemas.microsoft.com/office/word/2023/wordml/word16du">
+          <mc:Fallback xmlns:w16du="http://schemas.microsoft.com/office/word/2023/wordml/word16du" xmlns:w16sdtfl="http://schemas.microsoft.com/office/word/2024/wordml/sdtformatlock">
             <w:pict>
               <v:group w14:anchorId="6C0D6C8F" id="Group 7" o:spid="_x0000_s1026" style="position:absolute;margin-left:302.05pt;margin-top:23.7pt;width:21.6pt;height:21.6pt;z-index:251686912" coordsize="274320,274320" o:gfxdata="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">
                 <v:oval id="Oval 2" o:spid="_x0000_s1027" style="position:absolute;width:274320;height:274320;visibility:visible;mso-wrap-style:square;v-text-anchor:middle" o:gfxdata="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" stroked="f" strokeweight="1pt">
@@ -1778,7 +1778,7 @@
               </wp:anchor>
             </w:drawing>
           </mc:Choice>
-          <mc:Fallback xmlns:w16sdtfl="http://schemas.microsoft.com/office/word/2024/wordml/sdtformatlock" xmlns:w16du="http://schemas.microsoft.com/office/word/2023/wordml/word16du">
+          <mc:Fallback xmlns:w16du="http://schemas.microsoft.com/office/word/2023/wordml/word16du" xmlns:w16sdtfl="http://schemas.microsoft.com/office/word/2024/wordml/sdtformatlock">
             <w:pict>
               <v:group w14:anchorId="6600D969" id="Group 8" o:spid="_x0000_s1026" style="position:absolute;margin-left:301.85pt;margin-top:-3.25pt;width:21.6pt;height:21.6pt;z-index:251683840" coordsize="274320,274320" o:gfxdata="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">
                 <v:oval id="Oval 2" o:spid="_x0000_s1027" style="position:absolute;width:274320;height:274320;visibility:visible;mso-wrap-style:square;v-text-anchor:middle" o:gfxdata="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" stroked="f" strokeweight="1pt">
@@ -3669,7 +3669,7 @@
                                 <w:sz w:val="20"/>
                                 <w:szCs w:val="20"/>
                               </w:rPr>
-                              <w:t>7</w:t>
+                              <w:t>8</w:t>
                             </w:r>
                           </w:p>
                           <w:p>
@@ -4035,7 +4035,7 @@
                           <w:sz w:val="20"/>
                           <w:szCs w:val="20"/>
                         </w:rPr>
-                        <w:t>7</w:t>
+                        <w:t>8</w:t>
                       </w:r>
                     </w:p>
                     <w:p>
@@ -5906,7 +5906,7 @@
               </wp:anchor>
             </w:drawing>
           </mc:Choice>
-          <mc:Fallback xmlns:w16sdtfl="http://schemas.microsoft.com/office/word/2024/wordml/sdtformatlock" xmlns:w16du="http://schemas.microsoft.com/office/word/2023/wordml/word16du">
+          <mc:Fallback xmlns:w16du="http://schemas.microsoft.com/office/word/2023/wordml/word16du" xmlns:w16sdtfl="http://schemas.microsoft.com/office/word/2024/wordml/sdtformatlock">
             <w:pict>
               <v:line w14:anchorId="16B56CD4" id="Straight Connector 4" o:spid="_x0000_s1026" style="position:absolute;z-index:251740160;visibility:visible;mso-wrap-style:square;mso-width-percent:0;mso-wrap-distance-left:9pt;mso-wrap-distance-top:0;mso-wrap-distance-right:9pt;mso-wrap-distance-bottom:0;mso-position-horizontal:absolute;mso-position-horizontal-relative:text;mso-position-vertical:absolute;mso-position-vertical-relative:text;mso-width-percent:0;mso-width-relative:margin" from="98pt,655.95pt" to="270.8pt,655.95pt" o:gfxdata="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" strokecolor="#d8d8d8 [2732]" strokeweight="2.25pt">
                 <v:stroke joinstyle="miter"/>
@@ -5978,7 +5978,7 @@
               </wp:anchor>
             </w:drawing>
           </mc:Choice>
-          <mc:Fallback xmlns:w16sdtfl="http://schemas.microsoft.com/office/word/2024/wordml/sdtformatlock" xmlns:w16du="http://schemas.microsoft.com/office/word/2023/wordml/word16du">
+          <mc:Fallback xmlns:w16du="http://schemas.microsoft.com/office/word/2023/wordml/word16du" xmlns:w16sdtfl="http://schemas.microsoft.com/office/word/2024/wordml/sdtformatlock">
             <w:pict>
               <v:line w14:anchorId="0F3C9DB1" id="Straight Connector 4" o:spid="_x0000_s1026" style="position:absolute;z-index:251754496;visibility:visible;mso-wrap-style:square;mso-width-percent:0;mso-wrap-distance-left:9pt;mso-wrap-distance-top:0;mso-wrap-distance-right:9pt;mso-wrap-distance-bottom:0;mso-position-horizontal:absolute;mso-position-horizontal-relative:text;mso-position-vertical:absolute;mso-position-vertical-relative:text;mso-width-percent:0;mso-width-relative:margin" from="305.95pt,616pt" to="428.35pt,616pt" o:gfxdata="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" strokecolor="#60c" strokeweight="2.25pt">
                 <v:stroke joinstyle="miter"/>
@@ -6050,7 +6050,7 @@
               </wp:anchor>
             </w:drawing>
           </mc:Choice>
-          <mc:Fallback xmlns:w16sdtfl="http://schemas.microsoft.com/office/word/2024/wordml/sdtformatlock" xmlns:w16du="http://schemas.microsoft.com/office/word/2023/wordml/word16du">
+          <mc:Fallback xmlns:w16du="http://schemas.microsoft.com/office/word/2023/wordml/word16du" xmlns:w16sdtfl="http://schemas.microsoft.com/office/word/2024/wordml/sdtformatlock">
             <w:pict>
               <v:line w14:anchorId="1711B098" id="Straight Connector 4" o:spid="_x0000_s1026" style="position:absolute;z-index:251748352;visibility:visible;mso-wrap-style:square;mso-width-percent:0;mso-wrap-distance-left:9pt;mso-wrap-distance-top:0;mso-wrap-distance-right:9pt;mso-wrap-distance-bottom:0;mso-position-horizontal:absolute;mso-position-horizontal-relative:text;mso-position-vertical:absolute;mso-position-vertical-relative:text;mso-width-percent:0;mso-width-relative:margin" from="98.1pt,616.15pt" to="242.1pt,616.15pt" o:gfxdata="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" strokecolor="#60c" strokeweight="2.25pt">
                 <v:stroke joinstyle="miter"/>
@@ -6124,7 +6124,7 @@
               </wp:anchor>
             </w:drawing>
           </mc:Choice>
-          <mc:Fallback xmlns:w16sdtfl="http://schemas.microsoft.com/office/word/2024/wordml/sdtformatlock" xmlns:w16du="http://schemas.microsoft.com/office/word/2023/wordml/word16du">
+          <mc:Fallback xmlns:w16du="http://schemas.microsoft.com/office/word/2023/wordml/word16du" xmlns:w16sdtfl="http://schemas.microsoft.com/office/word/2024/wordml/sdtformatlock">
             <w:pict>
               <v:line w14:anchorId="4126A5A5" id="Straight Connector 4" o:spid="_x0000_s1026" style="position:absolute;z-index:251744256;visibility:visible;mso-wrap-style:square;mso-width-percent:0;mso-wrap-distance-left:9pt;mso-wrap-distance-top:0;mso-wrap-distance-right:9pt;mso-wrap-distance-bottom:0;mso-position-horizontal:absolute;mso-position-horizontal-relative:text;mso-position-vertical:absolute;mso-position-vertical-relative:text;mso-width-percent:0;mso-width-relative:margin" from="306.7pt,645.45pt" to="479.5pt,645.45pt" o:gfxdata="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" strokecolor="#d8d8d8 [2732]" strokeweight="2.25pt">
                 <v:stroke joinstyle="miter"/>
@@ -6198,7 +6198,7 @@
               </wp:anchor>
             </w:drawing>
           </mc:Choice>
-          <mc:Fallback xmlns:w16sdtfl="http://schemas.microsoft.com/office/word/2024/wordml/sdtformatlock" xmlns:w16du="http://schemas.microsoft.com/office/word/2023/wordml/word16du">
+          <mc:Fallback xmlns:w16du="http://schemas.microsoft.com/office/word/2023/wordml/word16du" xmlns:w16sdtfl="http://schemas.microsoft.com/office/word/2024/wordml/sdtformatlock">
             <w:pict>
               <v:line w14:anchorId="1FBCB040" id="Straight Connector 4" o:spid="_x0000_s1026" style="position:absolute;z-index:251743232;visibility:visible;mso-wrap-style:square;mso-width-percent:0;mso-wrap-distance-left:9pt;mso-wrap-distance-top:0;mso-wrap-distance-right:9pt;mso-wrap-distance-bottom:0;mso-position-horizontal:absolute;mso-position-horizontal-relative:text;mso-position-vertical:absolute;mso-position-vertical-relative:text;mso-width-percent:0;mso-width-relative:margin" from="306.75pt,616.15pt" to="479.55pt,616.15pt" o:gfxdata="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" strokecolor="#d8d8d8 [2732]" strokeweight="2.25pt">
                 <v:stroke joinstyle="miter"/>
@@ -6272,7 +6272,7 @@
               </wp:anchor>
             </w:drawing>
           </mc:Choice>
-          <mc:Fallback xmlns:w16sdtfl="http://schemas.microsoft.com/office/word/2024/wordml/sdtformatlock" xmlns:w16du="http://schemas.microsoft.com/office/word/2023/wordml/word16du">
+          <mc:Fallback xmlns:w16du="http://schemas.microsoft.com/office/word/2023/wordml/word16du" xmlns:w16sdtfl="http://schemas.microsoft.com/office/word/2024/wordml/sdtformatlock">
             <w:pict>
               <v:line w14:anchorId="2219FFA3" id="Straight Connector 4" o:spid="_x0000_s1026" style="position:absolute;z-index:251742208;visibility:visible;mso-wrap-style:square;mso-width-percent:0;mso-wrap-distance-left:9pt;mso-wrap-distance-top:0;mso-wrap-distance-right:9pt;mso-wrap-distance-bottom:0;mso-position-horizontal:absolute;mso-position-horizontal-relative:text;mso-position-vertical:absolute;mso-position-vertical-relative:text;mso-width-percent:0;mso-width-relative:margin" from="306.45pt,587.4pt" to="479.25pt,587.4pt" o:gfxdata="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" strokecolor="#d8d8d8 [2732]" strokeweight="2.25pt">
                 <v:stroke joinstyle="miter"/>
@@ -6470,7 +6470,7 @@
               </wp:anchor>
             </w:drawing>
           </mc:Choice>
-          <mc:Fallback xmlns:w16sdtfl="http://schemas.microsoft.com/office/word/2024/wordml/sdtformatlock" xmlns:w16du="http://schemas.microsoft.com/office/word/2023/wordml/word16du">
+          <mc:Fallback xmlns:w16du="http://schemas.microsoft.com/office/word/2023/wordml/word16du" xmlns:w16sdtfl="http://schemas.microsoft.com/office/word/2024/wordml/sdtformatlock">
             <w:pict>
               <v:line w14:anchorId="5CC8A576" id="Straight Connector 4" o:spid="_x0000_s1026" style="position:absolute;z-index:251736064;visibility:visible;mso-wrap-style:square;mso-width-percent:0;mso-wrap-distance-left:9pt;mso-wrap-distance-top:0;mso-wrap-distance-right:9pt;mso-wrap-distance-bottom:0;mso-position-horizontal:absolute;mso-position-horizontal-relative:text;mso-position-vertical:absolute;mso-position-vertical-relative:text;mso-width-percent:0;mso-width-relative:margin" from="97.75pt,586.8pt" to="270.55pt,586.8pt" o:gfxdata="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" strokecolor="#d8d8d8 [2732]" strokeweight="2.25pt">
                 <v:stroke joinstyle="miter"/>
@@ -6544,7 +6544,7 @@
               </wp:anchor>
             </w:drawing>
           </mc:Choice>
-          <mc:Fallback xmlns:w16sdtfl="http://schemas.microsoft.com/office/word/2024/wordml/sdtformatlock" xmlns:w16du="http://schemas.microsoft.com/office/word/2023/wordml/word16du">
+          <mc:Fallback xmlns:w16du="http://schemas.microsoft.com/office/word/2023/wordml/word16du" xmlns:w16sdtfl="http://schemas.microsoft.com/office/word/2024/wordml/sdtformatlock">
             <w:pict>
               <v:line w14:anchorId="58FA8C51" id="Straight Connector 4" o:spid="_x0000_s1026" style="position:absolute;z-index:251738112;visibility:visible;mso-wrap-style:square;mso-width-percent:0;mso-wrap-distance-left:9pt;mso-wrap-distance-top:0;mso-wrap-distance-right:9pt;mso-wrap-distance-bottom:0;mso-position-horizontal:absolute;mso-position-horizontal-relative:text;mso-position-vertical:absolute;mso-position-vertical-relative:text;mso-width-percent:0;mso-width-relative:margin" from="98.05pt,616.4pt" to="270.85pt,616.4pt" o:gfxdata="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" strokecolor="#d8d8d8 [2732]" strokeweight="2.25pt">
                 <v:stroke joinstyle="miter"/>
@@ -7149,7 +7149,7 @@
               </wp:anchor>
             </w:drawing>
           </mc:Choice>
-          <mc:Fallback xmlns:w16sdtfl="http://schemas.microsoft.com/office/word/2024/wordml/sdtformatlock" xmlns:w16du="http://schemas.microsoft.com/office/word/2023/wordml/word16du">
+          <mc:Fallback xmlns:w16du="http://schemas.microsoft.com/office/word/2023/wordml/word16du" xmlns:w16sdtfl="http://schemas.microsoft.com/office/word/2024/wordml/sdtformatlock">
             <w:pict>
               <v:line w14:anchorId="328AB695" id="Straight Connector 4" o:spid="_x0000_s1026" style="position:absolute;z-index:251721728;visibility:visible;mso-wrap-style:square;mso-width-percent:0;mso-wrap-distance-left:9pt;mso-wrap-distance-top:0;mso-wrap-distance-right:9pt;mso-wrap-distance-bottom:0;mso-position-horizontal:absolute;mso-position-horizontal-relative:text;mso-position-vertical:absolute;mso-position-vertical-relative:text;mso-width-percent:0;mso-width-relative:margin" from="100.3pt,561.25pt" to="496.3pt,561.25pt" o:gfxdata="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" strokecolor="#0d0d0d [3069]" strokeweight="1.5pt">
                 <v:stroke joinstyle="miter"/>
@@ -7329,7 +7329,7 @@
               </wp:anchor>
             </w:drawing>
           </mc:Choice>
-          <mc:Fallback xmlns:w16sdtfl="http://schemas.microsoft.com/office/word/2024/wordml/sdtformatlock" xmlns:w16du="http://schemas.microsoft.com/office/word/2023/wordml/word16du">
+          <mc:Fallback xmlns:w16du="http://schemas.microsoft.com/office/word/2023/wordml/word16du" xmlns:w16sdtfl="http://schemas.microsoft.com/office/word/2024/wordml/sdtformatlock">
             <w:pict>
               <v:line w14:anchorId="25738D82" id="Straight Connector 4" o:spid="_x0000_s1026" style="position:absolute;z-index:251752448;visibility:visible;mso-wrap-style:square;mso-width-percent:0;mso-wrap-distance-left:9pt;mso-wrap-distance-top:0;mso-wrap-distance-right:9pt;mso-wrap-distance-bottom:0;mso-position-horizontal:absolute;mso-position-horizontal-relative:text;mso-position-vertical:absolute;mso-position-vertical-relative:text;mso-width-percent:0;mso-width-relative:margin" from="306.15pt,587.7pt" to="450.15pt,587.7pt" o:gfxdata="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" strokecolor="#60c" strokeweight="2.25pt">
                 <v:stroke joinstyle="miter"/>
@@ -7401,7 +7401,7 @@
               </wp:anchor>
             </w:drawing>
           </mc:Choice>
-          <mc:Fallback xmlns:w16sdtfl="http://schemas.microsoft.com/office/word/2024/wordml/sdtformatlock" xmlns:w16du="http://schemas.microsoft.com/office/word/2023/wordml/word16du">
+          <mc:Fallback xmlns:w16du="http://schemas.microsoft.com/office/word/2023/wordml/word16du" xmlns:w16sdtfl="http://schemas.microsoft.com/office/word/2024/wordml/sdtformatlock">
             <w:pict>
               <v:line w14:anchorId="45B2D826" id="Straight Connector 4" o:spid="_x0000_s1026" style="position:absolute;z-index:251756544;visibility:visible;mso-wrap-style:square;mso-width-percent:0;mso-wrap-distance-left:9pt;mso-wrap-distance-top:0;mso-wrap-distance-right:9pt;mso-wrap-distance-bottom:0;mso-position-horizontal:absolute;mso-position-horizontal-relative:text;mso-position-vertical:absolute;mso-position-vertical-relative:text;mso-width-percent:0;mso-width-relative:margin" from="306.7pt,645.1pt" to="450.7pt,645.1pt" o:gfxdata="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" strokecolor="#60c" strokeweight="2.25pt">
                 <v:stroke joinstyle="miter"/>
@@ -7473,7 +7473,7 @@
               </wp:anchor>
             </w:drawing>
           </mc:Choice>
-          <mc:Fallback xmlns:w16sdtfl="http://schemas.microsoft.com/office/word/2024/wordml/sdtformatlock" xmlns:w16du="http://schemas.microsoft.com/office/word/2023/wordml/word16du">
+          <mc:Fallback xmlns:w16du="http://schemas.microsoft.com/office/word/2023/wordml/word16du" xmlns:w16sdtfl="http://schemas.microsoft.com/office/word/2024/wordml/sdtformatlock">
             <w:pict>
               <v:line w14:anchorId="5BAC34AD" id="Straight Connector 4" o:spid="_x0000_s1026" style="position:absolute;z-index:251746304;visibility:visible;mso-wrap-style:square;mso-width-percent:0;mso-wrap-distance-left:9pt;mso-wrap-distance-top:0;mso-wrap-distance-right:9pt;mso-wrap-distance-bottom:0;mso-position-horizontal:absolute;mso-position-horizontal-relative:text;mso-position-vertical:absolute;mso-position-vertical-relative:text;mso-width-percent:0;mso-width-relative:margin" from="97.7pt,586.75pt" to="241.7pt,586.75pt" o:gfxdata="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" strokecolor="#60c" strokeweight="2.25pt">
                 <v:stroke joinstyle="miter"/>
@@ -7550,7 +7550,7 @@
               </wp:anchor>
             </w:drawing>
           </mc:Choice>
-          <mc:Fallback xmlns:w16sdtfl="http://schemas.microsoft.com/office/word/2024/wordml/sdtformatlock" xmlns:w16du="http://schemas.microsoft.com/office/word/2023/wordml/word16du">
+          <mc:Fallback xmlns:w16du="http://schemas.microsoft.com/office/word/2023/wordml/word16du" xmlns:w16sdtfl="http://schemas.microsoft.com/office/word/2024/wordml/sdtformatlock">
             <w:pict>
               <v:line w14:anchorId="2FBD1DF8" id="Straight Connector 4" o:spid="_x0000_s1026" style="position:absolute;z-index:251710464;visibility:visible;mso-wrap-style:square;mso-width-percent:0;mso-height-percent:0;mso-wrap-distance-left:9pt;mso-wrap-distance-top:0;mso-wrap-distance-right:9pt;mso-wrap-distance-bottom:0;mso-position-horizontal:absolute;mso-position-horizontal-relative:text;mso-position-vertical:absolute;mso-position-vertical-relative:text;mso-width-percent:0;mso-height-percent:0;mso-width-relative:margin;mso-height-relative:margin" from="233.25pt,471.3pt" to="233.25pt,528.9pt" o:gfxdata="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" strokecolor="#f93" strokeweight="1.5pt">
                 <v:stroke joinstyle="miter"/>
@@ -8901,7 +8901,7 @@
               </wp:anchor>
             </w:drawing>
           </mc:Choice>
-          <mc:Fallback xmlns:w16sdtfl="http://schemas.microsoft.com/office/word/2024/wordml/sdtformatlock" xmlns:w16du="http://schemas.microsoft.com/office/word/2023/wordml/word16du">
+          <mc:Fallback xmlns:w16du="http://schemas.microsoft.com/office/word/2023/wordml/word16du" xmlns:w16sdtfl="http://schemas.microsoft.com/office/word/2024/wordml/sdtformatlock">
             <w:pict>
               <v:line w14:anchorId="5C93A3C6" id="Straight Connector 4" o:spid="_x0000_s1026" style="position:absolute;z-index:251717632;visibility:visible;mso-wrap-style:square;mso-width-percent:0;mso-height-percent:0;mso-wrap-distance-left:9pt;mso-wrap-distance-top:0;mso-wrap-distance-right:9pt;mso-wrap-distance-bottom:0;mso-position-horizontal:absolute;mso-position-horizontal-relative:text;mso-position-vertical:absolute;mso-position-vertical-relative:text;mso-width-percent:0;mso-height-percent:0;mso-width-relative:margin;mso-height-relative:margin" from="233.25pt,316.25pt" to="233.25pt,395.45pt" o:gfxdata="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" strokecolor="#f93" strokeweight="1.5pt">
                 <v:stroke startarrow="oval" endarrow="oval" joinstyle="miter"/>
@@ -8978,7 +8978,7 @@
               </wp:anchor>
             </w:drawing>
           </mc:Choice>
-          <mc:Fallback xmlns:w16sdtfl="http://schemas.microsoft.com/office/word/2024/wordml/sdtformatlock" xmlns:w16du="http://schemas.microsoft.com/office/word/2023/wordml/word16du">
+          <mc:Fallback xmlns:w16du="http://schemas.microsoft.com/office/word/2023/wordml/word16du" xmlns:w16sdtfl="http://schemas.microsoft.com/office/word/2024/wordml/sdtformatlock">
             <w:pict>
               <v:line w14:anchorId="1CDFBA4C" id="Straight Connector 4" o:spid="_x0000_s1026" style="position:absolute;z-index:251709440;visibility:visible;mso-wrap-style:square;mso-width-percent:0;mso-height-percent:0;mso-wrap-distance-left:9pt;mso-wrap-distance-top:0;mso-wrap-distance-right:9pt;mso-wrap-distance-bottom:0;mso-position-horizontal:absolute;mso-position-horizontal-relative:text;mso-position-vertical:absolute;mso-position-vertical-relative:text;mso-width-percent:0;mso-height-percent:0;mso-width-relative:margin;mso-height-relative:margin" from="233.1pt,216.15pt" to="233.1pt,316.95pt" o:gfxdata="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" strokecolor="#f93" strokeweight="1.5pt">
                 <v:stroke startarrow="oval" endarrow="oval" joinstyle="miter"/>
@@ -9055,7 +9055,7 @@
               </wp:anchor>
             </w:drawing>
           </mc:Choice>
-          <mc:Fallback xmlns:w16sdtfl="http://schemas.microsoft.com/office/word/2024/wordml/sdtformatlock" xmlns:w16du="http://schemas.microsoft.com/office/word/2023/wordml/word16du">
+          <mc:Fallback xmlns:w16du="http://schemas.microsoft.com/office/word/2023/wordml/word16du" xmlns:w16sdtfl="http://schemas.microsoft.com/office/word/2024/wordml/sdtformatlock">
             <w:pict>
               <v:line w14:anchorId="5FC6C4C9" id="Straight Connector 4" o:spid="_x0000_s1026" style="position:absolute;z-index:251719680;visibility:visible;mso-wrap-style:square;mso-width-percent:0;mso-height-percent:0;mso-wrap-distance-left:9pt;mso-wrap-distance-top:0;mso-wrap-distance-right:9pt;mso-wrap-distance-bottom:0;mso-position-horizontal:absolute;mso-position-horizontal-relative:text;mso-position-vertical:absolute;mso-position-vertical-relative:text;mso-width-percent:0;mso-height-percent:0;mso-width-relative:margin;mso-height-relative:margin" from="233.25pt,394.45pt" to="233.25pt,473.65pt" o:gfxdata="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" strokecolor="#f93" strokeweight="1.5pt">
                 <v:stroke startarrow="oval" endarrow="oval" joinstyle="miter"/>
@@ -9238,7 +9238,7 @@
               </wp:anchor>
             </w:drawing>
           </mc:Choice>
-          <mc:Fallback xmlns:w16sdtfl="http://schemas.microsoft.com/office/word/2024/wordml/sdtformatlock" xmlns:w16du="http://schemas.microsoft.com/office/word/2023/wordml/word16du">
+          <mc:Fallback xmlns:w16du="http://schemas.microsoft.com/office/word/2023/wordml/word16du" xmlns:w16sdtfl="http://schemas.microsoft.com/office/word/2024/wordml/sdtformatlock">
             <w:pict>
               <v:line w14:anchorId="74B3887C" id="Straight Connector 4" o:spid="_x0000_s1026" style="position:absolute;z-index:251697152;visibility:visible;mso-wrap-style:square;mso-width-percent:0;mso-wrap-distance-left:9pt;mso-wrap-distance-top:0;mso-wrap-distance-right:9pt;mso-wrap-distance-bottom:0;mso-position-horizontal:absolute;mso-position-horizontal-relative:text;mso-position-vertical:absolute;mso-position-vertical-relative:text;mso-width-percent:0;mso-width-relative:margin" from="98pt,201.75pt" to="494pt,201.75pt" o:gfxdata="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" strokecolor="#0d0d0d [3069]" strokeweight="1.5pt">
                 <v:stroke joinstyle="miter"/>
@@ -9439,14 +9439,12 @@
           </mc:Fallback>
         </mc:AlternateContent>
       </w:r>
-      <w:proofErr w:type="spellStart"/>
       <w:r>
         <w:rPr>
           <w:rFonts w:ascii="Arial" w:hAnsi="Arial" w:cs="Arial"/>
         </w:rPr>
         <w:t>qq</w:t>
       </w:r>
-      <w:proofErr w:type="spellEnd"/>
       <w:r>
         <w:rPr>
           <w:rFonts w:ascii="Arial" w:hAnsi="Arial" w:cs="Arial"/>
@@ -9625,25 +9623,7 @@
           <w:color w:val="000000" w:themeColor="text1"/>
           <w:szCs w:val="22"/>
         </w:rPr>
-        <w:t xml:space="preserve">Water Source Sampling and Water Quality Testing for </w:t>
-      </w:r>
-      <w:proofErr w:type="spellStart"/>
-      <w:r>
-        <w:rPr>
-          <w:rFonts w:ascii="Quicksand" w:hAnsi="Quicksand" w:cs="Arial"/>
-          <w:color w:val="000000" w:themeColor="text1"/>
-          <w:szCs w:val="22"/>
-        </w:rPr>
-        <w:t>Dorjilung</w:t>
-      </w:r>
-      <w:proofErr w:type="spellEnd"/>
-      <w:r>
-        <w:rPr>
-          <w:rFonts w:ascii="Quicksand" w:hAnsi="Quicksand" w:cs="Arial"/>
-          <w:color w:val="000000" w:themeColor="text1"/>
-          <w:szCs w:val="22"/>
-        </w:rPr>
-        <w:t xml:space="preserve"> Hydropower Project Limited</w:t>
+        <w:t>Water Source Sampling and Water Quality Testing for Dorjilung Hydropower Project Limited</w:t>
       </w:r>
       <w:r>
         <w:rPr>
@@ -9845,25 +9825,7 @@
           <w:color w:val="000000" w:themeColor="text1"/>
           <w:szCs w:val="22"/>
         </w:rPr>
-        <w:t xml:space="preserve">kV D/C </w:t>
-      </w:r>
-      <w:proofErr w:type="spellStart"/>
-      <w:r>
-        <w:rPr>
-          <w:rFonts w:ascii="Quicksand" w:hAnsi="Quicksand" w:cs="Arial"/>
-          <w:color w:val="000000" w:themeColor="text1"/>
-          <w:szCs w:val="22"/>
-        </w:rPr>
-        <w:t>Gamri</w:t>
-      </w:r>
-      <w:proofErr w:type="spellEnd"/>
-      <w:r>
-        <w:rPr>
-          <w:rFonts w:ascii="Quicksand" w:hAnsi="Quicksand" w:cs="Arial"/>
-          <w:color w:val="000000" w:themeColor="text1"/>
-          <w:szCs w:val="22"/>
-        </w:rPr>
-        <w:t xml:space="preserve"> I &amp; II Transmission Line projects, funded by </w:t>
+        <w:t xml:space="preserve">kV D/C Gamri I &amp; II Transmission Line projects, funded by </w:t>
       </w:r>
       <w:r>
         <w:rPr>
@@ -10074,38 +10036,27 @@
         </w:rPr>
         <w:t xml:space="preserve"> </w:t>
       </w:r>
-      <w:proofErr w:type="spellStart"/>
       <w:r>
         <w:rPr>
           <w:rFonts w:ascii="Quicksand" w:hAnsi="Quicksand"/>
           <w:szCs w:val="22"/>
         </w:rPr>
-        <w:t>Jampelyang</w:t>
-      </w:r>
-      <w:proofErr w:type="spellEnd"/>
+        <w:t>Jampelyang Hotel</w:t>
+      </w:r>
       <w:r>
         <w:rPr>
           <w:rFonts w:ascii="Quicksand" w:hAnsi="Quicksand"/>
           <w:szCs w:val="22"/>
         </w:rPr>
-        <w:t xml:space="preserve"> Hotel</w:t>
+        <w:t xml:space="preserve">, </w:t>
       </w:r>
       <w:r>
         <w:rPr>
           <w:rFonts w:ascii="Quicksand" w:hAnsi="Quicksand"/>
           <w:szCs w:val="22"/>
         </w:rPr>
-        <w:t xml:space="preserve">, </w:t>
-      </w:r>
-      <w:proofErr w:type="spellStart"/>
-      <w:r>
-        <w:rPr>
-          <w:rFonts w:ascii="Quicksand" w:hAnsi="Quicksand"/>
-          <w:szCs w:val="22"/>
-        </w:rPr>
         <w:t>Haa</w:t>
       </w:r>
-      <w:proofErr w:type="spellEnd"/>
       <w:r>
         <w:rPr>
           <w:rFonts w:ascii="Quicksand" w:hAnsi="Quicksand"/>
@@ -10238,23 +10189,7 @@
           <w:rFonts w:ascii="Quicksand" w:hAnsi="Quicksand"/>
           <w:szCs w:val="22"/>
         </w:rPr>
-        <w:t xml:space="preserve"> </w:t>
-      </w:r>
-      <w:proofErr w:type="spellStart"/>
-      <w:r>
-        <w:rPr>
-          <w:rFonts w:ascii="Quicksand" w:hAnsi="Quicksand"/>
-          <w:szCs w:val="22"/>
-        </w:rPr>
-        <w:t>Sherabgatshel</w:t>
-      </w:r>
-      <w:proofErr w:type="spellEnd"/>
-      <w:r>
-        <w:rPr>
-          <w:rFonts w:ascii="Quicksand" w:hAnsi="Quicksand"/>
-          <w:szCs w:val="22"/>
-        </w:rPr>
-        <w:t xml:space="preserve"> Primary School, Thimphu (</w:t>
+        <w:t xml:space="preserve"> Sherabgatshel Primary School, Thimphu (</w:t>
       </w:r>
       <w:r>
         <w:rPr>
@@ -10466,23 +10401,7 @@
           <w:rFonts w:ascii="Quicksand" w:hAnsi="Quicksand"/>
           <w:szCs w:val="22"/>
         </w:rPr>
-        <w:t xml:space="preserve">, guiding the integration of feedback into the revised STEM curriculum during a strategic retreat at </w:t>
-      </w:r>
-      <w:proofErr w:type="spellStart"/>
-      <w:r>
-        <w:rPr>
-          <w:rFonts w:ascii="Quicksand" w:hAnsi="Quicksand"/>
-          <w:szCs w:val="22"/>
-        </w:rPr>
-        <w:t>Lingkhar</w:t>
-      </w:r>
-      <w:proofErr w:type="spellEnd"/>
-      <w:r>
-        <w:rPr>
-          <w:rFonts w:ascii="Quicksand" w:hAnsi="Quicksand"/>
-          <w:szCs w:val="22"/>
-        </w:rPr>
-        <w:t xml:space="preserve"> Resort (June 6, 2025).</w:t>
+        <w:t>, guiding the integration of feedback into the revised STEM curriculum during a strategic retreat at Lingkhar Resort (June 6, 2025).</w:t>
       </w:r>
     </w:p>
     <w:p>
@@ -10522,23 +10441,7 @@
           <w:rFonts w:ascii="Quicksand" w:hAnsi="Quicksand"/>
           <w:szCs w:val="22"/>
         </w:rPr>
-        <w:t xml:space="preserve">Spearheaded a 6-day faculty workshop at </w:t>
-      </w:r>
-      <w:proofErr w:type="spellStart"/>
-      <w:r>
-        <w:rPr>
-          <w:rFonts w:ascii="Quicksand" w:hAnsi="Quicksand"/>
-          <w:szCs w:val="22"/>
-        </w:rPr>
-        <w:t>Lingkhar</w:t>
-      </w:r>
-      <w:proofErr w:type="spellEnd"/>
-      <w:r>
-        <w:rPr>
-          <w:rFonts w:ascii="Quicksand" w:hAnsi="Quicksand"/>
-          <w:szCs w:val="22"/>
-        </w:rPr>
-        <w:t xml:space="preserve"> Resort (June 6-11, 2025) to redesign the BSc in Chemistry program, ensuring alignment with international academic and industrial standards.</w:t>
+        <w:t>Spearheaded a 6-day faculty workshop at Lingkhar Resort (June 6-11, 2025) to redesign the BSc in Chemistry program, ensuring alignment with international academic and industrial standards.</w:t>
       </w:r>
     </w:p>
     <w:p>
@@ -10583,23 +10486,7 @@
           <w:rFonts w:ascii="Quicksand" w:hAnsi="Quicksand"/>
           <w:szCs w:val="22"/>
         </w:rPr>
-        <w:t xml:space="preserve">Bhutan’s Class IX Chemistry </w:t>
-      </w:r>
-      <w:proofErr w:type="spellStart"/>
-      <w:r>
-        <w:rPr>
-          <w:rFonts w:ascii="Quicksand" w:hAnsi="Quicksand"/>
-          <w:szCs w:val="22"/>
-        </w:rPr>
-        <w:t>FlexBook</w:t>
-      </w:r>
-      <w:proofErr w:type="spellEnd"/>
-      <w:r>
-        <w:rPr>
-          <w:rFonts w:ascii="Quicksand" w:hAnsi="Quicksand"/>
-          <w:szCs w:val="22"/>
-        </w:rPr>
-        <w:t>®, CK-12 Foundation (USA), HM Secretariat</w:t>
+        <w:t>Bhutan’s Class IX Chemistry FlexBook®, CK-12 Foundation (USA), HM Secretariat</w:t>
       </w:r>
       <w:r>
         <w:rPr>
@@ -11443,25 +11330,7 @@
           <w:sz w:val="22"/>
           <w:szCs w:val="22"/>
         </w:rPr>
-        <w:t xml:space="preserve"> for the 20 MW </w:t>
-      </w:r>
-      <w:proofErr w:type="spellStart"/>
-      <w:r>
-        <w:rPr>
-          <w:rFonts w:ascii="Quicksand" w:hAnsi="Quicksand" w:cs="Arial"/>
-          <w:sz w:val="22"/>
-          <w:szCs w:val="22"/>
-        </w:rPr>
-        <w:t>Yungichhu</w:t>
-      </w:r>
-      <w:proofErr w:type="spellEnd"/>
-      <w:r>
-        <w:rPr>
-          <w:rFonts w:ascii="Quicksand" w:hAnsi="Quicksand" w:cs="Arial"/>
-          <w:sz w:val="22"/>
-          <w:szCs w:val="22"/>
-        </w:rPr>
-        <w:t xml:space="preserve"> Hydropower Project, funded by DGPC (2021)</w:t>
+        <w:t xml:space="preserve"> for the 20 MW Yungichhu Hydropower Project, funded by DGPC (2021)</w:t>
       </w:r>
     </w:p>
     <w:p>
@@ -11522,25 +11391,7 @@
           <w:sz w:val="22"/>
           <w:szCs w:val="22"/>
         </w:rPr>
-        <w:t xml:space="preserve"> for the 8 MW </w:t>
-      </w:r>
-      <w:proofErr w:type="spellStart"/>
-      <w:r>
-        <w:rPr>
-          <w:rFonts w:ascii="Quicksand" w:hAnsi="Quicksand" w:cs="Arial"/>
-          <w:sz w:val="22"/>
-          <w:szCs w:val="22"/>
-        </w:rPr>
-        <w:t>Thungdiri</w:t>
-      </w:r>
-      <w:proofErr w:type="spellEnd"/>
-      <w:r>
-        <w:rPr>
-          <w:rFonts w:ascii="Quicksand" w:hAnsi="Quicksand" w:cs="Arial"/>
-          <w:sz w:val="22"/>
-          <w:szCs w:val="22"/>
-        </w:rPr>
-        <w:t xml:space="preserve"> Hydropower Project, funded by DGPC (2021)</w:t>
+        <w:t xml:space="preserve"> for the 8 MW Thungdiri Hydropower Project, funded by DGPC (2021)</w:t>
       </w:r>
     </w:p>
     <w:p>
@@ -11695,31 +11546,7 @@
           <w:sz w:val="22"/>
           <w:szCs w:val="22"/>
         </w:rPr>
-        <w:t xml:space="preserve">Hydrograph Separation of Streamflow Using Geochemical Tracers in </w:t>
-      </w:r>
-      <w:proofErr w:type="spellStart"/>
-      <w:r>
-        <w:rPr>
-          <w:rStyle w:val="Emphasis"/>
-          <w:rFonts w:ascii="Quicksand" w:hAnsi="Quicksand" w:cs="Arial"/>
-          <w:i w:val="0"/>
-          <w:iCs w:val="0"/>
-          <w:sz w:val="22"/>
-          <w:szCs w:val="22"/>
-        </w:rPr>
-        <w:t>Paa</w:t>
-      </w:r>
-      <w:proofErr w:type="spellEnd"/>
-      <w:r>
-        <w:rPr>
-          <w:rStyle w:val="Emphasis"/>
-          <w:rFonts w:ascii="Quicksand" w:hAnsi="Quicksand" w:cs="Arial"/>
-          <w:i w:val="0"/>
-          <w:iCs w:val="0"/>
-          <w:sz w:val="22"/>
-          <w:szCs w:val="22"/>
-        </w:rPr>
-        <w:t xml:space="preserve"> Chu Basin</w:t>
+        <w:t>Hydrograph Separation of Streamflow Using Geochemical Tracers in Paa Chu Basin</w:t>
       </w:r>
       <w:r>
         <w:rPr>
@@ -11961,29 +11788,7 @@
           <w:szCs w:val="22"/>
           <w:lang w:val="en-GB"/>
         </w:rPr>
-        <w:t xml:space="preserve"> from </w:t>
-      </w:r>
-      <w:proofErr w:type="spellStart"/>
-      <w:r>
-        <w:rPr>
-          <w:rFonts w:ascii="Quicksand" w:hAnsi="Quicksand"/>
-          <w:color w:val="000000" w:themeColor="text1"/>
-          <w:sz w:val="22"/>
-          <w:szCs w:val="22"/>
-          <w:lang w:val="en-GB"/>
-        </w:rPr>
-        <w:t>Dorjilung</w:t>
-      </w:r>
-      <w:proofErr w:type="spellEnd"/>
-      <w:r>
-        <w:rPr>
-          <w:rFonts w:ascii="Quicksand" w:hAnsi="Quicksand"/>
-          <w:color w:val="000000" w:themeColor="text1"/>
-          <w:sz w:val="22"/>
-          <w:szCs w:val="22"/>
-          <w:lang w:val="en-GB"/>
-        </w:rPr>
-        <w:t xml:space="preserve"> Hydropower Project Limited (DHPL)</w:t>
+        <w:t xml:space="preserve"> from Dorjilung Hydropower Project Limited (DHPL)</w:t>
       </w:r>
       <w:r>
         <w:rPr>
@@ -12221,27 +12026,7 @@
           <w:sz w:val="22"/>
           <w:szCs w:val="22"/>
         </w:rPr>
-        <w:t xml:space="preserve">kV D/C </w:t>
-      </w:r>
-      <w:proofErr w:type="spellStart"/>
-      <w:r>
-        <w:rPr>
-          <w:rFonts w:ascii="Quicksand" w:hAnsi="Quicksand"/>
-          <w:color w:val="000000" w:themeColor="text1"/>
-          <w:sz w:val="22"/>
-          <w:szCs w:val="22"/>
-        </w:rPr>
-        <w:t>Gamri</w:t>
-      </w:r>
-      <w:proofErr w:type="spellEnd"/>
-      <w:r>
-        <w:rPr>
-          <w:rFonts w:ascii="Quicksand" w:hAnsi="Quicksand"/>
-          <w:color w:val="000000" w:themeColor="text1"/>
-          <w:sz w:val="22"/>
-          <w:szCs w:val="22"/>
-        </w:rPr>
-        <w:t xml:space="preserve"> I &amp; II Transmission Line projects.</w:t>
+        <w:t>kV D/C Gamri I &amp; II Transmission Line projects.</w:t>
       </w:r>
     </w:p>
     <w:p>
@@ -12306,43 +12091,7 @@
           <w:sz w:val="22"/>
           <w:szCs w:val="22"/>
         </w:rPr>
-        <w:t xml:space="preserve">Sherubtse </w:t>
-      </w:r>
-      <w:proofErr w:type="spellStart"/>
-      <w:r>
-        <w:rPr>
-          <w:rFonts w:ascii="Quicksand" w:hAnsi="Quicksand"/>
-          <w:sz w:val="22"/>
-          <w:szCs w:val="22"/>
-        </w:rPr>
-        <w:t>Thorim</w:t>
-      </w:r>
-      <w:proofErr w:type="spellEnd"/>
-      <w:r>
-        <w:rPr>
-          <w:rFonts w:ascii="Quicksand" w:hAnsi="Quicksand"/>
-          <w:sz w:val="22"/>
-          <w:szCs w:val="22"/>
-        </w:rPr>
-        <w:t xml:space="preserve"> </w:t>
-      </w:r>
-      <w:proofErr w:type="spellStart"/>
-      <w:r>
-        <w:rPr>
-          <w:rFonts w:ascii="Quicksand" w:hAnsi="Quicksand"/>
-          <w:sz w:val="22"/>
-          <w:szCs w:val="22"/>
-        </w:rPr>
-        <w:t>Lobdra</w:t>
-      </w:r>
-      <w:proofErr w:type="spellEnd"/>
-      <w:r>
-        <w:rPr>
-          <w:rFonts w:ascii="Quicksand" w:hAnsi="Quicksand"/>
-          <w:sz w:val="22"/>
-          <w:szCs w:val="22"/>
-        </w:rPr>
-        <w:t xml:space="preserve"> Research Grant</w:t>
+        <w:t>Sherubtse Thorim Lobdra Research Grant</w:t>
       </w:r>
       <w:r>
         <w:rPr>
@@ -13666,29 +13415,7 @@
           <w:szCs w:val="22"/>
           <w14:ligatures w14:val="none"/>
         </w:rPr>
-        <w:t>, and UV-</w:t>
-      </w:r>
-      <w:proofErr w:type="gramStart"/>
-      <w:r>
-        <w:rPr>
-          <w:rFonts w:ascii="Quicksand" w:eastAsia="Times New Roman" w:hAnsi="Quicksand" w:cs="Arial"/>
-          <w:color w:val="000000"/>
-          <w:kern w:val="0"/>
-          <w:szCs w:val="22"/>
-          <w14:ligatures w14:val="none"/>
-        </w:rPr>
-        <w:t>Vis</w:t>
-      </w:r>
-      <w:proofErr w:type="gramEnd"/>
-      <w:r>
-        <w:rPr>
-          <w:rFonts w:ascii="Quicksand" w:eastAsia="Times New Roman" w:hAnsi="Quicksand" w:cs="Arial"/>
-          <w:color w:val="000000"/>
-          <w:kern w:val="0"/>
-          <w:szCs w:val="22"/>
-          <w14:ligatures w14:val="none"/>
-        </w:rPr>
-        <w:t xml:space="preserve"> </w:t>
+        <w:t xml:space="preserve">, and UV-Vis </w:t>
       </w:r>
       <w:r>
         <w:rPr>
@@ -14198,7 +13925,6 @@
         </w:rPr>
         <w:t>-</w:t>
       </w:r>
-      <w:proofErr w:type="gramStart"/>
       <w:r>
         <w:rPr>
           <w:rFonts w:ascii="Quicksand" w:eastAsia="Times New Roman" w:hAnsi="Quicksand" w:cs="Arial"/>
@@ -14206,17 +13932,7 @@
           <w:szCs w:val="22"/>
           <w14:ligatures w14:val="none"/>
         </w:rPr>
-        <w:t>Vis</w:t>
-      </w:r>
-      <w:proofErr w:type="gramEnd"/>
-      <w:r>
-        <w:rPr>
-          <w:rFonts w:ascii="Quicksand" w:eastAsia="Times New Roman" w:hAnsi="Quicksand" w:cs="Arial"/>
-          <w:kern w:val="0"/>
-          <w:szCs w:val="22"/>
-          <w14:ligatures w14:val="none"/>
-        </w:rPr>
-        <w:t xml:space="preserve"> spectrophotomet</w:t>
+        <w:t>Vis spectrophotomet</w:t>
       </w:r>
       <w:r>
         <w:rPr>
@@ -14251,9 +13967,8 @@
           <w:szCs w:val="22"/>
           <w14:ligatures w14:val="none"/>
         </w:rPr>
-        <w:t xml:space="preserve">Preparation of reagents and standards, sample preparation, calibration, operation, and data processing using analytical instruments such as </w:t>
-      </w:r>
-      <w:proofErr w:type="spellStart"/>
+        <w:t>Preparation of reagents and standards, sample preparation, calibration, operation, and data processing using analytical instruments such as P</w:t>
+      </w:r>
       <w:r>
         <w:rPr>
           <w:rFonts w:ascii="Quicksand" w:eastAsia="Times New Roman" w:hAnsi="Quicksand" w:cs="Arial"/>
@@ -14261,7 +13976,7 @@
           <w:szCs w:val="22"/>
           <w14:ligatures w14:val="none"/>
         </w:rPr>
-        <w:t>P</w:t>
+        <w:t>almsens p</w:t>
       </w:r>
       <w:r>
         <w:rPr>
@@ -14270,9 +13985,8 @@
           <w:szCs w:val="22"/>
           <w14:ligatures w14:val="none"/>
         </w:rPr>
-        <w:t>almsens</w:t>
-      </w:r>
-      <w:proofErr w:type="spellEnd"/>
+        <w:t xml:space="preserve">otentiostat, </w:t>
+      </w:r>
       <w:r>
         <w:rPr>
           <w:rFonts w:ascii="Quicksand" w:eastAsia="Times New Roman" w:hAnsi="Quicksand" w:cs="Arial"/>
@@ -14280,7 +13994,7 @@
           <w:szCs w:val="22"/>
           <w14:ligatures w14:val="none"/>
         </w:rPr>
-        <w:t xml:space="preserve"> p</w:t>
+        <w:t xml:space="preserve">DO meter, </w:t>
       </w:r>
       <w:r>
         <w:rPr>
@@ -14289,7 +14003,7 @@
           <w:szCs w:val="22"/>
           <w14:ligatures w14:val="none"/>
         </w:rPr>
-        <w:t xml:space="preserve">otentiostat, </w:t>
+        <w:t xml:space="preserve">pH meter, </w:t>
       </w:r>
       <w:r>
         <w:rPr>
@@ -14298,7 +14012,7 @@
           <w:szCs w:val="22"/>
           <w14:ligatures w14:val="none"/>
         </w:rPr>
-        <w:t xml:space="preserve">DO meter, </w:t>
+        <w:t xml:space="preserve">electrical conductivity meter, turbidity meter, </w:t>
       </w:r>
       <w:r>
         <w:rPr>
@@ -14307,7 +14021,7 @@
           <w:szCs w:val="22"/>
           <w14:ligatures w14:val="none"/>
         </w:rPr>
-        <w:t xml:space="preserve">pH meter, </w:t>
+        <w:t xml:space="preserve">COD, </w:t>
       </w:r>
       <w:r>
         <w:rPr>
@@ -14316,7 +14030,7 @@
           <w:szCs w:val="22"/>
           <w14:ligatures w14:val="none"/>
         </w:rPr>
-        <w:t xml:space="preserve">electrical conductivity meter, turbidity meter, </w:t>
+        <w:t>and UV</w:t>
       </w:r>
       <w:r>
         <w:rPr>
@@ -14325,7 +14039,7 @@
           <w:szCs w:val="22"/>
           <w14:ligatures w14:val="none"/>
         </w:rPr>
-        <w:t xml:space="preserve">COD, </w:t>
+        <w:t>-</w:t>
       </w:r>
       <w:r>
         <w:rPr>
@@ -14334,36 +14048,7 @@
           <w:szCs w:val="22"/>
           <w14:ligatures w14:val="none"/>
         </w:rPr>
-        <w:t>and UV</w:t>
-      </w:r>
-      <w:r>
-        <w:rPr>
-          <w:rFonts w:ascii="Quicksand" w:eastAsia="Times New Roman" w:hAnsi="Quicksand" w:cs="Arial"/>
-          <w:kern w:val="0"/>
-          <w:szCs w:val="22"/>
-          <w14:ligatures w14:val="none"/>
-        </w:rPr>
-        <w:t>-</w:t>
-      </w:r>
-      <w:proofErr w:type="gramStart"/>
-      <w:r>
-        <w:rPr>
-          <w:rFonts w:ascii="Quicksand" w:eastAsia="Times New Roman" w:hAnsi="Quicksand" w:cs="Arial"/>
-          <w:kern w:val="0"/>
-          <w:szCs w:val="22"/>
-          <w14:ligatures w14:val="none"/>
-        </w:rPr>
-        <w:t>Vis</w:t>
-      </w:r>
-      <w:proofErr w:type="gramEnd"/>
-      <w:r>
-        <w:rPr>
-          <w:rFonts w:ascii="Quicksand" w:eastAsia="Times New Roman" w:hAnsi="Quicksand" w:cs="Arial"/>
-          <w:kern w:val="0"/>
-          <w:szCs w:val="22"/>
-          <w14:ligatures w14:val="none"/>
-        </w:rPr>
-        <w:t xml:space="preserve"> spectrophotometer</w:t>
+        <w:t>Vis spectrophotometer</w:t>
       </w:r>
     </w:p>
     <w:p>
@@ -14479,23 +14164,13 @@
         </w:rPr>
         <w:t xml:space="preserve"> and </w:t>
       </w:r>
-      <w:proofErr w:type="spellStart"/>
       <w:r>
         <w:rPr>
           <w:rFonts w:ascii="Quicksand" w:hAnsi="Quicksand" w:cs="Arial"/>
           <w:szCs w:val="22"/>
           <w:lang w:val="en-GB"/>
         </w:rPr>
-        <w:t>ChemDraw</w:t>
-      </w:r>
-      <w:proofErr w:type="spellEnd"/>
-      <w:r>
-        <w:rPr>
-          <w:rFonts w:ascii="Quicksand" w:hAnsi="Quicksand" w:cs="Arial"/>
-          <w:szCs w:val="22"/>
-          <w:lang w:val="en-GB"/>
-        </w:rPr>
-        <w:t xml:space="preserve"> Professional 19</w:t>
+        <w:t>ChemDraw Professional 19</w:t>
       </w:r>
     </w:p>
     <w:p>
@@ -16557,7 +16232,6 @@
           <w:lang w:val="en-GB"/>
         </w:rPr>
       </w:pPr>
-      <w:proofErr w:type="spellStart"/>
       <w:r>
         <w:rPr>
           <w:rFonts w:ascii="Quicksand" w:hAnsi="Quicksand" w:cs="Arial"/>
@@ -16567,9 +16241,19 @@
           <w:szCs w:val="22"/>
           <w:lang w:val="en-GB"/>
         </w:rPr>
-        <w:t>Promsuwan</w:t>
-      </w:r>
-      <w:proofErr w:type="spellEnd"/>
+        <w:t xml:space="preserve">Promsuwan, K., Chuenjitt, S., Kongsuwan, A., Saichanapan, J., Soleh, A., Saisahas, K., Samoson, K., </w:t>
+      </w:r>
+      <w:r>
+        <w:rPr>
+          <w:rFonts w:ascii="Quicksand" w:hAnsi="Quicksand" w:cs="Arial"/>
+          <w:b/>
+          <w:color w:val="000000" w:themeColor="text1"/>
+          <w:sz w:val="22"/>
+          <w:szCs w:val="22"/>
+          <w:lang w:val="en-GB"/>
+        </w:rPr>
+        <w:t>Wangchuk, S.</w:t>
+      </w:r>
       <w:r>
         <w:rPr>
           <w:rFonts w:ascii="Quicksand" w:hAnsi="Quicksand" w:cs="Arial"/>
@@ -16579,173 +16263,7 @@
           <w:szCs w:val="22"/>
           <w:lang w:val="en-GB"/>
         </w:rPr>
-        <w:t xml:space="preserve">, K., </w:t>
-      </w:r>
-      <w:proofErr w:type="spellStart"/>
-      <w:r>
-        <w:rPr>
-          <w:rFonts w:ascii="Quicksand" w:hAnsi="Quicksand" w:cs="Arial"/>
-          <w:bCs/>
-          <w:color w:val="000000" w:themeColor="text1"/>
-          <w:sz w:val="22"/>
-          <w:szCs w:val="22"/>
-          <w:lang w:val="en-GB"/>
-        </w:rPr>
-        <w:t>Chuenjitt</w:t>
-      </w:r>
-      <w:proofErr w:type="spellEnd"/>
-      <w:r>
-        <w:rPr>
-          <w:rFonts w:ascii="Quicksand" w:hAnsi="Quicksand" w:cs="Arial"/>
-          <w:bCs/>
-          <w:color w:val="000000" w:themeColor="text1"/>
-          <w:sz w:val="22"/>
-          <w:szCs w:val="22"/>
-          <w:lang w:val="en-GB"/>
-        </w:rPr>
-        <w:t xml:space="preserve">, S., </w:t>
-      </w:r>
-      <w:proofErr w:type="spellStart"/>
-      <w:r>
-        <w:rPr>
-          <w:rFonts w:ascii="Quicksand" w:hAnsi="Quicksand" w:cs="Arial"/>
-          <w:bCs/>
-          <w:color w:val="000000" w:themeColor="text1"/>
-          <w:sz w:val="22"/>
-          <w:szCs w:val="22"/>
-          <w:lang w:val="en-GB"/>
-        </w:rPr>
-        <w:t>Kongsuwan</w:t>
-      </w:r>
-      <w:proofErr w:type="spellEnd"/>
-      <w:r>
-        <w:rPr>
-          <w:rFonts w:ascii="Quicksand" w:hAnsi="Quicksand" w:cs="Arial"/>
-          <w:bCs/>
-          <w:color w:val="000000" w:themeColor="text1"/>
-          <w:sz w:val="22"/>
-          <w:szCs w:val="22"/>
-          <w:lang w:val="en-GB"/>
-        </w:rPr>
-        <w:t xml:space="preserve">, A., </w:t>
-      </w:r>
-      <w:proofErr w:type="spellStart"/>
-      <w:r>
-        <w:rPr>
-          <w:rFonts w:ascii="Quicksand" w:hAnsi="Quicksand" w:cs="Arial"/>
-          <w:bCs/>
-          <w:color w:val="000000" w:themeColor="text1"/>
-          <w:sz w:val="22"/>
-          <w:szCs w:val="22"/>
-          <w:lang w:val="en-GB"/>
-        </w:rPr>
-        <w:t>Saichanapan</w:t>
-      </w:r>
-      <w:proofErr w:type="spellEnd"/>
-      <w:r>
-        <w:rPr>
-          <w:rFonts w:ascii="Quicksand" w:hAnsi="Quicksand" w:cs="Arial"/>
-          <w:bCs/>
-          <w:color w:val="000000" w:themeColor="text1"/>
-          <w:sz w:val="22"/>
-          <w:szCs w:val="22"/>
-          <w:lang w:val="en-GB"/>
-        </w:rPr>
-        <w:t xml:space="preserve">, J., Soleh, A., </w:t>
-      </w:r>
-      <w:proofErr w:type="spellStart"/>
-      <w:r>
-        <w:rPr>
-          <w:rFonts w:ascii="Quicksand" w:hAnsi="Quicksand" w:cs="Arial"/>
-          <w:bCs/>
-          <w:color w:val="000000" w:themeColor="text1"/>
-          <w:sz w:val="22"/>
-          <w:szCs w:val="22"/>
-          <w:lang w:val="en-GB"/>
-        </w:rPr>
-        <w:t>Saisahas</w:t>
-      </w:r>
-      <w:proofErr w:type="spellEnd"/>
-      <w:r>
-        <w:rPr>
-          <w:rFonts w:ascii="Quicksand" w:hAnsi="Quicksand" w:cs="Arial"/>
-          <w:bCs/>
-          <w:color w:val="000000" w:themeColor="text1"/>
-          <w:sz w:val="22"/>
-          <w:szCs w:val="22"/>
-          <w:lang w:val="en-GB"/>
-        </w:rPr>
-        <w:t xml:space="preserve">, K., </w:t>
-      </w:r>
-      <w:proofErr w:type="spellStart"/>
-      <w:r>
-        <w:rPr>
-          <w:rFonts w:ascii="Quicksand" w:hAnsi="Quicksand" w:cs="Arial"/>
-          <w:bCs/>
-          <w:color w:val="000000" w:themeColor="text1"/>
-          <w:sz w:val="22"/>
-          <w:szCs w:val="22"/>
-          <w:lang w:val="en-GB"/>
-        </w:rPr>
-        <w:t>Samoson</w:t>
-      </w:r>
-      <w:proofErr w:type="spellEnd"/>
-      <w:r>
-        <w:rPr>
-          <w:rFonts w:ascii="Quicksand" w:hAnsi="Quicksand" w:cs="Arial"/>
-          <w:bCs/>
-          <w:color w:val="000000" w:themeColor="text1"/>
-          <w:sz w:val="22"/>
-          <w:szCs w:val="22"/>
-          <w:lang w:val="en-GB"/>
-        </w:rPr>
-        <w:t xml:space="preserve">, K., </w:t>
-      </w:r>
-      <w:r>
-        <w:rPr>
-          <w:rFonts w:ascii="Quicksand" w:hAnsi="Quicksand" w:cs="Arial"/>
-          <w:b/>
-          <w:color w:val="000000" w:themeColor="text1"/>
-          <w:sz w:val="22"/>
-          <w:szCs w:val="22"/>
-          <w:lang w:val="en-GB"/>
-        </w:rPr>
-        <w:t>Wangchuk, S.</w:t>
-      </w:r>
-      <w:r>
-        <w:rPr>
-          <w:rFonts w:ascii="Quicksand" w:hAnsi="Quicksand" w:cs="Arial"/>
-          <w:bCs/>
-          <w:color w:val="000000" w:themeColor="text1"/>
-          <w:sz w:val="22"/>
-          <w:szCs w:val="22"/>
-          <w:lang w:val="en-GB"/>
-        </w:rPr>
-        <w:t xml:space="preserve">, &amp; </w:t>
-      </w:r>
-      <w:proofErr w:type="spellStart"/>
-      <w:r>
-        <w:rPr>
-          <w:rFonts w:ascii="Quicksand" w:hAnsi="Quicksand" w:cs="Arial"/>
-          <w:bCs/>
-          <w:color w:val="000000" w:themeColor="text1"/>
-          <w:sz w:val="22"/>
-          <w:szCs w:val="22"/>
-          <w:lang w:val="en-GB"/>
-        </w:rPr>
-        <w:t>Limbut</w:t>
-      </w:r>
-      <w:proofErr w:type="spellEnd"/>
-      <w:r>
-        <w:rPr>
-          <w:rFonts w:ascii="Quicksand" w:hAnsi="Quicksand" w:cs="Arial"/>
-          <w:bCs/>
-          <w:color w:val="000000" w:themeColor="text1"/>
-          <w:sz w:val="22"/>
-          <w:szCs w:val="22"/>
-          <w:lang w:val="en-GB"/>
-        </w:rPr>
-        <w:t>, W. (2025).</w:t>
+        <w:t>, &amp; Limbut, W. (2025).</w:t>
       </w:r>
       <w:r>
         <w:rPr>
@@ -21066,31 +20584,88 @@
           <w:sz w:val="22"/>
           <w:szCs w:val="22"/>
         </w:rPr>
-        <w:t xml:space="preserve">Water Source Sampling and Water Quality Testing for </w:t>
-      </w:r>
-      <w:proofErr w:type="spellStart"/>
+        <w:t>Water Source Sampling and Water Quality Testing for Dorjilung Hydropower Project Limited</w:t>
+      </w:r>
       <w:r>
         <w:rPr>
           <w:rFonts w:ascii="Quicksand" w:hAnsi="Quicksand"/>
-          <w:i/>
-          <w:iCs/>
-          <w:color w:val="000000" w:themeColor="text1"/>
-          <w:sz w:val="22"/>
-          <w:szCs w:val="22"/>
-        </w:rPr>
-        <w:t>Dorjilung</w:t>
-      </w:r>
-      <w:proofErr w:type="spellEnd"/>
+          <w:color w:val="000000" w:themeColor="text1"/>
+          <w:sz w:val="22"/>
+          <w:szCs w:val="22"/>
+        </w:rPr>
+        <w:t>.</w:t>
+      </w:r>
       <w:r>
         <w:rPr>
           <w:rFonts w:ascii="Quicksand" w:hAnsi="Quicksand"/>
-          <w:i/>
-          <w:iCs/>
-          <w:color w:val="000000" w:themeColor="text1"/>
-          <w:sz w:val="22"/>
-          <w:szCs w:val="22"/>
-        </w:rPr>
-        <w:t xml:space="preserve"> Hydropower Project Limited</w:t>
+          <w:color w:val="000000" w:themeColor="text1"/>
+          <w:sz w:val="22"/>
+          <w:szCs w:val="22"/>
+        </w:rPr>
+        <w:t xml:space="preserve"> </w:t>
+      </w:r>
+      <w:r>
+        <w:rPr>
+          <w:rFonts w:ascii="Quicksand" w:hAnsi="Quicksand" w:cs="Arial"/>
+          <w:color w:val="000000" w:themeColor="text1"/>
+          <w:sz w:val="22"/>
+          <w:szCs w:val="22"/>
+        </w:rPr>
+        <w:t>A</w:t>
+      </w:r>
+      <w:r>
+        <w:rPr>
+          <w:rFonts w:ascii="Quicksand" w:hAnsi="Quicksand" w:cs="Arial"/>
+          <w:color w:val="000000" w:themeColor="text1"/>
+          <w:sz w:val="22"/>
+          <w:szCs w:val="22"/>
+        </w:rPr>
+        <w:t xml:space="preserve">n exclusive </w:t>
+      </w:r>
+      <w:r>
+        <w:rPr>
+          <w:rFonts w:ascii="Quicksand" w:hAnsi="Quicksand" w:cs="Arial"/>
+          <w:color w:val="000000" w:themeColor="text1"/>
+          <w:sz w:val="22"/>
+          <w:szCs w:val="22"/>
+        </w:rPr>
+        <w:t>technical</w:t>
+      </w:r>
+      <w:r>
+        <w:rPr>
+          <w:rFonts w:ascii="Quicksand" w:hAnsi="Quicksand" w:cs="Arial"/>
+          <w:color w:val="000000" w:themeColor="text1"/>
+          <w:sz w:val="22"/>
+          <w:szCs w:val="22"/>
+        </w:rPr>
+        <w:t xml:space="preserve"> </w:t>
+      </w:r>
+      <w:r>
+        <w:rPr>
+          <w:rFonts w:ascii="Quicksand" w:hAnsi="Quicksand" w:cs="Arial"/>
+          <w:color w:val="000000" w:themeColor="text1"/>
+          <w:sz w:val="22"/>
+          <w:szCs w:val="22"/>
+        </w:rPr>
+        <w:t>report</w:t>
+      </w:r>
+      <w:r>
+        <w:rPr>
+          <w:rFonts w:ascii="Quicksand" w:hAnsi="Quicksand" w:cs="Arial"/>
+          <w:color w:val="000000" w:themeColor="text1"/>
+          <w:sz w:val="22"/>
+          <w:szCs w:val="22"/>
+        </w:rPr>
+        <w:t xml:space="preserve"> and</w:t>
+      </w:r>
+      <w:r>
+        <w:rPr>
+          <w:rFonts w:ascii="Quicksand" w:hAnsi="Quicksand" w:cs="Arial"/>
+          <w:color w:val="000000" w:themeColor="text1"/>
+          <w:sz w:val="22"/>
+          <w:szCs w:val="22"/>
+        </w:rPr>
+        <w:t xml:space="preserve"> research project </w:t>
       </w:r>
       <w:r>
         <w:rPr>
@@ -21099,7 +20674,7 @@
           <w:sz w:val="22"/>
           <w:szCs w:val="22"/>
         </w:rPr>
-        <w:t>.</w:t>
+        <w:t xml:space="preserve">funded by </w:t>
       </w:r>
       <w:r>
         <w:rPr>
@@ -21108,108 +20683,16 @@
           <w:sz w:val="22"/>
           <w:szCs w:val="22"/>
         </w:rPr>
-        <w:t xml:space="preserve"> </w:t>
-      </w:r>
-      <w:r>
-        <w:rPr>
-          <w:rFonts w:ascii="Quicksand" w:hAnsi="Quicksand" w:cs="Arial"/>
-          <w:color w:val="000000" w:themeColor="text1"/>
-          <w:sz w:val="22"/>
-          <w:szCs w:val="22"/>
-        </w:rPr>
-        <w:t>A</w:t>
-      </w:r>
-      <w:r>
-        <w:rPr>
-          <w:rFonts w:ascii="Quicksand" w:hAnsi="Quicksand" w:cs="Arial"/>
-          <w:color w:val="000000" w:themeColor="text1"/>
-          <w:sz w:val="22"/>
-          <w:szCs w:val="22"/>
-        </w:rPr>
-        <w:t xml:space="preserve">n exclusive </w:t>
-      </w:r>
-      <w:r>
-        <w:rPr>
-          <w:rFonts w:ascii="Quicksand" w:hAnsi="Quicksand" w:cs="Arial"/>
-          <w:color w:val="000000" w:themeColor="text1"/>
-          <w:sz w:val="22"/>
-          <w:szCs w:val="22"/>
-        </w:rPr>
-        <w:t>technical</w:t>
-      </w:r>
-      <w:r>
-        <w:rPr>
-          <w:rFonts w:ascii="Quicksand" w:hAnsi="Quicksand" w:cs="Arial"/>
-          <w:color w:val="000000" w:themeColor="text1"/>
-          <w:sz w:val="22"/>
-          <w:szCs w:val="22"/>
-        </w:rPr>
-        <w:t xml:space="preserve"> </w:t>
-      </w:r>
-      <w:r>
-        <w:rPr>
-          <w:rFonts w:ascii="Quicksand" w:hAnsi="Quicksand" w:cs="Arial"/>
-          <w:color w:val="000000" w:themeColor="text1"/>
-          <w:sz w:val="22"/>
-          <w:szCs w:val="22"/>
-        </w:rPr>
-        <w:t>report</w:t>
-      </w:r>
-      <w:r>
-        <w:rPr>
-          <w:rFonts w:ascii="Quicksand" w:hAnsi="Quicksand" w:cs="Arial"/>
-          <w:color w:val="000000" w:themeColor="text1"/>
-          <w:sz w:val="22"/>
-          <w:szCs w:val="22"/>
-        </w:rPr>
-        <w:t xml:space="preserve"> and</w:t>
-      </w:r>
-      <w:r>
-        <w:rPr>
-          <w:rFonts w:ascii="Quicksand" w:hAnsi="Quicksand" w:cs="Arial"/>
-          <w:color w:val="000000" w:themeColor="text1"/>
-          <w:sz w:val="22"/>
-          <w:szCs w:val="22"/>
-        </w:rPr>
-        <w:t xml:space="preserve"> research project </w:t>
-      </w:r>
-      <w:r>
-        <w:rPr>
-          <w:rFonts w:ascii="Quicksand" w:hAnsi="Quicksand"/>
-          <w:color w:val="000000" w:themeColor="text1"/>
-          <w:sz w:val="22"/>
-          <w:szCs w:val="22"/>
-        </w:rPr>
-        <w:t xml:space="preserve">funded by </w:t>
-      </w:r>
-      <w:r>
-        <w:rPr>
-          <w:rFonts w:ascii="Quicksand" w:hAnsi="Quicksand"/>
-          <w:color w:val="000000" w:themeColor="text1"/>
-          <w:sz w:val="22"/>
-          <w:szCs w:val="22"/>
-        </w:rPr>
         <w:t xml:space="preserve">the </w:t>
       </w:r>
-      <w:proofErr w:type="spellStart"/>
-      <w:r>
-        <w:rPr>
-          <w:rFonts w:ascii="Quicksand" w:hAnsi="Quicksand" w:cs="Arial"/>
-          <w:color w:val="000000" w:themeColor="text1"/>
-          <w:sz w:val="22"/>
-          <w:szCs w:val="22"/>
-        </w:rPr>
-        <w:t>Dorjilung</w:t>
-      </w:r>
-      <w:proofErr w:type="spellEnd"/>
-      <w:r>
-        <w:rPr>
-          <w:rFonts w:ascii="Quicksand" w:hAnsi="Quicksand" w:cs="Arial"/>
-          <w:color w:val="000000" w:themeColor="text1"/>
-          <w:sz w:val="22"/>
-          <w:szCs w:val="22"/>
-        </w:rPr>
-        <w:t xml:space="preserve"> Hydropower Project Limited</w:t>
+      <w:r>
+        <w:rPr>
+          <w:rFonts w:ascii="Quicksand" w:hAnsi="Quicksand" w:cs="Arial"/>
+          <w:color w:val="000000" w:themeColor="text1"/>
+          <w:sz w:val="22"/>
+          <w:szCs w:val="22"/>
+        </w:rPr>
+        <w:t>Dorjilung Hydropower Project Limited</w:t>
       </w:r>
       <w:r>
         <w:rPr>
@@ -21299,27 +20782,15 @@
         </w:rPr>
         <w:t xml:space="preserve"> Tobgay, S., &amp; </w:t>
       </w:r>
-      <w:proofErr w:type="spellStart"/>
-      <w:r>
-        <w:rPr>
-          <w:rFonts w:ascii="Quicksand" w:hAnsi="Quicksand" w:cs="Arial"/>
-          <w:color w:val="000000" w:themeColor="text1"/>
-          <w:sz w:val="22"/>
-          <w:szCs w:val="22"/>
-          <w:shd w:val="clear" w:color="auto" w:fill="FFFFFF"/>
-        </w:rPr>
-        <w:t>Subba</w:t>
-      </w:r>
-      <w:proofErr w:type="spellEnd"/>
-      <w:r>
-        <w:rPr>
-          <w:rFonts w:ascii="Quicksand" w:hAnsi="Quicksand" w:cs="Arial"/>
-          <w:color w:val="000000" w:themeColor="text1"/>
-          <w:sz w:val="22"/>
-          <w:szCs w:val="22"/>
-          <w:shd w:val="clear" w:color="auto" w:fill="FFFFFF"/>
-        </w:rPr>
-        <w:t xml:space="preserve">, J. R. </w:t>
+      <w:r>
+        <w:rPr>
+          <w:rFonts w:ascii="Quicksand" w:hAnsi="Quicksand" w:cs="Arial"/>
+          <w:color w:val="000000" w:themeColor="text1"/>
+          <w:sz w:val="22"/>
+          <w:szCs w:val="22"/>
+          <w:shd w:val="clear" w:color="auto" w:fill="FFFFFF"/>
+        </w:rPr>
+        <w:t xml:space="preserve">Subba, J. R. </w:t>
       </w:r>
       <w:r>
         <w:rPr>
@@ -21533,27 +21004,15 @@
         </w:rPr>
         <w:t xml:space="preserve"> Tobgay, S., &amp; </w:t>
       </w:r>
-      <w:proofErr w:type="spellStart"/>
-      <w:r>
-        <w:rPr>
-          <w:rFonts w:ascii="Quicksand" w:hAnsi="Quicksand" w:cs="Arial"/>
-          <w:color w:val="000000" w:themeColor="text1"/>
-          <w:sz w:val="22"/>
-          <w:szCs w:val="22"/>
-          <w:shd w:val="clear" w:color="auto" w:fill="FFFFFF"/>
-        </w:rPr>
-        <w:t>Subba</w:t>
-      </w:r>
-      <w:proofErr w:type="spellEnd"/>
-      <w:r>
-        <w:rPr>
-          <w:rFonts w:ascii="Quicksand" w:hAnsi="Quicksand" w:cs="Arial"/>
-          <w:color w:val="000000" w:themeColor="text1"/>
-          <w:sz w:val="22"/>
-          <w:szCs w:val="22"/>
-          <w:shd w:val="clear" w:color="auto" w:fill="FFFFFF"/>
-        </w:rPr>
-        <w:t xml:space="preserve">, J. R. </w:t>
+      <w:r>
+        <w:rPr>
+          <w:rFonts w:ascii="Quicksand" w:hAnsi="Quicksand" w:cs="Arial"/>
+          <w:color w:val="000000" w:themeColor="text1"/>
+          <w:sz w:val="22"/>
+          <w:szCs w:val="22"/>
+          <w:shd w:val="clear" w:color="auto" w:fill="FFFFFF"/>
+        </w:rPr>
+        <w:t xml:space="preserve">Subba, J. R. </w:t>
       </w:r>
       <w:r>
         <w:rPr>
@@ -21790,27 +21249,15 @@
         </w:rPr>
         <w:t xml:space="preserve"> Tobgay, S., &amp; </w:t>
       </w:r>
-      <w:proofErr w:type="spellStart"/>
-      <w:r>
-        <w:rPr>
-          <w:rFonts w:ascii="Quicksand" w:hAnsi="Quicksand" w:cs="Arial"/>
-          <w:color w:val="000000" w:themeColor="text1"/>
-          <w:sz w:val="22"/>
-          <w:szCs w:val="22"/>
-          <w:shd w:val="clear" w:color="auto" w:fill="FFFFFF"/>
-        </w:rPr>
-        <w:t>Subba</w:t>
-      </w:r>
-      <w:proofErr w:type="spellEnd"/>
-      <w:r>
-        <w:rPr>
-          <w:rFonts w:ascii="Quicksand" w:hAnsi="Quicksand" w:cs="Arial"/>
-          <w:color w:val="000000" w:themeColor="text1"/>
-          <w:sz w:val="22"/>
-          <w:szCs w:val="22"/>
-          <w:shd w:val="clear" w:color="auto" w:fill="FFFFFF"/>
-        </w:rPr>
-        <w:t xml:space="preserve">, J. R. </w:t>
+      <w:r>
+        <w:rPr>
+          <w:rFonts w:ascii="Quicksand" w:hAnsi="Quicksand" w:cs="Arial"/>
+          <w:color w:val="000000" w:themeColor="text1"/>
+          <w:sz w:val="22"/>
+          <w:szCs w:val="22"/>
+          <w:shd w:val="clear" w:color="auto" w:fill="FFFFFF"/>
+        </w:rPr>
+        <w:t xml:space="preserve">Subba, J. R. </w:t>
       </w:r>
       <w:r>
         <w:rPr>
@@ -22019,27 +21466,15 @@
         </w:rPr>
         <w:t xml:space="preserve"> Tobgay, S., &amp; </w:t>
       </w:r>
-      <w:proofErr w:type="spellStart"/>
-      <w:r>
-        <w:rPr>
-          <w:rFonts w:ascii="Quicksand" w:hAnsi="Quicksand" w:cs="Arial"/>
-          <w:color w:val="000000" w:themeColor="text1"/>
-          <w:sz w:val="22"/>
-          <w:szCs w:val="22"/>
-          <w:shd w:val="clear" w:color="auto" w:fill="FFFFFF"/>
-        </w:rPr>
-        <w:t>Subba</w:t>
-      </w:r>
-      <w:proofErr w:type="spellEnd"/>
-      <w:r>
-        <w:rPr>
-          <w:rFonts w:ascii="Quicksand" w:hAnsi="Quicksand" w:cs="Arial"/>
-          <w:color w:val="000000" w:themeColor="text1"/>
-          <w:sz w:val="22"/>
-          <w:szCs w:val="22"/>
-          <w:shd w:val="clear" w:color="auto" w:fill="FFFFFF"/>
-        </w:rPr>
-        <w:t>, J. R.</w:t>
+      <w:r>
+        <w:rPr>
+          <w:rFonts w:ascii="Quicksand" w:hAnsi="Quicksand" w:cs="Arial"/>
+          <w:color w:val="000000" w:themeColor="text1"/>
+          <w:sz w:val="22"/>
+          <w:szCs w:val="22"/>
+          <w:shd w:val="clear" w:color="auto" w:fill="FFFFFF"/>
+        </w:rPr>
+        <w:t>Subba, J. R.</w:t>
       </w:r>
       <w:r>
         <w:rPr>
@@ -22082,31 +21517,7 @@
           <w:sz w:val="22"/>
           <w:szCs w:val="22"/>
         </w:rPr>
-        <w:t xml:space="preserve">services for the 132 kV D/C </w:t>
-      </w:r>
-      <w:proofErr w:type="spellStart"/>
-      <w:r>
-        <w:rPr>
-          <w:rFonts w:ascii="Quicksand" w:hAnsi="Quicksand"/>
-          <w:i/>
-          <w:iCs/>
-          <w:color w:val="000000" w:themeColor="text1"/>
-          <w:sz w:val="22"/>
-          <w:szCs w:val="22"/>
-        </w:rPr>
-        <w:t>Gamri</w:t>
-      </w:r>
-      <w:proofErr w:type="spellEnd"/>
-      <w:r>
-        <w:rPr>
-          <w:rFonts w:ascii="Quicksand" w:hAnsi="Quicksand"/>
-          <w:i/>
-          <w:iCs/>
-          <w:color w:val="000000" w:themeColor="text1"/>
-          <w:sz w:val="22"/>
-          <w:szCs w:val="22"/>
-        </w:rPr>
-        <w:t xml:space="preserve"> I &amp; II </w:t>
+        <w:t xml:space="preserve">services for the 132 kV D/C Gamri I &amp; II </w:t>
       </w:r>
       <w:r>
         <w:rPr>
@@ -22295,7 +21706,6 @@
           <w:szCs w:val="22"/>
         </w:rPr>
       </w:pPr>
-      <w:proofErr w:type="spellStart"/>
       <w:r>
         <w:rPr>
           <w:rStyle w:val="Strong"/>
@@ -22305,43 +21715,7 @@
           <w:sz w:val="22"/>
           <w:szCs w:val="22"/>
         </w:rPr>
-        <w:t>Dendup</w:t>
-      </w:r>
-      <w:proofErr w:type="spellEnd"/>
-      <w:r>
-        <w:rPr>
-          <w:rStyle w:val="Strong"/>
-          <w:rFonts w:ascii="Quicksand" w:hAnsi="Quicksand" w:cs="Arial"/>
-          <w:b w:val="0"/>
-          <w:bCs w:val="0"/>
-          <w:sz w:val="22"/>
-          <w:szCs w:val="22"/>
-        </w:rPr>
-        <w:t xml:space="preserve"> T., </w:t>
-      </w:r>
-      <w:proofErr w:type="spellStart"/>
-      <w:r>
-        <w:rPr>
-          <w:rStyle w:val="Strong"/>
-          <w:rFonts w:ascii="Quicksand" w:hAnsi="Quicksand" w:cs="Arial"/>
-          <w:b w:val="0"/>
-          <w:bCs w:val="0"/>
-          <w:sz w:val="22"/>
-          <w:szCs w:val="22"/>
-        </w:rPr>
-        <w:t>Nidup</w:t>
-      </w:r>
-      <w:proofErr w:type="spellEnd"/>
-      <w:r>
-        <w:rPr>
-          <w:rStyle w:val="Strong"/>
-          <w:rFonts w:ascii="Quicksand" w:hAnsi="Quicksand" w:cs="Arial"/>
-          <w:b w:val="0"/>
-          <w:bCs w:val="0"/>
-          <w:sz w:val="22"/>
-          <w:szCs w:val="22"/>
-        </w:rPr>
-        <w:t>, T., &amp;</w:t>
+        <w:t>Dendup T., Nidup, T., &amp;</w:t>
       </w:r>
       <w:r>
         <w:rPr>
@@ -22384,25 +21758,7 @@
           <w:sz w:val="22"/>
           <w:szCs w:val="22"/>
         </w:rPr>
-        <w:t xml:space="preserve"> for the 20 MW </w:t>
-      </w:r>
-      <w:proofErr w:type="spellStart"/>
-      <w:r>
-        <w:rPr>
-          <w:rFonts w:ascii="Quicksand" w:hAnsi="Quicksand" w:cs="Arial"/>
-          <w:sz w:val="22"/>
-          <w:szCs w:val="22"/>
-        </w:rPr>
-        <w:t>Yungichhu</w:t>
-      </w:r>
-      <w:proofErr w:type="spellEnd"/>
-      <w:r>
-        <w:rPr>
-          <w:rFonts w:ascii="Quicksand" w:hAnsi="Quicksand" w:cs="Arial"/>
-          <w:sz w:val="22"/>
-          <w:szCs w:val="22"/>
-        </w:rPr>
-        <w:t xml:space="preserve"> Hydropower Project</w:t>
+        <w:t xml:space="preserve"> for the 20 MW Yungichhu Hydropower Project</w:t>
       </w:r>
       <w:r>
         <w:rPr>
@@ -22507,7 +21863,6 @@
           <w:szCs w:val="22"/>
         </w:rPr>
       </w:pPr>
-      <w:proofErr w:type="spellStart"/>
       <w:r>
         <w:rPr>
           <w:rStyle w:val="Strong"/>
@@ -22517,9 +21872,8 @@
           <w:sz w:val="22"/>
           <w:szCs w:val="22"/>
         </w:rPr>
-        <w:t>Nidup</w:t>
-      </w:r>
-      <w:proofErr w:type="spellEnd"/>
+        <w:t>Nidup, T., Dendup</w:t>
+      </w:r>
       <w:r>
         <w:rPr>
           <w:rStyle w:val="Strong"/>
@@ -22529,9 +21883,8 @@
           <w:sz w:val="22"/>
           <w:szCs w:val="22"/>
         </w:rPr>
-        <w:t xml:space="preserve">, T., </w:t>
-      </w:r>
-      <w:proofErr w:type="spellStart"/>
+        <w:t>,</w:t>
+      </w:r>
       <w:r>
         <w:rPr>
           <w:rStyle w:val="Strong"/>
@@ -22541,29 +21894,6 @@
           <w:sz w:val="22"/>
           <w:szCs w:val="22"/>
         </w:rPr>
-        <w:t>Dendup</w:t>
-      </w:r>
-      <w:proofErr w:type="spellEnd"/>
-      <w:r>
-        <w:rPr>
-          <w:rStyle w:val="Strong"/>
-          <w:rFonts w:ascii="Quicksand" w:hAnsi="Quicksand" w:cs="Arial"/>
-          <w:b w:val="0"/>
-          <w:bCs w:val="0"/>
-          <w:sz w:val="22"/>
-          <w:szCs w:val="22"/>
-        </w:rPr>
-        <w:t>,</w:t>
-      </w:r>
-      <w:r>
-        <w:rPr>
-          <w:rStyle w:val="Strong"/>
-          <w:rFonts w:ascii="Quicksand" w:hAnsi="Quicksand" w:cs="Arial"/>
-          <w:b w:val="0"/>
-          <w:bCs w:val="0"/>
-          <w:sz w:val="22"/>
-          <w:szCs w:val="22"/>
-        </w:rPr>
         <w:t xml:space="preserve"> T., &amp;</w:t>
       </w:r>
       <w:r>
@@ -22607,25 +21937,7 @@
           <w:sz w:val="22"/>
           <w:szCs w:val="22"/>
         </w:rPr>
-        <w:t xml:space="preserve"> for the 8 MW </w:t>
-      </w:r>
-      <w:proofErr w:type="spellStart"/>
-      <w:r>
-        <w:rPr>
-          <w:rFonts w:ascii="Quicksand" w:hAnsi="Quicksand" w:cs="Arial"/>
-          <w:sz w:val="22"/>
-          <w:szCs w:val="22"/>
-        </w:rPr>
-        <w:t>Thungdiri</w:t>
-      </w:r>
-      <w:proofErr w:type="spellEnd"/>
-      <w:r>
-        <w:rPr>
-          <w:rFonts w:ascii="Quicksand" w:hAnsi="Quicksand" w:cs="Arial"/>
-          <w:sz w:val="22"/>
-          <w:szCs w:val="22"/>
-        </w:rPr>
-        <w:t xml:space="preserve"> Hydropower Project</w:t>
+        <w:t xml:space="preserve"> for the 8 MW Thungdiri Hydropower Project</w:t>
       </w:r>
       <w:r>
         <w:rPr>
@@ -22897,27 +22209,7 @@
                 <w:szCs w:val="19"/>
                 <w:lang w:val="en-GB"/>
               </w:rPr>
-              <w:t>(mm/</w:t>
-            </w:r>
-            <w:proofErr w:type="spellStart"/>
-            <w:r>
-              <w:rPr>
-                <w:rFonts w:ascii="Arial" w:hAnsi="Arial" w:cs="Arial"/>
-                <w:sz w:val="19"/>
-                <w:szCs w:val="19"/>
-                <w:lang w:val="en-GB"/>
-              </w:rPr>
-              <w:t>yyyy</w:t>
-            </w:r>
-            <w:proofErr w:type="spellEnd"/>
-            <w:r>
-              <w:rPr>
-                <w:rFonts w:ascii="Arial" w:hAnsi="Arial" w:cs="Arial"/>
-                <w:sz w:val="19"/>
-                <w:szCs w:val="19"/>
-                <w:lang w:val="en-GB"/>
-              </w:rPr>
-              <w:t xml:space="preserve">) </w:t>
+              <w:t xml:space="preserve">(mm/yyyy) </w:t>
             </w:r>
             <w:r>
               <w:rPr>
@@ -22937,27 +22229,7 @@
                 <w:szCs w:val="19"/>
                 <w:lang w:val="en-GB"/>
               </w:rPr>
-              <w:t xml:space="preserve"> (mm/</w:t>
-            </w:r>
-            <w:proofErr w:type="spellStart"/>
-            <w:r>
-              <w:rPr>
-                <w:rFonts w:ascii="Arial" w:hAnsi="Arial" w:cs="Arial"/>
-                <w:sz w:val="19"/>
-                <w:szCs w:val="19"/>
-                <w:lang w:val="en-GB"/>
-              </w:rPr>
-              <w:t>yyyy</w:t>
-            </w:r>
-            <w:proofErr w:type="spellEnd"/>
-            <w:r>
-              <w:rPr>
-                <w:rFonts w:ascii="Arial" w:hAnsi="Arial" w:cs="Arial"/>
-                <w:sz w:val="19"/>
-                <w:szCs w:val="19"/>
-                <w:lang w:val="en-GB"/>
-              </w:rPr>
-              <w:t>)</w:t>
+              <w:t xml:space="preserve"> (mm/yyyy)</w:t>
             </w:r>
           </w:p>
         </w:tc>
@@ -23028,7 +22300,6 @@
                 <w:lang w:val="en-GB"/>
               </w:rPr>
             </w:pPr>
-            <w:proofErr w:type="spellStart"/>
             <w:r>
               <w:rPr>
                 <w:rFonts w:ascii="Quicksand" w:hAnsi="Quicksand" w:cs="Arial"/>
@@ -23037,7 +22308,6 @@
               </w:rPr>
               <w:t>Editage</w:t>
             </w:r>
-            <w:proofErr w:type="spellEnd"/>
           </w:p>
         </w:tc>
         <w:tc>
@@ -24006,7 +23276,6 @@
                 <w:lang w:val="en-GB"/>
               </w:rPr>
             </w:pPr>
-            <w:proofErr w:type="spellStart"/>
             <w:r>
               <w:rPr>
                 <w:rFonts w:ascii="Quicksand" w:hAnsi="Quicksand" w:cs="Arial"/>
@@ -24016,19 +23285,7 @@
                 <w:szCs w:val="19"/>
                 <w:lang w:val="en-GB"/>
               </w:rPr>
-              <w:t>Editage</w:t>
-            </w:r>
-            <w:proofErr w:type="spellEnd"/>
-            <w:r>
-              <w:rPr>
-                <w:rFonts w:ascii="Quicksand" w:hAnsi="Quicksand" w:cs="Arial"/>
-                <w:bCs/>
-                <w:color w:val="000000" w:themeColor="text1"/>
-                <w:sz w:val="19"/>
-                <w:szCs w:val="19"/>
-                <w:lang w:val="en-GB"/>
-              </w:rPr>
-              <w:t xml:space="preserve"> </w:t>
+              <w:t xml:space="preserve">Editage </w:t>
             </w:r>
             <w:r>
               <w:rPr>
@@ -24253,7 +23510,6 @@
                 <w:lang w:val="en-GB"/>
               </w:rPr>
             </w:pPr>
-            <w:proofErr w:type="spellStart"/>
             <w:r>
               <w:rPr>
                 <w:rFonts w:ascii="Quicksand" w:eastAsiaTheme="minorHAnsi" w:hAnsi="Quicksand"/>
@@ -24262,18 +23518,7 @@
                 <w:lang w:val="en-GB" w:bidi="th-TH"/>
                 <w14:ligatures w14:val="standardContextual"/>
               </w:rPr>
-              <w:t>IMRaD</w:t>
-            </w:r>
-            <w:proofErr w:type="spellEnd"/>
-            <w:r>
-              <w:rPr>
-                <w:rFonts w:ascii="Quicksand" w:eastAsiaTheme="minorHAnsi" w:hAnsi="Quicksand"/>
-                <w:sz w:val="19"/>
-                <w:szCs w:val="19"/>
-                <w:lang w:val="en-GB" w:bidi="th-TH"/>
-                <w14:ligatures w14:val="standardContextual"/>
-              </w:rPr>
-              <w:t xml:space="preserve"> Power! Writing Your Manuscript Section-by-Section </w:t>
+              <w:t xml:space="preserve">IMRaD Power! Writing Your Manuscript Section-by-Section </w:t>
             </w:r>
           </w:p>
         </w:tc>
@@ -24822,19 +24067,8 @@
                 <w:szCs w:val="19"/>
                 <w:lang w:val="en-GB"/>
               </w:rPr>
-              <w:t xml:space="preserve">Capacity Building Training on Air Pollution by Dr. Jas Raj </w:t>
+              <w:t>Capacity Building Training on Air Pollution by Dr. Jas Raj Subba</w:t>
             </w:r>
-            <w:proofErr w:type="spellStart"/>
-            <w:r>
-              <w:rPr>
-                <w:rFonts w:ascii="Quicksand" w:hAnsi="Quicksand" w:cs="ArialMT"/>
-                <w:sz w:val="19"/>
-                <w:szCs w:val="19"/>
-                <w:lang w:val="en-GB"/>
-              </w:rPr>
-              <w:t>Subba</w:t>
-            </w:r>
-            <w:proofErr w:type="spellEnd"/>
           </w:p>
         </w:tc>
         <w:tc>
@@ -25879,7 +25113,6 @@
                 <w:lang w:val="en-GB"/>
               </w:rPr>
             </w:pPr>
-            <w:proofErr w:type="spellStart"/>
             <w:r>
               <w:rPr>
                 <w:rFonts w:ascii="Quicksand" w:hAnsi="Quicksand" w:cs="Arial"/>
@@ -25889,19 +25122,7 @@
                 <w:szCs w:val="19"/>
                 <w:lang w:val="en-GB"/>
               </w:rPr>
-              <w:t>KnE</w:t>
-            </w:r>
-            <w:proofErr w:type="spellEnd"/>
-            <w:r>
-              <w:rPr>
-                <w:rFonts w:ascii="Quicksand" w:hAnsi="Quicksand" w:cs="Arial"/>
-                <w:bCs/>
-                <w:color w:val="000000" w:themeColor="text1"/>
-                <w:sz w:val="19"/>
-                <w:szCs w:val="19"/>
-                <w:lang w:val="en-GB"/>
-              </w:rPr>
-              <w:t xml:space="preserve"> Learn</w:t>
+              <w:t>KnE Learn</w:t>
             </w:r>
           </w:p>
         </w:tc>
@@ -26146,7 +25367,6 @@
                 <w:lang w:val="en-GB"/>
               </w:rPr>
             </w:pPr>
-            <w:proofErr w:type="spellStart"/>
             <w:r>
               <w:rPr>
                 <w:rFonts w:ascii="Quicksand" w:hAnsi="Quicksand" w:cs="Arial"/>
@@ -26156,19 +25376,7 @@
                 <w:szCs w:val="19"/>
                 <w:lang w:val="en-GB"/>
               </w:rPr>
-              <w:t>Editage</w:t>
-            </w:r>
-            <w:proofErr w:type="spellEnd"/>
-            <w:r>
-              <w:rPr>
-                <w:rFonts w:ascii="Quicksand" w:hAnsi="Quicksand" w:cs="Arial"/>
-                <w:bCs/>
-                <w:color w:val="000000" w:themeColor="text1"/>
-                <w:sz w:val="19"/>
-                <w:szCs w:val="19"/>
-                <w:lang w:val="en-GB"/>
-              </w:rPr>
-              <w:t xml:space="preserve"> Insights </w:t>
+              <w:t xml:space="preserve">Editage Insights </w:t>
             </w:r>
           </w:p>
         </w:tc>
@@ -28588,39 +27796,8 @@
                 <w:bCs/>
                 <w:lang w:val="en-GB"/>
               </w:rPr>
-              <w:t xml:space="preserve">Prof. Dr. </w:t>
+              <w:t>Prof. Dr. Warakorn Limbut</w:t>
             </w:r>
-            <w:proofErr w:type="spellStart"/>
-            <w:r>
-              <w:rPr>
-                <w:rFonts w:ascii="Quicksand" w:hAnsi="Quicksand" w:cs="Arial"/>
-                <w:b/>
-                <w:bCs/>
-                <w:lang w:val="en-GB"/>
-              </w:rPr>
-              <w:t>Warakorn</w:t>
-            </w:r>
-            <w:proofErr w:type="spellEnd"/>
-            <w:r>
-              <w:rPr>
-                <w:rFonts w:ascii="Quicksand" w:hAnsi="Quicksand" w:cs="Arial"/>
-                <w:b/>
-                <w:bCs/>
-                <w:lang w:val="en-GB"/>
-              </w:rPr>
-              <w:t xml:space="preserve"> </w:t>
-            </w:r>
-            <w:proofErr w:type="spellStart"/>
-            <w:r>
-              <w:rPr>
-                <w:rFonts w:ascii="Quicksand" w:hAnsi="Quicksand" w:cs="Arial"/>
-                <w:b/>
-                <w:bCs/>
-                <w:lang w:val="en-GB"/>
-              </w:rPr>
-              <w:t>Limbut</w:t>
-            </w:r>
-            <w:proofErr w:type="spellEnd"/>
           </w:p>
           <w:p>
             <w:pPr>
@@ -28695,23 +27872,7 @@
                 <w:rFonts w:ascii="Quicksand" w:hAnsi="Quicksand" w:cs="Arial"/>
                 <w:lang w:val="en-GB"/>
               </w:rPr>
-              <w:t xml:space="preserve">Prince of Songkla University, Hat </w:t>
-            </w:r>
-            <w:proofErr w:type="spellStart"/>
-            <w:r>
-              <w:rPr>
-                <w:rFonts w:ascii="Quicksand" w:hAnsi="Quicksand" w:cs="Arial"/>
-                <w:lang w:val="en-GB"/>
-              </w:rPr>
-              <w:t>Yai</w:t>
-            </w:r>
-            <w:proofErr w:type="spellEnd"/>
-            <w:r>
-              <w:rPr>
-                <w:rFonts w:ascii="Quicksand" w:hAnsi="Quicksand" w:cs="Arial"/>
-                <w:lang w:val="en-GB"/>
-              </w:rPr>
-              <w:t>, Songkhla</w:t>
+              <w:t>Prince of Songkla University, Hat Yai, Songkhla</w:t>
             </w:r>
           </w:p>
           <w:p>
@@ -28818,33 +27979,8 @@
                   <w:rStyle w:val="Strong"/>
                   <w:rFonts w:ascii="Quicksand" w:hAnsi="Quicksand" w:cs="Arial"/>
                 </w:rPr>
-                <w:t xml:space="preserve">Assoc. Prof. Dr. </w:t>
+                <w:t>Assoc. Prof. Dr. Chongdee Buranachai</w:t>
               </w:r>
-              <w:proofErr w:type="spellStart"/>
-              <w:r>
-                <w:rPr>
-                  <w:rStyle w:val="Strong"/>
-                  <w:rFonts w:ascii="Quicksand" w:hAnsi="Quicksand" w:cs="Arial"/>
-                </w:rPr>
-                <w:t>Chongdee</w:t>
-              </w:r>
-              <w:proofErr w:type="spellEnd"/>
-              <w:r>
-                <w:rPr>
-                  <w:rStyle w:val="Strong"/>
-                  <w:rFonts w:ascii="Quicksand" w:hAnsi="Quicksand" w:cs="Arial"/>
-                </w:rPr>
-                <w:t xml:space="preserve"> </w:t>
-              </w:r>
-              <w:proofErr w:type="spellStart"/>
-              <w:r>
-                <w:rPr>
-                  <w:rStyle w:val="Strong"/>
-                  <w:rFonts w:ascii="Quicksand" w:hAnsi="Quicksand" w:cs="Arial"/>
-                </w:rPr>
-                <w:t>Buranachai</w:t>
-              </w:r>
-              <w:proofErr w:type="spellEnd"/>
             </w:hyperlink>
             <w:r>
               <w:rPr>
@@ -28910,25 +28046,7 @@
                 <w:szCs w:val="22"/>
               </w:rPr>
               <w:br/>
-              <w:t xml:space="preserve">Prince of Songkla University, Hat </w:t>
-            </w:r>
-            <w:proofErr w:type="spellStart"/>
-            <w:r>
-              <w:rPr>
-                <w:rFonts w:ascii="Quicksand" w:hAnsi="Quicksand" w:cs="Arial"/>
-                <w:sz w:val="22"/>
-                <w:szCs w:val="22"/>
-              </w:rPr>
-              <w:t>Yai</w:t>
-            </w:r>
-            <w:proofErr w:type="spellEnd"/>
-            <w:r>
-              <w:rPr>
-                <w:rFonts w:ascii="Quicksand" w:hAnsi="Quicksand" w:cs="Arial"/>
-                <w:sz w:val="22"/>
-                <w:szCs w:val="22"/>
-              </w:rPr>
-              <w:t>, Songkhla</w:t>
+              <w:t>Prince of Songkla University, Hat Yai, Songkhla</w:t>
             </w:r>
           </w:p>
           <w:p>
@@ -29070,33 +28188,8 @@
                   <w:rStyle w:val="Strong"/>
                   <w:rFonts w:ascii="Quicksand" w:hAnsi="Quicksand" w:cs="Arial"/>
                 </w:rPr>
-                <w:t xml:space="preserve">Assoc. Prof. Dr. </w:t>
+                <w:t>Assoc. Prof. Dr. Apon Numnuam</w:t>
               </w:r>
-              <w:proofErr w:type="spellStart"/>
-              <w:r>
-                <w:rPr>
-                  <w:rStyle w:val="Strong"/>
-                  <w:rFonts w:ascii="Quicksand" w:hAnsi="Quicksand" w:cs="Arial"/>
-                </w:rPr>
-                <w:t>Apon</w:t>
-              </w:r>
-              <w:proofErr w:type="spellEnd"/>
-              <w:r>
-                <w:rPr>
-                  <w:rStyle w:val="Strong"/>
-                  <w:rFonts w:ascii="Quicksand" w:hAnsi="Quicksand" w:cs="Arial"/>
-                </w:rPr>
-                <w:t xml:space="preserve"> </w:t>
-              </w:r>
-              <w:proofErr w:type="spellStart"/>
-              <w:r>
-                <w:rPr>
-                  <w:rStyle w:val="Strong"/>
-                  <w:rFonts w:ascii="Quicksand" w:hAnsi="Quicksand" w:cs="Arial"/>
-                </w:rPr>
-                <w:t>Numnuam</w:t>
-              </w:r>
-              <w:proofErr w:type="spellEnd"/>
             </w:hyperlink>
             <w:r>
               <w:rPr>
@@ -29149,25 +28242,7 @@
                 <w:szCs w:val="22"/>
               </w:rPr>
               <w:br/>
-              <w:t xml:space="preserve">Prince of Songkla University, Hat </w:t>
-            </w:r>
-            <w:proofErr w:type="spellStart"/>
-            <w:r>
-              <w:rPr>
-                <w:rFonts w:ascii="Quicksand" w:hAnsi="Quicksand" w:cs="Arial"/>
-                <w:sz w:val="22"/>
-                <w:szCs w:val="22"/>
-              </w:rPr>
-              <w:t>Yai</w:t>
-            </w:r>
-            <w:proofErr w:type="spellEnd"/>
-            <w:r>
-              <w:rPr>
-                <w:rFonts w:ascii="Quicksand" w:hAnsi="Quicksand" w:cs="Arial"/>
-                <w:sz w:val="22"/>
-                <w:szCs w:val="22"/>
-              </w:rPr>
-              <w:t>, Songkhla</w:t>
+              <w:t>Prince of Songkla University, Hat Yai, Songkhla</w:t>
             </w:r>
           </w:p>
           <w:p>
@@ -29313,19 +28388,8 @@
                 <w:bCs/>
                 <w:lang w:val="en-GB"/>
               </w:rPr>
-              <w:t xml:space="preserve">Dr. Jas Raj </w:t>
+              <w:t>Dr. Jas Raj Subba</w:t>
             </w:r>
-            <w:proofErr w:type="spellStart"/>
-            <w:r>
-              <w:rPr>
-                <w:rFonts w:ascii="Quicksand" w:hAnsi="Quicksand" w:cs="Arial"/>
-                <w:b/>
-                <w:bCs/>
-                <w:lang w:val="en-GB"/>
-              </w:rPr>
-              <w:t>Subba</w:t>
-            </w:r>
-            <w:proofErr w:type="spellEnd"/>
           </w:p>
           <w:p>
             <w:pPr>
@@ -29478,26 +28542,6 @@
           <w:szCs w:val="22"/>
         </w:rPr>
       </w:pPr>
-    </w:p>
-    <w:p>
-      <w:pPr>
-        <w:pStyle w:val="BodyText"/>
-        <w:spacing w:after="0" w:line="240" w:lineRule="auto"/>
-        <w:jc w:val="both"/>
-        <w:rPr>
-          <w:rFonts w:ascii="Arial" w:hAnsi="Arial" w:cs="Arial"/>
-          <w:b/>
-          <w:bCs/>
-          <w:szCs w:val="22"/>
-        </w:rPr>
-      </w:pPr>
-      <w:r>
-        <w:rPr>
-          <w:b/>
-          <w:bCs/>
-        </w:rPr>
-        <w:t>Automation test</w:t>
-      </w:r>
     </w:p>
     <w:sectPr>
       <w:pgSz w:w="11906" w:h="16838" w:code="9"/>

--- a/cv/Sangay Wangchuk CV (complete).docx
+++ b/cv/Sangay Wangchuk CV (complete).docx
@@ -345,7 +345,7 @@
               </wp:anchor>
             </w:drawing>
           </mc:Choice>
-          <mc:Fallback xmlns:w16du="http://schemas.microsoft.com/office/word/2023/wordml/word16du" xmlns:w16sdtfl="http://schemas.microsoft.com/office/word/2024/wordml/sdtformatlock">
+          <mc:Fallback xmlns:w16sdtfl="http://schemas.microsoft.com/office/word/2024/wordml/sdtformatlock" xmlns:w16du="http://schemas.microsoft.com/office/word/2023/wordml/word16du">
             <w:pict>
               <v:oval w14:anchorId="79F97086" id="Oval 2" o:spid="_x0000_s1026" style="position:absolute;margin-left:-48.6pt;margin-top:-47.4pt;width:108pt;height:108pt;z-index:251762688;visibility:visible;mso-wrap-style:square;mso-width-percent:0;mso-height-percent:0;mso-wrap-distance-left:9pt;mso-wrap-distance-top:0;mso-wrap-distance-right:9pt;mso-wrap-distance-bottom:0;mso-position-horizontal:absolute;mso-position-horizontal-relative:text;mso-position-vertical:absolute;mso-position-vertical-relative:text;mso-width-percent:0;mso-height-percent:0;mso-width-relative:margin;mso-height-relative:margin;v-text-anchor:middle" o:gfxdata="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" stroked="f" strokeweight="1pt">
                 <v:fill r:id="rId6" o:title="" recolor="t" rotate="t" type="frame"/>
@@ -431,7 +431,7 @@
               </wp:anchor>
             </w:drawing>
           </mc:Choice>
-          <mc:Fallback xmlns:w16du="http://schemas.microsoft.com/office/word/2023/wordml/word16du" xmlns:w16sdtfl="http://schemas.microsoft.com/office/word/2024/wordml/sdtformatlock">
+          <mc:Fallback xmlns:w16sdtfl="http://schemas.microsoft.com/office/word/2024/wordml/sdtformatlock" xmlns:w16du="http://schemas.microsoft.com/office/word/2023/wordml/word16du">
             <w:pict>
               <v:roundrect w14:anchorId="45C747B7" id="Rectangle: Rounded Corners 1" o:spid="_x0000_s1026" style="position:absolute;margin-left:-75pt;margin-top:-97.8pt;width:153.6pt;height:900pt;z-index:251652096;visibility:visible;mso-wrap-style:square;mso-width-percent:0;mso-height-percent:0;mso-wrap-distance-left:9pt;mso-wrap-distance-top:0;mso-wrap-distance-right:9pt;mso-wrap-distance-bottom:0;mso-position-horizontal:absolute;mso-position-horizontal-relative:text;mso-position-vertical:absolute;mso-position-vertical-relative:text;mso-width-percent:0;mso-height-percent:0;mso-width-relative:margin;mso-height-relative:margin;v-text-anchor:middle" arcsize="10923f" o:gfxdata="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" fillcolor="#006" stroked="f" strokeweight="1pt">
                 <v:fill opacity="59110f"/>
@@ -509,7 +509,7 @@
               </wp:anchor>
             </w:drawing>
           </mc:Choice>
-          <mc:Fallback xmlns:w16du="http://schemas.microsoft.com/office/word/2023/wordml/word16du" xmlns:w16sdtfl="http://schemas.microsoft.com/office/word/2024/wordml/sdtformatlock">
+          <mc:Fallback xmlns:w16sdtfl="http://schemas.microsoft.com/office/word/2024/wordml/sdtformatlock" xmlns:w16du="http://schemas.microsoft.com/office/word/2023/wordml/word16du">
             <w:pict>
               <v:line w14:anchorId="402AB667" id="Straight Connector 4" o:spid="_x0000_s1026" style="position:absolute;z-index:251701248;visibility:visible;mso-wrap-style:square;mso-width-percent:0;mso-height-percent:0;mso-wrap-distance-left:9pt;mso-wrap-distance-top:0;mso-wrap-distance-right:9pt;mso-wrap-distance-bottom:0;mso-position-horizontal:absolute;mso-position-horizontal-relative:text;mso-position-vertical:absolute;mso-position-vertical-relative:text;mso-width-percent:0;mso-height-percent:0;mso-width-relative:margin;mso-height-relative:margin" from="233.35pt,157.55pt" to="233.35pt,236.75pt" o:gfxdata="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" strokecolor="#f93" strokeweight="1.5pt">
                 <v:stroke joinstyle="miter"/>
@@ -586,7 +586,7 @@
               </wp:anchor>
             </w:drawing>
           </mc:Choice>
-          <mc:Fallback xmlns:w16du="http://schemas.microsoft.com/office/word/2023/wordml/word16du" xmlns:w16sdtfl="http://schemas.microsoft.com/office/word/2024/wordml/sdtformatlock">
+          <mc:Fallback xmlns:w16sdtfl="http://schemas.microsoft.com/office/word/2024/wordml/sdtformatlock" xmlns:w16du="http://schemas.microsoft.com/office/word/2023/wordml/word16du">
             <w:pict>
               <v:line w14:anchorId="7F1B2F06" id="Straight Connector 4" o:spid="_x0000_s1026" style="position:absolute;z-index:251699200;visibility:visible;mso-wrap-style:square;mso-width-percent:0;mso-height-percent:0;mso-wrap-distance-left:9pt;mso-wrap-distance-top:0;mso-wrap-distance-right:9pt;mso-wrap-distance-bottom:0;mso-position-horizontal:absolute;mso-position-horizontal-relative:text;mso-position-vertical:absolute;mso-position-vertical-relative:text;mso-width-percent:0;mso-height-percent:0;mso-width-relative:margin;mso-height-relative:margin" from="233.4pt,77.4pt" to="233.4pt,156.6pt" o:gfxdata="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" strokecolor="#f93" strokeweight="1.5pt">
                 <v:stroke startarrow="oval" endarrow="oval" joinstyle="miter"/>
@@ -661,7 +661,7 @@
               </wp:anchor>
             </w:drawing>
           </mc:Choice>
-          <mc:Fallback xmlns:w16du="http://schemas.microsoft.com/office/word/2023/wordml/word16du" xmlns:w16sdtfl="http://schemas.microsoft.com/office/word/2024/wordml/sdtformatlock">
+          <mc:Fallback xmlns:w16sdtfl="http://schemas.microsoft.com/office/word/2024/wordml/sdtformatlock" xmlns:w16du="http://schemas.microsoft.com/office/word/2023/wordml/word16du">
             <w:pict>
               <v:line w14:anchorId="307587CA" id="Straight Connector 4" o:spid="_x0000_s1026" style="position:absolute;z-index:251666432;visibility:visible;mso-wrap-style:square;mso-width-percent:0;mso-wrap-distance-left:9pt;mso-wrap-distance-top:0;mso-wrap-distance-right:9pt;mso-wrap-distance-bottom:0;mso-position-horizontal:absolute;mso-position-horizontal-relative:text;mso-position-vertical:absolute;mso-position-vertical-relative:text;mso-width-percent:0;mso-width-relative:margin" from="98.05pt,66.35pt" to="494.05pt,66.35pt" o:gfxdata="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" strokecolor="#0d0d0d [3069]" strokeweight="1.5pt">
                 <v:stroke joinstyle="miter"/>
@@ -1458,7 +1458,7 @@
               </wp:anchor>
             </w:drawing>
           </mc:Choice>
-          <mc:Fallback xmlns:w16du="http://schemas.microsoft.com/office/word/2023/wordml/word16du" xmlns:w16sdtfl="http://schemas.microsoft.com/office/word/2024/wordml/sdtformatlock">
+          <mc:Fallback xmlns:w16sdtfl="http://schemas.microsoft.com/office/word/2024/wordml/sdtformatlock" xmlns:w16du="http://schemas.microsoft.com/office/word/2023/wordml/word16du">
             <w:pict>
               <v:group w14:anchorId="59414E58" id="Group 9" o:spid="_x0000_s1026" style="position:absolute;margin-left:301.1pt;margin-top:-32.9pt;width:21.6pt;height:21.6pt;z-index:251680768" coordsize="274320,274320" o:gfxdata="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">
                 <v:oval id="Oval 2" o:spid="_x0000_s1027" style="position:absolute;width:274320;height:274320;visibility:visible;mso-wrap-style:square;v-text-anchor:middle" o:gfxdata="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" stroked="f" strokeweight="1pt">
@@ -1618,7 +1618,7 @@
               </wp:anchor>
             </w:drawing>
           </mc:Choice>
-          <mc:Fallback xmlns:w16du="http://schemas.microsoft.com/office/word/2023/wordml/word16du" xmlns:w16sdtfl="http://schemas.microsoft.com/office/word/2024/wordml/sdtformatlock">
+          <mc:Fallback xmlns:w16sdtfl="http://schemas.microsoft.com/office/word/2024/wordml/sdtformatlock" xmlns:w16du="http://schemas.microsoft.com/office/word/2023/wordml/word16du">
             <w:pict>
               <v:group w14:anchorId="6C0D6C8F" id="Group 7" o:spid="_x0000_s1026" style="position:absolute;margin-left:302.05pt;margin-top:23.7pt;width:21.6pt;height:21.6pt;z-index:251686912" coordsize="274320,274320" o:gfxdata="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">
                 <v:oval id="Oval 2" o:spid="_x0000_s1027" style="position:absolute;width:274320;height:274320;visibility:visible;mso-wrap-style:square;v-text-anchor:middle" o:gfxdata="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" stroked="f" strokeweight="1pt">
@@ -1778,7 +1778,7 @@
               </wp:anchor>
             </w:drawing>
           </mc:Choice>
-          <mc:Fallback xmlns:w16du="http://schemas.microsoft.com/office/word/2023/wordml/word16du" xmlns:w16sdtfl="http://schemas.microsoft.com/office/word/2024/wordml/sdtformatlock">
+          <mc:Fallback xmlns:w16sdtfl="http://schemas.microsoft.com/office/word/2024/wordml/sdtformatlock" xmlns:w16du="http://schemas.microsoft.com/office/word/2023/wordml/word16du">
             <w:pict>
               <v:group w14:anchorId="6600D969" id="Group 8" o:spid="_x0000_s1026" style="position:absolute;margin-left:301.85pt;margin-top:-3.25pt;width:21.6pt;height:21.6pt;z-index:251683840" coordsize="274320,274320" o:gfxdata="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">
                 <v:oval id="Oval 2" o:spid="_x0000_s1027" style="position:absolute;width:274320;height:274320;visibility:visible;mso-wrap-style:square;v-text-anchor:middle" o:gfxdata="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" stroked="f" strokeweight="1pt">
@@ -5906,7 +5906,7 @@
               </wp:anchor>
             </w:drawing>
           </mc:Choice>
-          <mc:Fallback xmlns:w16du="http://schemas.microsoft.com/office/word/2023/wordml/word16du" xmlns:w16sdtfl="http://schemas.microsoft.com/office/word/2024/wordml/sdtformatlock">
+          <mc:Fallback xmlns:w16sdtfl="http://schemas.microsoft.com/office/word/2024/wordml/sdtformatlock" xmlns:w16du="http://schemas.microsoft.com/office/word/2023/wordml/word16du">
             <w:pict>
               <v:line w14:anchorId="16B56CD4" id="Straight Connector 4" o:spid="_x0000_s1026" style="position:absolute;z-index:251740160;visibility:visible;mso-wrap-style:square;mso-width-percent:0;mso-wrap-distance-left:9pt;mso-wrap-distance-top:0;mso-wrap-distance-right:9pt;mso-wrap-distance-bottom:0;mso-position-horizontal:absolute;mso-position-horizontal-relative:text;mso-position-vertical:absolute;mso-position-vertical-relative:text;mso-width-percent:0;mso-width-relative:margin" from="98pt,655.95pt" to="270.8pt,655.95pt" o:gfxdata="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" strokecolor="#d8d8d8 [2732]" strokeweight="2.25pt">
                 <v:stroke joinstyle="miter"/>
@@ -5978,7 +5978,7 @@
               </wp:anchor>
             </w:drawing>
           </mc:Choice>
-          <mc:Fallback xmlns:w16du="http://schemas.microsoft.com/office/word/2023/wordml/word16du" xmlns:w16sdtfl="http://schemas.microsoft.com/office/word/2024/wordml/sdtformatlock">
+          <mc:Fallback xmlns:w16sdtfl="http://schemas.microsoft.com/office/word/2024/wordml/sdtformatlock" xmlns:w16du="http://schemas.microsoft.com/office/word/2023/wordml/word16du">
             <w:pict>
               <v:line w14:anchorId="0F3C9DB1" id="Straight Connector 4" o:spid="_x0000_s1026" style="position:absolute;z-index:251754496;visibility:visible;mso-wrap-style:square;mso-width-percent:0;mso-wrap-distance-left:9pt;mso-wrap-distance-top:0;mso-wrap-distance-right:9pt;mso-wrap-distance-bottom:0;mso-position-horizontal:absolute;mso-position-horizontal-relative:text;mso-position-vertical:absolute;mso-position-vertical-relative:text;mso-width-percent:0;mso-width-relative:margin" from="305.95pt,616pt" to="428.35pt,616pt" o:gfxdata="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" strokecolor="#60c" strokeweight="2.25pt">
                 <v:stroke joinstyle="miter"/>
@@ -6050,7 +6050,7 @@
               </wp:anchor>
             </w:drawing>
           </mc:Choice>
-          <mc:Fallback xmlns:w16du="http://schemas.microsoft.com/office/word/2023/wordml/word16du" xmlns:w16sdtfl="http://schemas.microsoft.com/office/word/2024/wordml/sdtformatlock">
+          <mc:Fallback xmlns:w16sdtfl="http://schemas.microsoft.com/office/word/2024/wordml/sdtformatlock" xmlns:w16du="http://schemas.microsoft.com/office/word/2023/wordml/word16du">
             <w:pict>
               <v:line w14:anchorId="1711B098" id="Straight Connector 4" o:spid="_x0000_s1026" style="position:absolute;z-index:251748352;visibility:visible;mso-wrap-style:square;mso-width-percent:0;mso-wrap-distance-left:9pt;mso-wrap-distance-top:0;mso-wrap-distance-right:9pt;mso-wrap-distance-bottom:0;mso-position-horizontal:absolute;mso-position-horizontal-relative:text;mso-position-vertical:absolute;mso-position-vertical-relative:text;mso-width-percent:0;mso-width-relative:margin" from="98.1pt,616.15pt" to="242.1pt,616.15pt" o:gfxdata="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" strokecolor="#60c" strokeweight="2.25pt">
                 <v:stroke joinstyle="miter"/>
@@ -6124,7 +6124,7 @@
               </wp:anchor>
             </w:drawing>
           </mc:Choice>
-          <mc:Fallback xmlns:w16du="http://schemas.microsoft.com/office/word/2023/wordml/word16du" xmlns:w16sdtfl="http://schemas.microsoft.com/office/word/2024/wordml/sdtformatlock">
+          <mc:Fallback xmlns:w16sdtfl="http://schemas.microsoft.com/office/word/2024/wordml/sdtformatlock" xmlns:w16du="http://schemas.microsoft.com/office/word/2023/wordml/word16du">
             <w:pict>
               <v:line w14:anchorId="4126A5A5" id="Straight Connector 4" o:spid="_x0000_s1026" style="position:absolute;z-index:251744256;visibility:visible;mso-wrap-style:square;mso-width-percent:0;mso-wrap-distance-left:9pt;mso-wrap-distance-top:0;mso-wrap-distance-right:9pt;mso-wrap-distance-bottom:0;mso-position-horizontal:absolute;mso-position-horizontal-relative:text;mso-position-vertical:absolute;mso-position-vertical-relative:text;mso-width-percent:0;mso-width-relative:margin" from="306.7pt,645.45pt" to="479.5pt,645.45pt" o:gfxdata="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" strokecolor="#d8d8d8 [2732]" strokeweight="2.25pt">
                 <v:stroke joinstyle="miter"/>
@@ -6198,7 +6198,7 @@
               </wp:anchor>
             </w:drawing>
           </mc:Choice>
-          <mc:Fallback xmlns:w16du="http://schemas.microsoft.com/office/word/2023/wordml/word16du" xmlns:w16sdtfl="http://schemas.microsoft.com/office/word/2024/wordml/sdtformatlock">
+          <mc:Fallback xmlns:w16sdtfl="http://schemas.microsoft.com/office/word/2024/wordml/sdtformatlock" xmlns:w16du="http://schemas.microsoft.com/office/word/2023/wordml/word16du">
             <w:pict>
               <v:line w14:anchorId="1FBCB040" id="Straight Connector 4" o:spid="_x0000_s1026" style="position:absolute;z-index:251743232;visibility:visible;mso-wrap-style:square;mso-width-percent:0;mso-wrap-distance-left:9pt;mso-wrap-distance-top:0;mso-wrap-distance-right:9pt;mso-wrap-distance-bottom:0;mso-position-horizontal:absolute;mso-position-horizontal-relative:text;mso-position-vertical:absolute;mso-position-vertical-relative:text;mso-width-percent:0;mso-width-relative:margin" from="306.75pt,616.15pt" to="479.55pt,616.15pt" o:gfxdata="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" strokecolor="#d8d8d8 [2732]" strokeweight="2.25pt">
                 <v:stroke joinstyle="miter"/>
@@ -6272,7 +6272,7 @@
               </wp:anchor>
             </w:drawing>
           </mc:Choice>
-          <mc:Fallback xmlns:w16du="http://schemas.microsoft.com/office/word/2023/wordml/word16du" xmlns:w16sdtfl="http://schemas.microsoft.com/office/word/2024/wordml/sdtformatlock">
+          <mc:Fallback xmlns:w16sdtfl="http://schemas.microsoft.com/office/word/2024/wordml/sdtformatlock" xmlns:w16du="http://schemas.microsoft.com/office/word/2023/wordml/word16du">
             <w:pict>
               <v:line w14:anchorId="2219FFA3" id="Straight Connector 4" o:spid="_x0000_s1026" style="position:absolute;z-index:251742208;visibility:visible;mso-wrap-style:square;mso-width-percent:0;mso-wrap-distance-left:9pt;mso-wrap-distance-top:0;mso-wrap-distance-right:9pt;mso-wrap-distance-bottom:0;mso-position-horizontal:absolute;mso-position-horizontal-relative:text;mso-position-vertical:absolute;mso-position-vertical-relative:text;mso-width-percent:0;mso-width-relative:margin" from="306.45pt,587.4pt" to="479.25pt,587.4pt" o:gfxdata="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" strokecolor="#d8d8d8 [2732]" strokeweight="2.25pt">
                 <v:stroke joinstyle="miter"/>
@@ -6470,7 +6470,7 @@
               </wp:anchor>
             </w:drawing>
           </mc:Choice>
-          <mc:Fallback xmlns:w16du="http://schemas.microsoft.com/office/word/2023/wordml/word16du" xmlns:w16sdtfl="http://schemas.microsoft.com/office/word/2024/wordml/sdtformatlock">
+          <mc:Fallback xmlns:w16sdtfl="http://schemas.microsoft.com/office/word/2024/wordml/sdtformatlock" xmlns:w16du="http://schemas.microsoft.com/office/word/2023/wordml/word16du">
             <w:pict>
               <v:line w14:anchorId="5CC8A576" id="Straight Connector 4" o:spid="_x0000_s1026" style="position:absolute;z-index:251736064;visibility:visible;mso-wrap-style:square;mso-width-percent:0;mso-wrap-distance-left:9pt;mso-wrap-distance-top:0;mso-wrap-distance-right:9pt;mso-wrap-distance-bottom:0;mso-position-horizontal:absolute;mso-position-horizontal-relative:text;mso-position-vertical:absolute;mso-position-vertical-relative:text;mso-width-percent:0;mso-width-relative:margin" from="97.75pt,586.8pt" to="270.55pt,586.8pt" o:gfxdata="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" strokecolor="#d8d8d8 [2732]" strokeweight="2.25pt">
                 <v:stroke joinstyle="miter"/>
@@ -6544,7 +6544,7 @@
               </wp:anchor>
             </w:drawing>
           </mc:Choice>
-          <mc:Fallback xmlns:w16du="http://schemas.microsoft.com/office/word/2023/wordml/word16du" xmlns:w16sdtfl="http://schemas.microsoft.com/office/word/2024/wordml/sdtformatlock">
+          <mc:Fallback xmlns:w16sdtfl="http://schemas.microsoft.com/office/word/2024/wordml/sdtformatlock" xmlns:w16du="http://schemas.microsoft.com/office/word/2023/wordml/word16du">
             <w:pict>
               <v:line w14:anchorId="58FA8C51" id="Straight Connector 4" o:spid="_x0000_s1026" style="position:absolute;z-index:251738112;visibility:visible;mso-wrap-style:square;mso-width-percent:0;mso-wrap-distance-left:9pt;mso-wrap-distance-top:0;mso-wrap-distance-right:9pt;mso-wrap-distance-bottom:0;mso-position-horizontal:absolute;mso-position-horizontal-relative:text;mso-position-vertical:absolute;mso-position-vertical-relative:text;mso-width-percent:0;mso-width-relative:margin" from="98.05pt,616.4pt" to="270.85pt,616.4pt" o:gfxdata="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" strokecolor="#d8d8d8 [2732]" strokeweight="2.25pt">
                 <v:stroke joinstyle="miter"/>
@@ -7149,7 +7149,7 @@
               </wp:anchor>
             </w:drawing>
           </mc:Choice>
-          <mc:Fallback xmlns:w16du="http://schemas.microsoft.com/office/word/2023/wordml/word16du" xmlns:w16sdtfl="http://schemas.microsoft.com/office/word/2024/wordml/sdtformatlock">
+          <mc:Fallback xmlns:w16sdtfl="http://schemas.microsoft.com/office/word/2024/wordml/sdtformatlock" xmlns:w16du="http://schemas.microsoft.com/office/word/2023/wordml/word16du">
             <w:pict>
               <v:line w14:anchorId="328AB695" id="Straight Connector 4" o:spid="_x0000_s1026" style="position:absolute;z-index:251721728;visibility:visible;mso-wrap-style:square;mso-width-percent:0;mso-wrap-distance-left:9pt;mso-wrap-distance-top:0;mso-wrap-distance-right:9pt;mso-wrap-distance-bottom:0;mso-position-horizontal:absolute;mso-position-horizontal-relative:text;mso-position-vertical:absolute;mso-position-vertical-relative:text;mso-width-percent:0;mso-width-relative:margin" from="100.3pt,561.25pt" to="496.3pt,561.25pt" o:gfxdata="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" strokecolor="#0d0d0d [3069]" strokeweight="1.5pt">
                 <v:stroke joinstyle="miter"/>
@@ -7329,7 +7329,7 @@
               </wp:anchor>
             </w:drawing>
           </mc:Choice>
-          <mc:Fallback xmlns:w16du="http://schemas.microsoft.com/office/word/2023/wordml/word16du" xmlns:w16sdtfl="http://schemas.microsoft.com/office/word/2024/wordml/sdtformatlock">
+          <mc:Fallback xmlns:w16sdtfl="http://schemas.microsoft.com/office/word/2024/wordml/sdtformatlock" xmlns:w16du="http://schemas.microsoft.com/office/word/2023/wordml/word16du">
             <w:pict>
               <v:line w14:anchorId="25738D82" id="Straight Connector 4" o:spid="_x0000_s1026" style="position:absolute;z-index:251752448;visibility:visible;mso-wrap-style:square;mso-width-percent:0;mso-wrap-distance-left:9pt;mso-wrap-distance-top:0;mso-wrap-distance-right:9pt;mso-wrap-distance-bottom:0;mso-position-horizontal:absolute;mso-position-horizontal-relative:text;mso-position-vertical:absolute;mso-position-vertical-relative:text;mso-width-percent:0;mso-width-relative:margin" from="306.15pt,587.7pt" to="450.15pt,587.7pt" o:gfxdata="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" strokecolor="#60c" strokeweight="2.25pt">
                 <v:stroke joinstyle="miter"/>
@@ -7401,7 +7401,7 @@
               </wp:anchor>
             </w:drawing>
           </mc:Choice>
-          <mc:Fallback xmlns:w16du="http://schemas.microsoft.com/office/word/2023/wordml/word16du" xmlns:w16sdtfl="http://schemas.microsoft.com/office/word/2024/wordml/sdtformatlock">
+          <mc:Fallback xmlns:w16sdtfl="http://schemas.microsoft.com/office/word/2024/wordml/sdtformatlock" xmlns:w16du="http://schemas.microsoft.com/office/word/2023/wordml/word16du">
             <w:pict>
               <v:line w14:anchorId="45B2D826" id="Straight Connector 4" o:spid="_x0000_s1026" style="position:absolute;z-index:251756544;visibility:visible;mso-wrap-style:square;mso-width-percent:0;mso-wrap-distance-left:9pt;mso-wrap-distance-top:0;mso-wrap-distance-right:9pt;mso-wrap-distance-bottom:0;mso-position-horizontal:absolute;mso-position-horizontal-relative:text;mso-position-vertical:absolute;mso-position-vertical-relative:text;mso-width-percent:0;mso-width-relative:margin" from="306.7pt,645.1pt" to="450.7pt,645.1pt" o:gfxdata="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" strokecolor="#60c" strokeweight="2.25pt">
                 <v:stroke joinstyle="miter"/>
@@ -7473,7 +7473,7 @@
               </wp:anchor>
             </w:drawing>
           </mc:Choice>
-          <mc:Fallback xmlns:w16du="http://schemas.microsoft.com/office/word/2023/wordml/word16du" xmlns:w16sdtfl="http://schemas.microsoft.com/office/word/2024/wordml/sdtformatlock">
+          <mc:Fallback xmlns:w16sdtfl="http://schemas.microsoft.com/office/word/2024/wordml/sdtformatlock" xmlns:w16du="http://schemas.microsoft.com/office/word/2023/wordml/word16du">
             <w:pict>
               <v:line w14:anchorId="5BAC34AD" id="Straight Connector 4" o:spid="_x0000_s1026" style="position:absolute;z-index:251746304;visibility:visible;mso-wrap-style:square;mso-width-percent:0;mso-wrap-distance-left:9pt;mso-wrap-distance-top:0;mso-wrap-distance-right:9pt;mso-wrap-distance-bottom:0;mso-position-horizontal:absolute;mso-position-horizontal-relative:text;mso-position-vertical:absolute;mso-position-vertical-relative:text;mso-width-percent:0;mso-width-relative:margin" from="97.7pt,586.75pt" to="241.7pt,586.75pt" o:gfxdata="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" strokecolor="#60c" strokeweight="2.25pt">
                 <v:stroke joinstyle="miter"/>
@@ -7550,7 +7550,7 @@
               </wp:anchor>
             </w:drawing>
           </mc:Choice>
-          <mc:Fallback xmlns:w16du="http://schemas.microsoft.com/office/word/2023/wordml/word16du" xmlns:w16sdtfl="http://schemas.microsoft.com/office/word/2024/wordml/sdtformatlock">
+          <mc:Fallback xmlns:w16sdtfl="http://schemas.microsoft.com/office/word/2024/wordml/sdtformatlock" xmlns:w16du="http://schemas.microsoft.com/office/word/2023/wordml/word16du">
             <w:pict>
               <v:line w14:anchorId="2FBD1DF8" id="Straight Connector 4" o:spid="_x0000_s1026" style="position:absolute;z-index:251710464;visibility:visible;mso-wrap-style:square;mso-width-percent:0;mso-height-percent:0;mso-wrap-distance-left:9pt;mso-wrap-distance-top:0;mso-wrap-distance-right:9pt;mso-wrap-distance-bottom:0;mso-position-horizontal:absolute;mso-position-horizontal-relative:text;mso-position-vertical:absolute;mso-position-vertical-relative:text;mso-width-percent:0;mso-height-percent:0;mso-width-relative:margin;mso-height-relative:margin" from="233.25pt,471.3pt" to="233.25pt,528.9pt" o:gfxdata="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" strokecolor="#f93" strokeweight="1.5pt">
                 <v:stroke joinstyle="miter"/>
@@ -8901,7 +8901,7 @@
               </wp:anchor>
             </w:drawing>
           </mc:Choice>
-          <mc:Fallback xmlns:w16du="http://schemas.microsoft.com/office/word/2023/wordml/word16du" xmlns:w16sdtfl="http://schemas.microsoft.com/office/word/2024/wordml/sdtformatlock">
+          <mc:Fallback xmlns:w16sdtfl="http://schemas.microsoft.com/office/word/2024/wordml/sdtformatlock" xmlns:w16du="http://schemas.microsoft.com/office/word/2023/wordml/word16du">
             <w:pict>
               <v:line w14:anchorId="5C93A3C6" id="Straight Connector 4" o:spid="_x0000_s1026" style="position:absolute;z-index:251717632;visibility:visible;mso-wrap-style:square;mso-width-percent:0;mso-height-percent:0;mso-wrap-distance-left:9pt;mso-wrap-distance-top:0;mso-wrap-distance-right:9pt;mso-wrap-distance-bottom:0;mso-position-horizontal:absolute;mso-position-horizontal-relative:text;mso-position-vertical:absolute;mso-position-vertical-relative:text;mso-width-percent:0;mso-height-percent:0;mso-width-relative:margin;mso-height-relative:margin" from="233.25pt,316.25pt" to="233.25pt,395.45pt" o:gfxdata="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" strokecolor="#f93" strokeweight="1.5pt">
                 <v:stroke startarrow="oval" endarrow="oval" joinstyle="miter"/>
@@ -8978,7 +8978,7 @@
               </wp:anchor>
             </w:drawing>
           </mc:Choice>
-          <mc:Fallback xmlns:w16du="http://schemas.microsoft.com/office/word/2023/wordml/word16du" xmlns:w16sdtfl="http://schemas.microsoft.com/office/word/2024/wordml/sdtformatlock">
+          <mc:Fallback xmlns:w16sdtfl="http://schemas.microsoft.com/office/word/2024/wordml/sdtformatlock" xmlns:w16du="http://schemas.microsoft.com/office/word/2023/wordml/word16du">
             <w:pict>
               <v:line w14:anchorId="1CDFBA4C" id="Straight Connector 4" o:spid="_x0000_s1026" style="position:absolute;z-index:251709440;visibility:visible;mso-wrap-style:square;mso-width-percent:0;mso-height-percent:0;mso-wrap-distance-left:9pt;mso-wrap-distance-top:0;mso-wrap-distance-right:9pt;mso-wrap-distance-bottom:0;mso-position-horizontal:absolute;mso-position-horizontal-relative:text;mso-position-vertical:absolute;mso-position-vertical-relative:text;mso-width-percent:0;mso-height-percent:0;mso-width-relative:margin;mso-height-relative:margin" from="233.1pt,216.15pt" to="233.1pt,316.95pt" o:gfxdata="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" strokecolor="#f93" strokeweight="1.5pt">
                 <v:stroke startarrow="oval" endarrow="oval" joinstyle="miter"/>
@@ -9055,7 +9055,7 @@
               </wp:anchor>
             </w:drawing>
           </mc:Choice>
-          <mc:Fallback xmlns:w16du="http://schemas.microsoft.com/office/word/2023/wordml/word16du" xmlns:w16sdtfl="http://schemas.microsoft.com/office/word/2024/wordml/sdtformatlock">
+          <mc:Fallback xmlns:w16sdtfl="http://schemas.microsoft.com/office/word/2024/wordml/sdtformatlock" xmlns:w16du="http://schemas.microsoft.com/office/word/2023/wordml/word16du">
             <w:pict>
               <v:line w14:anchorId="5FC6C4C9" id="Straight Connector 4" o:spid="_x0000_s1026" style="position:absolute;z-index:251719680;visibility:visible;mso-wrap-style:square;mso-width-percent:0;mso-height-percent:0;mso-wrap-distance-left:9pt;mso-wrap-distance-top:0;mso-wrap-distance-right:9pt;mso-wrap-distance-bottom:0;mso-position-horizontal:absolute;mso-position-horizontal-relative:text;mso-position-vertical:absolute;mso-position-vertical-relative:text;mso-width-percent:0;mso-height-percent:0;mso-width-relative:margin;mso-height-relative:margin" from="233.25pt,394.45pt" to="233.25pt,473.65pt" o:gfxdata="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" strokecolor="#f93" strokeweight="1.5pt">
                 <v:stroke startarrow="oval" endarrow="oval" joinstyle="miter"/>
@@ -9238,7 +9238,7 @@
               </wp:anchor>
             </w:drawing>
           </mc:Choice>
-          <mc:Fallback xmlns:w16du="http://schemas.microsoft.com/office/word/2023/wordml/word16du" xmlns:w16sdtfl="http://schemas.microsoft.com/office/word/2024/wordml/sdtformatlock">
+          <mc:Fallback xmlns:w16sdtfl="http://schemas.microsoft.com/office/word/2024/wordml/sdtformatlock" xmlns:w16du="http://schemas.microsoft.com/office/word/2023/wordml/word16du">
             <w:pict>
               <v:line w14:anchorId="74B3887C" id="Straight Connector 4" o:spid="_x0000_s1026" style="position:absolute;z-index:251697152;visibility:visible;mso-wrap-style:square;mso-width-percent:0;mso-wrap-distance-left:9pt;mso-wrap-distance-top:0;mso-wrap-distance-right:9pt;mso-wrap-distance-bottom:0;mso-position-horizontal:absolute;mso-position-horizontal-relative:text;mso-position-vertical:absolute;mso-position-vertical-relative:text;mso-width-percent:0;mso-width-relative:margin" from="98pt,201.75pt" to="494pt,201.75pt" o:gfxdata="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" strokecolor="#0d0d0d [3069]" strokeweight="1.5pt">
                 <v:stroke joinstyle="miter"/>
@@ -9439,12 +9439,14 @@
           </mc:Fallback>
         </mc:AlternateContent>
       </w:r>
+      <w:proofErr w:type="spellStart"/>
       <w:r>
         <w:rPr>
           <w:rFonts w:ascii="Arial" w:hAnsi="Arial" w:cs="Arial"/>
         </w:rPr>
         <w:t>qq</w:t>
       </w:r>
+      <w:proofErr w:type="spellEnd"/>
       <w:r>
         <w:rPr>
           <w:rFonts w:ascii="Arial" w:hAnsi="Arial" w:cs="Arial"/>
@@ -9623,7 +9625,25 @@
           <w:color w:val="000000" w:themeColor="text1"/>
           <w:szCs w:val="22"/>
         </w:rPr>
-        <w:t>Water Source Sampling and Water Quality Testing for Dorjilung Hydropower Project Limited</w:t>
+        <w:t xml:space="preserve">Water Source Sampling and Water Quality Testing for </w:t>
+      </w:r>
+      <w:proofErr w:type="spellStart"/>
+      <w:r>
+        <w:rPr>
+          <w:rFonts w:ascii="Quicksand" w:hAnsi="Quicksand" w:cs="Arial"/>
+          <w:color w:val="000000" w:themeColor="text1"/>
+          <w:szCs w:val="22"/>
+        </w:rPr>
+        <w:t>Dorjilung</w:t>
+      </w:r>
+      <w:proofErr w:type="spellEnd"/>
+      <w:r>
+        <w:rPr>
+          <w:rFonts w:ascii="Quicksand" w:hAnsi="Quicksand" w:cs="Arial"/>
+          <w:color w:val="000000" w:themeColor="text1"/>
+          <w:szCs w:val="22"/>
+        </w:rPr>
+        <w:t xml:space="preserve"> Hydropower Project Limited</w:t>
       </w:r>
       <w:r>
         <w:rPr>
@@ -9825,7 +9845,25 @@
           <w:color w:val="000000" w:themeColor="text1"/>
           <w:szCs w:val="22"/>
         </w:rPr>
-        <w:t xml:space="preserve">kV D/C Gamri I &amp; II Transmission Line projects, funded by </w:t>
+        <w:t xml:space="preserve">kV D/C </w:t>
+      </w:r>
+      <w:proofErr w:type="spellStart"/>
+      <w:r>
+        <w:rPr>
+          <w:rFonts w:ascii="Quicksand" w:hAnsi="Quicksand" w:cs="Arial"/>
+          <w:color w:val="000000" w:themeColor="text1"/>
+          <w:szCs w:val="22"/>
+        </w:rPr>
+        <w:t>Gamri</w:t>
+      </w:r>
+      <w:proofErr w:type="spellEnd"/>
+      <w:r>
+        <w:rPr>
+          <w:rFonts w:ascii="Quicksand" w:hAnsi="Quicksand" w:cs="Arial"/>
+          <w:color w:val="000000" w:themeColor="text1"/>
+          <w:szCs w:val="22"/>
+        </w:rPr>
+        <w:t xml:space="preserve"> I &amp; II Transmission Line projects, funded by </w:t>
       </w:r>
       <w:r>
         <w:rPr>
@@ -10036,20 +10074,30 @@
         </w:rPr>
         <w:t xml:space="preserve"> </w:t>
       </w:r>
+      <w:proofErr w:type="spellStart"/>
       <w:r>
         <w:rPr>
           <w:rFonts w:ascii="Quicksand" w:hAnsi="Quicksand"/>
           <w:szCs w:val="22"/>
         </w:rPr>
-        <w:t>Jampelyang Hotel</w:t>
-      </w:r>
+        <w:t>Jampelyang</w:t>
+      </w:r>
+      <w:proofErr w:type="spellEnd"/>
       <w:r>
         <w:rPr>
           <w:rFonts w:ascii="Quicksand" w:hAnsi="Quicksand"/>
           <w:szCs w:val="22"/>
         </w:rPr>
+        <w:t xml:space="preserve"> Hotel</w:t>
+      </w:r>
+      <w:r>
+        <w:rPr>
+          <w:rFonts w:ascii="Quicksand" w:hAnsi="Quicksand"/>
+          <w:szCs w:val="22"/>
+        </w:rPr>
         <w:t xml:space="preserve">, </w:t>
       </w:r>
+      <w:proofErr w:type="spellStart"/>
       <w:r>
         <w:rPr>
           <w:rFonts w:ascii="Quicksand" w:hAnsi="Quicksand"/>
@@ -10057,6 +10105,7 @@
         </w:rPr>
         <w:t>Haa</w:t>
       </w:r>
+      <w:proofErr w:type="spellEnd"/>
       <w:r>
         <w:rPr>
           <w:rFonts w:ascii="Quicksand" w:hAnsi="Quicksand"/>
@@ -10189,7 +10238,23 @@
           <w:rFonts w:ascii="Quicksand" w:hAnsi="Quicksand"/>
           <w:szCs w:val="22"/>
         </w:rPr>
-        <w:t xml:space="preserve"> Sherabgatshel Primary School, Thimphu (</w:t>
+        <w:t xml:space="preserve"> </w:t>
+      </w:r>
+      <w:proofErr w:type="spellStart"/>
+      <w:r>
+        <w:rPr>
+          <w:rFonts w:ascii="Quicksand" w:hAnsi="Quicksand"/>
+          <w:szCs w:val="22"/>
+        </w:rPr>
+        <w:t>Sherabgatshel</w:t>
+      </w:r>
+      <w:proofErr w:type="spellEnd"/>
+      <w:r>
+        <w:rPr>
+          <w:rFonts w:ascii="Quicksand" w:hAnsi="Quicksand"/>
+          <w:szCs w:val="22"/>
+        </w:rPr>
+        <w:t xml:space="preserve"> Primary School, Thimphu (</w:t>
       </w:r>
       <w:r>
         <w:rPr>
@@ -10401,7 +10466,23 @@
           <w:rFonts w:ascii="Quicksand" w:hAnsi="Quicksand"/>
           <w:szCs w:val="22"/>
         </w:rPr>
-        <w:t>, guiding the integration of feedback into the revised STEM curriculum during a strategic retreat at Lingkhar Resort (June 6, 2025).</w:t>
+        <w:t xml:space="preserve">, guiding the integration of feedback into the revised STEM curriculum during a strategic retreat at </w:t>
+      </w:r>
+      <w:proofErr w:type="spellStart"/>
+      <w:r>
+        <w:rPr>
+          <w:rFonts w:ascii="Quicksand" w:hAnsi="Quicksand"/>
+          <w:szCs w:val="22"/>
+        </w:rPr>
+        <w:t>Lingkhar</w:t>
+      </w:r>
+      <w:proofErr w:type="spellEnd"/>
+      <w:r>
+        <w:rPr>
+          <w:rFonts w:ascii="Quicksand" w:hAnsi="Quicksand"/>
+          <w:szCs w:val="22"/>
+        </w:rPr>
+        <w:t xml:space="preserve"> Resort (June 6, 2025).</w:t>
       </w:r>
     </w:p>
     <w:p>
@@ -10441,7 +10522,23 @@
           <w:rFonts w:ascii="Quicksand" w:hAnsi="Quicksand"/>
           <w:szCs w:val="22"/>
         </w:rPr>
-        <w:t>Spearheaded a 6-day faculty workshop at Lingkhar Resort (June 6-11, 2025) to redesign the BSc in Chemistry program, ensuring alignment with international academic and industrial standards.</w:t>
+        <w:t xml:space="preserve">Spearheaded a 6-day faculty workshop at </w:t>
+      </w:r>
+      <w:proofErr w:type="spellStart"/>
+      <w:r>
+        <w:rPr>
+          <w:rFonts w:ascii="Quicksand" w:hAnsi="Quicksand"/>
+          <w:szCs w:val="22"/>
+        </w:rPr>
+        <w:t>Lingkhar</w:t>
+      </w:r>
+      <w:proofErr w:type="spellEnd"/>
+      <w:r>
+        <w:rPr>
+          <w:rFonts w:ascii="Quicksand" w:hAnsi="Quicksand"/>
+          <w:szCs w:val="22"/>
+        </w:rPr>
+        <w:t xml:space="preserve"> Resort (June 6-11, 2025) to redesign the BSc in Chemistry program, ensuring alignment with international academic and industrial standards.</w:t>
       </w:r>
     </w:p>
     <w:p>
@@ -10486,7 +10583,23 @@
           <w:rFonts w:ascii="Quicksand" w:hAnsi="Quicksand"/>
           <w:szCs w:val="22"/>
         </w:rPr>
-        <w:t>Bhutan’s Class IX Chemistry FlexBook®, CK-12 Foundation (USA), HM Secretariat</w:t>
+        <w:t xml:space="preserve">Bhutan’s Class IX Chemistry </w:t>
+      </w:r>
+      <w:proofErr w:type="spellStart"/>
+      <w:r>
+        <w:rPr>
+          <w:rFonts w:ascii="Quicksand" w:hAnsi="Quicksand"/>
+          <w:szCs w:val="22"/>
+        </w:rPr>
+        <w:t>FlexBook</w:t>
+      </w:r>
+      <w:proofErr w:type="spellEnd"/>
+      <w:r>
+        <w:rPr>
+          <w:rFonts w:ascii="Quicksand" w:hAnsi="Quicksand"/>
+          <w:szCs w:val="22"/>
+        </w:rPr>
+        <w:t>®, CK-12 Foundation (USA), HM Secretariat</w:t>
       </w:r>
       <w:r>
         <w:rPr>
@@ -11330,7 +11443,25 @@
           <w:sz w:val="22"/>
           <w:szCs w:val="22"/>
         </w:rPr>
-        <w:t xml:space="preserve"> for the 20 MW Yungichhu Hydropower Project, funded by DGPC (2021)</w:t>
+        <w:t xml:space="preserve"> for the 20 MW </w:t>
+      </w:r>
+      <w:proofErr w:type="spellStart"/>
+      <w:r>
+        <w:rPr>
+          <w:rFonts w:ascii="Quicksand" w:hAnsi="Quicksand" w:cs="Arial"/>
+          <w:sz w:val="22"/>
+          <w:szCs w:val="22"/>
+        </w:rPr>
+        <w:t>Yungichhu</w:t>
+      </w:r>
+      <w:proofErr w:type="spellEnd"/>
+      <w:r>
+        <w:rPr>
+          <w:rFonts w:ascii="Quicksand" w:hAnsi="Quicksand" w:cs="Arial"/>
+          <w:sz w:val="22"/>
+          <w:szCs w:val="22"/>
+        </w:rPr>
+        <w:t xml:space="preserve"> Hydropower Project, funded by DGPC (2021)</w:t>
       </w:r>
     </w:p>
     <w:p>
@@ -11391,7 +11522,25 @@
           <w:sz w:val="22"/>
           <w:szCs w:val="22"/>
         </w:rPr>
-        <w:t xml:space="preserve"> for the 8 MW Thungdiri Hydropower Project, funded by DGPC (2021)</w:t>
+        <w:t xml:space="preserve"> for the 8 MW </w:t>
+      </w:r>
+      <w:proofErr w:type="spellStart"/>
+      <w:r>
+        <w:rPr>
+          <w:rFonts w:ascii="Quicksand" w:hAnsi="Quicksand" w:cs="Arial"/>
+          <w:sz w:val="22"/>
+          <w:szCs w:val="22"/>
+        </w:rPr>
+        <w:t>Thungdiri</w:t>
+      </w:r>
+      <w:proofErr w:type="spellEnd"/>
+      <w:r>
+        <w:rPr>
+          <w:rFonts w:ascii="Quicksand" w:hAnsi="Quicksand" w:cs="Arial"/>
+          <w:sz w:val="22"/>
+          <w:szCs w:val="22"/>
+        </w:rPr>
+        <w:t xml:space="preserve"> Hydropower Project, funded by DGPC (2021)</w:t>
       </w:r>
     </w:p>
     <w:p>
@@ -11546,7 +11695,31 @@
           <w:sz w:val="22"/>
           <w:szCs w:val="22"/>
         </w:rPr>
-        <w:t>Hydrograph Separation of Streamflow Using Geochemical Tracers in Paa Chu Basin</w:t>
+        <w:t xml:space="preserve">Hydrograph Separation of Streamflow Using Geochemical Tracers in </w:t>
+      </w:r>
+      <w:proofErr w:type="spellStart"/>
+      <w:r>
+        <w:rPr>
+          <w:rStyle w:val="Emphasis"/>
+          <w:rFonts w:ascii="Quicksand" w:hAnsi="Quicksand" w:cs="Arial"/>
+          <w:i w:val="0"/>
+          <w:iCs w:val="0"/>
+          <w:sz w:val="22"/>
+          <w:szCs w:val="22"/>
+        </w:rPr>
+        <w:t>Paa</w:t>
+      </w:r>
+      <w:proofErr w:type="spellEnd"/>
+      <w:r>
+        <w:rPr>
+          <w:rStyle w:val="Emphasis"/>
+          <w:rFonts w:ascii="Quicksand" w:hAnsi="Quicksand" w:cs="Arial"/>
+          <w:i w:val="0"/>
+          <w:iCs w:val="0"/>
+          <w:sz w:val="22"/>
+          <w:szCs w:val="22"/>
+        </w:rPr>
+        <w:t xml:space="preserve"> Chu Basin</w:t>
       </w:r>
       <w:r>
         <w:rPr>
@@ -11788,7 +11961,29 @@
           <w:szCs w:val="22"/>
           <w:lang w:val="en-GB"/>
         </w:rPr>
-        <w:t xml:space="preserve"> from Dorjilung Hydropower Project Limited (DHPL)</w:t>
+        <w:t xml:space="preserve"> from </w:t>
+      </w:r>
+      <w:proofErr w:type="spellStart"/>
+      <w:r>
+        <w:rPr>
+          <w:rFonts w:ascii="Quicksand" w:hAnsi="Quicksand"/>
+          <w:color w:val="000000" w:themeColor="text1"/>
+          <w:sz w:val="22"/>
+          <w:szCs w:val="22"/>
+          <w:lang w:val="en-GB"/>
+        </w:rPr>
+        <w:t>Dorjilung</w:t>
+      </w:r>
+      <w:proofErr w:type="spellEnd"/>
+      <w:r>
+        <w:rPr>
+          <w:rFonts w:ascii="Quicksand" w:hAnsi="Quicksand"/>
+          <w:color w:val="000000" w:themeColor="text1"/>
+          <w:sz w:val="22"/>
+          <w:szCs w:val="22"/>
+          <w:lang w:val="en-GB"/>
+        </w:rPr>
+        <w:t xml:space="preserve"> Hydropower Project Limited (DHPL)</w:t>
       </w:r>
       <w:r>
         <w:rPr>
@@ -12026,7 +12221,27 @@
           <w:sz w:val="22"/>
           <w:szCs w:val="22"/>
         </w:rPr>
-        <w:t>kV D/C Gamri I &amp; II Transmission Line projects.</w:t>
+        <w:t xml:space="preserve">kV D/C </w:t>
+      </w:r>
+      <w:proofErr w:type="spellStart"/>
+      <w:r>
+        <w:rPr>
+          <w:rFonts w:ascii="Quicksand" w:hAnsi="Quicksand"/>
+          <w:color w:val="000000" w:themeColor="text1"/>
+          <w:sz w:val="22"/>
+          <w:szCs w:val="22"/>
+        </w:rPr>
+        <w:t>Gamri</w:t>
+      </w:r>
+      <w:proofErr w:type="spellEnd"/>
+      <w:r>
+        <w:rPr>
+          <w:rFonts w:ascii="Quicksand" w:hAnsi="Quicksand"/>
+          <w:color w:val="000000" w:themeColor="text1"/>
+          <w:sz w:val="22"/>
+          <w:szCs w:val="22"/>
+        </w:rPr>
+        <w:t xml:space="preserve"> I &amp; II Transmission Line projects.</w:t>
       </w:r>
     </w:p>
     <w:p>
@@ -12091,7 +12306,43 @@
           <w:sz w:val="22"/>
           <w:szCs w:val="22"/>
         </w:rPr>
-        <w:t>Sherubtse Thorim Lobdra Research Grant</w:t>
+        <w:t xml:space="preserve">Sherubtse </w:t>
+      </w:r>
+      <w:proofErr w:type="spellStart"/>
+      <w:r>
+        <w:rPr>
+          <w:rFonts w:ascii="Quicksand" w:hAnsi="Quicksand"/>
+          <w:sz w:val="22"/>
+          <w:szCs w:val="22"/>
+        </w:rPr>
+        <w:t>Thorim</w:t>
+      </w:r>
+      <w:proofErr w:type="spellEnd"/>
+      <w:r>
+        <w:rPr>
+          <w:rFonts w:ascii="Quicksand" w:hAnsi="Quicksand"/>
+          <w:sz w:val="22"/>
+          <w:szCs w:val="22"/>
+        </w:rPr>
+        <w:t xml:space="preserve"> </w:t>
+      </w:r>
+      <w:proofErr w:type="spellStart"/>
+      <w:r>
+        <w:rPr>
+          <w:rFonts w:ascii="Quicksand" w:hAnsi="Quicksand"/>
+          <w:sz w:val="22"/>
+          <w:szCs w:val="22"/>
+        </w:rPr>
+        <w:t>Lobdra</w:t>
+      </w:r>
+      <w:proofErr w:type="spellEnd"/>
+      <w:r>
+        <w:rPr>
+          <w:rFonts w:ascii="Quicksand" w:hAnsi="Quicksand"/>
+          <w:sz w:val="22"/>
+          <w:szCs w:val="22"/>
+        </w:rPr>
+        <w:t xml:space="preserve"> Research Grant</w:t>
       </w:r>
       <w:r>
         <w:rPr>
@@ -13967,8 +14218,9 @@
           <w:szCs w:val="22"/>
           <w14:ligatures w14:val="none"/>
         </w:rPr>
-        <w:t>Preparation of reagents and standards, sample preparation, calibration, operation, and data processing using analytical instruments such as P</w:t>
-      </w:r>
+        <w:t xml:space="preserve">Preparation of reagents and standards, sample preparation, calibration, operation, and data processing using analytical instruments such as </w:t>
+      </w:r>
+      <w:proofErr w:type="spellStart"/>
       <w:r>
         <w:rPr>
           <w:rFonts w:ascii="Quicksand" w:eastAsia="Times New Roman" w:hAnsi="Quicksand" w:cs="Arial"/>
@@ -13976,7 +14228,26 @@
           <w:szCs w:val="22"/>
           <w14:ligatures w14:val="none"/>
         </w:rPr>
-        <w:t>almsens p</w:t>
+        <w:t>P</w:t>
+      </w:r>
+      <w:r>
+        <w:rPr>
+          <w:rFonts w:ascii="Quicksand" w:eastAsia="Times New Roman" w:hAnsi="Quicksand" w:cs="Arial"/>
+          <w:kern w:val="0"/>
+          <w:szCs w:val="22"/>
+          <w14:ligatures w14:val="none"/>
+        </w:rPr>
+        <w:t>almsens</w:t>
+      </w:r>
+      <w:proofErr w:type="spellEnd"/>
+      <w:r>
+        <w:rPr>
+          <w:rFonts w:ascii="Quicksand" w:eastAsia="Times New Roman" w:hAnsi="Quicksand" w:cs="Arial"/>
+          <w:kern w:val="0"/>
+          <w:szCs w:val="22"/>
+          <w14:ligatures w14:val="none"/>
+        </w:rPr>
+        <w:t xml:space="preserve"> p</w:t>
       </w:r>
       <w:r>
         <w:rPr>
@@ -14164,13 +14435,23 @@
         </w:rPr>
         <w:t xml:space="preserve"> and </w:t>
       </w:r>
+      <w:proofErr w:type="spellStart"/>
       <w:r>
         <w:rPr>
           <w:rFonts w:ascii="Quicksand" w:hAnsi="Quicksand" w:cs="Arial"/>
           <w:szCs w:val="22"/>
           <w:lang w:val="en-GB"/>
         </w:rPr>
-        <w:t>ChemDraw Professional 19</w:t>
+        <w:t>ChemDraw</w:t>
+      </w:r>
+      <w:proofErr w:type="spellEnd"/>
+      <w:r>
+        <w:rPr>
+          <w:rFonts w:ascii="Quicksand" w:hAnsi="Quicksand" w:cs="Arial"/>
+          <w:szCs w:val="22"/>
+          <w:lang w:val="en-GB"/>
+        </w:rPr>
+        <w:t xml:space="preserve"> Professional 19</w:t>
       </w:r>
     </w:p>
     <w:p>
@@ -14958,7 +15239,29 @@
           <w:szCs w:val="22"/>
           <w:lang w:val="en-GB"/>
         </w:rPr>
-        <w:t>Q1, IF 5.</w:t>
+        <w:t>Q</w:t>
+      </w:r>
+      <w:r>
+        <w:rPr>
+          <w:rFonts w:ascii="Quicksand" w:hAnsi="Quicksand" w:cs="Arial"/>
+          <w:b/>
+          <w:color w:val="000000" w:themeColor="text1"/>
+          <w:sz w:val="22"/>
+          <w:szCs w:val="22"/>
+          <w:lang w:val="en-GB"/>
+        </w:rPr>
+        <w:t>2</w:t>
+      </w:r>
+      <w:r>
+        <w:rPr>
+          <w:rFonts w:ascii="Quicksand" w:hAnsi="Quicksand" w:cs="Arial"/>
+          <w:b/>
+          <w:color w:val="000000" w:themeColor="text1"/>
+          <w:sz w:val="22"/>
+          <w:szCs w:val="22"/>
+          <w:lang w:val="en-GB"/>
+        </w:rPr>
+        <w:t>, IF 5.</w:t>
       </w:r>
       <w:r>
         <w:rPr>
@@ -16232,6 +16535,7 @@
           <w:lang w:val="en-GB"/>
         </w:rPr>
       </w:pPr>
+      <w:proofErr w:type="spellStart"/>
       <w:r>
         <w:rPr>
           <w:rFonts w:ascii="Quicksand" w:hAnsi="Quicksand" w:cs="Arial"/>
@@ -16241,7 +16545,139 @@
           <w:szCs w:val="22"/>
           <w:lang w:val="en-GB"/>
         </w:rPr>
-        <w:t xml:space="preserve">Promsuwan, K., Chuenjitt, S., Kongsuwan, A., Saichanapan, J., Soleh, A., Saisahas, K., Samoson, K., </w:t>
+        <w:t>Promsuwan</w:t>
+      </w:r>
+      <w:proofErr w:type="spellEnd"/>
+      <w:r>
+        <w:rPr>
+          <w:rFonts w:ascii="Quicksand" w:hAnsi="Quicksand" w:cs="Arial"/>
+          <w:bCs/>
+          <w:color w:val="000000" w:themeColor="text1"/>
+          <w:sz w:val="22"/>
+          <w:szCs w:val="22"/>
+          <w:lang w:val="en-GB"/>
+        </w:rPr>
+        <w:t xml:space="preserve">, K., </w:t>
+      </w:r>
+      <w:proofErr w:type="spellStart"/>
+      <w:r>
+        <w:rPr>
+          <w:rFonts w:ascii="Quicksand" w:hAnsi="Quicksand" w:cs="Arial"/>
+          <w:bCs/>
+          <w:color w:val="000000" w:themeColor="text1"/>
+          <w:sz w:val="22"/>
+          <w:szCs w:val="22"/>
+          <w:lang w:val="en-GB"/>
+        </w:rPr>
+        <w:t>Chuenjitt</w:t>
+      </w:r>
+      <w:proofErr w:type="spellEnd"/>
+      <w:r>
+        <w:rPr>
+          <w:rFonts w:ascii="Quicksand" w:hAnsi="Quicksand" w:cs="Arial"/>
+          <w:bCs/>
+          <w:color w:val="000000" w:themeColor="text1"/>
+          <w:sz w:val="22"/>
+          <w:szCs w:val="22"/>
+          <w:lang w:val="en-GB"/>
+        </w:rPr>
+        <w:t xml:space="preserve">, S., </w:t>
+      </w:r>
+      <w:proofErr w:type="spellStart"/>
+      <w:r>
+        <w:rPr>
+          <w:rFonts w:ascii="Quicksand" w:hAnsi="Quicksand" w:cs="Arial"/>
+          <w:bCs/>
+          <w:color w:val="000000" w:themeColor="text1"/>
+          <w:sz w:val="22"/>
+          <w:szCs w:val="22"/>
+          <w:lang w:val="en-GB"/>
+        </w:rPr>
+        <w:t>Kongsuwan</w:t>
+      </w:r>
+      <w:proofErr w:type="spellEnd"/>
+      <w:r>
+        <w:rPr>
+          <w:rFonts w:ascii="Quicksand" w:hAnsi="Quicksand" w:cs="Arial"/>
+          <w:bCs/>
+          <w:color w:val="000000" w:themeColor="text1"/>
+          <w:sz w:val="22"/>
+          <w:szCs w:val="22"/>
+          <w:lang w:val="en-GB"/>
+        </w:rPr>
+        <w:t xml:space="preserve">, A., </w:t>
+      </w:r>
+      <w:proofErr w:type="spellStart"/>
+      <w:r>
+        <w:rPr>
+          <w:rFonts w:ascii="Quicksand" w:hAnsi="Quicksand" w:cs="Arial"/>
+          <w:bCs/>
+          <w:color w:val="000000" w:themeColor="text1"/>
+          <w:sz w:val="22"/>
+          <w:szCs w:val="22"/>
+          <w:lang w:val="en-GB"/>
+        </w:rPr>
+        <w:t>Saichanapan</w:t>
+      </w:r>
+      <w:proofErr w:type="spellEnd"/>
+      <w:r>
+        <w:rPr>
+          <w:rFonts w:ascii="Quicksand" w:hAnsi="Quicksand" w:cs="Arial"/>
+          <w:bCs/>
+          <w:color w:val="000000" w:themeColor="text1"/>
+          <w:sz w:val="22"/>
+          <w:szCs w:val="22"/>
+          <w:lang w:val="en-GB"/>
+        </w:rPr>
+        <w:t xml:space="preserve">, J., Soleh, A., </w:t>
+      </w:r>
+      <w:proofErr w:type="spellStart"/>
+      <w:r>
+        <w:rPr>
+          <w:rFonts w:ascii="Quicksand" w:hAnsi="Quicksand" w:cs="Arial"/>
+          <w:bCs/>
+          <w:color w:val="000000" w:themeColor="text1"/>
+          <w:sz w:val="22"/>
+          <w:szCs w:val="22"/>
+          <w:lang w:val="en-GB"/>
+        </w:rPr>
+        <w:t>Saisahas</w:t>
+      </w:r>
+      <w:proofErr w:type="spellEnd"/>
+      <w:r>
+        <w:rPr>
+          <w:rFonts w:ascii="Quicksand" w:hAnsi="Quicksand" w:cs="Arial"/>
+          <w:bCs/>
+          <w:color w:val="000000" w:themeColor="text1"/>
+          <w:sz w:val="22"/>
+          <w:szCs w:val="22"/>
+          <w:lang w:val="en-GB"/>
+        </w:rPr>
+        <w:t xml:space="preserve">, K., </w:t>
+      </w:r>
+      <w:proofErr w:type="spellStart"/>
+      <w:r>
+        <w:rPr>
+          <w:rFonts w:ascii="Quicksand" w:hAnsi="Quicksand" w:cs="Arial"/>
+          <w:bCs/>
+          <w:color w:val="000000" w:themeColor="text1"/>
+          <w:sz w:val="22"/>
+          <w:szCs w:val="22"/>
+          <w:lang w:val="en-GB"/>
+        </w:rPr>
+        <w:t>Samoson</w:t>
+      </w:r>
+      <w:proofErr w:type="spellEnd"/>
+      <w:r>
+        <w:rPr>
+          <w:rFonts w:ascii="Quicksand" w:hAnsi="Quicksand" w:cs="Arial"/>
+          <w:bCs/>
+          <w:color w:val="000000" w:themeColor="text1"/>
+          <w:sz w:val="22"/>
+          <w:szCs w:val="22"/>
+          <w:lang w:val="en-GB"/>
+        </w:rPr>
+        <w:t xml:space="preserve">, K., </w:t>
       </w:r>
       <w:r>
         <w:rPr>
@@ -16263,7 +16699,31 @@
           <w:szCs w:val="22"/>
           <w:lang w:val="en-GB"/>
         </w:rPr>
-        <w:t>, &amp; Limbut, W. (2025).</w:t>
+        <w:t xml:space="preserve">, &amp; </w:t>
+      </w:r>
+      <w:proofErr w:type="spellStart"/>
+      <w:r>
+        <w:rPr>
+          <w:rFonts w:ascii="Quicksand" w:hAnsi="Quicksand" w:cs="Arial"/>
+          <w:bCs/>
+          <w:color w:val="000000" w:themeColor="text1"/>
+          <w:sz w:val="22"/>
+          <w:szCs w:val="22"/>
+          <w:lang w:val="en-GB"/>
+        </w:rPr>
+        <w:t>Limbut</w:t>
+      </w:r>
+      <w:proofErr w:type="spellEnd"/>
+      <w:r>
+        <w:rPr>
+          <w:rFonts w:ascii="Quicksand" w:hAnsi="Quicksand" w:cs="Arial"/>
+          <w:bCs/>
+          <w:color w:val="000000" w:themeColor="text1"/>
+          <w:sz w:val="22"/>
+          <w:szCs w:val="22"/>
+          <w:lang w:val="en-GB"/>
+        </w:rPr>
+        <w:t>, W. (2025).</w:t>
       </w:r>
       <w:r>
         <w:rPr>
@@ -20584,11 +21044,35 @@
           <w:sz w:val="22"/>
           <w:szCs w:val="22"/>
         </w:rPr>
-        <w:t>Water Source Sampling and Water Quality Testing for Dorjilung Hydropower Project Limited</w:t>
-      </w:r>
+        <w:t xml:space="preserve">Water Source Sampling and Water Quality Testing for </w:t>
+      </w:r>
+      <w:proofErr w:type="spellStart"/>
       <w:r>
         <w:rPr>
           <w:rFonts w:ascii="Quicksand" w:hAnsi="Quicksand"/>
+          <w:i/>
+          <w:iCs/>
+          <w:color w:val="000000" w:themeColor="text1"/>
+          <w:sz w:val="22"/>
+          <w:szCs w:val="22"/>
+        </w:rPr>
+        <w:t>Dorjilung</w:t>
+      </w:r>
+      <w:proofErr w:type="spellEnd"/>
+      <w:r>
+        <w:rPr>
+          <w:rFonts w:ascii="Quicksand" w:hAnsi="Quicksand"/>
+          <w:i/>
+          <w:iCs/>
+          <w:color w:val="000000" w:themeColor="text1"/>
+          <w:sz w:val="22"/>
+          <w:szCs w:val="22"/>
+        </w:rPr>
+        <w:t xml:space="preserve"> Hydropower Project Limited</w:t>
+      </w:r>
+      <w:r>
+        <w:rPr>
+          <w:rFonts w:ascii="Quicksand" w:hAnsi="Quicksand"/>
           <w:color w:val="000000" w:themeColor="text1"/>
           <w:sz w:val="22"/>
           <w:szCs w:val="22"/>
@@ -20685,14 +21169,25 @@
         </w:rPr>
         <w:t xml:space="preserve">the </w:t>
       </w:r>
-      <w:r>
-        <w:rPr>
-          <w:rFonts w:ascii="Quicksand" w:hAnsi="Quicksand" w:cs="Arial"/>
-          <w:color w:val="000000" w:themeColor="text1"/>
-          <w:sz w:val="22"/>
-          <w:szCs w:val="22"/>
-        </w:rPr>
-        <w:t>Dorjilung Hydropower Project Limited</w:t>
+      <w:proofErr w:type="spellStart"/>
+      <w:r>
+        <w:rPr>
+          <w:rFonts w:ascii="Quicksand" w:hAnsi="Quicksand" w:cs="Arial"/>
+          <w:color w:val="000000" w:themeColor="text1"/>
+          <w:sz w:val="22"/>
+          <w:szCs w:val="22"/>
+        </w:rPr>
+        <w:t>Dorjilung</w:t>
+      </w:r>
+      <w:proofErr w:type="spellEnd"/>
+      <w:r>
+        <w:rPr>
+          <w:rFonts w:ascii="Quicksand" w:hAnsi="Quicksand" w:cs="Arial"/>
+          <w:color w:val="000000" w:themeColor="text1"/>
+          <w:sz w:val="22"/>
+          <w:szCs w:val="22"/>
+        </w:rPr>
+        <w:t xml:space="preserve"> Hydropower Project Limited</w:t>
       </w:r>
       <w:r>
         <w:rPr>
@@ -20782,15 +21277,27 @@
         </w:rPr>
         <w:t xml:space="preserve"> Tobgay, S., &amp; </w:t>
       </w:r>
-      <w:r>
-        <w:rPr>
-          <w:rFonts w:ascii="Quicksand" w:hAnsi="Quicksand" w:cs="Arial"/>
-          <w:color w:val="000000" w:themeColor="text1"/>
-          <w:sz w:val="22"/>
-          <w:szCs w:val="22"/>
-          <w:shd w:val="clear" w:color="auto" w:fill="FFFFFF"/>
-        </w:rPr>
-        <w:t xml:space="preserve">Subba, J. R. </w:t>
+      <w:proofErr w:type="spellStart"/>
+      <w:r>
+        <w:rPr>
+          <w:rFonts w:ascii="Quicksand" w:hAnsi="Quicksand" w:cs="Arial"/>
+          <w:color w:val="000000" w:themeColor="text1"/>
+          <w:sz w:val="22"/>
+          <w:szCs w:val="22"/>
+          <w:shd w:val="clear" w:color="auto" w:fill="FFFFFF"/>
+        </w:rPr>
+        <w:t>Subba</w:t>
+      </w:r>
+      <w:proofErr w:type="spellEnd"/>
+      <w:r>
+        <w:rPr>
+          <w:rFonts w:ascii="Quicksand" w:hAnsi="Quicksand" w:cs="Arial"/>
+          <w:color w:val="000000" w:themeColor="text1"/>
+          <w:sz w:val="22"/>
+          <w:szCs w:val="22"/>
+          <w:shd w:val="clear" w:color="auto" w:fill="FFFFFF"/>
+        </w:rPr>
+        <w:t xml:space="preserve">, J. R. </w:t>
       </w:r>
       <w:r>
         <w:rPr>
@@ -21004,15 +21511,27 @@
         </w:rPr>
         <w:t xml:space="preserve"> Tobgay, S., &amp; </w:t>
       </w:r>
-      <w:r>
-        <w:rPr>
-          <w:rFonts w:ascii="Quicksand" w:hAnsi="Quicksand" w:cs="Arial"/>
-          <w:color w:val="000000" w:themeColor="text1"/>
-          <w:sz w:val="22"/>
-          <w:szCs w:val="22"/>
-          <w:shd w:val="clear" w:color="auto" w:fill="FFFFFF"/>
-        </w:rPr>
-        <w:t xml:space="preserve">Subba, J. R. </w:t>
+      <w:proofErr w:type="spellStart"/>
+      <w:r>
+        <w:rPr>
+          <w:rFonts w:ascii="Quicksand" w:hAnsi="Quicksand" w:cs="Arial"/>
+          <w:color w:val="000000" w:themeColor="text1"/>
+          <w:sz w:val="22"/>
+          <w:szCs w:val="22"/>
+          <w:shd w:val="clear" w:color="auto" w:fill="FFFFFF"/>
+        </w:rPr>
+        <w:t>Subba</w:t>
+      </w:r>
+      <w:proofErr w:type="spellEnd"/>
+      <w:r>
+        <w:rPr>
+          <w:rFonts w:ascii="Quicksand" w:hAnsi="Quicksand" w:cs="Arial"/>
+          <w:color w:val="000000" w:themeColor="text1"/>
+          <w:sz w:val="22"/>
+          <w:szCs w:val="22"/>
+          <w:shd w:val="clear" w:color="auto" w:fill="FFFFFF"/>
+        </w:rPr>
+        <w:t xml:space="preserve">, J. R. </w:t>
       </w:r>
       <w:r>
         <w:rPr>
@@ -21249,15 +21768,27 @@
         </w:rPr>
         <w:t xml:space="preserve"> Tobgay, S., &amp; </w:t>
       </w:r>
-      <w:r>
-        <w:rPr>
-          <w:rFonts w:ascii="Quicksand" w:hAnsi="Quicksand" w:cs="Arial"/>
-          <w:color w:val="000000" w:themeColor="text1"/>
-          <w:sz w:val="22"/>
-          <w:szCs w:val="22"/>
-          <w:shd w:val="clear" w:color="auto" w:fill="FFFFFF"/>
-        </w:rPr>
-        <w:t xml:space="preserve">Subba, J. R. </w:t>
+      <w:proofErr w:type="spellStart"/>
+      <w:r>
+        <w:rPr>
+          <w:rFonts w:ascii="Quicksand" w:hAnsi="Quicksand" w:cs="Arial"/>
+          <w:color w:val="000000" w:themeColor="text1"/>
+          <w:sz w:val="22"/>
+          <w:szCs w:val="22"/>
+          <w:shd w:val="clear" w:color="auto" w:fill="FFFFFF"/>
+        </w:rPr>
+        <w:t>Subba</w:t>
+      </w:r>
+      <w:proofErr w:type="spellEnd"/>
+      <w:r>
+        <w:rPr>
+          <w:rFonts w:ascii="Quicksand" w:hAnsi="Quicksand" w:cs="Arial"/>
+          <w:color w:val="000000" w:themeColor="text1"/>
+          <w:sz w:val="22"/>
+          <w:szCs w:val="22"/>
+          <w:shd w:val="clear" w:color="auto" w:fill="FFFFFF"/>
+        </w:rPr>
+        <w:t xml:space="preserve">, J. R. </w:t>
       </w:r>
       <w:r>
         <w:rPr>
@@ -21466,15 +21997,27 @@
         </w:rPr>
         <w:t xml:space="preserve"> Tobgay, S., &amp; </w:t>
       </w:r>
-      <w:r>
-        <w:rPr>
-          <w:rFonts w:ascii="Quicksand" w:hAnsi="Quicksand" w:cs="Arial"/>
-          <w:color w:val="000000" w:themeColor="text1"/>
-          <w:sz w:val="22"/>
-          <w:szCs w:val="22"/>
-          <w:shd w:val="clear" w:color="auto" w:fill="FFFFFF"/>
-        </w:rPr>
-        <w:t>Subba, J. R.</w:t>
+      <w:proofErr w:type="spellStart"/>
+      <w:r>
+        <w:rPr>
+          <w:rFonts w:ascii="Quicksand" w:hAnsi="Quicksand" w:cs="Arial"/>
+          <w:color w:val="000000" w:themeColor="text1"/>
+          <w:sz w:val="22"/>
+          <w:szCs w:val="22"/>
+          <w:shd w:val="clear" w:color="auto" w:fill="FFFFFF"/>
+        </w:rPr>
+        <w:t>Subba</w:t>
+      </w:r>
+      <w:proofErr w:type="spellEnd"/>
+      <w:r>
+        <w:rPr>
+          <w:rFonts w:ascii="Quicksand" w:hAnsi="Quicksand" w:cs="Arial"/>
+          <w:color w:val="000000" w:themeColor="text1"/>
+          <w:sz w:val="22"/>
+          <w:szCs w:val="22"/>
+          <w:shd w:val="clear" w:color="auto" w:fill="FFFFFF"/>
+        </w:rPr>
+        <w:t>, J. R.</w:t>
       </w:r>
       <w:r>
         <w:rPr>
@@ -21517,7 +22060,31 @@
           <w:sz w:val="22"/>
           <w:szCs w:val="22"/>
         </w:rPr>
-        <w:t xml:space="preserve">services for the 132 kV D/C Gamri I &amp; II </w:t>
+        <w:t xml:space="preserve">services for the 132 kV D/C </w:t>
+      </w:r>
+      <w:proofErr w:type="spellStart"/>
+      <w:r>
+        <w:rPr>
+          <w:rFonts w:ascii="Quicksand" w:hAnsi="Quicksand"/>
+          <w:i/>
+          <w:iCs/>
+          <w:color w:val="000000" w:themeColor="text1"/>
+          <w:sz w:val="22"/>
+          <w:szCs w:val="22"/>
+        </w:rPr>
+        <w:t>Gamri</w:t>
+      </w:r>
+      <w:proofErr w:type="spellEnd"/>
+      <w:r>
+        <w:rPr>
+          <w:rFonts w:ascii="Quicksand" w:hAnsi="Quicksand"/>
+          <w:i/>
+          <w:iCs/>
+          <w:color w:val="000000" w:themeColor="text1"/>
+          <w:sz w:val="22"/>
+          <w:szCs w:val="22"/>
+        </w:rPr>
+        <w:t xml:space="preserve"> I &amp; II </w:t>
       </w:r>
       <w:r>
         <w:rPr>
@@ -21706,6 +22273,7 @@
           <w:szCs w:val="22"/>
         </w:rPr>
       </w:pPr>
+      <w:proofErr w:type="spellStart"/>
       <w:r>
         <w:rPr>
           <w:rStyle w:val="Strong"/>
@@ -21715,7 +22283,43 @@
           <w:sz w:val="22"/>
           <w:szCs w:val="22"/>
         </w:rPr>
-        <w:t>Dendup T., Nidup, T., &amp;</w:t>
+        <w:t>Dendup</w:t>
+      </w:r>
+      <w:proofErr w:type="spellEnd"/>
+      <w:r>
+        <w:rPr>
+          <w:rStyle w:val="Strong"/>
+          <w:rFonts w:ascii="Quicksand" w:hAnsi="Quicksand" w:cs="Arial"/>
+          <w:b w:val="0"/>
+          <w:bCs w:val="0"/>
+          <w:sz w:val="22"/>
+          <w:szCs w:val="22"/>
+        </w:rPr>
+        <w:t xml:space="preserve"> T., </w:t>
+      </w:r>
+      <w:proofErr w:type="spellStart"/>
+      <w:r>
+        <w:rPr>
+          <w:rStyle w:val="Strong"/>
+          <w:rFonts w:ascii="Quicksand" w:hAnsi="Quicksand" w:cs="Arial"/>
+          <w:b w:val="0"/>
+          <w:bCs w:val="0"/>
+          <w:sz w:val="22"/>
+          <w:szCs w:val="22"/>
+        </w:rPr>
+        <w:t>Nidup</w:t>
+      </w:r>
+      <w:proofErr w:type="spellEnd"/>
+      <w:r>
+        <w:rPr>
+          <w:rStyle w:val="Strong"/>
+          <w:rFonts w:ascii="Quicksand" w:hAnsi="Quicksand" w:cs="Arial"/>
+          <w:b w:val="0"/>
+          <w:bCs w:val="0"/>
+          <w:sz w:val="22"/>
+          <w:szCs w:val="22"/>
+        </w:rPr>
+        <w:t>, T., &amp;</w:t>
       </w:r>
       <w:r>
         <w:rPr>
@@ -21758,7 +22362,25 @@
           <w:sz w:val="22"/>
           <w:szCs w:val="22"/>
         </w:rPr>
-        <w:t xml:space="preserve"> for the 20 MW Yungichhu Hydropower Project</w:t>
+        <w:t xml:space="preserve"> for the 20 MW </w:t>
+      </w:r>
+      <w:proofErr w:type="spellStart"/>
+      <w:r>
+        <w:rPr>
+          <w:rFonts w:ascii="Quicksand" w:hAnsi="Quicksand" w:cs="Arial"/>
+          <w:sz w:val="22"/>
+          <w:szCs w:val="22"/>
+        </w:rPr>
+        <w:t>Yungichhu</w:t>
+      </w:r>
+      <w:proofErr w:type="spellEnd"/>
+      <w:r>
+        <w:rPr>
+          <w:rFonts w:ascii="Quicksand" w:hAnsi="Quicksand" w:cs="Arial"/>
+          <w:sz w:val="22"/>
+          <w:szCs w:val="22"/>
+        </w:rPr>
+        <w:t xml:space="preserve"> Hydropower Project</w:t>
       </w:r>
       <w:r>
         <w:rPr>
@@ -21863,6 +22485,7 @@
           <w:szCs w:val="22"/>
         </w:rPr>
       </w:pPr>
+      <w:proofErr w:type="spellStart"/>
       <w:r>
         <w:rPr>
           <w:rStyle w:val="Strong"/>
@@ -21872,8 +22495,9 @@
           <w:sz w:val="22"/>
           <w:szCs w:val="22"/>
         </w:rPr>
-        <w:t>Nidup, T., Dendup</w:t>
-      </w:r>
+        <w:t>Nidup</w:t>
+      </w:r>
+      <w:proofErr w:type="spellEnd"/>
       <w:r>
         <w:rPr>
           <w:rStyle w:val="Strong"/>
@@ -21883,8 +22507,9 @@
           <w:sz w:val="22"/>
           <w:szCs w:val="22"/>
         </w:rPr>
-        <w:t>,</w:t>
-      </w:r>
+        <w:t xml:space="preserve">, T., </w:t>
+      </w:r>
+      <w:proofErr w:type="spellStart"/>
       <w:r>
         <w:rPr>
           <w:rStyle w:val="Strong"/>
@@ -21894,6 +22519,29 @@
           <w:sz w:val="22"/>
           <w:szCs w:val="22"/>
         </w:rPr>
+        <w:t>Dendup</w:t>
+      </w:r>
+      <w:proofErr w:type="spellEnd"/>
+      <w:r>
+        <w:rPr>
+          <w:rStyle w:val="Strong"/>
+          <w:rFonts w:ascii="Quicksand" w:hAnsi="Quicksand" w:cs="Arial"/>
+          <w:b w:val="0"/>
+          <w:bCs w:val="0"/>
+          <w:sz w:val="22"/>
+          <w:szCs w:val="22"/>
+        </w:rPr>
+        <w:t>,</w:t>
+      </w:r>
+      <w:r>
+        <w:rPr>
+          <w:rStyle w:val="Strong"/>
+          <w:rFonts w:ascii="Quicksand" w:hAnsi="Quicksand" w:cs="Arial"/>
+          <w:b w:val="0"/>
+          <w:bCs w:val="0"/>
+          <w:sz w:val="22"/>
+          <w:szCs w:val="22"/>
+        </w:rPr>
         <w:t xml:space="preserve"> T., &amp;</w:t>
       </w:r>
       <w:r>
@@ -21937,7 +22585,25 @@
           <w:sz w:val="22"/>
           <w:szCs w:val="22"/>
         </w:rPr>
-        <w:t xml:space="preserve"> for the 8 MW Thungdiri Hydropower Project</w:t>
+        <w:t xml:space="preserve"> for the 8 MW </w:t>
+      </w:r>
+      <w:proofErr w:type="spellStart"/>
+      <w:r>
+        <w:rPr>
+          <w:rFonts w:ascii="Quicksand" w:hAnsi="Quicksand" w:cs="Arial"/>
+          <w:sz w:val="22"/>
+          <w:szCs w:val="22"/>
+        </w:rPr>
+        <w:t>Thungdiri</w:t>
+      </w:r>
+      <w:proofErr w:type="spellEnd"/>
+      <w:r>
+        <w:rPr>
+          <w:rFonts w:ascii="Quicksand" w:hAnsi="Quicksand" w:cs="Arial"/>
+          <w:sz w:val="22"/>
+          <w:szCs w:val="22"/>
+        </w:rPr>
+        <w:t xml:space="preserve"> Hydropower Project</w:t>
       </w:r>
       <w:r>
         <w:rPr>
@@ -22209,7 +22875,27 @@
                 <w:szCs w:val="19"/>
                 <w:lang w:val="en-GB"/>
               </w:rPr>
-              <w:t xml:space="preserve">(mm/yyyy) </w:t>
+              <w:t>(mm/</w:t>
+            </w:r>
+            <w:proofErr w:type="spellStart"/>
+            <w:r>
+              <w:rPr>
+                <w:rFonts w:ascii="Arial" w:hAnsi="Arial" w:cs="Arial"/>
+                <w:sz w:val="19"/>
+                <w:szCs w:val="19"/>
+                <w:lang w:val="en-GB"/>
+              </w:rPr>
+              <w:t>yyyy</w:t>
+            </w:r>
+            <w:proofErr w:type="spellEnd"/>
+            <w:r>
+              <w:rPr>
+                <w:rFonts w:ascii="Arial" w:hAnsi="Arial" w:cs="Arial"/>
+                <w:sz w:val="19"/>
+                <w:szCs w:val="19"/>
+                <w:lang w:val="en-GB"/>
+              </w:rPr>
+              <w:t xml:space="preserve">) </w:t>
             </w:r>
             <w:r>
               <w:rPr>
@@ -22229,7 +22915,27 @@
                 <w:szCs w:val="19"/>
                 <w:lang w:val="en-GB"/>
               </w:rPr>
-              <w:t xml:space="preserve"> (mm/yyyy)</w:t>
+              <w:t xml:space="preserve"> (mm/</w:t>
+            </w:r>
+            <w:proofErr w:type="spellStart"/>
+            <w:r>
+              <w:rPr>
+                <w:rFonts w:ascii="Arial" w:hAnsi="Arial" w:cs="Arial"/>
+                <w:sz w:val="19"/>
+                <w:szCs w:val="19"/>
+                <w:lang w:val="en-GB"/>
+              </w:rPr>
+              <w:t>yyyy</w:t>
+            </w:r>
+            <w:proofErr w:type="spellEnd"/>
+            <w:r>
+              <w:rPr>
+                <w:rFonts w:ascii="Arial" w:hAnsi="Arial" w:cs="Arial"/>
+                <w:sz w:val="19"/>
+                <w:szCs w:val="19"/>
+                <w:lang w:val="en-GB"/>
+              </w:rPr>
+              <w:t>)</w:t>
             </w:r>
           </w:p>
         </w:tc>
@@ -22300,6 +23006,7 @@
                 <w:lang w:val="en-GB"/>
               </w:rPr>
             </w:pPr>
+            <w:proofErr w:type="spellStart"/>
             <w:r>
               <w:rPr>
                 <w:rFonts w:ascii="Quicksand" w:hAnsi="Quicksand" w:cs="Arial"/>
@@ -22308,6 +23015,7 @@
               </w:rPr>
               <w:t>Editage</w:t>
             </w:r>
+            <w:proofErr w:type="spellEnd"/>
           </w:p>
         </w:tc>
         <w:tc>
@@ -23276,6 +23984,7 @@
                 <w:lang w:val="en-GB"/>
               </w:rPr>
             </w:pPr>
+            <w:proofErr w:type="spellStart"/>
             <w:r>
               <w:rPr>
                 <w:rFonts w:ascii="Quicksand" w:hAnsi="Quicksand" w:cs="Arial"/>
@@ -23285,7 +23994,19 @@
                 <w:szCs w:val="19"/>
                 <w:lang w:val="en-GB"/>
               </w:rPr>
-              <w:t xml:space="preserve">Editage </w:t>
+              <w:t>Editage</w:t>
+            </w:r>
+            <w:proofErr w:type="spellEnd"/>
+            <w:r>
+              <w:rPr>
+                <w:rFonts w:ascii="Quicksand" w:hAnsi="Quicksand" w:cs="Arial"/>
+                <w:bCs/>
+                <w:color w:val="000000" w:themeColor="text1"/>
+                <w:sz w:val="19"/>
+                <w:szCs w:val="19"/>
+                <w:lang w:val="en-GB"/>
+              </w:rPr>
+              <w:t xml:space="preserve"> </w:t>
             </w:r>
             <w:r>
               <w:rPr>
@@ -23510,6 +24231,7 @@
                 <w:lang w:val="en-GB"/>
               </w:rPr>
             </w:pPr>
+            <w:proofErr w:type="spellStart"/>
             <w:r>
               <w:rPr>
                 <w:rFonts w:ascii="Quicksand" w:eastAsiaTheme="minorHAnsi" w:hAnsi="Quicksand"/>
@@ -23518,7 +24240,18 @@
                 <w:lang w:val="en-GB" w:bidi="th-TH"/>
                 <w14:ligatures w14:val="standardContextual"/>
               </w:rPr>
-              <w:t xml:space="preserve">IMRaD Power! Writing Your Manuscript Section-by-Section </w:t>
+              <w:t>IMRaD</w:t>
+            </w:r>
+            <w:proofErr w:type="spellEnd"/>
+            <w:r>
+              <w:rPr>
+                <w:rFonts w:ascii="Quicksand" w:eastAsiaTheme="minorHAnsi" w:hAnsi="Quicksand"/>
+                <w:sz w:val="19"/>
+                <w:szCs w:val="19"/>
+                <w:lang w:val="en-GB" w:bidi="th-TH"/>
+                <w14:ligatures w14:val="standardContextual"/>
+              </w:rPr>
+              <w:t xml:space="preserve"> Power! Writing Your Manuscript Section-by-Section </w:t>
             </w:r>
           </w:p>
         </w:tc>
@@ -24067,8 +24800,19 @@
                 <w:szCs w:val="19"/>
                 <w:lang w:val="en-GB"/>
               </w:rPr>
-              <w:t>Capacity Building Training on Air Pollution by Dr. Jas Raj Subba</w:t>
+              <w:t xml:space="preserve">Capacity Building Training on Air Pollution by Dr. Jas Raj </w:t>
             </w:r>
+            <w:proofErr w:type="spellStart"/>
+            <w:r>
+              <w:rPr>
+                <w:rFonts w:ascii="Quicksand" w:hAnsi="Quicksand" w:cs="ArialMT"/>
+                <w:sz w:val="19"/>
+                <w:szCs w:val="19"/>
+                <w:lang w:val="en-GB"/>
+              </w:rPr>
+              <w:t>Subba</w:t>
+            </w:r>
+            <w:proofErr w:type="spellEnd"/>
           </w:p>
         </w:tc>
         <w:tc>
@@ -25113,6 +25857,7 @@
                 <w:lang w:val="en-GB"/>
               </w:rPr>
             </w:pPr>
+            <w:proofErr w:type="spellStart"/>
             <w:r>
               <w:rPr>
                 <w:rFonts w:ascii="Quicksand" w:hAnsi="Quicksand" w:cs="Arial"/>
@@ -25122,7 +25867,19 @@
                 <w:szCs w:val="19"/>
                 <w:lang w:val="en-GB"/>
               </w:rPr>
-              <w:t>KnE Learn</w:t>
+              <w:t>KnE</w:t>
+            </w:r>
+            <w:proofErr w:type="spellEnd"/>
+            <w:r>
+              <w:rPr>
+                <w:rFonts w:ascii="Quicksand" w:hAnsi="Quicksand" w:cs="Arial"/>
+                <w:bCs/>
+                <w:color w:val="000000" w:themeColor="text1"/>
+                <w:sz w:val="19"/>
+                <w:szCs w:val="19"/>
+                <w:lang w:val="en-GB"/>
+              </w:rPr>
+              <w:t xml:space="preserve"> Learn</w:t>
             </w:r>
           </w:p>
         </w:tc>
@@ -25367,6 +26124,7 @@
                 <w:lang w:val="en-GB"/>
               </w:rPr>
             </w:pPr>
+            <w:proofErr w:type="spellStart"/>
             <w:r>
               <w:rPr>
                 <w:rFonts w:ascii="Quicksand" w:hAnsi="Quicksand" w:cs="Arial"/>
@@ -25376,7 +26134,19 @@
                 <w:szCs w:val="19"/>
                 <w:lang w:val="en-GB"/>
               </w:rPr>
-              <w:t xml:space="preserve">Editage Insights </w:t>
+              <w:t>Editage</w:t>
+            </w:r>
+            <w:proofErr w:type="spellEnd"/>
+            <w:r>
+              <w:rPr>
+                <w:rFonts w:ascii="Quicksand" w:hAnsi="Quicksand" w:cs="Arial"/>
+                <w:bCs/>
+                <w:color w:val="000000" w:themeColor="text1"/>
+                <w:sz w:val="19"/>
+                <w:szCs w:val="19"/>
+                <w:lang w:val="en-GB"/>
+              </w:rPr>
+              <w:t xml:space="preserve"> Insights </w:t>
             </w:r>
           </w:p>
         </w:tc>
@@ -27796,8 +28566,39 @@
                 <w:bCs/>
                 <w:lang w:val="en-GB"/>
               </w:rPr>
-              <w:t>Prof. Dr. Warakorn Limbut</w:t>
+              <w:t xml:space="preserve">Prof. Dr. </w:t>
             </w:r>
+            <w:proofErr w:type="spellStart"/>
+            <w:r>
+              <w:rPr>
+                <w:rFonts w:ascii="Quicksand" w:hAnsi="Quicksand" w:cs="Arial"/>
+                <w:b/>
+                <w:bCs/>
+                <w:lang w:val="en-GB"/>
+              </w:rPr>
+              <w:t>Warakorn</w:t>
+            </w:r>
+            <w:proofErr w:type="spellEnd"/>
+            <w:r>
+              <w:rPr>
+                <w:rFonts w:ascii="Quicksand" w:hAnsi="Quicksand" w:cs="Arial"/>
+                <w:b/>
+                <w:bCs/>
+                <w:lang w:val="en-GB"/>
+              </w:rPr>
+              <w:t xml:space="preserve"> </w:t>
+            </w:r>
+            <w:proofErr w:type="spellStart"/>
+            <w:r>
+              <w:rPr>
+                <w:rFonts w:ascii="Quicksand" w:hAnsi="Quicksand" w:cs="Arial"/>
+                <w:b/>
+                <w:bCs/>
+                <w:lang w:val="en-GB"/>
+              </w:rPr>
+              <w:t>Limbut</w:t>
+            </w:r>
+            <w:proofErr w:type="spellEnd"/>
           </w:p>
           <w:p>
             <w:pPr>
@@ -27872,7 +28673,23 @@
                 <w:rFonts w:ascii="Quicksand" w:hAnsi="Quicksand" w:cs="Arial"/>
                 <w:lang w:val="en-GB"/>
               </w:rPr>
-              <w:t>Prince of Songkla University, Hat Yai, Songkhla</w:t>
+              <w:t xml:space="preserve">Prince of Songkla University, Hat </w:t>
+            </w:r>
+            <w:proofErr w:type="spellStart"/>
+            <w:r>
+              <w:rPr>
+                <w:rFonts w:ascii="Quicksand" w:hAnsi="Quicksand" w:cs="Arial"/>
+                <w:lang w:val="en-GB"/>
+              </w:rPr>
+              <w:t>Yai</w:t>
+            </w:r>
+            <w:proofErr w:type="spellEnd"/>
+            <w:r>
+              <w:rPr>
+                <w:rFonts w:ascii="Quicksand" w:hAnsi="Quicksand" w:cs="Arial"/>
+                <w:lang w:val="en-GB"/>
+              </w:rPr>
+              <w:t>, Songkhla</w:t>
             </w:r>
           </w:p>
           <w:p>
@@ -27979,8 +28796,33 @@
                   <w:rStyle w:val="Strong"/>
                   <w:rFonts w:ascii="Quicksand" w:hAnsi="Quicksand" w:cs="Arial"/>
                 </w:rPr>
-                <w:t>Assoc. Prof. Dr. Chongdee Buranachai</w:t>
+                <w:t xml:space="preserve">Assoc. Prof. Dr. </w:t>
               </w:r>
+              <w:proofErr w:type="spellStart"/>
+              <w:r>
+                <w:rPr>
+                  <w:rStyle w:val="Strong"/>
+                  <w:rFonts w:ascii="Quicksand" w:hAnsi="Quicksand" w:cs="Arial"/>
+                </w:rPr>
+                <w:t>Chongdee</w:t>
+              </w:r>
+              <w:proofErr w:type="spellEnd"/>
+              <w:r>
+                <w:rPr>
+                  <w:rStyle w:val="Strong"/>
+                  <w:rFonts w:ascii="Quicksand" w:hAnsi="Quicksand" w:cs="Arial"/>
+                </w:rPr>
+                <w:t xml:space="preserve"> </w:t>
+              </w:r>
+              <w:proofErr w:type="spellStart"/>
+              <w:r>
+                <w:rPr>
+                  <w:rStyle w:val="Strong"/>
+                  <w:rFonts w:ascii="Quicksand" w:hAnsi="Quicksand" w:cs="Arial"/>
+                </w:rPr>
+                <w:t>Buranachai</w:t>
+              </w:r>
+              <w:proofErr w:type="spellEnd"/>
             </w:hyperlink>
             <w:r>
               <w:rPr>
@@ -28046,7 +28888,25 @@
                 <w:szCs w:val="22"/>
               </w:rPr>
               <w:br/>
-              <w:t>Prince of Songkla University, Hat Yai, Songkhla</w:t>
+              <w:t xml:space="preserve">Prince of Songkla University, Hat </w:t>
+            </w:r>
+            <w:proofErr w:type="spellStart"/>
+            <w:r>
+              <w:rPr>
+                <w:rFonts w:ascii="Quicksand" w:hAnsi="Quicksand" w:cs="Arial"/>
+                <w:sz w:val="22"/>
+                <w:szCs w:val="22"/>
+              </w:rPr>
+              <w:t>Yai</w:t>
+            </w:r>
+            <w:proofErr w:type="spellEnd"/>
+            <w:r>
+              <w:rPr>
+                <w:rFonts w:ascii="Quicksand" w:hAnsi="Quicksand" w:cs="Arial"/>
+                <w:sz w:val="22"/>
+                <w:szCs w:val="22"/>
+              </w:rPr>
+              <w:t>, Songkhla</w:t>
             </w:r>
           </w:p>
           <w:p>
@@ -28188,8 +29048,33 @@
                   <w:rStyle w:val="Strong"/>
                   <w:rFonts w:ascii="Quicksand" w:hAnsi="Quicksand" w:cs="Arial"/>
                 </w:rPr>
-                <w:t>Assoc. Prof. Dr. Apon Numnuam</w:t>
+                <w:t xml:space="preserve">Assoc. Prof. Dr. </w:t>
               </w:r>
+              <w:proofErr w:type="spellStart"/>
+              <w:r>
+                <w:rPr>
+                  <w:rStyle w:val="Strong"/>
+                  <w:rFonts w:ascii="Quicksand" w:hAnsi="Quicksand" w:cs="Arial"/>
+                </w:rPr>
+                <w:t>Apon</w:t>
+              </w:r>
+              <w:proofErr w:type="spellEnd"/>
+              <w:r>
+                <w:rPr>
+                  <w:rStyle w:val="Strong"/>
+                  <w:rFonts w:ascii="Quicksand" w:hAnsi="Quicksand" w:cs="Arial"/>
+                </w:rPr>
+                <w:t xml:space="preserve"> </w:t>
+              </w:r>
+              <w:proofErr w:type="spellStart"/>
+              <w:r>
+                <w:rPr>
+                  <w:rStyle w:val="Strong"/>
+                  <w:rFonts w:ascii="Quicksand" w:hAnsi="Quicksand" w:cs="Arial"/>
+                </w:rPr>
+                <w:t>Numnuam</w:t>
+              </w:r>
+              <w:proofErr w:type="spellEnd"/>
             </w:hyperlink>
             <w:r>
               <w:rPr>
@@ -28242,7 +29127,25 @@
                 <w:szCs w:val="22"/>
               </w:rPr>
               <w:br/>
-              <w:t>Prince of Songkla University, Hat Yai, Songkhla</w:t>
+              <w:t xml:space="preserve">Prince of Songkla University, Hat </w:t>
+            </w:r>
+            <w:proofErr w:type="spellStart"/>
+            <w:r>
+              <w:rPr>
+                <w:rFonts w:ascii="Quicksand" w:hAnsi="Quicksand" w:cs="Arial"/>
+                <w:sz w:val="22"/>
+                <w:szCs w:val="22"/>
+              </w:rPr>
+              <w:t>Yai</w:t>
+            </w:r>
+            <w:proofErr w:type="spellEnd"/>
+            <w:r>
+              <w:rPr>
+                <w:rFonts w:ascii="Quicksand" w:hAnsi="Quicksand" w:cs="Arial"/>
+                <w:sz w:val="22"/>
+                <w:szCs w:val="22"/>
+              </w:rPr>
+              <w:t>, Songkhla</w:t>
             </w:r>
           </w:p>
           <w:p>
@@ -28388,8 +29291,19 @@
                 <w:bCs/>
                 <w:lang w:val="en-GB"/>
               </w:rPr>
-              <w:t>Dr. Jas Raj Subba</w:t>
+              <w:t xml:space="preserve">Dr. Jas Raj </w:t>
             </w:r>
+            <w:proofErr w:type="spellStart"/>
+            <w:r>
+              <w:rPr>
+                <w:rFonts w:ascii="Quicksand" w:hAnsi="Quicksand" w:cs="Arial"/>
+                <w:b/>
+                <w:bCs/>
+                <w:lang w:val="en-GB"/>
+              </w:rPr>
+              <w:t>Subba</w:t>
+            </w:r>
+            <w:proofErr w:type="spellEnd"/>
           </w:p>
           <w:p>
             <w:pPr>
@@ -28542,6 +29456,28 @@
           <w:szCs w:val="22"/>
         </w:rPr>
       </w:pPr>
+    </w:p>
+    <w:p>
+      <w:pPr>
+        <w:pStyle w:val="BodyText"/>
+        <w:spacing w:after="0" w:line="240" w:lineRule="auto"/>
+        <w:jc w:val="both"/>
+        <w:rPr>
+          <w:rFonts w:ascii="Arial" w:hAnsi="Arial" w:cs="Arial"/>
+          <w:b/>
+          <w:bCs/>
+          <w:szCs w:val="22"/>
+        </w:rPr>
+      </w:pPr>
+      <w:r>
+        <w:rPr>
+          <w:rFonts w:ascii="Arial" w:hAnsi="Arial" w:cs="Arial"/>
+          <w:b/>
+          <w:bCs/>
+          <w:szCs w:val="22"/>
+        </w:rPr>
+        <w:t>Automatically Created</w:t>
+      </w:r>
     </w:p>
     <w:sectPr>
       <w:pgSz w:w="11906" w:h="16838" w:code="9"/>

--- a/cv/Sangay Wangchuk CV (complete).docx
+++ b/cv/Sangay Wangchuk CV (complete).docx
@@ -7638,8 +7638,18 @@
                                 <w:sz w:val="18"/>
                                 <w:szCs w:val="18"/>
                               </w:rPr>
-                              <w:t>Hat Yai</w:t>
+                              <w:t xml:space="preserve">Hat </w:t>
                             </w:r>
+                            <w:proofErr w:type="spellStart"/>
+                            <w:r>
+                              <w:rPr>
+                                <w:rFonts w:ascii="Quicksand" w:hAnsi="Quicksand" w:cs="Times New Roman"/>
+                                <w:sz w:val="18"/>
+                                <w:szCs w:val="18"/>
+                              </w:rPr>
+                              <w:t>Yai</w:t>
+                            </w:r>
+                            <w:proofErr w:type="spellEnd"/>
                           </w:p>
                           <w:p>
                             <w:pPr>
@@ -9896,17 +9906,6 @@
     </w:p>
     <w:p>
       <w:pPr>
-        <w:spacing w:after="0" w:line="240" w:lineRule="auto"/>
-        <w:jc w:val="both"/>
-        <w:rPr>
-          <w:rFonts w:ascii="Quicksand" w:hAnsi="Quicksand" w:cs="Arial"/>
-          <w:color w:val="000000" w:themeColor="text1"/>
-          <w:szCs w:val="22"/>
-        </w:rPr>
-      </w:pPr>
-    </w:p>
-    <w:p>
-      <w:pPr>
         <w:pStyle w:val="Default"/>
         <w:jc w:val="both"/>
         <w:rPr>
@@ -10838,6 +10837,7 @@
           <w:sz w:val="22"/>
           <w:szCs w:val="22"/>
         </w:rPr>
+        <w:lastRenderedPageBreak/>
         <w:t>Reviewer</w:t>
       </w:r>
       <w:r>
@@ -11890,6 +11890,40 @@
     </w:p>
     <w:p>
       <w:pPr>
+        <w:pStyle w:val="Default"/>
+        <w:jc w:val="both"/>
+        <w:rPr>
+          <w:rFonts w:ascii="Quicksand" w:hAnsi="Quicksand"/>
+          <w:b/>
+          <w:bCs/>
+          <w:color w:val="FF0000"/>
+          <w:sz w:val="22"/>
+          <w:szCs w:val="22"/>
+        </w:rPr>
+      </w:pPr>
+      <w:r>
+        <w:rPr>
+          <w:b/>
+          <w:bCs/>
+          <w:color w:val="FF0000"/>
+        </w:rPr>
+        <w:t>Automation Test Entry — CV-to-Website synchronization test (2026)</w:t>
+      </w:r>
+    </w:p>
+    <w:p>
+      <w:pPr>
+        <w:pStyle w:val="Default"/>
+        <w:jc w:val="both"/>
+        <w:rPr>
+          <w:rFonts w:ascii="Quicksand" w:hAnsi="Quicksand"/>
+          <w:color w:val="auto"/>
+          <w:sz w:val="22"/>
+          <w:szCs w:val="22"/>
+        </w:rPr>
+      </w:pPr>
+    </w:p>
+    <w:p>
+      <w:pPr>
         <w:pBdr>
           <w:bottom w:val="single" w:sz="4" w:space="1" w:color="auto"/>
         </w:pBdr>
@@ -11911,7 +11945,6 @@
           <w:szCs w:val="22"/>
           <w:lang w:val="en-GB"/>
         </w:rPr>
-        <w:lastRenderedPageBreak/>
         <w:t>RESEARCH GRANTS</w:t>
       </w:r>
     </w:p>
@@ -13174,7 +13207,19 @@
             <w:u w:val="none"/>
             <w:shd w:val="clear" w:color="auto" w:fill="FFFFFF"/>
           </w:rPr>
-          <w:t>A disposable metal-free electrochemical sensor uses a boron/nitrogen co-doped multi-walled carbon nanotubes electrocatalyst to determine the anticancer drug flutamide</w:t>
+          <w:t xml:space="preserve">A </w:t>
+        </w:r>
+        <w:r>
+          <w:rPr>
+            <w:rStyle w:val="Hyperlink"/>
+            <w:rFonts w:ascii="Quicksand" w:hAnsi="Quicksand" w:cs="Arial"/>
+            <w:color w:val="000000" w:themeColor="text1"/>
+            <w:szCs w:val="22"/>
+            <w:u w:val="none"/>
+            <w:shd w:val="clear" w:color="auto" w:fill="FFFFFF"/>
+          </w:rPr>
+          <w:lastRenderedPageBreak/>
+          <w:t>disposable metal-free electrochemical sensor uses a boron/nitrogen co-doped multi-walled carbon nanotubes electrocatalyst to determine the anticancer drug flutamide</w:t>
         </w:r>
       </w:hyperlink>
       <w:r>
@@ -13666,7 +13711,29 @@
           <w:szCs w:val="22"/>
           <w14:ligatures w14:val="none"/>
         </w:rPr>
-        <w:t xml:space="preserve">, and UV-Vis </w:t>
+        <w:t>, and UV-</w:t>
+      </w:r>
+      <w:proofErr w:type="gramStart"/>
+      <w:r>
+        <w:rPr>
+          <w:rFonts w:ascii="Quicksand" w:eastAsia="Times New Roman" w:hAnsi="Quicksand" w:cs="Arial"/>
+          <w:color w:val="000000"/>
+          <w:kern w:val="0"/>
+          <w:szCs w:val="22"/>
+          <w14:ligatures w14:val="none"/>
+        </w:rPr>
+        <w:t>Vis</w:t>
+      </w:r>
+      <w:proofErr w:type="gramEnd"/>
+      <w:r>
+        <w:rPr>
+          <w:rFonts w:ascii="Quicksand" w:eastAsia="Times New Roman" w:hAnsi="Quicksand" w:cs="Arial"/>
+          <w:color w:val="000000"/>
+          <w:kern w:val="0"/>
+          <w:szCs w:val="22"/>
+          <w14:ligatures w14:val="none"/>
+        </w:rPr>
+        <w:t xml:space="preserve"> </w:t>
       </w:r>
       <w:r>
         <w:rPr>
@@ -14176,6 +14243,7 @@
         </w:rPr>
         <w:t>-</w:t>
       </w:r>
+      <w:proofErr w:type="gramStart"/>
       <w:r>
         <w:rPr>
           <w:rFonts w:ascii="Quicksand" w:eastAsia="Times New Roman" w:hAnsi="Quicksand" w:cs="Arial"/>
@@ -14183,7 +14251,17 @@
           <w:szCs w:val="22"/>
           <w14:ligatures w14:val="none"/>
         </w:rPr>
-        <w:t>Vis spectrophotomet</w:t>
+        <w:t>Vis</w:t>
+      </w:r>
+      <w:proofErr w:type="gramEnd"/>
+      <w:r>
+        <w:rPr>
+          <w:rFonts w:ascii="Quicksand" w:eastAsia="Times New Roman" w:hAnsi="Quicksand" w:cs="Arial"/>
+          <w:kern w:val="0"/>
+          <w:szCs w:val="22"/>
+          <w14:ligatures w14:val="none"/>
+        </w:rPr>
+        <w:t xml:space="preserve"> spectrophotomet</w:t>
       </w:r>
       <w:r>
         <w:rPr>
@@ -14312,6 +14390,7 @@
         </w:rPr>
         <w:t>-</w:t>
       </w:r>
+      <w:proofErr w:type="gramStart"/>
       <w:r>
         <w:rPr>
           <w:rFonts w:ascii="Quicksand" w:eastAsia="Times New Roman" w:hAnsi="Quicksand" w:cs="Arial"/>
@@ -14319,7 +14398,17 @@
           <w:szCs w:val="22"/>
           <w14:ligatures w14:val="none"/>
         </w:rPr>
-        <w:t>Vis spectrophotometer</w:t>
+        <w:t>Vis</w:t>
+      </w:r>
+      <w:proofErr w:type="gramEnd"/>
+      <w:r>
+        <w:rPr>
+          <w:rFonts w:ascii="Quicksand" w:eastAsia="Times New Roman" w:hAnsi="Quicksand" w:cs="Arial"/>
+          <w:kern w:val="0"/>
+          <w:szCs w:val="22"/>
+          <w14:ligatures w14:val="none"/>
+        </w:rPr>
+        <w:t xml:space="preserve"> spectrophotometer</w:t>
       </w:r>
     </w:p>
     <w:p>
@@ -14582,6 +14671,7 @@
           <w:szCs w:val="22"/>
           <w14:ligatures w14:val="none"/>
         </w:rPr>
+        <w:lastRenderedPageBreak/>
         <w:t>Problem-solving mindset, capable of thinking critically and approaching challenges with a solutions-oriented approach</w:t>
       </w:r>
     </w:p>
@@ -14610,7 +14700,6 @@
           <w:szCs w:val="22"/>
           <w14:ligatures w14:val="none"/>
         </w:rPr>
-        <w:lastRenderedPageBreak/>
         <w:t>Strong work ethic, committed to meeting deadlines and achieving high standards of quality in all tasks</w:t>
       </w:r>
     </w:p>
@@ -16165,7 +16254,6 @@
           <w:szCs w:val="22"/>
           <w:shd w:val="clear" w:color="auto" w:fill="FFFFFF"/>
         </w:rPr>
-        <w:lastRenderedPageBreak/>
         <w:t xml:space="preserve">Saisahas, K., Soleh, A., Samoson, K., Promsuwan, K., Saichanapan, J., </w:t>
       </w:r>
       <w:r>
@@ -17922,7 +18010,18 @@
           <w:szCs w:val="22"/>
           <w:shd w:val="clear" w:color="auto" w:fill="FFFFFF"/>
         </w:rPr>
-        <w:t xml:space="preserve"> Promsuwan, K., Saichanapan, J., Soleh, A., Saisahas, K., Samoson, K., ... &amp; Limbut, W. (2024). A disposable metal-free electrochemical sensor uses a boron/nitrogen co-doped multi-walled carbon nanotubes electrocatalyst to determine the anticancer drug flutamide. </w:t>
+        <w:t xml:space="preserve"> Promsuwan, K., Saichanapan, J., Soleh, A., Saisahas, K., Samoson, K., ... &amp; Limbut, W. (2024). A disposable metal-free electrochemical sensor uses a boron/nitrogen co-doped multi-walled carbon nanotubes electrocatalyst to </w:t>
+      </w:r>
+      <w:r>
+        <w:rPr>
+          <w:rFonts w:ascii="Quicksand" w:hAnsi="Quicksand" w:cs="Arial"/>
+          <w:color w:val="222222"/>
+          <w:sz w:val="22"/>
+          <w:szCs w:val="22"/>
+          <w:shd w:val="clear" w:color="auto" w:fill="FFFFFF"/>
+        </w:rPr>
+        <w:lastRenderedPageBreak/>
+        <w:t>determine the anticancer drug flutamide. </w:t>
       </w:r>
       <w:r>
         <w:rPr>
@@ -19425,7 +19524,7 @@
           <w:szCs w:val="22"/>
           <w:shd w:val="clear" w:color="auto" w:fill="FFFFFF"/>
         </w:rPr>
-        <w:t xml:space="preserve">... &amp; Limbut, W. (2023). A Ternary Nanocomposite Based on Nano-Bimetallic Platinum/Nickel Decorated on Multi-Walled Carbon Nanotubes for Flow </w:t>
+        <w:t>... &amp; Limbut, W. (2023). A Ternary Nanocomposite Based on Nano-</w:t>
       </w:r>
       <w:r>
         <w:rPr>
@@ -19436,7 +19535,7 @@
           <w:shd w:val="clear" w:color="auto" w:fill="FFFFFF"/>
         </w:rPr>
         <w:lastRenderedPageBreak/>
-        <w:t>Injection Amperometric Detection of Promethazine. </w:t>
+        <w:t>Bimetallic Platinum/Nickel Decorated on Multi-Walled Carbon Nanotubes for Flow Injection Amperometric Detection of Promethazine. </w:t>
       </w:r>
       <w:r>
         <w:rPr>
@@ -20896,7 +20995,16 @@
           <w:sz w:val="22"/>
           <w:szCs w:val="22"/>
         </w:rPr>
-        <w:t xml:space="preserve">Development of Electrochemical Sensing Platforms Based on Functionalized Carbon Nanomaterials: Applications in Environmental </w:t>
+        <w:t xml:space="preserve">Development of Electrochemical Sensing Platforms Based on Functionalized Carbon Nanomaterials: Applications in </w:t>
+      </w:r>
+      <w:r>
+        <w:rPr>
+          <w:rFonts w:ascii="Quicksand" w:hAnsi="Quicksand" w:cs="Arial"/>
+          <w:sz w:val="22"/>
+          <w:szCs w:val="22"/>
+        </w:rPr>
+        <w:lastRenderedPageBreak/>
+        <w:t xml:space="preserve">Environmental </w:t>
       </w:r>
       <w:r>
         <w:rPr>
@@ -20980,7 +21088,6 @@
           <w:sz w:val="22"/>
           <w:szCs w:val="22"/>
         </w:rPr>
-        <w:lastRenderedPageBreak/>
         <w:t>RESEARCH REPORTS</w:t>
       </w:r>
     </w:p>
@@ -24107,6 +24214,7 @@
                 <w:szCs w:val="19"/>
                 <w:lang w:val="en-GB"/>
               </w:rPr>
+              <w:lastRenderedPageBreak/>
               <w:t>Hook Readers Early: Writing Amazing Abstracts, Introductions, and Titles</w:t>
             </w:r>
           </w:p>
@@ -24382,7 +24490,6 @@
                 <w:szCs w:val="19"/>
                 <w:lang w:val="en-GB"/>
               </w:rPr>
-              <w:lastRenderedPageBreak/>
               <w:t>Erasmus</w:t>
             </w:r>
             <w:r>
@@ -27566,6 +27673,7 @@
                 <w:szCs w:val="19"/>
                 <w:lang w:val="en-GB"/>
               </w:rPr>
+              <w:lastRenderedPageBreak/>
               <w:t xml:space="preserve">Sustainable Nitrogen Management for Ecosystem Restoration </w:t>
             </w:r>
           </w:p>
@@ -27923,7 +28031,6 @@
                 <w:szCs w:val="19"/>
                 <w:lang w:val="en-GB"/>
               </w:rPr>
-              <w:lastRenderedPageBreak/>
               <w:t>Capacity-Building PhD Program</w:t>
             </w:r>
           </w:p>
@@ -29456,28 +29563,6 @@
           <w:szCs w:val="22"/>
         </w:rPr>
       </w:pPr>
-    </w:p>
-    <w:p>
-      <w:pPr>
-        <w:pStyle w:val="BodyText"/>
-        <w:spacing w:after="0" w:line="240" w:lineRule="auto"/>
-        <w:jc w:val="both"/>
-        <w:rPr>
-          <w:rFonts w:ascii="Arial" w:hAnsi="Arial" w:cs="Arial"/>
-          <w:b/>
-          <w:bCs/>
-          <w:szCs w:val="22"/>
-        </w:rPr>
-      </w:pPr>
-      <w:r>
-        <w:rPr>
-          <w:rFonts w:ascii="Arial" w:hAnsi="Arial" w:cs="Arial"/>
-          <w:b/>
-          <w:bCs/>
-          <w:szCs w:val="22"/>
-        </w:rPr>
-        <w:t>Automatically Created</w:t>
-      </w:r>
     </w:p>
     <w:sectPr>
       <w:pgSz w:w="11906" w:h="16838" w:code="9"/>

--- a/cv/Sangay Wangchuk CV (complete).docx
+++ b/cv/Sangay Wangchuk CV (complete).docx
@@ -11890,40 +11890,6 @@
     </w:p>
     <w:p>
       <w:pPr>
-        <w:pStyle w:val="Default"/>
-        <w:jc w:val="both"/>
-        <w:rPr>
-          <w:rFonts w:ascii="Quicksand" w:hAnsi="Quicksand"/>
-          <w:b/>
-          <w:bCs/>
-          <w:color w:val="FF0000"/>
-          <w:sz w:val="22"/>
-          <w:szCs w:val="22"/>
-        </w:rPr>
-      </w:pPr>
-      <w:r>
-        <w:rPr>
-          <w:b/>
-          <w:bCs/>
-          <w:color w:val="FF0000"/>
-        </w:rPr>
-        <w:t>Automation Test Entry — CV-to-Website synchronization test (2026)</w:t>
-      </w:r>
-    </w:p>
-    <w:p>
-      <w:pPr>
-        <w:pStyle w:val="Default"/>
-        <w:jc w:val="both"/>
-        <w:rPr>
-          <w:rFonts w:ascii="Quicksand" w:hAnsi="Quicksand"/>
-          <w:color w:val="auto"/>
-          <w:sz w:val="22"/>
-          <w:szCs w:val="22"/>
-        </w:rPr>
-      </w:pPr>
-    </w:p>
-    <w:p>
-      <w:pPr>
         <w:pBdr>
           <w:bottom w:val="single" w:sz="4" w:space="1" w:color="auto"/>
         </w:pBdr>
@@ -12435,8 +12401,6 @@
         <w:jc w:val="both"/>
         <w:rPr>
           <w:rFonts w:ascii="Quicksand" w:hAnsi="Quicksand" w:cs="Arial"/>
-          <w:i/>
-          <w:iCs/>
           <w:sz w:val="22"/>
           <w:szCs w:val="22"/>
         </w:rPr>
@@ -12518,6 +12482,63 @@
           <w:szCs w:val="22"/>
         </w:rPr>
         <w:t>.</w:t>
+      </w:r>
+    </w:p>
+    <w:p>
+      <w:pPr>
+        <w:pStyle w:val="NormalWeb"/>
+        <w:spacing w:before="0" w:beforeAutospacing="0" w:after="0" w:afterAutospacing="0"/>
+        <w:jc w:val="both"/>
+        <w:rPr>
+          <w:rFonts w:ascii="Quicksand" w:hAnsi="Quicksand" w:cs="Arial"/>
+          <w:sz w:val="22"/>
+          <w:szCs w:val="22"/>
+        </w:rPr>
+      </w:pPr>
+    </w:p>
+    <w:p>
+      <w:pPr>
+        <w:pStyle w:val="NormalWeb"/>
+        <w:spacing w:before="0" w:beforeAutospacing="0" w:after="0" w:afterAutospacing="0"/>
+        <w:jc w:val="both"/>
+        <w:rPr>
+          <w:rFonts w:ascii="Quicksand" w:hAnsi="Quicksand" w:cs="Arial"/>
+          <w:b/>
+          <w:bCs/>
+          <w:color w:val="FF0000"/>
+          <w:sz w:val="22"/>
+          <w:szCs w:val="22"/>
+        </w:rPr>
+      </w:pPr>
+      <w:r>
+        <w:rPr>
+          <w:rFonts w:ascii="Quicksand" w:hAnsi="Quicksand" w:cs="Arial"/>
+          <w:b/>
+          <w:bCs/>
+          <w:color w:val="FF0000"/>
+          <w:sz w:val="22"/>
+          <w:szCs w:val="22"/>
+        </w:rPr>
+        <w:t xml:space="preserve">Secured </w:t>
+      </w:r>
+      <w:r>
+        <w:rPr>
+          <w:rFonts w:ascii="Quicksand" w:hAnsi="Quicksand" w:cs="Arial"/>
+          <w:b/>
+          <w:bCs/>
+          <w:color w:val="FF0000"/>
+          <w:sz w:val="22"/>
+          <w:szCs w:val="22"/>
+        </w:rPr>
+        <w:t xml:space="preserve">Nu 20000 </w:t>
+      </w:r>
+      <w:r>
+        <w:rPr>
+          <w:b/>
+          <w:bCs/>
+          <w:color w:val="FF0000"/>
+        </w:rPr>
+        <w:t>Automation Test Entry — CV-to-Website synchronization test (2026)</w:t>
       </w:r>
     </w:p>
     <w:p>
@@ -13711,29 +13732,7 @@
           <w:szCs w:val="22"/>
           <w14:ligatures w14:val="none"/>
         </w:rPr>
-        <w:t>, and UV-</w:t>
-      </w:r>
-      <w:proofErr w:type="gramStart"/>
-      <w:r>
-        <w:rPr>
-          <w:rFonts w:ascii="Quicksand" w:eastAsia="Times New Roman" w:hAnsi="Quicksand" w:cs="Arial"/>
-          <w:color w:val="000000"/>
-          <w:kern w:val="0"/>
-          <w:szCs w:val="22"/>
-          <w14:ligatures w14:val="none"/>
-        </w:rPr>
-        <w:t>Vis</w:t>
-      </w:r>
-      <w:proofErr w:type="gramEnd"/>
-      <w:r>
-        <w:rPr>
-          <w:rFonts w:ascii="Quicksand" w:eastAsia="Times New Roman" w:hAnsi="Quicksand" w:cs="Arial"/>
-          <w:color w:val="000000"/>
-          <w:kern w:val="0"/>
-          <w:szCs w:val="22"/>
-          <w14:ligatures w14:val="none"/>
-        </w:rPr>
-        <w:t xml:space="preserve"> </w:t>
+        <w:t xml:space="preserve">, and UV-Vis </w:t>
       </w:r>
       <w:r>
         <w:rPr>
@@ -14243,7 +14242,6 @@
         </w:rPr>
         <w:t>-</w:t>
       </w:r>
-      <w:proofErr w:type="gramStart"/>
       <w:r>
         <w:rPr>
           <w:rFonts w:ascii="Quicksand" w:eastAsia="Times New Roman" w:hAnsi="Quicksand" w:cs="Arial"/>
@@ -14251,17 +14249,7 @@
           <w:szCs w:val="22"/>
           <w14:ligatures w14:val="none"/>
         </w:rPr>
-        <w:t>Vis</w:t>
-      </w:r>
-      <w:proofErr w:type="gramEnd"/>
-      <w:r>
-        <w:rPr>
-          <w:rFonts w:ascii="Quicksand" w:eastAsia="Times New Roman" w:hAnsi="Quicksand" w:cs="Arial"/>
-          <w:kern w:val="0"/>
-          <w:szCs w:val="22"/>
-          <w14:ligatures w14:val="none"/>
-        </w:rPr>
-        <w:t xml:space="preserve"> spectrophotomet</w:t>
+        <w:t>Vis spectrophotomet</w:t>
       </w:r>
       <w:r>
         <w:rPr>
@@ -14390,7 +14378,6 @@
         </w:rPr>
         <w:t>-</w:t>
       </w:r>
-      <w:proofErr w:type="gramStart"/>
       <w:r>
         <w:rPr>
           <w:rFonts w:ascii="Quicksand" w:eastAsia="Times New Roman" w:hAnsi="Quicksand" w:cs="Arial"/>
@@ -14398,17 +14385,7 @@
           <w:szCs w:val="22"/>
           <w14:ligatures w14:val="none"/>
         </w:rPr>
-        <w:t>Vis</w:t>
-      </w:r>
-      <w:proofErr w:type="gramEnd"/>
-      <w:r>
-        <w:rPr>
-          <w:rFonts w:ascii="Quicksand" w:eastAsia="Times New Roman" w:hAnsi="Quicksand" w:cs="Arial"/>
-          <w:kern w:val="0"/>
-          <w:szCs w:val="22"/>
-          <w14:ligatures w14:val="none"/>
-        </w:rPr>
-        <w:t xml:space="preserve"> spectrophotometer</w:t>
+        <w:t>Vis spectrophotometer</w:t>
       </w:r>
     </w:p>
     <w:p>

--- a/cv/Sangay Wangchuk CV (complete).docx
+++ b/cv/Sangay Wangchuk CV (complete).docx
@@ -3660,7 +3660,7 @@
                                 <w:sz w:val="20"/>
                                 <w:szCs w:val="20"/>
                               </w:rPr>
-                              <w:t>31</w:t>
+                              <w:t>3</w:t>
                             </w:r>
                             <w:r>
                               <w:rPr>
@@ -3669,7 +3669,7 @@
                                 <w:sz w:val="20"/>
                                 <w:szCs w:val="20"/>
                               </w:rPr>
-                              <w:t>8</w:t>
+                              <w:t>20</w:t>
                             </w:r>
                           </w:p>
                           <w:p>
@@ -3734,7 +3734,11 @@
           </mc:Choice>
           <mc:Fallback>
             <w:pict>
-              <v:shape w14:anchorId="7F2EF799" id="_x0000_s1041" type="#_x0000_t202" style="position:absolute;margin-left:-53.85pt;margin-top:406.25pt;width:120.85pt;height:267.35pt;z-index:251760640;visibility:visible;mso-wrap-style:square;mso-width-percent:0;mso-height-percent:0;mso-wrap-distance-left:9pt;mso-wrap-distance-top:0;mso-wrap-distance-right:9pt;mso-wrap-distance-bottom:0;mso-position-horizontal:absolute;mso-position-horizontal-relative:text;mso-position-vertical:absolute;mso-position-vertical-relative:text;mso-width-percent:0;mso-height-percent:0;mso-width-relative:margin;mso-height-relative:margin;v-text-anchor:top" o:gfxdata="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" filled="f" stroked="f" strokeweight=".5pt">
+              <v:shapetype w14:anchorId="7F2EF799" id="_x0000_t202" coordsize="21600,21600" o:spt="202" path="m,l,21600r21600,l21600,xe">
+                <v:stroke joinstyle="miter"/>
+                <v:path gradientshapeok="t" o:connecttype="rect"/>
+              </v:shapetype>
+              <v:shape id="_x0000_s1041" type="#_x0000_t202" style="position:absolute;margin-left:-53.85pt;margin-top:406.25pt;width:120.85pt;height:267.35pt;z-index:251760640;visibility:visible;mso-wrap-style:square;mso-width-percent:0;mso-height-percent:0;mso-wrap-distance-left:9pt;mso-wrap-distance-top:0;mso-wrap-distance-right:9pt;mso-wrap-distance-bottom:0;mso-position-horizontal:absolute;mso-position-horizontal-relative:text;mso-position-vertical:absolute;mso-position-vertical-relative:text;mso-width-percent:0;mso-height-percent:0;mso-width-relative:margin;mso-height-relative:margin;v-text-anchor:top" o:gfxdata="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" filled="f" stroked="f" strokeweight=".5pt">
                 <v:textbox>
                   <w:txbxContent>
                     <w:p>
@@ -4026,7 +4030,7 @@
                           <w:sz w:val="20"/>
                           <w:szCs w:val="20"/>
                         </w:rPr>
-                        <w:t>31</w:t>
+                        <w:t>3</w:t>
                       </w:r>
                       <w:r>
                         <w:rPr>
@@ -4035,7 +4039,7 @@
                           <w:sz w:val="20"/>
                           <w:szCs w:val="20"/>
                         </w:rPr>
-                        <w:t>8</w:t>
+                        <w:t>20</w:t>
                       </w:r>
                     </w:p>
                     <w:p>
@@ -7638,18 +7642,8 @@
                                 <w:sz w:val="18"/>
                                 <w:szCs w:val="18"/>
                               </w:rPr>
-                              <w:t xml:space="preserve">Hat </w:t>
+                              <w:t>Hat Yai</w:t>
                             </w:r>
-                            <w:proofErr w:type="spellStart"/>
-                            <w:r>
-                              <w:rPr>
-                                <w:rFonts w:ascii="Quicksand" w:hAnsi="Quicksand" w:cs="Times New Roman"/>
-                                <w:sz w:val="18"/>
-                                <w:szCs w:val="18"/>
-                              </w:rPr>
-                              <w:t>Yai</w:t>
-                            </w:r>
-                            <w:proofErr w:type="spellEnd"/>
                           </w:p>
                           <w:p>
                             <w:pPr>
@@ -9449,14 +9443,12 @@
           </mc:Fallback>
         </mc:AlternateContent>
       </w:r>
-      <w:proofErr w:type="spellStart"/>
       <w:r>
         <w:rPr>
           <w:rFonts w:ascii="Arial" w:hAnsi="Arial" w:cs="Arial"/>
         </w:rPr>
         <w:t>qq</w:t>
       </w:r>
-      <w:proofErr w:type="spellEnd"/>
       <w:r>
         <w:rPr>
           <w:rFonts w:ascii="Arial" w:hAnsi="Arial" w:cs="Arial"/>
@@ -9635,25 +9627,7 @@
           <w:color w:val="000000" w:themeColor="text1"/>
           <w:szCs w:val="22"/>
         </w:rPr>
-        <w:t xml:space="preserve">Water Source Sampling and Water Quality Testing for </w:t>
-      </w:r>
-      <w:proofErr w:type="spellStart"/>
-      <w:r>
-        <w:rPr>
-          <w:rFonts w:ascii="Quicksand" w:hAnsi="Quicksand" w:cs="Arial"/>
-          <w:color w:val="000000" w:themeColor="text1"/>
-          <w:szCs w:val="22"/>
-        </w:rPr>
-        <w:t>Dorjilung</w:t>
-      </w:r>
-      <w:proofErr w:type="spellEnd"/>
-      <w:r>
-        <w:rPr>
-          <w:rFonts w:ascii="Quicksand" w:hAnsi="Quicksand" w:cs="Arial"/>
-          <w:color w:val="000000" w:themeColor="text1"/>
-          <w:szCs w:val="22"/>
-        </w:rPr>
-        <w:t xml:space="preserve"> Hydropower Project Limited</w:t>
+        <w:t>Water Source Sampling and Water Quality Testing for Dorjilung Hydropower Project Limited</w:t>
       </w:r>
       <w:r>
         <w:rPr>
@@ -9855,25 +9829,7 @@
           <w:color w:val="000000" w:themeColor="text1"/>
           <w:szCs w:val="22"/>
         </w:rPr>
-        <w:t xml:space="preserve">kV D/C </w:t>
-      </w:r>
-      <w:proofErr w:type="spellStart"/>
-      <w:r>
-        <w:rPr>
-          <w:rFonts w:ascii="Quicksand" w:hAnsi="Quicksand" w:cs="Arial"/>
-          <w:color w:val="000000" w:themeColor="text1"/>
-          <w:szCs w:val="22"/>
-        </w:rPr>
-        <w:t>Gamri</w:t>
-      </w:r>
-      <w:proofErr w:type="spellEnd"/>
-      <w:r>
-        <w:rPr>
-          <w:rFonts w:ascii="Quicksand" w:hAnsi="Quicksand" w:cs="Arial"/>
-          <w:color w:val="000000" w:themeColor="text1"/>
-          <w:szCs w:val="22"/>
-        </w:rPr>
-        <w:t xml:space="preserve"> I &amp; II Transmission Line projects, funded by </w:t>
+        <w:t xml:space="preserve">kV D/C Gamri I &amp; II Transmission Line projects, funded by </w:t>
       </w:r>
       <w:r>
         <w:rPr>
@@ -10073,38 +10029,27 @@
         </w:rPr>
         <w:t xml:space="preserve"> </w:t>
       </w:r>
-      <w:proofErr w:type="spellStart"/>
       <w:r>
         <w:rPr>
           <w:rFonts w:ascii="Quicksand" w:hAnsi="Quicksand"/>
           <w:szCs w:val="22"/>
         </w:rPr>
-        <w:t>Jampelyang</w:t>
-      </w:r>
-      <w:proofErr w:type="spellEnd"/>
+        <w:t>Jampelyang Hotel</w:t>
+      </w:r>
       <w:r>
         <w:rPr>
           <w:rFonts w:ascii="Quicksand" w:hAnsi="Quicksand"/>
           <w:szCs w:val="22"/>
         </w:rPr>
-        <w:t xml:space="preserve"> Hotel</w:t>
+        <w:t xml:space="preserve">, </w:t>
       </w:r>
       <w:r>
         <w:rPr>
           <w:rFonts w:ascii="Quicksand" w:hAnsi="Quicksand"/>
           <w:szCs w:val="22"/>
         </w:rPr>
-        <w:t xml:space="preserve">, </w:t>
-      </w:r>
-      <w:proofErr w:type="spellStart"/>
-      <w:r>
-        <w:rPr>
-          <w:rFonts w:ascii="Quicksand" w:hAnsi="Quicksand"/>
-          <w:szCs w:val="22"/>
-        </w:rPr>
         <w:t>Haa</w:t>
       </w:r>
-      <w:proofErr w:type="spellEnd"/>
       <w:r>
         <w:rPr>
           <w:rFonts w:ascii="Quicksand" w:hAnsi="Quicksand"/>
@@ -10237,23 +10182,7 @@
           <w:rFonts w:ascii="Quicksand" w:hAnsi="Quicksand"/>
           <w:szCs w:val="22"/>
         </w:rPr>
-        <w:t xml:space="preserve"> </w:t>
-      </w:r>
-      <w:proofErr w:type="spellStart"/>
-      <w:r>
-        <w:rPr>
-          <w:rFonts w:ascii="Quicksand" w:hAnsi="Quicksand"/>
-          <w:szCs w:val="22"/>
-        </w:rPr>
-        <w:t>Sherabgatshel</w:t>
-      </w:r>
-      <w:proofErr w:type="spellEnd"/>
-      <w:r>
-        <w:rPr>
-          <w:rFonts w:ascii="Quicksand" w:hAnsi="Quicksand"/>
-          <w:szCs w:val="22"/>
-        </w:rPr>
-        <w:t xml:space="preserve"> Primary School, Thimphu (</w:t>
+        <w:t xml:space="preserve"> Sherabgatshel Primary School, Thimphu (</w:t>
       </w:r>
       <w:r>
         <w:rPr>
@@ -10465,23 +10394,7 @@
           <w:rFonts w:ascii="Quicksand" w:hAnsi="Quicksand"/>
           <w:szCs w:val="22"/>
         </w:rPr>
-        <w:t xml:space="preserve">, guiding the integration of feedback into the revised STEM curriculum during a strategic retreat at </w:t>
-      </w:r>
-      <w:proofErr w:type="spellStart"/>
-      <w:r>
-        <w:rPr>
-          <w:rFonts w:ascii="Quicksand" w:hAnsi="Quicksand"/>
-          <w:szCs w:val="22"/>
-        </w:rPr>
-        <w:t>Lingkhar</w:t>
-      </w:r>
-      <w:proofErr w:type="spellEnd"/>
-      <w:r>
-        <w:rPr>
-          <w:rFonts w:ascii="Quicksand" w:hAnsi="Quicksand"/>
-          <w:szCs w:val="22"/>
-        </w:rPr>
-        <w:t xml:space="preserve"> Resort (June 6, 2025).</w:t>
+        <w:t>, guiding the integration of feedback into the revised STEM curriculum during a strategic retreat at Lingkhar Resort (June 6, 2025).</w:t>
       </w:r>
     </w:p>
     <w:p>
@@ -10521,23 +10434,7 @@
           <w:rFonts w:ascii="Quicksand" w:hAnsi="Quicksand"/>
           <w:szCs w:val="22"/>
         </w:rPr>
-        <w:t xml:space="preserve">Spearheaded a 6-day faculty workshop at </w:t>
-      </w:r>
-      <w:proofErr w:type="spellStart"/>
-      <w:r>
-        <w:rPr>
-          <w:rFonts w:ascii="Quicksand" w:hAnsi="Quicksand"/>
-          <w:szCs w:val="22"/>
-        </w:rPr>
-        <w:t>Lingkhar</w:t>
-      </w:r>
-      <w:proofErr w:type="spellEnd"/>
-      <w:r>
-        <w:rPr>
-          <w:rFonts w:ascii="Quicksand" w:hAnsi="Quicksand"/>
-          <w:szCs w:val="22"/>
-        </w:rPr>
-        <w:t xml:space="preserve"> Resort (June 6-11, 2025) to redesign the BSc in Chemistry program, ensuring alignment with international academic and industrial standards.</w:t>
+        <w:t>Spearheaded a 6-day faculty workshop at Lingkhar Resort (June 6-11, 2025) to redesign the BSc in Chemistry program, ensuring alignment with international academic and industrial standards.</w:t>
       </w:r>
     </w:p>
     <w:p>
@@ -10582,23 +10479,7 @@
           <w:rFonts w:ascii="Quicksand" w:hAnsi="Quicksand"/>
           <w:szCs w:val="22"/>
         </w:rPr>
-        <w:t xml:space="preserve">Bhutan’s Class IX Chemistry </w:t>
-      </w:r>
-      <w:proofErr w:type="spellStart"/>
-      <w:r>
-        <w:rPr>
-          <w:rFonts w:ascii="Quicksand" w:hAnsi="Quicksand"/>
-          <w:szCs w:val="22"/>
-        </w:rPr>
-        <w:t>FlexBook</w:t>
-      </w:r>
-      <w:proofErr w:type="spellEnd"/>
-      <w:r>
-        <w:rPr>
-          <w:rFonts w:ascii="Quicksand" w:hAnsi="Quicksand"/>
-          <w:szCs w:val="22"/>
-        </w:rPr>
-        <w:t>®, CK-12 Foundation (USA), HM Secretariat</w:t>
+        <w:t>Bhutan’s Class IX Chemistry FlexBook®, CK-12 Foundation (USA), HM Secretariat</w:t>
       </w:r>
       <w:r>
         <w:rPr>
@@ -11443,25 +11324,7 @@
           <w:sz w:val="22"/>
           <w:szCs w:val="22"/>
         </w:rPr>
-        <w:t xml:space="preserve"> for the 20 MW </w:t>
-      </w:r>
-      <w:proofErr w:type="spellStart"/>
-      <w:r>
-        <w:rPr>
-          <w:rFonts w:ascii="Quicksand" w:hAnsi="Quicksand" w:cs="Arial"/>
-          <w:sz w:val="22"/>
-          <w:szCs w:val="22"/>
-        </w:rPr>
-        <w:t>Yungichhu</w:t>
-      </w:r>
-      <w:proofErr w:type="spellEnd"/>
-      <w:r>
-        <w:rPr>
-          <w:rFonts w:ascii="Quicksand" w:hAnsi="Quicksand" w:cs="Arial"/>
-          <w:sz w:val="22"/>
-          <w:szCs w:val="22"/>
-        </w:rPr>
-        <w:t xml:space="preserve"> Hydropower Project, funded by DGPC (2021)</w:t>
+        <w:t xml:space="preserve"> for the 20 MW Yungichhu Hydropower Project, funded by DGPC (2021)</w:t>
       </w:r>
     </w:p>
     <w:p>
@@ -11522,25 +11385,7 @@
           <w:sz w:val="22"/>
           <w:szCs w:val="22"/>
         </w:rPr>
-        <w:t xml:space="preserve"> for the 8 MW </w:t>
-      </w:r>
-      <w:proofErr w:type="spellStart"/>
-      <w:r>
-        <w:rPr>
-          <w:rFonts w:ascii="Quicksand" w:hAnsi="Quicksand" w:cs="Arial"/>
-          <w:sz w:val="22"/>
-          <w:szCs w:val="22"/>
-        </w:rPr>
-        <w:t>Thungdiri</w:t>
-      </w:r>
-      <w:proofErr w:type="spellEnd"/>
-      <w:r>
-        <w:rPr>
-          <w:rFonts w:ascii="Quicksand" w:hAnsi="Quicksand" w:cs="Arial"/>
-          <w:sz w:val="22"/>
-          <w:szCs w:val="22"/>
-        </w:rPr>
-        <w:t xml:space="preserve"> Hydropower Project, funded by DGPC (2021)</w:t>
+        <w:t xml:space="preserve"> for the 8 MW Thungdiri Hydropower Project, funded by DGPC (2021)</w:t>
       </w:r>
     </w:p>
     <w:p>
@@ -11695,31 +11540,7 @@
           <w:sz w:val="22"/>
           <w:szCs w:val="22"/>
         </w:rPr>
-        <w:t xml:space="preserve">Hydrograph Separation of Streamflow Using Geochemical Tracers in </w:t>
-      </w:r>
-      <w:proofErr w:type="spellStart"/>
-      <w:r>
-        <w:rPr>
-          <w:rStyle w:val="Emphasis"/>
-          <w:rFonts w:ascii="Quicksand" w:hAnsi="Quicksand" w:cs="Arial"/>
-          <w:i w:val="0"/>
-          <w:iCs w:val="0"/>
-          <w:sz w:val="22"/>
-          <w:szCs w:val="22"/>
-        </w:rPr>
-        <w:t>Paa</w:t>
-      </w:r>
-      <w:proofErr w:type="spellEnd"/>
-      <w:r>
-        <w:rPr>
-          <w:rStyle w:val="Emphasis"/>
-          <w:rFonts w:ascii="Quicksand" w:hAnsi="Quicksand" w:cs="Arial"/>
-          <w:i w:val="0"/>
-          <w:iCs w:val="0"/>
-          <w:sz w:val="22"/>
-          <w:szCs w:val="22"/>
-        </w:rPr>
-        <w:t xml:space="preserve"> Chu Basin</w:t>
+        <w:t>Hydrograph Separation of Streamflow Using Geochemical Tracers in Paa Chu Basin</w:t>
       </w:r>
       <w:r>
         <w:rPr>
@@ -11960,29 +11781,7 @@
           <w:szCs w:val="22"/>
           <w:lang w:val="en-GB"/>
         </w:rPr>
-        <w:t xml:space="preserve"> from </w:t>
-      </w:r>
-      <w:proofErr w:type="spellStart"/>
-      <w:r>
-        <w:rPr>
-          <w:rFonts w:ascii="Quicksand" w:hAnsi="Quicksand"/>
-          <w:color w:val="000000" w:themeColor="text1"/>
-          <w:sz w:val="22"/>
-          <w:szCs w:val="22"/>
-          <w:lang w:val="en-GB"/>
-        </w:rPr>
-        <w:t>Dorjilung</w:t>
-      </w:r>
-      <w:proofErr w:type="spellEnd"/>
-      <w:r>
-        <w:rPr>
-          <w:rFonts w:ascii="Quicksand" w:hAnsi="Quicksand"/>
-          <w:color w:val="000000" w:themeColor="text1"/>
-          <w:sz w:val="22"/>
-          <w:szCs w:val="22"/>
-          <w:lang w:val="en-GB"/>
-        </w:rPr>
-        <w:t xml:space="preserve"> Hydropower Project Limited (DHPL)</w:t>
+        <w:t xml:space="preserve"> from Dorjilung Hydropower Project Limited (DHPL)</w:t>
       </w:r>
       <w:r>
         <w:rPr>
@@ -12220,27 +12019,7 @@
           <w:sz w:val="22"/>
           <w:szCs w:val="22"/>
         </w:rPr>
-        <w:t xml:space="preserve">kV D/C </w:t>
-      </w:r>
-      <w:proofErr w:type="spellStart"/>
-      <w:r>
-        <w:rPr>
-          <w:rFonts w:ascii="Quicksand" w:hAnsi="Quicksand"/>
-          <w:color w:val="000000" w:themeColor="text1"/>
-          <w:sz w:val="22"/>
-          <w:szCs w:val="22"/>
-        </w:rPr>
-        <w:t>Gamri</w:t>
-      </w:r>
-      <w:proofErr w:type="spellEnd"/>
-      <w:r>
-        <w:rPr>
-          <w:rFonts w:ascii="Quicksand" w:hAnsi="Quicksand"/>
-          <w:color w:val="000000" w:themeColor="text1"/>
-          <w:sz w:val="22"/>
-          <w:szCs w:val="22"/>
-        </w:rPr>
-        <w:t xml:space="preserve"> I &amp; II Transmission Line projects.</w:t>
+        <w:t>kV D/C Gamri I &amp; II Transmission Line projects.</w:t>
       </w:r>
     </w:p>
     <w:p>
@@ -12305,43 +12084,7 @@
           <w:sz w:val="22"/>
           <w:szCs w:val="22"/>
         </w:rPr>
-        <w:t xml:space="preserve">Sherubtse </w:t>
-      </w:r>
-      <w:proofErr w:type="spellStart"/>
-      <w:r>
-        <w:rPr>
-          <w:rFonts w:ascii="Quicksand" w:hAnsi="Quicksand"/>
-          <w:sz w:val="22"/>
-          <w:szCs w:val="22"/>
-        </w:rPr>
-        <w:t>Thorim</w:t>
-      </w:r>
-      <w:proofErr w:type="spellEnd"/>
-      <w:r>
-        <w:rPr>
-          <w:rFonts w:ascii="Quicksand" w:hAnsi="Quicksand"/>
-          <w:sz w:val="22"/>
-          <w:szCs w:val="22"/>
-        </w:rPr>
-        <w:t xml:space="preserve"> </w:t>
-      </w:r>
-      <w:proofErr w:type="spellStart"/>
-      <w:r>
-        <w:rPr>
-          <w:rFonts w:ascii="Quicksand" w:hAnsi="Quicksand"/>
-          <w:sz w:val="22"/>
-          <w:szCs w:val="22"/>
-        </w:rPr>
-        <w:t>Lobdra</w:t>
-      </w:r>
-      <w:proofErr w:type="spellEnd"/>
-      <w:r>
-        <w:rPr>
-          <w:rFonts w:ascii="Quicksand" w:hAnsi="Quicksand"/>
-          <w:sz w:val="22"/>
-          <w:szCs w:val="22"/>
-        </w:rPr>
-        <w:t xml:space="preserve"> Research Grant</w:t>
+        <w:t>Sherubtse Thorim Lobdra Research Grant</w:t>
       </w:r>
       <w:r>
         <w:rPr>
@@ -12495,51 +12238,6 @@
           <w:szCs w:val="22"/>
         </w:rPr>
       </w:pPr>
-    </w:p>
-    <w:p>
-      <w:pPr>
-        <w:pStyle w:val="NormalWeb"/>
-        <w:spacing w:before="0" w:beforeAutospacing="0" w:after="0" w:afterAutospacing="0"/>
-        <w:jc w:val="both"/>
-        <w:rPr>
-          <w:rFonts w:ascii="Quicksand" w:hAnsi="Quicksand" w:cs="Arial"/>
-          <w:b/>
-          <w:bCs/>
-          <w:color w:val="FF0000"/>
-          <w:sz w:val="22"/>
-          <w:szCs w:val="22"/>
-        </w:rPr>
-      </w:pPr>
-      <w:r>
-        <w:rPr>
-          <w:rFonts w:ascii="Quicksand" w:hAnsi="Quicksand" w:cs="Arial"/>
-          <w:b/>
-          <w:bCs/>
-          <w:color w:val="FF0000"/>
-          <w:sz w:val="22"/>
-          <w:szCs w:val="22"/>
-        </w:rPr>
-        <w:t xml:space="preserve">Secured </w:t>
-      </w:r>
-      <w:r>
-        <w:rPr>
-          <w:rFonts w:ascii="Quicksand" w:hAnsi="Quicksand" w:cs="Arial"/>
-          <w:b/>
-          <w:bCs/>
-          <w:color w:val="FF0000"/>
-          <w:sz w:val="22"/>
-          <w:szCs w:val="22"/>
-        </w:rPr>
-        <w:t xml:space="preserve">Nu 20000 </w:t>
-      </w:r>
-      <w:r>
-        <w:rPr>
-          <w:b/>
-          <w:bCs/>
-          <w:color w:val="FF0000"/>
-        </w:rPr>
-        <w:t>Automation Test Entry — CV-to-Website synchronization test (2026)</w:t>
-      </w:r>
     </w:p>
     <w:p>
       <w:pPr>
@@ -13228,19 +12926,7 @@
             <w:u w:val="none"/>
             <w:shd w:val="clear" w:color="auto" w:fill="FFFFFF"/>
           </w:rPr>
-          <w:t xml:space="preserve">A </w:t>
-        </w:r>
-        <w:r>
-          <w:rPr>
-            <w:rStyle w:val="Hyperlink"/>
-            <w:rFonts w:ascii="Quicksand" w:hAnsi="Quicksand" w:cs="Arial"/>
-            <w:color w:val="000000" w:themeColor="text1"/>
-            <w:szCs w:val="22"/>
-            <w:u w:val="none"/>
-            <w:shd w:val="clear" w:color="auto" w:fill="FFFFFF"/>
-          </w:rPr>
-          <w:lastRenderedPageBreak/>
-          <w:t>disposable metal-free electrochemical sensor uses a boron/nitrogen co-doped multi-walled carbon nanotubes electrocatalyst to determine the anticancer drug flutamide</w:t>
+          <w:t>A disposable metal-free electrochemical sensor uses a boron/nitrogen co-doped multi-walled carbon nanotubes electrocatalyst to determine the anticancer drug flutamide</w:t>
         </w:r>
       </w:hyperlink>
       <w:r>
@@ -14284,9 +13970,8 @@
           <w:szCs w:val="22"/>
           <w14:ligatures w14:val="none"/>
         </w:rPr>
-        <w:t xml:space="preserve">Preparation of reagents and standards, sample preparation, calibration, operation, and data processing using analytical instruments such as </w:t>
-      </w:r>
-      <w:proofErr w:type="spellStart"/>
+        <w:t>Preparation of reagents and standards, sample preparation, calibration, operation, and data processing using analytical instruments such as P</w:t>
+      </w:r>
       <w:r>
         <w:rPr>
           <w:rFonts w:ascii="Quicksand" w:eastAsia="Times New Roman" w:hAnsi="Quicksand" w:cs="Arial"/>
@@ -14294,26 +13979,7 @@
           <w:szCs w:val="22"/>
           <w14:ligatures w14:val="none"/>
         </w:rPr>
-        <w:t>P</w:t>
-      </w:r>
-      <w:r>
-        <w:rPr>
-          <w:rFonts w:ascii="Quicksand" w:eastAsia="Times New Roman" w:hAnsi="Quicksand" w:cs="Arial"/>
-          <w:kern w:val="0"/>
-          <w:szCs w:val="22"/>
-          <w14:ligatures w14:val="none"/>
-        </w:rPr>
-        <w:t>almsens</w:t>
-      </w:r>
-      <w:proofErr w:type="spellEnd"/>
-      <w:r>
-        <w:rPr>
-          <w:rFonts w:ascii="Quicksand" w:eastAsia="Times New Roman" w:hAnsi="Quicksand" w:cs="Arial"/>
-          <w:kern w:val="0"/>
-          <w:szCs w:val="22"/>
-          <w14:ligatures w14:val="none"/>
-        </w:rPr>
-        <w:t xml:space="preserve"> p</w:t>
+        <w:t>almsens p</w:t>
       </w:r>
       <w:r>
         <w:rPr>
@@ -14501,23 +14167,13 @@
         </w:rPr>
         <w:t xml:space="preserve"> and </w:t>
       </w:r>
-      <w:proofErr w:type="spellStart"/>
       <w:r>
         <w:rPr>
           <w:rFonts w:ascii="Quicksand" w:hAnsi="Quicksand" w:cs="Arial"/>
           <w:szCs w:val="22"/>
           <w:lang w:val="en-GB"/>
         </w:rPr>
-        <w:t>ChemDraw</w:t>
-      </w:r>
-      <w:proofErr w:type="spellEnd"/>
-      <w:r>
-        <w:rPr>
-          <w:rFonts w:ascii="Quicksand" w:hAnsi="Quicksand" w:cs="Arial"/>
-          <w:szCs w:val="22"/>
-          <w:lang w:val="en-GB"/>
-        </w:rPr>
-        <w:t xml:space="preserve"> Professional 19</w:t>
+        <w:t>ChemDraw Professional 19</w:t>
       </w:r>
     </w:p>
     <w:p>
@@ -14648,7 +14304,6 @@
           <w:szCs w:val="22"/>
           <w14:ligatures w14:val="none"/>
         </w:rPr>
-        <w:lastRenderedPageBreak/>
         <w:t>Problem-solving mindset, capable of thinking critically and approaching challenges with a solutions-oriented approach</w:t>
       </w:r>
     </w:p>
@@ -14677,6 +14332,7 @@
           <w:szCs w:val="22"/>
           <w14:ligatures w14:val="none"/>
         </w:rPr>
+        <w:lastRenderedPageBreak/>
         <w:t>Strong work ethic, committed to meeting deadlines and achieving high standards of quality in all tasks</w:t>
       </w:r>
     </w:p>
@@ -16231,6 +15887,7 @@
           <w:szCs w:val="22"/>
           <w:shd w:val="clear" w:color="auto" w:fill="FFFFFF"/>
         </w:rPr>
+        <w:lastRenderedPageBreak/>
         <w:t xml:space="preserve">Saisahas, K., Soleh, A., Samoson, K., Promsuwan, K., Saichanapan, J., </w:t>
       </w:r>
       <w:r>
@@ -16600,7 +16257,6 @@
           <w:lang w:val="en-GB"/>
         </w:rPr>
       </w:pPr>
-      <w:proofErr w:type="spellStart"/>
       <w:r>
         <w:rPr>
           <w:rFonts w:ascii="Quicksand" w:hAnsi="Quicksand" w:cs="Arial"/>
@@ -16610,9 +16266,19 @@
           <w:szCs w:val="22"/>
           <w:lang w:val="en-GB"/>
         </w:rPr>
-        <w:t>Promsuwan</w:t>
-      </w:r>
-      <w:proofErr w:type="spellEnd"/>
+        <w:t xml:space="preserve">Promsuwan, K., Chuenjitt, S., Kongsuwan, A., Saichanapan, J., Soleh, A., Saisahas, K., Samoson, K., </w:t>
+      </w:r>
+      <w:r>
+        <w:rPr>
+          <w:rFonts w:ascii="Quicksand" w:hAnsi="Quicksand" w:cs="Arial"/>
+          <w:b/>
+          <w:color w:val="000000" w:themeColor="text1"/>
+          <w:sz w:val="22"/>
+          <w:szCs w:val="22"/>
+          <w:lang w:val="en-GB"/>
+        </w:rPr>
+        <w:t>Wangchuk, S.</w:t>
+      </w:r>
       <w:r>
         <w:rPr>
           <w:rFonts w:ascii="Quicksand" w:hAnsi="Quicksand" w:cs="Arial"/>
@@ -16622,173 +16288,7 @@
           <w:szCs w:val="22"/>
           <w:lang w:val="en-GB"/>
         </w:rPr>
-        <w:t xml:space="preserve">, K., </w:t>
-      </w:r>
-      <w:proofErr w:type="spellStart"/>
-      <w:r>
-        <w:rPr>
-          <w:rFonts w:ascii="Quicksand" w:hAnsi="Quicksand" w:cs="Arial"/>
-          <w:bCs/>
-          <w:color w:val="000000" w:themeColor="text1"/>
-          <w:sz w:val="22"/>
-          <w:szCs w:val="22"/>
-          <w:lang w:val="en-GB"/>
-        </w:rPr>
-        <w:t>Chuenjitt</w:t>
-      </w:r>
-      <w:proofErr w:type="spellEnd"/>
-      <w:r>
-        <w:rPr>
-          <w:rFonts w:ascii="Quicksand" w:hAnsi="Quicksand" w:cs="Arial"/>
-          <w:bCs/>
-          <w:color w:val="000000" w:themeColor="text1"/>
-          <w:sz w:val="22"/>
-          <w:szCs w:val="22"/>
-          <w:lang w:val="en-GB"/>
-        </w:rPr>
-        <w:t xml:space="preserve">, S., </w:t>
-      </w:r>
-      <w:proofErr w:type="spellStart"/>
-      <w:r>
-        <w:rPr>
-          <w:rFonts w:ascii="Quicksand" w:hAnsi="Quicksand" w:cs="Arial"/>
-          <w:bCs/>
-          <w:color w:val="000000" w:themeColor="text1"/>
-          <w:sz w:val="22"/>
-          <w:szCs w:val="22"/>
-          <w:lang w:val="en-GB"/>
-        </w:rPr>
-        <w:t>Kongsuwan</w:t>
-      </w:r>
-      <w:proofErr w:type="spellEnd"/>
-      <w:r>
-        <w:rPr>
-          <w:rFonts w:ascii="Quicksand" w:hAnsi="Quicksand" w:cs="Arial"/>
-          <w:bCs/>
-          <w:color w:val="000000" w:themeColor="text1"/>
-          <w:sz w:val="22"/>
-          <w:szCs w:val="22"/>
-          <w:lang w:val="en-GB"/>
-        </w:rPr>
-        <w:t xml:space="preserve">, A., </w:t>
-      </w:r>
-      <w:proofErr w:type="spellStart"/>
-      <w:r>
-        <w:rPr>
-          <w:rFonts w:ascii="Quicksand" w:hAnsi="Quicksand" w:cs="Arial"/>
-          <w:bCs/>
-          <w:color w:val="000000" w:themeColor="text1"/>
-          <w:sz w:val="22"/>
-          <w:szCs w:val="22"/>
-          <w:lang w:val="en-GB"/>
-        </w:rPr>
-        <w:t>Saichanapan</w:t>
-      </w:r>
-      <w:proofErr w:type="spellEnd"/>
-      <w:r>
-        <w:rPr>
-          <w:rFonts w:ascii="Quicksand" w:hAnsi="Quicksand" w:cs="Arial"/>
-          <w:bCs/>
-          <w:color w:val="000000" w:themeColor="text1"/>
-          <w:sz w:val="22"/>
-          <w:szCs w:val="22"/>
-          <w:lang w:val="en-GB"/>
-        </w:rPr>
-        <w:t xml:space="preserve">, J., Soleh, A., </w:t>
-      </w:r>
-      <w:proofErr w:type="spellStart"/>
-      <w:r>
-        <w:rPr>
-          <w:rFonts w:ascii="Quicksand" w:hAnsi="Quicksand" w:cs="Arial"/>
-          <w:bCs/>
-          <w:color w:val="000000" w:themeColor="text1"/>
-          <w:sz w:val="22"/>
-          <w:szCs w:val="22"/>
-          <w:lang w:val="en-GB"/>
-        </w:rPr>
-        <w:t>Saisahas</w:t>
-      </w:r>
-      <w:proofErr w:type="spellEnd"/>
-      <w:r>
-        <w:rPr>
-          <w:rFonts w:ascii="Quicksand" w:hAnsi="Quicksand" w:cs="Arial"/>
-          <w:bCs/>
-          <w:color w:val="000000" w:themeColor="text1"/>
-          <w:sz w:val="22"/>
-          <w:szCs w:val="22"/>
-          <w:lang w:val="en-GB"/>
-        </w:rPr>
-        <w:t xml:space="preserve">, K., </w:t>
-      </w:r>
-      <w:proofErr w:type="spellStart"/>
-      <w:r>
-        <w:rPr>
-          <w:rFonts w:ascii="Quicksand" w:hAnsi="Quicksand" w:cs="Arial"/>
-          <w:bCs/>
-          <w:color w:val="000000" w:themeColor="text1"/>
-          <w:sz w:val="22"/>
-          <w:szCs w:val="22"/>
-          <w:lang w:val="en-GB"/>
-        </w:rPr>
-        <w:t>Samoson</w:t>
-      </w:r>
-      <w:proofErr w:type="spellEnd"/>
-      <w:r>
-        <w:rPr>
-          <w:rFonts w:ascii="Quicksand" w:hAnsi="Quicksand" w:cs="Arial"/>
-          <w:bCs/>
-          <w:color w:val="000000" w:themeColor="text1"/>
-          <w:sz w:val="22"/>
-          <w:szCs w:val="22"/>
-          <w:lang w:val="en-GB"/>
-        </w:rPr>
-        <w:t xml:space="preserve">, K., </w:t>
-      </w:r>
-      <w:r>
-        <w:rPr>
-          <w:rFonts w:ascii="Quicksand" w:hAnsi="Quicksand" w:cs="Arial"/>
-          <w:b/>
-          <w:color w:val="000000" w:themeColor="text1"/>
-          <w:sz w:val="22"/>
-          <w:szCs w:val="22"/>
-          <w:lang w:val="en-GB"/>
-        </w:rPr>
-        <w:t>Wangchuk, S.</w:t>
-      </w:r>
-      <w:r>
-        <w:rPr>
-          <w:rFonts w:ascii="Quicksand" w:hAnsi="Quicksand" w:cs="Arial"/>
-          <w:bCs/>
-          <w:color w:val="000000" w:themeColor="text1"/>
-          <w:sz w:val="22"/>
-          <w:szCs w:val="22"/>
-          <w:lang w:val="en-GB"/>
-        </w:rPr>
-        <w:t xml:space="preserve">, &amp; </w:t>
-      </w:r>
-      <w:proofErr w:type="spellStart"/>
-      <w:r>
-        <w:rPr>
-          <w:rFonts w:ascii="Quicksand" w:hAnsi="Quicksand" w:cs="Arial"/>
-          <w:bCs/>
-          <w:color w:val="000000" w:themeColor="text1"/>
-          <w:sz w:val="22"/>
-          <w:szCs w:val="22"/>
-          <w:lang w:val="en-GB"/>
-        </w:rPr>
-        <w:t>Limbut</w:t>
-      </w:r>
-      <w:proofErr w:type="spellEnd"/>
-      <w:r>
-        <w:rPr>
-          <w:rFonts w:ascii="Quicksand" w:hAnsi="Quicksand" w:cs="Arial"/>
-          <w:bCs/>
-          <w:color w:val="000000" w:themeColor="text1"/>
-          <w:sz w:val="22"/>
-          <w:szCs w:val="22"/>
-          <w:lang w:val="en-GB"/>
-        </w:rPr>
-        <w:t>, W. (2025).</w:t>
+        <w:t>, &amp; Limbut, W. (2025).</w:t>
       </w:r>
       <w:r>
         <w:rPr>
@@ -17987,18 +17487,7 @@
           <w:szCs w:val="22"/>
           <w:shd w:val="clear" w:color="auto" w:fill="FFFFFF"/>
         </w:rPr>
-        <w:t xml:space="preserve"> Promsuwan, K., Saichanapan, J., Soleh, A., Saisahas, K., Samoson, K., ... &amp; Limbut, W. (2024). A disposable metal-free electrochemical sensor uses a boron/nitrogen co-doped multi-walled carbon nanotubes electrocatalyst to </w:t>
-      </w:r>
-      <w:r>
-        <w:rPr>
-          <w:rFonts w:ascii="Quicksand" w:hAnsi="Quicksand" w:cs="Arial"/>
-          <w:color w:val="222222"/>
-          <w:sz w:val="22"/>
-          <w:szCs w:val="22"/>
-          <w:shd w:val="clear" w:color="auto" w:fill="FFFFFF"/>
-        </w:rPr>
-        <w:lastRenderedPageBreak/>
-        <w:t>determine the anticancer drug flutamide. </w:t>
+        <w:t xml:space="preserve"> Promsuwan, K., Saichanapan, J., Soleh, A., Saisahas, K., Samoson, K., ... &amp; Limbut, W. (2024). A disposable metal-free electrochemical sensor uses a boron/nitrogen co-doped multi-walled carbon nanotubes electrocatalyst to determine the anticancer drug flutamide. </w:t>
       </w:r>
       <w:r>
         <w:rPr>
@@ -18102,20 +17591,6 @@
     <w:p>
       <w:pPr>
         <w:pStyle w:val="PlainText"/>
-        <w:ind w:left="720" w:hanging="720"/>
-        <w:jc w:val="both"/>
-        <w:rPr>
-          <w:rFonts w:ascii="Quicksand" w:hAnsi="Quicksand" w:cs="Arial"/>
-          <w:b/>
-          <w:sz w:val="22"/>
-          <w:szCs w:val="22"/>
-          <w:lang w:val="en-GB"/>
-        </w:rPr>
-      </w:pPr>
-    </w:p>
-    <w:p>
-      <w:pPr>
-        <w:pStyle w:val="PlainText"/>
         <w:numPr>
           <w:ilvl w:val="0"/>
           <w:numId w:val="18"/>
@@ -18140,6 +17615,7 @@
           <w:szCs w:val="22"/>
           <w:shd w:val="clear" w:color="auto" w:fill="FFFFFF"/>
         </w:rPr>
+        <w:lastRenderedPageBreak/>
         <w:t>Wangchuk, S.</w:t>
       </w:r>
       <w:r>
@@ -19501,18 +18977,7 @@
           <w:szCs w:val="22"/>
           <w:shd w:val="clear" w:color="auto" w:fill="FFFFFF"/>
         </w:rPr>
-        <w:t>... &amp; Limbut, W. (2023). A Ternary Nanocomposite Based on Nano-</w:t>
-      </w:r>
-      <w:r>
-        <w:rPr>
-          <w:rFonts w:ascii="Quicksand" w:hAnsi="Quicksand" w:cs="Arial"/>
-          <w:color w:val="222222"/>
-          <w:sz w:val="22"/>
-          <w:szCs w:val="22"/>
-          <w:shd w:val="clear" w:color="auto" w:fill="FFFFFF"/>
-        </w:rPr>
-        <w:lastRenderedPageBreak/>
-        <w:t>Bimetallic Platinum/Nickel Decorated on Multi-Walled Carbon Nanotubes for Flow Injection Amperometric Detection of Promethazine. </w:t>
+        <w:t>... &amp; Limbut, W. (2023). A Ternary Nanocomposite Based on Nano-Bimetallic Platinum/Nickel Decorated on Multi-Walled Carbon Nanotubes for Flow Injection Amperometric Detection of Promethazine. </w:t>
       </w:r>
       <w:r>
         <w:rPr>
@@ -20972,16 +20437,7 @@
           <w:sz w:val="22"/>
           <w:szCs w:val="22"/>
         </w:rPr>
-        <w:t xml:space="preserve">Development of Electrochemical Sensing Platforms Based on Functionalized Carbon Nanomaterials: Applications in </w:t>
-      </w:r>
-      <w:r>
-        <w:rPr>
-          <w:rFonts w:ascii="Quicksand" w:hAnsi="Quicksand" w:cs="Arial"/>
-          <w:sz w:val="22"/>
-          <w:szCs w:val="22"/>
-        </w:rPr>
-        <w:lastRenderedPageBreak/>
-        <w:t xml:space="preserve">Environmental </w:t>
+        <w:t xml:space="preserve">Development of Electrochemical Sensing Platforms Based on Functionalized Carbon Nanomaterials: Applications in Environmental </w:t>
       </w:r>
       <w:r>
         <w:rPr>
@@ -21094,6 +20550,7 @@
           <w:sz w:val="22"/>
           <w:szCs w:val="22"/>
         </w:rPr>
+        <w:lastRenderedPageBreak/>
         <w:t>Wangchuk, S.</w:t>
       </w:r>
       <w:r>
@@ -21128,31 +20585,88 @@
           <w:sz w:val="22"/>
           <w:szCs w:val="22"/>
         </w:rPr>
-        <w:t xml:space="preserve">Water Source Sampling and Water Quality Testing for </w:t>
-      </w:r>
-      <w:proofErr w:type="spellStart"/>
+        <w:t>Water Source Sampling and Water Quality Testing for Dorjilung Hydropower Project Limited</w:t>
+      </w:r>
       <w:r>
         <w:rPr>
           <w:rFonts w:ascii="Quicksand" w:hAnsi="Quicksand"/>
-          <w:i/>
-          <w:iCs/>
-          <w:color w:val="000000" w:themeColor="text1"/>
-          <w:sz w:val="22"/>
-          <w:szCs w:val="22"/>
-        </w:rPr>
-        <w:t>Dorjilung</w:t>
-      </w:r>
-      <w:proofErr w:type="spellEnd"/>
+          <w:color w:val="000000" w:themeColor="text1"/>
+          <w:sz w:val="22"/>
+          <w:szCs w:val="22"/>
+        </w:rPr>
+        <w:t>.</w:t>
+      </w:r>
       <w:r>
         <w:rPr>
           <w:rFonts w:ascii="Quicksand" w:hAnsi="Quicksand"/>
-          <w:i/>
-          <w:iCs/>
-          <w:color w:val="000000" w:themeColor="text1"/>
-          <w:sz w:val="22"/>
-          <w:szCs w:val="22"/>
-        </w:rPr>
-        <w:t xml:space="preserve"> Hydropower Project Limited</w:t>
+          <w:color w:val="000000" w:themeColor="text1"/>
+          <w:sz w:val="22"/>
+          <w:szCs w:val="22"/>
+        </w:rPr>
+        <w:t xml:space="preserve"> </w:t>
+      </w:r>
+      <w:r>
+        <w:rPr>
+          <w:rFonts w:ascii="Quicksand" w:hAnsi="Quicksand" w:cs="Arial"/>
+          <w:color w:val="000000" w:themeColor="text1"/>
+          <w:sz w:val="22"/>
+          <w:szCs w:val="22"/>
+        </w:rPr>
+        <w:t>A</w:t>
+      </w:r>
+      <w:r>
+        <w:rPr>
+          <w:rFonts w:ascii="Quicksand" w:hAnsi="Quicksand" w:cs="Arial"/>
+          <w:color w:val="000000" w:themeColor="text1"/>
+          <w:sz w:val="22"/>
+          <w:szCs w:val="22"/>
+        </w:rPr>
+        <w:t xml:space="preserve">n exclusive </w:t>
+      </w:r>
+      <w:r>
+        <w:rPr>
+          <w:rFonts w:ascii="Quicksand" w:hAnsi="Quicksand" w:cs="Arial"/>
+          <w:color w:val="000000" w:themeColor="text1"/>
+          <w:sz w:val="22"/>
+          <w:szCs w:val="22"/>
+        </w:rPr>
+        <w:t>technical</w:t>
+      </w:r>
+      <w:r>
+        <w:rPr>
+          <w:rFonts w:ascii="Quicksand" w:hAnsi="Quicksand" w:cs="Arial"/>
+          <w:color w:val="000000" w:themeColor="text1"/>
+          <w:sz w:val="22"/>
+          <w:szCs w:val="22"/>
+        </w:rPr>
+        <w:t xml:space="preserve"> </w:t>
+      </w:r>
+      <w:r>
+        <w:rPr>
+          <w:rFonts w:ascii="Quicksand" w:hAnsi="Quicksand" w:cs="Arial"/>
+          <w:color w:val="000000" w:themeColor="text1"/>
+          <w:sz w:val="22"/>
+          <w:szCs w:val="22"/>
+        </w:rPr>
+        <w:t>report</w:t>
+      </w:r>
+      <w:r>
+        <w:rPr>
+          <w:rFonts w:ascii="Quicksand" w:hAnsi="Quicksand" w:cs="Arial"/>
+          <w:color w:val="000000" w:themeColor="text1"/>
+          <w:sz w:val="22"/>
+          <w:szCs w:val="22"/>
+        </w:rPr>
+        <w:t xml:space="preserve"> and</w:t>
+      </w:r>
+      <w:r>
+        <w:rPr>
+          <w:rFonts w:ascii="Quicksand" w:hAnsi="Quicksand" w:cs="Arial"/>
+          <w:color w:val="000000" w:themeColor="text1"/>
+          <w:sz w:val="22"/>
+          <w:szCs w:val="22"/>
+        </w:rPr>
+        <w:t xml:space="preserve"> research project </w:t>
       </w:r>
       <w:r>
         <w:rPr>
@@ -21161,7 +20675,7 @@
           <w:sz w:val="22"/>
           <w:szCs w:val="22"/>
         </w:rPr>
-        <w:t>.</w:t>
+        <w:t xml:space="preserve">funded by </w:t>
       </w:r>
       <w:r>
         <w:rPr>
@@ -21170,108 +20684,16 @@
           <w:sz w:val="22"/>
           <w:szCs w:val="22"/>
         </w:rPr>
-        <w:t xml:space="preserve"> </w:t>
-      </w:r>
-      <w:r>
-        <w:rPr>
-          <w:rFonts w:ascii="Quicksand" w:hAnsi="Quicksand" w:cs="Arial"/>
-          <w:color w:val="000000" w:themeColor="text1"/>
-          <w:sz w:val="22"/>
-          <w:szCs w:val="22"/>
-        </w:rPr>
-        <w:t>A</w:t>
-      </w:r>
-      <w:r>
-        <w:rPr>
-          <w:rFonts w:ascii="Quicksand" w:hAnsi="Quicksand" w:cs="Arial"/>
-          <w:color w:val="000000" w:themeColor="text1"/>
-          <w:sz w:val="22"/>
-          <w:szCs w:val="22"/>
-        </w:rPr>
-        <w:t xml:space="preserve">n exclusive </w:t>
-      </w:r>
-      <w:r>
-        <w:rPr>
-          <w:rFonts w:ascii="Quicksand" w:hAnsi="Quicksand" w:cs="Arial"/>
-          <w:color w:val="000000" w:themeColor="text1"/>
-          <w:sz w:val="22"/>
-          <w:szCs w:val="22"/>
-        </w:rPr>
-        <w:t>technical</w:t>
-      </w:r>
-      <w:r>
-        <w:rPr>
-          <w:rFonts w:ascii="Quicksand" w:hAnsi="Quicksand" w:cs="Arial"/>
-          <w:color w:val="000000" w:themeColor="text1"/>
-          <w:sz w:val="22"/>
-          <w:szCs w:val="22"/>
-        </w:rPr>
-        <w:t xml:space="preserve"> </w:t>
-      </w:r>
-      <w:r>
-        <w:rPr>
-          <w:rFonts w:ascii="Quicksand" w:hAnsi="Quicksand" w:cs="Arial"/>
-          <w:color w:val="000000" w:themeColor="text1"/>
-          <w:sz w:val="22"/>
-          <w:szCs w:val="22"/>
-        </w:rPr>
-        <w:t>report</w:t>
-      </w:r>
-      <w:r>
-        <w:rPr>
-          <w:rFonts w:ascii="Quicksand" w:hAnsi="Quicksand" w:cs="Arial"/>
-          <w:color w:val="000000" w:themeColor="text1"/>
-          <w:sz w:val="22"/>
-          <w:szCs w:val="22"/>
-        </w:rPr>
-        <w:t xml:space="preserve"> and</w:t>
-      </w:r>
-      <w:r>
-        <w:rPr>
-          <w:rFonts w:ascii="Quicksand" w:hAnsi="Quicksand" w:cs="Arial"/>
-          <w:color w:val="000000" w:themeColor="text1"/>
-          <w:sz w:val="22"/>
-          <w:szCs w:val="22"/>
-        </w:rPr>
-        <w:t xml:space="preserve"> research project </w:t>
-      </w:r>
-      <w:r>
-        <w:rPr>
-          <w:rFonts w:ascii="Quicksand" w:hAnsi="Quicksand"/>
-          <w:color w:val="000000" w:themeColor="text1"/>
-          <w:sz w:val="22"/>
-          <w:szCs w:val="22"/>
-        </w:rPr>
-        <w:t xml:space="preserve">funded by </w:t>
-      </w:r>
-      <w:r>
-        <w:rPr>
-          <w:rFonts w:ascii="Quicksand" w:hAnsi="Quicksand"/>
-          <w:color w:val="000000" w:themeColor="text1"/>
-          <w:sz w:val="22"/>
-          <w:szCs w:val="22"/>
-        </w:rPr>
         <w:t xml:space="preserve">the </w:t>
       </w:r>
-      <w:proofErr w:type="spellStart"/>
-      <w:r>
-        <w:rPr>
-          <w:rFonts w:ascii="Quicksand" w:hAnsi="Quicksand" w:cs="Arial"/>
-          <w:color w:val="000000" w:themeColor="text1"/>
-          <w:sz w:val="22"/>
-          <w:szCs w:val="22"/>
-        </w:rPr>
-        <w:t>Dorjilung</w:t>
-      </w:r>
-      <w:proofErr w:type="spellEnd"/>
-      <w:r>
-        <w:rPr>
-          <w:rFonts w:ascii="Quicksand" w:hAnsi="Quicksand" w:cs="Arial"/>
-          <w:color w:val="000000" w:themeColor="text1"/>
-          <w:sz w:val="22"/>
-          <w:szCs w:val="22"/>
-        </w:rPr>
-        <w:t xml:space="preserve"> Hydropower Project Limited</w:t>
+      <w:r>
+        <w:rPr>
+          <w:rFonts w:ascii="Quicksand" w:hAnsi="Quicksand" w:cs="Arial"/>
+          <w:color w:val="000000" w:themeColor="text1"/>
+          <w:sz w:val="22"/>
+          <w:szCs w:val="22"/>
+        </w:rPr>
+        <w:t>Dorjilung Hydropower Project Limited</w:t>
       </w:r>
       <w:r>
         <w:rPr>
@@ -21361,27 +20783,15 @@
         </w:rPr>
         <w:t xml:space="preserve"> Tobgay, S., &amp; </w:t>
       </w:r>
-      <w:proofErr w:type="spellStart"/>
-      <w:r>
-        <w:rPr>
-          <w:rFonts w:ascii="Quicksand" w:hAnsi="Quicksand" w:cs="Arial"/>
-          <w:color w:val="000000" w:themeColor="text1"/>
-          <w:sz w:val="22"/>
-          <w:szCs w:val="22"/>
-          <w:shd w:val="clear" w:color="auto" w:fill="FFFFFF"/>
-        </w:rPr>
-        <w:t>Subba</w:t>
-      </w:r>
-      <w:proofErr w:type="spellEnd"/>
-      <w:r>
-        <w:rPr>
-          <w:rFonts w:ascii="Quicksand" w:hAnsi="Quicksand" w:cs="Arial"/>
-          <w:color w:val="000000" w:themeColor="text1"/>
-          <w:sz w:val="22"/>
-          <w:szCs w:val="22"/>
-          <w:shd w:val="clear" w:color="auto" w:fill="FFFFFF"/>
-        </w:rPr>
-        <w:t xml:space="preserve">, J. R. </w:t>
+      <w:r>
+        <w:rPr>
+          <w:rFonts w:ascii="Quicksand" w:hAnsi="Quicksand" w:cs="Arial"/>
+          <w:color w:val="000000" w:themeColor="text1"/>
+          <w:sz w:val="22"/>
+          <w:szCs w:val="22"/>
+          <w:shd w:val="clear" w:color="auto" w:fill="FFFFFF"/>
+        </w:rPr>
+        <w:t xml:space="preserve">Subba, J. R. </w:t>
       </w:r>
       <w:r>
         <w:rPr>
@@ -21595,27 +21005,15 @@
         </w:rPr>
         <w:t xml:space="preserve"> Tobgay, S., &amp; </w:t>
       </w:r>
-      <w:proofErr w:type="spellStart"/>
-      <w:r>
-        <w:rPr>
-          <w:rFonts w:ascii="Quicksand" w:hAnsi="Quicksand" w:cs="Arial"/>
-          <w:color w:val="000000" w:themeColor="text1"/>
-          <w:sz w:val="22"/>
-          <w:szCs w:val="22"/>
-          <w:shd w:val="clear" w:color="auto" w:fill="FFFFFF"/>
-        </w:rPr>
-        <w:t>Subba</w:t>
-      </w:r>
-      <w:proofErr w:type="spellEnd"/>
-      <w:r>
-        <w:rPr>
-          <w:rFonts w:ascii="Quicksand" w:hAnsi="Quicksand" w:cs="Arial"/>
-          <w:color w:val="000000" w:themeColor="text1"/>
-          <w:sz w:val="22"/>
-          <w:szCs w:val="22"/>
-          <w:shd w:val="clear" w:color="auto" w:fill="FFFFFF"/>
-        </w:rPr>
-        <w:t xml:space="preserve">, J. R. </w:t>
+      <w:r>
+        <w:rPr>
+          <w:rFonts w:ascii="Quicksand" w:hAnsi="Quicksand" w:cs="Arial"/>
+          <w:color w:val="000000" w:themeColor="text1"/>
+          <w:sz w:val="22"/>
+          <w:szCs w:val="22"/>
+          <w:shd w:val="clear" w:color="auto" w:fill="FFFFFF"/>
+        </w:rPr>
+        <w:t xml:space="preserve">Subba, J. R. </w:t>
       </w:r>
       <w:r>
         <w:rPr>
@@ -21852,27 +21250,15 @@
         </w:rPr>
         <w:t xml:space="preserve"> Tobgay, S., &amp; </w:t>
       </w:r>
-      <w:proofErr w:type="spellStart"/>
-      <w:r>
-        <w:rPr>
-          <w:rFonts w:ascii="Quicksand" w:hAnsi="Quicksand" w:cs="Arial"/>
-          <w:color w:val="000000" w:themeColor="text1"/>
-          <w:sz w:val="22"/>
-          <w:szCs w:val="22"/>
-          <w:shd w:val="clear" w:color="auto" w:fill="FFFFFF"/>
-        </w:rPr>
-        <w:t>Subba</w:t>
-      </w:r>
-      <w:proofErr w:type="spellEnd"/>
-      <w:r>
-        <w:rPr>
-          <w:rFonts w:ascii="Quicksand" w:hAnsi="Quicksand" w:cs="Arial"/>
-          <w:color w:val="000000" w:themeColor="text1"/>
-          <w:sz w:val="22"/>
-          <w:szCs w:val="22"/>
-          <w:shd w:val="clear" w:color="auto" w:fill="FFFFFF"/>
-        </w:rPr>
-        <w:t xml:space="preserve">, J. R. </w:t>
+      <w:r>
+        <w:rPr>
+          <w:rFonts w:ascii="Quicksand" w:hAnsi="Quicksand" w:cs="Arial"/>
+          <w:color w:val="000000" w:themeColor="text1"/>
+          <w:sz w:val="22"/>
+          <w:szCs w:val="22"/>
+          <w:shd w:val="clear" w:color="auto" w:fill="FFFFFF"/>
+        </w:rPr>
+        <w:t xml:space="preserve">Subba, J. R. </w:t>
       </w:r>
       <w:r>
         <w:rPr>
@@ -22081,27 +21467,15 @@
         </w:rPr>
         <w:t xml:space="preserve"> Tobgay, S., &amp; </w:t>
       </w:r>
-      <w:proofErr w:type="spellStart"/>
-      <w:r>
-        <w:rPr>
-          <w:rFonts w:ascii="Quicksand" w:hAnsi="Quicksand" w:cs="Arial"/>
-          <w:color w:val="000000" w:themeColor="text1"/>
-          <w:sz w:val="22"/>
-          <w:szCs w:val="22"/>
-          <w:shd w:val="clear" w:color="auto" w:fill="FFFFFF"/>
-        </w:rPr>
-        <w:t>Subba</w:t>
-      </w:r>
-      <w:proofErr w:type="spellEnd"/>
-      <w:r>
-        <w:rPr>
-          <w:rFonts w:ascii="Quicksand" w:hAnsi="Quicksand" w:cs="Arial"/>
-          <w:color w:val="000000" w:themeColor="text1"/>
-          <w:sz w:val="22"/>
-          <w:szCs w:val="22"/>
-          <w:shd w:val="clear" w:color="auto" w:fill="FFFFFF"/>
-        </w:rPr>
-        <w:t>, J. R.</w:t>
+      <w:r>
+        <w:rPr>
+          <w:rFonts w:ascii="Quicksand" w:hAnsi="Quicksand" w:cs="Arial"/>
+          <w:color w:val="000000" w:themeColor="text1"/>
+          <w:sz w:val="22"/>
+          <w:szCs w:val="22"/>
+          <w:shd w:val="clear" w:color="auto" w:fill="FFFFFF"/>
+        </w:rPr>
+        <w:t>Subba, J. R.</w:t>
       </w:r>
       <w:r>
         <w:rPr>
@@ -22144,31 +21518,7 @@
           <w:sz w:val="22"/>
           <w:szCs w:val="22"/>
         </w:rPr>
-        <w:t xml:space="preserve">services for the 132 kV D/C </w:t>
-      </w:r>
-      <w:proofErr w:type="spellStart"/>
-      <w:r>
-        <w:rPr>
-          <w:rFonts w:ascii="Quicksand" w:hAnsi="Quicksand"/>
-          <w:i/>
-          <w:iCs/>
-          <w:color w:val="000000" w:themeColor="text1"/>
-          <w:sz w:val="22"/>
-          <w:szCs w:val="22"/>
-        </w:rPr>
-        <w:t>Gamri</w:t>
-      </w:r>
-      <w:proofErr w:type="spellEnd"/>
-      <w:r>
-        <w:rPr>
-          <w:rFonts w:ascii="Quicksand" w:hAnsi="Quicksand"/>
-          <w:i/>
-          <w:iCs/>
-          <w:color w:val="000000" w:themeColor="text1"/>
-          <w:sz w:val="22"/>
-          <w:szCs w:val="22"/>
-        </w:rPr>
-        <w:t xml:space="preserve"> I &amp; II </w:t>
+        <w:t xml:space="preserve">services for the 132 kV D/C Gamri I &amp; II </w:t>
       </w:r>
       <w:r>
         <w:rPr>
@@ -22357,7 +21707,6 @@
           <w:szCs w:val="22"/>
         </w:rPr>
       </w:pPr>
-      <w:proofErr w:type="spellStart"/>
       <w:r>
         <w:rPr>
           <w:rStyle w:val="Strong"/>
@@ -22367,43 +21716,7 @@
           <w:sz w:val="22"/>
           <w:szCs w:val="22"/>
         </w:rPr>
-        <w:t>Dendup</w:t>
-      </w:r>
-      <w:proofErr w:type="spellEnd"/>
-      <w:r>
-        <w:rPr>
-          <w:rStyle w:val="Strong"/>
-          <w:rFonts w:ascii="Quicksand" w:hAnsi="Quicksand" w:cs="Arial"/>
-          <w:b w:val="0"/>
-          <w:bCs w:val="0"/>
-          <w:sz w:val="22"/>
-          <w:szCs w:val="22"/>
-        </w:rPr>
-        <w:t xml:space="preserve"> T., </w:t>
-      </w:r>
-      <w:proofErr w:type="spellStart"/>
-      <w:r>
-        <w:rPr>
-          <w:rStyle w:val="Strong"/>
-          <w:rFonts w:ascii="Quicksand" w:hAnsi="Quicksand" w:cs="Arial"/>
-          <w:b w:val="0"/>
-          <w:bCs w:val="0"/>
-          <w:sz w:val="22"/>
-          <w:szCs w:val="22"/>
-        </w:rPr>
-        <w:t>Nidup</w:t>
-      </w:r>
-      <w:proofErr w:type="spellEnd"/>
-      <w:r>
-        <w:rPr>
-          <w:rStyle w:val="Strong"/>
-          <w:rFonts w:ascii="Quicksand" w:hAnsi="Quicksand" w:cs="Arial"/>
-          <w:b w:val="0"/>
-          <w:bCs w:val="0"/>
-          <w:sz w:val="22"/>
-          <w:szCs w:val="22"/>
-        </w:rPr>
-        <w:t>, T., &amp;</w:t>
+        <w:t>Dendup T., Nidup, T., &amp;</w:t>
       </w:r>
       <w:r>
         <w:rPr>
@@ -22446,25 +21759,7 @@
           <w:sz w:val="22"/>
           <w:szCs w:val="22"/>
         </w:rPr>
-        <w:t xml:space="preserve"> for the 20 MW </w:t>
-      </w:r>
-      <w:proofErr w:type="spellStart"/>
-      <w:r>
-        <w:rPr>
-          <w:rFonts w:ascii="Quicksand" w:hAnsi="Quicksand" w:cs="Arial"/>
-          <w:sz w:val="22"/>
-          <w:szCs w:val="22"/>
-        </w:rPr>
-        <w:t>Yungichhu</w:t>
-      </w:r>
-      <w:proofErr w:type="spellEnd"/>
-      <w:r>
-        <w:rPr>
-          <w:rFonts w:ascii="Quicksand" w:hAnsi="Quicksand" w:cs="Arial"/>
-          <w:sz w:val="22"/>
-          <w:szCs w:val="22"/>
-        </w:rPr>
-        <w:t xml:space="preserve"> Hydropower Project</w:t>
+        <w:t xml:space="preserve"> for the 20 MW Yungichhu Hydropower Project</w:t>
       </w:r>
       <w:r>
         <w:rPr>
@@ -22569,7 +21864,6 @@
           <w:szCs w:val="22"/>
         </w:rPr>
       </w:pPr>
-      <w:proofErr w:type="spellStart"/>
       <w:r>
         <w:rPr>
           <w:rStyle w:val="Strong"/>
@@ -22579,9 +21873,8 @@
           <w:sz w:val="22"/>
           <w:szCs w:val="22"/>
         </w:rPr>
-        <w:t>Nidup</w:t>
-      </w:r>
-      <w:proofErr w:type="spellEnd"/>
+        <w:t>Nidup, T., Dendup</w:t>
+      </w:r>
       <w:r>
         <w:rPr>
           <w:rStyle w:val="Strong"/>
@@ -22591,9 +21884,8 @@
           <w:sz w:val="22"/>
           <w:szCs w:val="22"/>
         </w:rPr>
-        <w:t xml:space="preserve">, T., </w:t>
-      </w:r>
-      <w:proofErr w:type="spellStart"/>
+        <w:t>,</w:t>
+      </w:r>
       <w:r>
         <w:rPr>
           <w:rStyle w:val="Strong"/>
@@ -22603,29 +21895,6 @@
           <w:sz w:val="22"/>
           <w:szCs w:val="22"/>
         </w:rPr>
-        <w:t>Dendup</w:t>
-      </w:r>
-      <w:proofErr w:type="spellEnd"/>
-      <w:r>
-        <w:rPr>
-          <w:rStyle w:val="Strong"/>
-          <w:rFonts w:ascii="Quicksand" w:hAnsi="Quicksand" w:cs="Arial"/>
-          <w:b w:val="0"/>
-          <w:bCs w:val="0"/>
-          <w:sz w:val="22"/>
-          <w:szCs w:val="22"/>
-        </w:rPr>
-        <w:t>,</w:t>
-      </w:r>
-      <w:r>
-        <w:rPr>
-          <w:rStyle w:val="Strong"/>
-          <w:rFonts w:ascii="Quicksand" w:hAnsi="Quicksand" w:cs="Arial"/>
-          <w:b w:val="0"/>
-          <w:bCs w:val="0"/>
-          <w:sz w:val="22"/>
-          <w:szCs w:val="22"/>
-        </w:rPr>
         <w:t xml:space="preserve"> T., &amp;</w:t>
       </w:r>
       <w:r>
@@ -22669,25 +21938,7 @@
           <w:sz w:val="22"/>
           <w:szCs w:val="22"/>
         </w:rPr>
-        <w:t xml:space="preserve"> for the 8 MW </w:t>
-      </w:r>
-      <w:proofErr w:type="spellStart"/>
-      <w:r>
-        <w:rPr>
-          <w:rFonts w:ascii="Quicksand" w:hAnsi="Quicksand" w:cs="Arial"/>
-          <w:sz w:val="22"/>
-          <w:szCs w:val="22"/>
-        </w:rPr>
-        <w:t>Thungdiri</w:t>
-      </w:r>
-      <w:proofErr w:type="spellEnd"/>
-      <w:r>
-        <w:rPr>
-          <w:rFonts w:ascii="Quicksand" w:hAnsi="Quicksand" w:cs="Arial"/>
-          <w:sz w:val="22"/>
-          <w:szCs w:val="22"/>
-        </w:rPr>
-        <w:t xml:space="preserve"> Hydropower Project</w:t>
+        <w:t xml:space="preserve"> for the 8 MW Thungdiri Hydropower Project</w:t>
       </w:r>
       <w:r>
         <w:rPr>
@@ -22959,27 +22210,7 @@
                 <w:szCs w:val="19"/>
                 <w:lang w:val="en-GB"/>
               </w:rPr>
-              <w:t>(mm/</w:t>
-            </w:r>
-            <w:proofErr w:type="spellStart"/>
-            <w:r>
-              <w:rPr>
-                <w:rFonts w:ascii="Arial" w:hAnsi="Arial" w:cs="Arial"/>
-                <w:sz w:val="19"/>
-                <w:szCs w:val="19"/>
-                <w:lang w:val="en-GB"/>
-              </w:rPr>
-              <w:t>yyyy</w:t>
-            </w:r>
-            <w:proofErr w:type="spellEnd"/>
-            <w:r>
-              <w:rPr>
-                <w:rFonts w:ascii="Arial" w:hAnsi="Arial" w:cs="Arial"/>
-                <w:sz w:val="19"/>
-                <w:szCs w:val="19"/>
-                <w:lang w:val="en-GB"/>
-              </w:rPr>
-              <w:t xml:space="preserve">) </w:t>
+              <w:t xml:space="preserve">(mm/yyyy) </w:t>
             </w:r>
             <w:r>
               <w:rPr>
@@ -22999,27 +22230,7 @@
                 <w:szCs w:val="19"/>
                 <w:lang w:val="en-GB"/>
               </w:rPr>
-              <w:t xml:space="preserve"> (mm/</w:t>
-            </w:r>
-            <w:proofErr w:type="spellStart"/>
-            <w:r>
-              <w:rPr>
-                <w:rFonts w:ascii="Arial" w:hAnsi="Arial" w:cs="Arial"/>
-                <w:sz w:val="19"/>
-                <w:szCs w:val="19"/>
-                <w:lang w:val="en-GB"/>
-              </w:rPr>
-              <w:t>yyyy</w:t>
-            </w:r>
-            <w:proofErr w:type="spellEnd"/>
-            <w:r>
-              <w:rPr>
-                <w:rFonts w:ascii="Arial" w:hAnsi="Arial" w:cs="Arial"/>
-                <w:sz w:val="19"/>
-                <w:szCs w:val="19"/>
-                <w:lang w:val="en-GB"/>
-              </w:rPr>
-              <w:t>)</w:t>
+              <w:t xml:space="preserve"> (mm/yyyy)</w:t>
             </w:r>
           </w:p>
         </w:tc>
@@ -23090,7 +22301,6 @@
                 <w:lang w:val="en-GB"/>
               </w:rPr>
             </w:pPr>
-            <w:proofErr w:type="spellStart"/>
             <w:r>
               <w:rPr>
                 <w:rFonts w:ascii="Quicksand" w:hAnsi="Quicksand" w:cs="Arial"/>
@@ -23099,7 +22309,6 @@
               </w:rPr>
               <w:t>Editage</w:t>
             </w:r>
-            <w:proofErr w:type="spellEnd"/>
           </w:p>
         </w:tc>
         <w:tc>
@@ -24068,7 +23277,6 @@
                 <w:lang w:val="en-GB"/>
               </w:rPr>
             </w:pPr>
-            <w:proofErr w:type="spellStart"/>
             <w:r>
               <w:rPr>
                 <w:rFonts w:ascii="Quicksand" w:hAnsi="Quicksand" w:cs="Arial"/>
@@ -24078,19 +23286,7 @@
                 <w:szCs w:val="19"/>
                 <w:lang w:val="en-GB"/>
               </w:rPr>
-              <w:t>Editage</w:t>
-            </w:r>
-            <w:proofErr w:type="spellEnd"/>
-            <w:r>
-              <w:rPr>
-                <w:rFonts w:ascii="Quicksand" w:hAnsi="Quicksand" w:cs="Arial"/>
-                <w:bCs/>
-                <w:color w:val="000000" w:themeColor="text1"/>
-                <w:sz w:val="19"/>
-                <w:szCs w:val="19"/>
-                <w:lang w:val="en-GB"/>
-              </w:rPr>
-              <w:t xml:space="preserve"> </w:t>
+              <w:t xml:space="preserve">Editage </w:t>
             </w:r>
             <w:r>
               <w:rPr>
@@ -24191,7 +23387,6 @@
                 <w:szCs w:val="19"/>
                 <w:lang w:val="en-GB"/>
               </w:rPr>
-              <w:lastRenderedPageBreak/>
               <w:t>Hook Readers Early: Writing Amazing Abstracts, Introductions, and Titles</w:t>
             </w:r>
           </w:p>
@@ -24316,7 +23511,6 @@
                 <w:lang w:val="en-GB"/>
               </w:rPr>
             </w:pPr>
-            <w:proofErr w:type="spellStart"/>
             <w:r>
               <w:rPr>
                 <w:rFonts w:ascii="Quicksand" w:eastAsiaTheme="minorHAnsi" w:hAnsi="Quicksand"/>
@@ -24325,18 +23519,7 @@
                 <w:lang w:val="en-GB" w:bidi="th-TH"/>
                 <w14:ligatures w14:val="standardContextual"/>
               </w:rPr>
-              <w:t>IMRaD</w:t>
-            </w:r>
-            <w:proofErr w:type="spellEnd"/>
-            <w:r>
-              <w:rPr>
-                <w:rFonts w:ascii="Quicksand" w:eastAsiaTheme="minorHAnsi" w:hAnsi="Quicksand"/>
-                <w:sz w:val="19"/>
-                <w:szCs w:val="19"/>
-                <w:lang w:val="en-GB" w:bidi="th-TH"/>
-                <w14:ligatures w14:val="standardContextual"/>
-              </w:rPr>
-              <w:t xml:space="preserve"> Power! Writing Your Manuscript Section-by-Section </w:t>
+              <w:t xml:space="preserve">IMRaD Power! Writing Your Manuscript Section-by-Section </w:t>
             </w:r>
           </w:p>
         </w:tc>
@@ -24467,6 +23650,7 @@
                 <w:szCs w:val="19"/>
                 <w:lang w:val="en-GB"/>
               </w:rPr>
+              <w:lastRenderedPageBreak/>
               <w:t>Erasmus</w:t>
             </w:r>
             <w:r>
@@ -24884,19 +24068,8 @@
                 <w:szCs w:val="19"/>
                 <w:lang w:val="en-GB"/>
               </w:rPr>
-              <w:t xml:space="preserve">Capacity Building Training on Air Pollution by Dr. Jas Raj </w:t>
+              <w:t>Capacity Building Training on Air Pollution by Dr. Jas Raj Subba</w:t>
             </w:r>
-            <w:proofErr w:type="spellStart"/>
-            <w:r>
-              <w:rPr>
-                <w:rFonts w:ascii="Quicksand" w:hAnsi="Quicksand" w:cs="ArialMT"/>
-                <w:sz w:val="19"/>
-                <w:szCs w:val="19"/>
-                <w:lang w:val="en-GB"/>
-              </w:rPr>
-              <w:t>Subba</w:t>
-            </w:r>
-            <w:proofErr w:type="spellEnd"/>
           </w:p>
         </w:tc>
         <w:tc>
@@ -25941,7 +25114,6 @@
                 <w:lang w:val="en-GB"/>
               </w:rPr>
             </w:pPr>
-            <w:proofErr w:type="spellStart"/>
             <w:r>
               <w:rPr>
                 <w:rFonts w:ascii="Quicksand" w:hAnsi="Quicksand" w:cs="Arial"/>
@@ -25951,19 +25123,7 @@
                 <w:szCs w:val="19"/>
                 <w:lang w:val="en-GB"/>
               </w:rPr>
-              <w:t>KnE</w:t>
-            </w:r>
-            <w:proofErr w:type="spellEnd"/>
-            <w:r>
-              <w:rPr>
-                <w:rFonts w:ascii="Quicksand" w:hAnsi="Quicksand" w:cs="Arial"/>
-                <w:bCs/>
-                <w:color w:val="000000" w:themeColor="text1"/>
-                <w:sz w:val="19"/>
-                <w:szCs w:val="19"/>
-                <w:lang w:val="en-GB"/>
-              </w:rPr>
-              <w:t xml:space="preserve"> Learn</w:t>
+              <w:t>KnE Learn</w:t>
             </w:r>
           </w:p>
         </w:tc>
@@ -26208,7 +25368,6 @@
                 <w:lang w:val="en-GB"/>
               </w:rPr>
             </w:pPr>
-            <w:proofErr w:type="spellStart"/>
             <w:r>
               <w:rPr>
                 <w:rFonts w:ascii="Quicksand" w:hAnsi="Quicksand" w:cs="Arial"/>
@@ -26218,19 +25377,7 @@
                 <w:szCs w:val="19"/>
                 <w:lang w:val="en-GB"/>
               </w:rPr>
-              <w:t>Editage</w:t>
-            </w:r>
-            <w:proofErr w:type="spellEnd"/>
-            <w:r>
-              <w:rPr>
-                <w:rFonts w:ascii="Quicksand" w:hAnsi="Quicksand" w:cs="Arial"/>
-                <w:bCs/>
-                <w:color w:val="000000" w:themeColor="text1"/>
-                <w:sz w:val="19"/>
-                <w:szCs w:val="19"/>
-                <w:lang w:val="en-GB"/>
-              </w:rPr>
-              <w:t xml:space="preserve"> Insights </w:t>
+              <w:t xml:space="preserve">Editage Insights </w:t>
             </w:r>
           </w:p>
         </w:tc>
@@ -27650,7 +26797,6 @@
                 <w:szCs w:val="19"/>
                 <w:lang w:val="en-GB"/>
               </w:rPr>
-              <w:lastRenderedPageBreak/>
               <w:t xml:space="preserve">Sustainable Nitrogen Management for Ecosystem Restoration </w:t>
             </w:r>
           </w:p>
@@ -28008,6 +27154,7 @@
                 <w:szCs w:val="19"/>
                 <w:lang w:val="en-GB"/>
               </w:rPr>
+              <w:lastRenderedPageBreak/>
               <w:t>Capacity-Building PhD Program</w:t>
             </w:r>
           </w:p>
@@ -28650,39 +27797,8 @@
                 <w:bCs/>
                 <w:lang w:val="en-GB"/>
               </w:rPr>
-              <w:t xml:space="preserve">Prof. Dr. </w:t>
+              <w:t>Prof. Dr. Warakorn Limbut</w:t>
             </w:r>
-            <w:proofErr w:type="spellStart"/>
-            <w:r>
-              <w:rPr>
-                <w:rFonts w:ascii="Quicksand" w:hAnsi="Quicksand" w:cs="Arial"/>
-                <w:b/>
-                <w:bCs/>
-                <w:lang w:val="en-GB"/>
-              </w:rPr>
-              <w:t>Warakorn</w:t>
-            </w:r>
-            <w:proofErr w:type="spellEnd"/>
-            <w:r>
-              <w:rPr>
-                <w:rFonts w:ascii="Quicksand" w:hAnsi="Quicksand" w:cs="Arial"/>
-                <w:b/>
-                <w:bCs/>
-                <w:lang w:val="en-GB"/>
-              </w:rPr>
-              <w:t xml:space="preserve"> </w:t>
-            </w:r>
-            <w:proofErr w:type="spellStart"/>
-            <w:r>
-              <w:rPr>
-                <w:rFonts w:ascii="Quicksand" w:hAnsi="Quicksand" w:cs="Arial"/>
-                <w:b/>
-                <w:bCs/>
-                <w:lang w:val="en-GB"/>
-              </w:rPr>
-              <w:t>Limbut</w:t>
-            </w:r>
-            <w:proofErr w:type="spellEnd"/>
           </w:p>
           <w:p>
             <w:pPr>
@@ -28757,23 +27873,7 @@
                 <w:rFonts w:ascii="Quicksand" w:hAnsi="Quicksand" w:cs="Arial"/>
                 <w:lang w:val="en-GB"/>
               </w:rPr>
-              <w:t xml:space="preserve">Prince of Songkla University, Hat </w:t>
-            </w:r>
-            <w:proofErr w:type="spellStart"/>
-            <w:r>
-              <w:rPr>
-                <w:rFonts w:ascii="Quicksand" w:hAnsi="Quicksand" w:cs="Arial"/>
-                <w:lang w:val="en-GB"/>
-              </w:rPr>
-              <w:t>Yai</w:t>
-            </w:r>
-            <w:proofErr w:type="spellEnd"/>
-            <w:r>
-              <w:rPr>
-                <w:rFonts w:ascii="Quicksand" w:hAnsi="Quicksand" w:cs="Arial"/>
-                <w:lang w:val="en-GB"/>
-              </w:rPr>
-              <w:t>, Songkhla</w:t>
+              <w:t>Prince of Songkla University, Hat Yai, Songkhla</w:t>
             </w:r>
           </w:p>
           <w:p>
@@ -28880,33 +27980,8 @@
                   <w:rStyle w:val="Strong"/>
                   <w:rFonts w:ascii="Quicksand" w:hAnsi="Quicksand" w:cs="Arial"/>
                 </w:rPr>
-                <w:t xml:space="preserve">Assoc. Prof. Dr. </w:t>
+                <w:t>Assoc. Prof. Dr. Chongdee Buranachai</w:t>
               </w:r>
-              <w:proofErr w:type="spellStart"/>
-              <w:r>
-                <w:rPr>
-                  <w:rStyle w:val="Strong"/>
-                  <w:rFonts w:ascii="Quicksand" w:hAnsi="Quicksand" w:cs="Arial"/>
-                </w:rPr>
-                <w:t>Chongdee</w:t>
-              </w:r>
-              <w:proofErr w:type="spellEnd"/>
-              <w:r>
-                <w:rPr>
-                  <w:rStyle w:val="Strong"/>
-                  <w:rFonts w:ascii="Quicksand" w:hAnsi="Quicksand" w:cs="Arial"/>
-                </w:rPr>
-                <w:t xml:space="preserve"> </w:t>
-              </w:r>
-              <w:proofErr w:type="spellStart"/>
-              <w:r>
-                <w:rPr>
-                  <w:rStyle w:val="Strong"/>
-                  <w:rFonts w:ascii="Quicksand" w:hAnsi="Quicksand" w:cs="Arial"/>
-                </w:rPr>
-                <w:t>Buranachai</w:t>
-              </w:r>
-              <w:proofErr w:type="spellEnd"/>
             </w:hyperlink>
             <w:r>
               <w:rPr>
@@ -28972,25 +28047,7 @@
                 <w:szCs w:val="22"/>
               </w:rPr>
               <w:br/>
-              <w:t xml:space="preserve">Prince of Songkla University, Hat </w:t>
-            </w:r>
-            <w:proofErr w:type="spellStart"/>
-            <w:r>
-              <w:rPr>
-                <w:rFonts w:ascii="Quicksand" w:hAnsi="Quicksand" w:cs="Arial"/>
-                <w:sz w:val="22"/>
-                <w:szCs w:val="22"/>
-              </w:rPr>
-              <w:t>Yai</w:t>
-            </w:r>
-            <w:proofErr w:type="spellEnd"/>
-            <w:r>
-              <w:rPr>
-                <w:rFonts w:ascii="Quicksand" w:hAnsi="Quicksand" w:cs="Arial"/>
-                <w:sz w:val="22"/>
-                <w:szCs w:val="22"/>
-              </w:rPr>
-              <w:t>, Songkhla</w:t>
+              <w:t>Prince of Songkla University, Hat Yai, Songkhla</w:t>
             </w:r>
           </w:p>
           <w:p>
@@ -29132,33 +28189,8 @@
                   <w:rStyle w:val="Strong"/>
                   <w:rFonts w:ascii="Quicksand" w:hAnsi="Quicksand" w:cs="Arial"/>
                 </w:rPr>
-                <w:t xml:space="preserve">Assoc. Prof. Dr. </w:t>
+                <w:t>Assoc. Prof. Dr. Apon Numnuam</w:t>
               </w:r>
-              <w:proofErr w:type="spellStart"/>
-              <w:r>
-                <w:rPr>
-                  <w:rStyle w:val="Strong"/>
-                  <w:rFonts w:ascii="Quicksand" w:hAnsi="Quicksand" w:cs="Arial"/>
-                </w:rPr>
-                <w:t>Apon</w:t>
-              </w:r>
-              <w:proofErr w:type="spellEnd"/>
-              <w:r>
-                <w:rPr>
-                  <w:rStyle w:val="Strong"/>
-                  <w:rFonts w:ascii="Quicksand" w:hAnsi="Quicksand" w:cs="Arial"/>
-                </w:rPr>
-                <w:t xml:space="preserve"> </w:t>
-              </w:r>
-              <w:proofErr w:type="spellStart"/>
-              <w:r>
-                <w:rPr>
-                  <w:rStyle w:val="Strong"/>
-                  <w:rFonts w:ascii="Quicksand" w:hAnsi="Quicksand" w:cs="Arial"/>
-                </w:rPr>
-                <w:t>Numnuam</w:t>
-              </w:r>
-              <w:proofErr w:type="spellEnd"/>
             </w:hyperlink>
             <w:r>
               <w:rPr>
@@ -29211,25 +28243,7 @@
                 <w:szCs w:val="22"/>
               </w:rPr>
               <w:br/>
-              <w:t xml:space="preserve">Prince of Songkla University, Hat </w:t>
-            </w:r>
-            <w:proofErr w:type="spellStart"/>
-            <w:r>
-              <w:rPr>
-                <w:rFonts w:ascii="Quicksand" w:hAnsi="Quicksand" w:cs="Arial"/>
-                <w:sz w:val="22"/>
-                <w:szCs w:val="22"/>
-              </w:rPr>
-              <w:t>Yai</w:t>
-            </w:r>
-            <w:proofErr w:type="spellEnd"/>
-            <w:r>
-              <w:rPr>
-                <w:rFonts w:ascii="Quicksand" w:hAnsi="Quicksand" w:cs="Arial"/>
-                <w:sz w:val="22"/>
-                <w:szCs w:val="22"/>
-              </w:rPr>
-              <w:t>, Songkhla</w:t>
+              <w:t>Prince of Songkla University, Hat Yai, Songkhla</w:t>
             </w:r>
           </w:p>
           <w:p>
@@ -29375,19 +28389,8 @@
                 <w:bCs/>
                 <w:lang w:val="en-GB"/>
               </w:rPr>
-              <w:t xml:space="preserve">Dr. Jas Raj </w:t>
+              <w:t>Dr. Jas Raj Subba</w:t>
             </w:r>
-            <w:proofErr w:type="spellStart"/>
-            <w:r>
-              <w:rPr>
-                <w:rFonts w:ascii="Quicksand" w:hAnsi="Quicksand" w:cs="Arial"/>
-                <w:b/>
-                <w:bCs/>
-                <w:lang w:val="en-GB"/>
-              </w:rPr>
-              <w:t>Subba</w:t>
-            </w:r>
-            <w:proofErr w:type="spellEnd"/>
           </w:p>
           <w:p>
             <w:pPr>
